--- a/docassemble/AKA2JBranding/data/templates/paternity_content.docx
+++ b/docassemble/AKA2JBranding/data/templates/paternity_content.docx
@@ -1,6 +1,6 @@
 
 <file path=word/document.xml><?xml version="1.0" encoding="utf-8"?>
-<w:document xmlns:wpc="http://schemas.microsoft.com/office/word/2010/wordprocessingCanvas" xmlns:cx="http://schemas.microsoft.com/office/drawing/2014/chartex" xmlns:cx1="http://schemas.microsoft.com/office/drawing/2015/9/8/chartex" xmlns:cx2="http://schemas.microsoft.com/office/drawing/2015/10/21/chartex" xmlns:cx3="http://schemas.microsoft.com/office/drawing/2016/5/9/chartex" xmlns:cx4="http://schemas.microsoft.com/office/drawing/2016/5/10/chartex" xmlns:cx5="http://schemas.microsoft.com/office/drawing/2016/5/11/chartex" xmlns:cx6="http://schemas.microsoft.com/office/drawing/2016/5/12/chartex" xmlns:cx7="http://schemas.microsoft.com/office/drawing/2016/5/13/chartex" xmlns:cx8="http://schemas.microsoft.com/office/drawing/2016/5/14/chartex" xmlns:mc="http://schemas.openxmlformats.org/markup-compatibility/2006" xmlns:aink="http://schemas.microsoft.com/office/drawing/2016/ink" xmlns:am3d="http://schemas.microsoft.com/office/drawing/2017/model3d" xmlns:o="urn:schemas-microsoft-com:office:office" xmlns:r="http://schemas.openxmlformats.org/officeDocument/2006/relationships" xmlns:m="http://schemas.openxmlformats.org/officeDocument/2006/math" xmlns:v="urn:schemas-microsoft-com:vml" xmlns:wp14="http://schemas.microsoft.com/office/word/2010/wordprocessingDrawing" xmlns:wp="http://schemas.openxmlformats.org/drawingml/2006/wordprocessingDrawing" xmlns:w10="urn:schemas-microsoft-com:office:word" xmlns:w="http://schemas.openxmlformats.org/wordprocessingml/2006/main" xmlns:w14="http://schemas.microsoft.com/office/word/2010/wordml" xmlns:w15="http://schemas.microsoft.com/office/word/2012/wordml" xmlns:w16cex="http://schemas.microsoft.com/office/word/2018/wordml/cex" xmlns:w16cid="http://schemas.microsoft.com/office/word/2016/wordml/cid" xmlns:w16="http://schemas.microsoft.com/office/word/2018/wordml" xmlns:w16sdtdh="http://schemas.microsoft.com/office/word/2020/wordml/sdtdatahash" xmlns:w16se="http://schemas.microsoft.com/office/word/2015/wordml/symex" xmlns:wpg="http://schemas.microsoft.com/office/word/2010/wordprocessingGroup" xmlns:wpi="http://schemas.microsoft.com/office/word/2010/wordprocessingInk" xmlns:wne="http://schemas.microsoft.com/office/word/2006/wordml" xmlns:wps="http://schemas.microsoft.com/office/word/2010/wordprocessingShape" mc:Ignorable="w14 w15 w16se w16cid w16 w16cex w16sdtdh wp14">
+<w:document xmlns:wpc="http://schemas.microsoft.com/office/word/2010/wordprocessingCanvas" xmlns:mc="http://schemas.openxmlformats.org/markup-compatibility/2006" xmlns:o="urn:schemas-microsoft-com:office:office" xmlns:r="http://schemas.openxmlformats.org/officeDocument/2006/relationships" xmlns:m="http://schemas.openxmlformats.org/officeDocument/2006/math" xmlns:v="urn:schemas-microsoft-com:vml" xmlns:wp14="http://schemas.microsoft.com/office/word/2010/wordprocessingDrawing" xmlns:wp="http://schemas.openxmlformats.org/drawingml/2006/wordprocessingDrawing" xmlns:w10="urn:schemas-microsoft-com:office:word" xmlns:w="http://schemas.openxmlformats.org/wordprocessingml/2006/main" xmlns:w14="http://schemas.microsoft.com/office/word/2010/wordml" xmlns:wpg="http://schemas.microsoft.com/office/word/2010/wordprocessingGroup" xmlns:wpi="http://schemas.microsoft.com/office/word/2010/wordprocessingInk" xmlns:wne="http://schemas.microsoft.com/office/word/2006/wordml" xmlns:wps="http://schemas.microsoft.com/office/word/2010/wordprocessingShape" mc:Ignorable="w14 wp14">
   <w:body>
     <w:p>
       <w:pPr>
@@ -45,17 +45,50 @@
         <w:rPr>
           <w:color w:val="FF0000"/>
         </w:rPr>
-        <w:t>{% if user_need in('custody', 'answer custody') %}</w:t>
-      </w:r>
-      <w:r>
-        <w:t>Establishing or disestablishing paternity in your custody case</w:t>
-      </w:r>
+        <w:t xml:space="preserve">{% if </w:t>
+      </w:r>
+      <w:proofErr w:type="spellStart"/>
       <w:r>
         <w:rPr>
           <w:color w:val="FF0000"/>
         </w:rPr>
+        <w:t>user_need</w:t>
+      </w:r>
+      <w:proofErr w:type="spellEnd"/>
+      <w:r>
+        <w:rPr>
+          <w:color w:val="FF0000"/>
+        </w:rPr>
+        <w:t xml:space="preserve"> </w:t>
+      </w:r>
+      <w:proofErr w:type="gramStart"/>
+      <w:r>
+        <w:rPr>
+          <w:color w:val="FF0000"/>
+        </w:rPr>
+        <w:t>in(</w:t>
+      </w:r>
+      <w:proofErr w:type="gramEnd"/>
+      <w:r>
+        <w:rPr>
+          <w:color w:val="FF0000"/>
+        </w:rPr>
+        <w:t>'custody', 'answer custody') %}</w:t>
+      </w:r>
+      <w:r>
+        <w:t xml:space="preserve">Establishing or disestablishing paternity in your custody </w:t>
+      </w:r>
+      <w:proofErr w:type="gramStart"/>
+      <w:r>
+        <w:t>case</w:t>
+      </w:r>
+      <w:r>
+        <w:rPr>
+          <w:color w:val="FF0000"/>
+        </w:rPr>
         <w:t>{</w:t>
       </w:r>
+      <w:proofErr w:type="gramEnd"/>
       <w:r>
         <w:rPr>
           <w:color w:val="FF0000"/>
@@ -138,18 +171,7 @@
         </w:numPr>
       </w:pPr>
       <w:r>
-        <w:t xml:space="preserve">The mother, legal father and biological father sign an affidavit </w:t>
-      </w:r>
-      <w:commentRangeStart w:id="0"/>
-      <w:r>
-        <w:t>stating</w:t>
-      </w:r>
-      <w:commentRangeEnd w:id="0"/>
-      <w:r>
-        <w:commentReference w:id="0"/>
-      </w:r>
-      <w:r>
-        <w:t xml:space="preserve"> the biological father. Fill out:</w:t>
+        <w:t>The mother, legal father and biological father sign an affidavit stating the biological father. Fill out:</w:t>
       </w:r>
       <w:r>
         <w:br/>
@@ -163,7 +185,7 @@
       <w:r>
         <w:t xml:space="preserve"> | [</w:t>
       </w:r>
-      <w:hyperlink r:id="rId8">
+      <w:hyperlink r:id="rId6">
         <w:r>
           <w:rPr>
             <w:rStyle w:val="Hyperlink"/>
@@ -216,7 +238,7 @@
         </w:rPr>
         <w:t xml:space="preserve"> [</w:t>
       </w:r>
-      <w:hyperlink r:id="rId9" w:history="1">
+      <w:hyperlink r:id="rId7" w:history="1">
         <w:r>
           <w:rPr>
             <w:rStyle w:val="Hyperlink"/>
@@ -237,62 +259,6 @@
         </w:rPr>
         <w:t>]</w:t>
       </w:r>
-      <w:r>
-        <w:rPr>
-          <w:b/>
-        </w:rPr>
-        <w:t xml:space="preserve"> </w:t>
-      </w:r>
-    </w:p>
-    <w:p>
-      <w:pPr>
-        <w:pStyle w:val="ListParagraph"/>
-        <w:numPr>
-          <w:ilvl w:val="1"/>
-          <w:numId w:val="41"/>
-        </w:numPr>
-        <w:tabs>
-          <w:tab w:val="clear" w:pos="720"/>
-          <w:tab w:val="num" w:pos="840"/>
-        </w:tabs>
-        <w:ind w:left="840"/>
-      </w:pPr>
-      <w:r>
-        <w:rPr>
-          <w:b/>
-        </w:rPr>
-        <w:t xml:space="preserve">Order for Genetic (DNA) Testing, </w:t>
-      </w:r>
-      <w:r>
-        <w:rPr>
-          <w:b/>
-        </w:rPr>
-        <w:t>DR-531</w:t>
-      </w:r>
-      <w:r>
-        <w:rPr>
-          <w:bCs/>
-        </w:rPr>
-        <w:t xml:space="preserve"> [</w:t>
-      </w:r>
-      <w:hyperlink r:id="rId10" w:history="1">
-        <w:r>
-          <w:rPr>
-            <w:rStyle w:val="Hyperlink"/>
-            <w:bCs/>
-          </w:rPr>
-          <w:t>Fill-in PDF</w:t>
-        </w:r>
-      </w:hyperlink>
-      <w:r>
-        <w:rPr>
-          <w:bCs/>
-        </w:rPr>
-        <w:t>]</w:t>
-      </w:r>
-      <w:r>
-        <w:t xml:space="preserve"> </w:t>
-      </w:r>
     </w:p>
     <w:p>
       <w:pPr>
@@ -392,11 +358,11 @@
         <w:t>{% if user_need == 'divorce' %}</w:t>
       </w:r>
       <w:r>
-        <w:t xml:space="preserve">Courts use genetic testing, more commonly called "DNA testing," to establish or disestablish paternity. To take the test, a DNA sample is collected using a swab, similar to a Q-Tip, inside the cheek to pick up cells. Samples </w:t>
+        <w:t xml:space="preserve">Courts use genetic testing, more commonly called "DNA testing," to establish or disestablish paternity. To take the test, a DNA sample is collected using a swab, similar to a Q-Tip, inside the cheek to pick up cells. Samples are collected from the mother, the child, and the person who may be the father. The </w:t>
       </w:r>
       <w:r>
         <w:lastRenderedPageBreak/>
-        <w:t>are collected from the mother, the child, and the person who may be the father. The testing is painless and the whole process takes about 15 minutes. Once all the samples have been collected, the result is ready within about 3 weeks.</w:t>
+        <w:t>testing is painless and the whole process takes about 15 minutes. Once all the samples have been collected, the result is ready within about 3 weeks.</w:t>
       </w:r>
     </w:p>
     <w:p>
@@ -419,11 +385,10 @@
         <w:t>In Cour</w:t>
       </w:r>
       <w:r>
-        <w:t>t: Once you open a case to end your marriage, you can file:</w:t>
-      </w:r>
-      <w:r>
-        <w:br/>
-        <w:t xml:space="preserve">a </w:t>
+        <w:t xml:space="preserve">t: Once you open a case to </w:t>
+      </w:r>
+      <w:r>
+        <w:t xml:space="preserve">end your marriage, you can file a </w:t>
       </w:r>
       <w:r>
         <w:rPr>
@@ -437,7 +402,7 @@
         </w:rPr>
         <w:t xml:space="preserve"> [</w:t>
       </w:r>
-      <w:hyperlink r:id="rId11" w:history="1">
+      <w:hyperlink r:id="rId8" w:history="1">
         <w:r>
           <w:rPr>
             <w:rStyle w:val="Hyperlink"/>
@@ -458,57 +423,6 @@
         </w:rPr>
         <w:t>]</w:t>
       </w:r>
-      <w:r>
-        <w:rPr>
-          <w:b/>
-        </w:rPr>
-        <w:t xml:space="preserve"> </w:t>
-      </w:r>
-      <w:r>
-        <w:rPr>
-          <w:bCs/>
-        </w:rPr>
-        <w:t>and</w:t>
-      </w:r>
-      <w:r>
-        <w:rPr>
-          <w:bCs/>
-        </w:rPr>
-        <w:t xml:space="preserve"> an</w:t>
-      </w:r>
-      <w:r>
-        <w:rPr>
-          <w:bCs/>
-        </w:rPr>
-        <w:br/>
-      </w:r>
-      <w:r>
-        <w:rPr>
-          <w:b/>
-        </w:rPr>
-        <w:t>Order for Genetic (DNA) Testing, DR-531</w:t>
-      </w:r>
-      <w:r>
-        <w:rPr>
-          <w:bCs/>
-        </w:rPr>
-        <w:t xml:space="preserve"> [</w:t>
-      </w:r>
-      <w:hyperlink r:id="rId12" w:history="1">
-        <w:r>
-          <w:rPr>
-            <w:rStyle w:val="Hyperlink"/>
-            <w:bCs/>
-          </w:rPr>
-          <w:t>Fill-in PDF</w:t>
-        </w:r>
-      </w:hyperlink>
-      <w:r>
-        <w:rPr>
-          <w:bCs/>
-        </w:rPr>
-        <w:t>]</w:t>
-      </w:r>
     </w:p>
     <w:p>
       <w:pPr>
@@ -610,23 +524,47 @@
       <w:r>
         <w:t xml:space="preserve">See CSED's </w:t>
       </w:r>
-      <w:hyperlink r:id="rId13" w:history="1">
+      <w:hyperlink r:id="rId9" w:history="1">
         <w:r>
           <w:rPr>
             <w:rStyle w:val="Hyperlink"/>
           </w:rPr>
-          <w:t>Paternity Establishment FAQ</w:t>
+          <w:t>Paternity Establish</w:t>
         </w:r>
-      </w:hyperlink>
-      <w:r>
-        <w:t xml:space="preserve"> and </w:t>
-      </w:r>
-      <w:hyperlink r:id="rId14" w:history="1">
         <w:r>
           <w:rPr>
             <w:rStyle w:val="Hyperlink"/>
           </w:rPr>
-          <w:t>contact CSED</w:t>
+          <w:t>m</w:t>
+        </w:r>
+        <w:r>
+          <w:rPr>
+            <w:rStyle w:val="Hyperlink"/>
+          </w:rPr>
+          <w:t>ent FAQ</w:t>
+        </w:r>
+      </w:hyperlink>
+      <w:r>
+        <w:t xml:space="preserve"> and </w:t>
+      </w:r>
+      <w:hyperlink r:id="rId10" w:history="1">
+        <w:r>
+          <w:rPr>
+            <w:rStyle w:val="Hyperlink"/>
+          </w:rPr>
+          <w:t>con</w:t>
+        </w:r>
+        <w:r>
+          <w:rPr>
+            <w:rStyle w:val="Hyperlink"/>
+          </w:rPr>
+          <w:t>t</w:t>
+        </w:r>
+        <w:r>
+          <w:rPr>
+            <w:rStyle w:val="Hyperlink"/>
+          </w:rPr>
+          <w:t>act CSED</w:t>
         </w:r>
       </w:hyperlink>
       <w:r>
@@ -708,11 +646,11 @@
         <w:pStyle w:val="Body"/>
       </w:pPr>
       <w:r>
-        <w:t xml:space="preserve"> If a parent thinks the husband is not the biological or adopted father of a child born during the marriage, that parent can ask the court to remove the husband’s rights and </w:t>
+        <w:t xml:space="preserve"> If a parent thinks the husband is not the biological or adopted father of a child born during the marriage, that parent can ask the court to remove the husband’s rights and responsibilities for that child. This is called “disestablishing paternity.” You need clear </w:t>
       </w:r>
       <w:r>
         <w:lastRenderedPageBreak/>
-        <w:t>responsibilities for that child. This is called “disestablishing paternity.” You need clear and convincing evidence. There are different ways to do this depending on the situation so you need to figure out what will work in your case. Some options are:</w:t>
+        <w:t>and convincing evidence. There are different ways to do this depending on the situation so you need to figure out what will work in your case. Some options are:</w:t>
       </w:r>
     </w:p>
     <w:p>
@@ -737,9 +675,12 @@
         <w:t>Three-Way Affidavit to Disestablish and Establish Paternity, DR-521</w:t>
       </w:r>
       <w:r>
-        <w:t xml:space="preserve"> | [</w:t>
-      </w:r>
-      <w:hyperlink r:id="rId15">
+        <w:t xml:space="preserve"> </w:t>
+      </w:r>
+      <w:r>
+        <w:t>[</w:t>
+      </w:r>
+      <w:hyperlink r:id="rId11">
         <w:r>
           <w:rPr>
             <w:rStyle w:val="Hyperlink"/>
@@ -874,7 +815,267 @@
         </w:rPr>
         <w:t xml:space="preserve"> [</w:t>
       </w:r>
-      <w:hyperlink r:id="rId16" w:history="1">
+      <w:hyperlink r:id="rId12" w:history="1">
+        <w:r>
+          <w:rPr>
+            <w:rStyle w:val="Hyperlink"/>
+          </w:rPr>
+          <w:t>F</w:t>
+        </w:r>
+        <w:r>
+          <w:rPr>
+            <w:rStyle w:val="Hyperlink"/>
+            <w:bCs/>
+          </w:rPr>
+          <w:t>ill-I</w:t>
+        </w:r>
+        <w:r>
+          <w:rPr>
+            <w:rStyle w:val="Hyperlink"/>
+            <w:bCs/>
+          </w:rPr>
+          <w:t>n PDF</w:t>
+        </w:r>
+      </w:hyperlink>
+      <w:r>
+        <w:rPr>
+          <w:bCs/>
+        </w:rPr>
+        <w:t>]</w:t>
+      </w:r>
+      <w:r>
+        <w:rPr>
+          <w:color w:val="FF0000"/>
+        </w:rPr>
+        <w:t xml:space="preserve"> </w:t>
+      </w:r>
+      <w:r>
+        <w:rPr>
+          <w:color w:val="FF0000"/>
+        </w:rPr>
+        <w:t xml:space="preserve">{% </w:t>
+      </w:r>
+      <w:proofErr w:type="spellStart"/>
+      <w:r>
+        <w:rPr>
+          <w:color w:val="FF0000"/>
+        </w:rPr>
+        <w:t>endif</w:t>
+      </w:r>
+      <w:proofErr w:type="spellEnd"/>
+      <w:r>
+        <w:rPr>
+          <w:color w:val="FF0000"/>
+        </w:rPr>
+        <w:t xml:space="preserve"> %}</w:t>
+      </w:r>
+    </w:p>
+    <w:p>
+      <w:pPr>
+        <w:pStyle w:val="Heading3"/>
+      </w:pPr>
+      <w:r>
+        <w:t>Change the birth certificate</w:t>
+      </w:r>
+    </w:p>
+    <w:p>
+      <w:pPr>
+        <w:pStyle w:val="Body"/>
+        <w:spacing w:before="280" w:after="280"/>
+      </w:pPr>
+      <w:r>
+        <w:t>If the court decides that the biological father is someone not listed on the birth certificate, you must send a copy of the court order to the Health Analytics &amp; Vital Records to change the birth certificate. After the birth certificate is changed, the child is considered "legitimated" and the heir of that father. This means that if the child should be eligible for any medical or financial benefits connected to the father such as health insurance, or benefits based on military service or being Alaska Native or American Indian. Also, if the father dies, the child will be able to inherit and collect financial or medical benefits that the child may be eligible for such as Social Security Children's Insurance Benefits or military benefits. If you do not notify Health Analytics &amp; Vital Records to change the birth certificate, the child may miss out on these benefits.</w:t>
+      </w:r>
+    </w:p>
+    <w:p>
+      <w:pPr>
+        <w:pStyle w:val="Heading3"/>
+      </w:pPr>
+      <w:r>
+        <w:t>Links in this step</w:t>
+      </w:r>
+    </w:p>
+    <w:p>
+      <w:pPr>
+        <w:pStyle w:val="Body"/>
+        <w:spacing w:before="280" w:after="280"/>
+        <w:rPr>
+          <w:color w:val="FF0000"/>
+        </w:rPr>
+      </w:pPr>
+      <w:r>
+        <w:rPr>
+          <w:color w:val="FF0000"/>
+        </w:rPr>
+        <w:t>{%</w:t>
+      </w:r>
+      <w:r>
+        <w:rPr>
+          <w:color w:val="FF0000"/>
+        </w:rPr>
+        <w:t>p</w:t>
+      </w:r>
+      <w:r>
+        <w:rPr>
+          <w:color w:val="FF0000"/>
+        </w:rPr>
+        <w:t xml:space="preserve"> if </w:t>
+      </w:r>
+      <w:proofErr w:type="spellStart"/>
+      <w:r>
+        <w:rPr>
+          <w:color w:val="FF0000"/>
+        </w:rPr>
+        <w:t>user_</w:t>
+      </w:r>
+      <w:proofErr w:type="gramStart"/>
+      <w:r>
+        <w:rPr>
+          <w:color w:val="FF0000"/>
+        </w:rPr>
+        <w:t>need</w:t>
+      </w:r>
+      <w:proofErr w:type="spellEnd"/>
+      <w:r>
+        <w:rPr>
+          <w:color w:val="FF0000"/>
+        </w:rPr>
+        <w:t xml:space="preserve"> !</w:t>
+      </w:r>
+      <w:proofErr w:type="gramEnd"/>
+      <w:r>
+        <w:rPr>
+          <w:color w:val="FF0000"/>
+        </w:rPr>
+        <w:t>= 'divorce' %}</w:t>
+      </w:r>
+    </w:p>
+    <w:p>
+      <w:pPr>
+        <w:pStyle w:val="Body"/>
+        <w:spacing w:before="280" w:after="280"/>
+        <w:rPr>
+          <w:rStyle w:val="Hyperlink"/>
+          <w:color w:val="auto"/>
+        </w:rPr>
+      </w:pPr>
+      <w:r>
+        <w:rPr>
+          <w:b/>
+        </w:rPr>
+        <w:lastRenderedPageBreak/>
+        <w:t>Three-Way Affidavit to Disestablish and Establish Paternity, DR-521</w:t>
+      </w:r>
+      <w:r>
+        <w:t xml:space="preserve"> [</w:t>
+      </w:r>
+      <w:hyperlink r:id="rId13">
+        <w:r>
+          <w:rPr>
+            <w:rStyle w:val="Hyperlink"/>
+          </w:rPr>
+          <w:t>Fill-in PDF</w:t>
+        </w:r>
+      </w:hyperlink>
+      <w:proofErr w:type="gramStart"/>
+      <w:r>
+        <w:rPr>
+          <w:rStyle w:val="Hyperlink"/>
+        </w:rPr>
+        <w:t>]</w:t>
+      </w:r>
+      <w:proofErr w:type="gramEnd"/>
+      <w:r>
+        <w:rPr>
+          <w:rStyle w:val="Hyperlink"/>
+        </w:rPr>
+        <w:br/>
+      </w:r>
+      <w:hyperlink r:id="rId14" w:history="1">
+        <w:r>
+          <w:rPr>
+            <w:rStyle w:val="Hyperlink"/>
+          </w:rPr>
+          <w:t>ak-courts.info/dr521</w:t>
+        </w:r>
+      </w:hyperlink>
+    </w:p>
+    <w:p>
+      <w:pPr>
+        <w:pStyle w:val="Body"/>
+        <w:spacing w:before="280" w:after="280"/>
+        <w:rPr>
+          <w:rStyle w:val="Hyperlink"/>
+          <w:color w:val="FF0000"/>
+        </w:rPr>
+      </w:pPr>
+      <w:r>
+        <w:rPr>
+          <w:rStyle w:val="Hyperlink"/>
+          <w:color w:val="FF0000"/>
+        </w:rPr>
+        <w:t>{</w:t>
+      </w:r>
+      <w:r>
+        <w:rPr>
+          <w:rStyle w:val="Hyperlink"/>
+          <w:color w:val="FF0000"/>
+        </w:rPr>
+        <w:t>%</w:t>
+      </w:r>
+      <w:r>
+        <w:rPr>
+          <w:rStyle w:val="Hyperlink"/>
+          <w:color w:val="FF0000"/>
+        </w:rPr>
+        <w:t>p</w:t>
+      </w:r>
+      <w:r>
+        <w:rPr>
+          <w:rStyle w:val="Hyperlink"/>
+          <w:color w:val="FF0000"/>
+        </w:rPr>
+        <w:t xml:space="preserve"> </w:t>
+      </w:r>
+      <w:proofErr w:type="spellStart"/>
+      <w:r>
+        <w:rPr>
+          <w:rStyle w:val="Hyperlink"/>
+          <w:color w:val="FF0000"/>
+        </w:rPr>
+        <w:t>endif</w:t>
+      </w:r>
+      <w:proofErr w:type="spellEnd"/>
+      <w:r>
+        <w:rPr>
+          <w:rStyle w:val="Hyperlink"/>
+          <w:color w:val="FF0000"/>
+        </w:rPr>
+        <w:t xml:space="preserve"> %</w:t>
+      </w:r>
+      <w:r>
+        <w:rPr>
+          <w:rStyle w:val="Hyperlink"/>
+          <w:color w:val="FF0000"/>
+        </w:rPr>
+        <w:t>}</w:t>
+      </w:r>
+    </w:p>
+    <w:p>
+      <w:pPr>
+        <w:pStyle w:val="Body"/>
+        <w:spacing w:before="280" w:after="280"/>
+      </w:pPr>
+      <w:r>
+        <w:rPr>
+          <w:b/>
+        </w:rPr>
+        <w:t>Motion &amp; Affidavit for Genetic (DNA) Testing, DR-530</w:t>
+      </w:r>
+      <w:r>
+        <w:t xml:space="preserve"> [</w:t>
+      </w:r>
+      <w:hyperlink r:id="rId15" w:history="1">
         <w:r>
           <w:rPr>
             <w:rStyle w:val="Hyperlink"/>
@@ -889,250 +1090,81 @@
           <w:t>ill-in PDF</w:t>
         </w:r>
       </w:hyperlink>
-      <w:r>
-        <w:rPr>
-          <w:bCs/>
-        </w:rPr>
+      <w:proofErr w:type="gramStart"/>
+      <w:r>
         <w:t>]</w:t>
       </w:r>
-      <w:r>
-        <w:rPr>
-          <w:b/>
-        </w:rPr>
-        <w:t xml:space="preserve"> </w:t>
-      </w:r>
-    </w:p>
-    <w:p>
-      <w:pPr>
-        <w:pStyle w:val="ListParagraph"/>
-        <w:numPr>
-          <w:ilvl w:val="1"/>
-          <w:numId w:val="41"/>
-        </w:numPr>
-        <w:tabs>
-          <w:tab w:val="clear" w:pos="720"/>
-          <w:tab w:val="num" w:pos="840"/>
-        </w:tabs>
-        <w:ind w:left="840"/>
-      </w:pPr>
-      <w:r>
-        <w:rPr>
-          <w:b/>
-        </w:rPr>
-        <w:t>Order for Genetic (</w:t>
-      </w:r>
-      <w:r>
-        <w:t>DNA</w:t>
-      </w:r>
-      <w:r>
-        <w:rPr>
-          <w:b/>
-        </w:rPr>
-        <w:t>) Testing, DR-531</w:t>
-      </w:r>
-      <w:r>
-        <w:rPr>
-          <w:bCs/>
-        </w:rPr>
-        <w:t xml:space="preserve"> [</w:t>
-      </w:r>
-      <w:hyperlink r:id="rId17" w:history="1">
+      <w:proofErr w:type="gramEnd"/>
+      <w:r>
+        <w:br/>
+      </w:r>
+      <w:hyperlink r:id="rId16" w:history="1">
         <w:r>
           <w:rPr>
             <w:rStyle w:val="Hyperlink"/>
-            <w:bCs/>
+            <w:spacing w:val="0"/>
           </w:rPr>
-          <w:t>Fill-in PDF</w:t>
+          <w:t>ak-courts.info/dr530</w:t>
         </w:r>
       </w:hyperlink>
-      <w:r>
-        <w:rPr>
-          <w:bCs/>
-        </w:rPr>
-        <w:t>]</w:t>
-      </w:r>
-      <w:r>
-        <w:rPr>
-          <w:color w:val="FF0000"/>
-        </w:rPr>
-        <w:t>{% endif %}</w:t>
-      </w:r>
     </w:p>
     <w:p>
       <w:pPr>
-        <w:pStyle w:val="Heading3"/>
-      </w:pPr>
-      <w:r>
-        <w:t>Change the birth certificate</w:t>
+        <w:pStyle w:val="Body"/>
+      </w:pPr>
+      <w:r>
+        <w:rPr>
+          <w:color w:val="FF0000"/>
+        </w:rPr>
+        <w:t>{%</w:t>
+      </w:r>
+      <w:r>
+        <w:rPr>
+          <w:color w:val="FF0000"/>
+        </w:rPr>
+        <w:t>p</w:t>
+      </w:r>
+      <w:r>
+        <w:rPr>
+          <w:color w:val="FF0000"/>
+        </w:rPr>
+        <w:t xml:space="preserve"> if </w:t>
+      </w:r>
+      <w:proofErr w:type="spellStart"/>
+      <w:r>
+        <w:rPr>
+          <w:color w:val="FF0000"/>
+        </w:rPr>
+        <w:t>user_need</w:t>
+      </w:r>
+      <w:proofErr w:type="spellEnd"/>
+      <w:r>
+        <w:rPr>
+          <w:color w:val="FF0000"/>
+        </w:rPr>
+        <w:t xml:space="preserve"> </w:t>
+      </w:r>
+      <w:proofErr w:type="gramStart"/>
+      <w:r>
+        <w:rPr>
+          <w:color w:val="FF0000"/>
+        </w:rPr>
+        <w:t>in(</w:t>
+      </w:r>
+      <w:proofErr w:type="gramEnd"/>
+      <w:r>
+        <w:rPr>
+          <w:color w:val="FF0000"/>
+        </w:rPr>
+        <w:t>'divorce', 'custody') %}</w:t>
       </w:r>
     </w:p>
     <w:p>
       <w:pPr>
         <w:pStyle w:val="Body"/>
-        <w:spacing w:before="280" w:after="280"/>
-      </w:pPr>
-      <w:r>
-        <w:t>If the court decides that the biological father is someone not listed on the birth certificate, you must send a copy of the court order to the Health Analytics &amp; Vital Records to change the birth certificate. After the birth certificate is changed, the child is considered "legitimated" and the heir of that father. This means that if the child should be eligible for any medical or financial benefits connected to the father such as health insurance, or benefits based on military service or being Alaska Native or American Indian. Also, if the father dies, the child will be able to inherit and collect financial or medical benefits that the child may be eligible for such as Social Security Children's Insurance Benefits or military benefits. If you do not notify Health Analytics &amp; Vital Records to change the birth certificate, the child may miss out on these benefits.</w:t>
-      </w:r>
-    </w:p>
-    <w:p>
-      <w:pPr>
-        <w:pStyle w:val="Heading3"/>
-      </w:pPr>
-      <w:r>
-        <w:t>Links in this step</w:t>
-      </w:r>
-    </w:p>
-    <w:p>
-      <w:pPr>
-        <w:pStyle w:val="Body"/>
-        <w:spacing w:before="280" w:after="280"/>
-        <w:rPr>
-          <w:rStyle w:val="Hyperlink"/>
-        </w:rPr>
-      </w:pPr>
-      <w:r>
-        <w:rPr>
-          <w:color w:val="FF0000"/>
-        </w:rPr>
-        <w:lastRenderedPageBreak/>
-        <w:t>{% if user_need != 'divorce' %}</w:t>
-      </w:r>
-      <w:r>
-        <w:rPr>
-          <w:b/>
-        </w:rPr>
-        <w:t>Three-Way Affidavit to Disestablish and Establish Paternity, DR-521</w:t>
-      </w:r>
-      <w:r>
-        <w:t xml:space="preserve"> | [</w:t>
-      </w:r>
-      <w:hyperlink r:id="rId18">
-        <w:r>
-          <w:rPr>
-            <w:rStyle w:val="Hyperlink"/>
-          </w:rPr>
-          <w:t>Fill-in PDF</w:t>
-        </w:r>
-      </w:hyperlink>
-      <w:r>
-        <w:rPr>
-          <w:rStyle w:val="Hyperlink"/>
-        </w:rPr>
-        <w:t>]</w:t>
-      </w:r>
-    </w:p>
-    <w:p>
-      <w:pPr>
-        <w:pStyle w:val="Body"/>
-        <w:spacing w:before="280" w:after="280"/>
-      </w:pPr>
-      <w:r>
-        <w:rPr>
-          <w:rStyle w:val="Hyperlink"/>
-          <w:color w:val="FF0000"/>
-        </w:rPr>
-        <w:t>{</w:t>
-      </w:r>
-      <w:r>
-        <w:rPr>
-          <w:rStyle w:val="Hyperlink"/>
-          <w:color w:val="FF0000"/>
-        </w:rPr>
-        <w:t>% endif %</w:t>
-      </w:r>
-      <w:r>
-        <w:rPr>
-          <w:rStyle w:val="Hyperlink"/>
-          <w:color w:val="FF0000"/>
-        </w:rPr>
-        <w:t>}</w:t>
-      </w:r>
-      <w:r>
-        <w:rPr>
-          <w:b/>
-        </w:rPr>
-        <w:t>Motion &amp; Affidavit for Genetic (DNA) Testing, DR-530</w:t>
-      </w:r>
-      <w:r>
-        <w:t xml:space="preserve"> [</w:t>
-      </w:r>
-      <w:hyperlink r:id="rId19" w:history="1">
-        <w:r>
-          <w:rPr>
-            <w:rStyle w:val="Hyperlink"/>
-          </w:rPr>
-          <w:t>F</w:t>
-        </w:r>
-        <w:r>
-          <w:rPr>
-            <w:rStyle w:val="Hyperlink"/>
-            <w:bCs/>
-          </w:rPr>
-          <w:t>ill-in PDF</w:t>
-        </w:r>
-      </w:hyperlink>
-      <w:r>
-        <w:t>]</w:t>
-      </w:r>
-      <w:r>
-        <w:br/>
-      </w:r>
-      <w:r>
-        <w:t>public.courts.alaska.gov/web/forms/docs/dr-530.pdf</w:t>
-      </w:r>
-    </w:p>
-    <w:p>
-      <w:pPr>
-        <w:pStyle w:val="Body"/>
-      </w:pPr>
-      <w:r>
-        <w:rPr>
-          <w:b/>
-        </w:rPr>
-        <w:t>Order for Genetic (</w:t>
-      </w:r>
-      <w:r>
-        <w:t>DNA</w:t>
-      </w:r>
-      <w:r>
-        <w:rPr>
-          <w:b/>
-        </w:rPr>
-        <w:t>) Testing, DR-531</w:t>
-      </w:r>
-      <w:r>
-        <w:t xml:space="preserve"> [</w:t>
-      </w:r>
-      <w:hyperlink r:id="rId20" w:history="1">
-        <w:r>
-          <w:rPr>
-            <w:rStyle w:val="Hyperlink"/>
-            <w:bCs/>
-          </w:rPr>
-          <w:t>Fill-in PDF</w:t>
-        </w:r>
-      </w:hyperlink>
-      <w:r>
-        <w:t>]</w:t>
-      </w:r>
-      <w:r>
-        <w:br/>
-        <w:t>public.courts.alaska.gov/web/forms/docs/dr-531.pdf</w:t>
-      </w:r>
-      <w:r>
-        <w:rPr>
-          <w:color w:val="FF0000"/>
-        </w:rPr>
-        <w:t>{% if user_need in('divorce', 'custody') %}</w:t>
-      </w:r>
-    </w:p>
-    <w:p>
-      <w:pPr>
-        <w:pStyle w:val="Body"/>
         <w:spacing w:before="280" w:after="0"/>
       </w:pPr>
-      <w:hyperlink r:id="rId21" w:history="1">
+      <w:hyperlink r:id="rId17" w:history="1">
         <w:r>
           <w:rPr>
             <w:rStyle w:val="Hyperlink"/>
@@ -1143,12 +1175,20 @@
       <w:r>
         <w:br/>
       </w:r>
-      <w:r>
-        <w:t>childsupport.alaska.gov/child-support-services/information/faqs/paternity-establishment-faq</w:t>
-      </w:r>
+      <w:hyperlink r:id="rId18" w:history="1">
+        <w:r>
+          <w:rPr>
+            <w:rStyle w:val="Hyperlink"/>
+            <w:spacing w:val="0"/>
+          </w:rPr>
+          <w:t>childsupport.alaska.gov/child-support-services/information/faqs/paternity-establishment-faq</w:t>
+        </w:r>
+      </w:hyperlink>
+      <w:bookmarkStart w:id="0" w:name="_GoBack"/>
+      <w:bookmarkEnd w:id="0"/>
     </w:p>
     <w:p>
-      <w:hyperlink r:id="rId22" w:history="1">
+      <w:hyperlink r:id="rId19" w:history="1">
         <w:r>
           <w:rPr>
             <w:rStyle w:val="Hyperlink"/>
@@ -1158,13 +1198,58 @@
       </w:hyperlink>
       <w:r>
         <w:br/>
-        <w:t>childsupport.alaska.gov/child-support-services/contact-us{</w:t>
-      </w:r>
+      </w:r>
+      <w:hyperlink r:id="rId20" w:history="1">
+        <w:r>
+          <w:rPr>
+            <w:rStyle w:val="Hyperlink"/>
+            <w:rFonts w:ascii="Arial" w:hAnsi="Arial" w:cs="Arial"/>
+            <w:spacing w:val="0"/>
+            <w:sz w:val="22"/>
+            <w:szCs w:val="22"/>
+          </w:rPr>
+          <w:t>childsupport.alaska.gov/child-support-services/contact-us</w:t>
+        </w:r>
+      </w:hyperlink>
+    </w:p>
+    <w:p>
       <w:r>
         <w:rPr>
           <w:color w:val="FF0000"/>
         </w:rPr>
-        <w:t>% endif %}</w:t>
+        <w:t>{</w:t>
+      </w:r>
+      <w:r>
+        <w:rPr>
+          <w:color w:val="FF0000"/>
+        </w:rPr>
+        <w:t>%</w:t>
+      </w:r>
+      <w:r>
+        <w:rPr>
+          <w:color w:val="FF0000"/>
+        </w:rPr>
+        <w:t>p</w:t>
+      </w:r>
+      <w:r>
+        <w:rPr>
+          <w:color w:val="FF0000"/>
+        </w:rPr>
+        <w:t xml:space="preserve"> </w:t>
+      </w:r>
+      <w:proofErr w:type="spellStart"/>
+      <w:r>
+        <w:rPr>
+          <w:color w:val="FF0000"/>
+        </w:rPr>
+        <w:t>endif</w:t>
+      </w:r>
+      <w:proofErr w:type="spellEnd"/>
+      <w:r>
+        <w:rPr>
+          <w:color w:val="FF0000"/>
+        </w:rPr>
+        <w:t xml:space="preserve"> %}</w:t>
       </w:r>
     </w:p>
     <w:sectPr>
@@ -1175,24 +1260,6 @@
     </w:sectPr>
   </w:body>
 </w:document>
-</file>
-
-<file path=word/comments.xml><?xml version="1.0" encoding="utf-8"?>
-<w:comments xmlns:wpc="http://schemas.microsoft.com/office/word/2010/wordprocessingCanvas" xmlns:cx="http://schemas.microsoft.com/office/drawing/2014/chartex" xmlns:cx1="http://schemas.microsoft.com/office/drawing/2015/9/8/chartex" xmlns:cx2="http://schemas.microsoft.com/office/drawing/2015/10/21/chartex" xmlns:cx3="http://schemas.microsoft.com/office/drawing/2016/5/9/chartex" xmlns:cx4="http://schemas.microsoft.com/office/drawing/2016/5/10/chartex" xmlns:cx5="http://schemas.microsoft.com/office/drawing/2016/5/11/chartex" xmlns:cx6="http://schemas.microsoft.com/office/drawing/2016/5/12/chartex" xmlns:cx7="http://schemas.microsoft.com/office/drawing/2016/5/13/chartex" xmlns:cx8="http://schemas.microsoft.com/office/drawing/2016/5/14/chartex" xmlns:mc="http://schemas.openxmlformats.org/markup-compatibility/2006" xmlns:aink="http://schemas.microsoft.com/office/drawing/2016/ink" xmlns:am3d="http://schemas.microsoft.com/office/drawing/2017/model3d" xmlns:o="urn:schemas-microsoft-com:office:office" xmlns:r="http://schemas.openxmlformats.org/officeDocument/2006/relationships" xmlns:m="http://schemas.openxmlformats.org/officeDocument/2006/math" xmlns:v="urn:schemas-microsoft-com:vml" xmlns:wp14="http://schemas.microsoft.com/office/word/2010/wordprocessingDrawing" xmlns:wp="http://schemas.openxmlformats.org/drawingml/2006/wordprocessingDrawing" xmlns:w10="urn:schemas-microsoft-com:office:word" xmlns:w="http://schemas.openxmlformats.org/wordprocessingml/2006/main" xmlns:w14="http://schemas.microsoft.com/office/word/2010/wordml" xmlns:w15="http://schemas.microsoft.com/office/word/2012/wordml" xmlns:w16cex="http://schemas.microsoft.com/office/word/2018/wordml/cex" xmlns:w16cid="http://schemas.microsoft.com/office/word/2016/wordml/cid" xmlns:w16="http://schemas.microsoft.com/office/word/2018/wordml" xmlns:w16sdtdh="http://schemas.microsoft.com/office/word/2020/wordml/sdtdatahash" xmlns:w16se="http://schemas.microsoft.com/office/word/2015/wordml/symex" xmlns:wpg="http://schemas.microsoft.com/office/word/2010/wordprocessingGroup" xmlns:wpi="http://schemas.microsoft.com/office/word/2010/wordprocessingInk" xmlns:wne="http://schemas.microsoft.com/office/word/2006/wordml" xmlns:wps="http://schemas.microsoft.com/office/word/2010/wordprocessingShape" mc:Ignorable="w14 w15 w16se w16cid w16 w16cex w16sdtdh wp14">
-  <w:comment w:id="0" w:author="Caroline Robinson [2]" w:date="2026-04-05T09:57:00Z" w:initials="CR">
-    <w:p>
-      <w:r>
-        <w:rPr>
-          <w:rFonts w:ascii="Liberation Serif" w:eastAsia="Segoe UI" w:hAnsi="Liberation Serif" w:cs="Tahoma"/>
-          <w:sz w:val="24"/>
-          <w:szCs w:val="24"/>
-          <w:lang w:bidi="en-US"/>
-        </w:rPr>
-        <w:t xml:space="preserve">that explains their relationship to the children and names the children's biological parents and current legal father. , </w:t>
-      </w:r>
-    </w:p>
-  </w:comment>
-</w:comments>
 </file>
 
 <file path=word/commentsExtended.xml><?xml version="1.0" encoding="utf-8"?>
@@ -1208,8 +1275,8 @@
 </file>
 
 <file path=word/numbering.xml><?xml version="1.0" encoding="utf-8"?>
-<w:numbering xmlns:wpc="http://schemas.microsoft.com/office/word/2010/wordprocessingCanvas" xmlns:cx="http://schemas.microsoft.com/office/drawing/2014/chartex" xmlns:cx1="http://schemas.microsoft.com/office/drawing/2015/9/8/chartex" xmlns:cx2="http://schemas.microsoft.com/office/drawing/2015/10/21/chartex" xmlns:cx3="http://schemas.microsoft.com/office/drawing/2016/5/9/chartex" xmlns:cx4="http://schemas.microsoft.com/office/drawing/2016/5/10/chartex" xmlns:cx5="http://schemas.microsoft.com/office/drawing/2016/5/11/chartex" xmlns:cx6="http://schemas.microsoft.com/office/drawing/2016/5/12/chartex" xmlns:cx7="http://schemas.microsoft.com/office/drawing/2016/5/13/chartex" xmlns:cx8="http://schemas.microsoft.com/office/drawing/2016/5/14/chartex" xmlns:mc="http://schemas.openxmlformats.org/markup-compatibility/2006" xmlns:aink="http://schemas.microsoft.com/office/drawing/2016/ink" xmlns:am3d="http://schemas.microsoft.com/office/drawing/2017/model3d" xmlns:o="urn:schemas-microsoft-com:office:office" xmlns:r="http://schemas.openxmlformats.org/officeDocument/2006/relationships" xmlns:m="http://schemas.openxmlformats.org/officeDocument/2006/math" xmlns:v="urn:schemas-microsoft-com:vml" xmlns:wp14="http://schemas.microsoft.com/office/word/2010/wordprocessingDrawing" xmlns:wp="http://schemas.openxmlformats.org/drawingml/2006/wordprocessingDrawing" xmlns:w10="urn:schemas-microsoft-com:office:word" xmlns:w="http://schemas.openxmlformats.org/wordprocessingml/2006/main" xmlns:w14="http://schemas.microsoft.com/office/word/2010/wordml" xmlns:w15="http://schemas.microsoft.com/office/word/2012/wordml" xmlns:w16cex="http://schemas.microsoft.com/office/word/2018/wordml/cex" xmlns:w16cid="http://schemas.microsoft.com/office/word/2016/wordml/cid" xmlns:w16="http://schemas.microsoft.com/office/word/2018/wordml" xmlns:w16sdtdh="http://schemas.microsoft.com/office/word/2020/wordml/sdtdatahash" xmlns:w16se="http://schemas.microsoft.com/office/word/2015/wordml/symex" xmlns:wpg="http://schemas.microsoft.com/office/word/2010/wordprocessingGroup" xmlns:wpi="http://schemas.microsoft.com/office/word/2010/wordprocessingInk" xmlns:wne="http://schemas.microsoft.com/office/word/2006/wordml" xmlns:wps="http://schemas.microsoft.com/office/word/2010/wordprocessingShape" mc:Ignorable="w14 w15 w16se w16cid w16 w16cex w16sdtdh wp14">
-  <w:abstractNum w:abstractNumId="0" w15:restartNumberingAfterBreak="0">
+<w:numbering xmlns:wpc="http://schemas.microsoft.com/office/word/2010/wordprocessingCanvas" xmlns:mc="http://schemas.openxmlformats.org/markup-compatibility/2006" xmlns:o="urn:schemas-microsoft-com:office:office" xmlns:r="http://schemas.openxmlformats.org/officeDocument/2006/relationships" xmlns:m="http://schemas.openxmlformats.org/officeDocument/2006/math" xmlns:v="urn:schemas-microsoft-com:vml" xmlns:wp14="http://schemas.microsoft.com/office/word/2010/wordprocessingDrawing" xmlns:wp="http://schemas.openxmlformats.org/drawingml/2006/wordprocessingDrawing" xmlns:w10="urn:schemas-microsoft-com:office:word" xmlns:w="http://schemas.openxmlformats.org/wordprocessingml/2006/main" xmlns:w14="http://schemas.microsoft.com/office/word/2010/wordml" xmlns:wpg="http://schemas.microsoft.com/office/word/2010/wordprocessingGroup" xmlns:wpi="http://schemas.microsoft.com/office/word/2010/wordprocessingInk" xmlns:wne="http://schemas.microsoft.com/office/word/2006/wordml" xmlns:wps="http://schemas.microsoft.com/office/word/2010/wordprocessingShape" mc:Ignorable="w14 wp14">
+  <w:abstractNum w:abstractNumId="0">
     <w:nsid w:val="073E10F3"/>
     <w:multiLevelType w:val="hybridMultilevel"/>
     <w:tmpl w:val="8504561E"/>
@@ -1321,7 +1388,7 @@
       </w:rPr>
     </w:lvl>
   </w:abstractNum>
-  <w:abstractNum w:abstractNumId="1" w15:restartNumberingAfterBreak="0">
+  <w:abstractNum w:abstractNumId="1">
     <w:nsid w:val="08C6366F"/>
     <w:multiLevelType w:val="hybridMultilevel"/>
     <w:tmpl w:val="D3561CAA"/>
@@ -1408,7 +1475,7 @@
       </w:pPr>
     </w:lvl>
   </w:abstractNum>
-  <w:abstractNum w:abstractNumId="2" w15:restartNumberingAfterBreak="0">
+  <w:abstractNum w:abstractNumId="2">
     <w:nsid w:val="09F353E3"/>
     <w:multiLevelType w:val="hybridMultilevel"/>
     <w:tmpl w:val="EE5CFEAC"/>
@@ -1521,7 +1588,7 @@
       </w:rPr>
     </w:lvl>
   </w:abstractNum>
-  <w:abstractNum w:abstractNumId="3" w15:restartNumberingAfterBreak="0">
+  <w:abstractNum w:abstractNumId="3">
     <w:nsid w:val="0C357DD6"/>
     <w:multiLevelType w:val="hybridMultilevel"/>
     <w:tmpl w:val="D83AD7E4"/>
@@ -1612,7 +1679,7 @@
       </w:pPr>
     </w:lvl>
   </w:abstractNum>
-  <w:abstractNum w:abstractNumId="4" w15:restartNumberingAfterBreak="0">
+  <w:abstractNum w:abstractNumId="4">
     <w:nsid w:val="0DEA069D"/>
     <w:multiLevelType w:val="multilevel"/>
     <w:tmpl w:val="450C4EF6"/>
@@ -1753,7 +1820,7 @@
       </w:rPr>
     </w:lvl>
   </w:abstractNum>
-  <w:abstractNum w:abstractNumId="5" w15:restartNumberingAfterBreak="0">
+  <w:abstractNum w:abstractNumId="5">
     <w:nsid w:val="1323523E"/>
     <w:multiLevelType w:val="multilevel"/>
     <w:tmpl w:val="873C83DA"/>
@@ -1910,7 +1977,7 @@
       </w:rPr>
     </w:lvl>
   </w:abstractNum>
-  <w:abstractNum w:abstractNumId="6" w15:restartNumberingAfterBreak="0">
+  <w:abstractNum w:abstractNumId="6">
     <w:nsid w:val="15510218"/>
     <w:multiLevelType w:val="hybridMultilevel"/>
     <w:tmpl w:val="8EF49D20"/>
@@ -2000,7 +2067,7 @@
       </w:pPr>
     </w:lvl>
   </w:abstractNum>
-  <w:abstractNum w:abstractNumId="7" w15:restartNumberingAfterBreak="0">
+  <w:abstractNum w:abstractNumId="7">
     <w:nsid w:val="253D4794"/>
     <w:multiLevelType w:val="multilevel"/>
     <w:tmpl w:val="8C80AB36"/>
@@ -2113,7 +2180,7 @@
       </w:rPr>
     </w:lvl>
   </w:abstractNum>
-  <w:abstractNum w:abstractNumId="8" w15:restartNumberingAfterBreak="0">
+  <w:abstractNum w:abstractNumId="8">
     <w:nsid w:val="27FF20A5"/>
     <w:multiLevelType w:val="hybridMultilevel"/>
     <w:tmpl w:val="9036D3D8"/>
@@ -2228,7 +2295,7 @@
       </w:rPr>
     </w:lvl>
   </w:abstractNum>
-  <w:abstractNum w:abstractNumId="9" w15:restartNumberingAfterBreak="0">
+  <w:abstractNum w:abstractNumId="9">
     <w:nsid w:val="296F3872"/>
     <w:multiLevelType w:val="hybridMultilevel"/>
     <w:tmpl w:val="5E9E6A2E"/>
@@ -2342,7 +2409,7 @@
       </w:rPr>
     </w:lvl>
   </w:abstractNum>
-  <w:abstractNum w:abstractNumId="10" w15:restartNumberingAfterBreak="0">
+  <w:abstractNum w:abstractNumId="10">
     <w:nsid w:val="3BB67316"/>
     <w:multiLevelType w:val="hybridMultilevel"/>
     <w:tmpl w:val="D2A20BEA"/>
@@ -2455,7 +2522,7 @@
       </w:rPr>
     </w:lvl>
   </w:abstractNum>
-  <w:abstractNum w:abstractNumId="11" w15:restartNumberingAfterBreak="0">
+  <w:abstractNum w:abstractNumId="11">
     <w:nsid w:val="416740F3"/>
     <w:multiLevelType w:val="hybridMultilevel"/>
     <w:tmpl w:val="F012AB78"/>
@@ -2568,7 +2635,7 @@
       </w:rPr>
     </w:lvl>
   </w:abstractNum>
-  <w:abstractNum w:abstractNumId="12" w15:restartNumberingAfterBreak="0">
+  <w:abstractNum w:abstractNumId="12">
     <w:nsid w:val="4803540D"/>
     <w:multiLevelType w:val="hybridMultilevel"/>
     <w:tmpl w:val="CC58063A"/>
@@ -2682,7 +2749,7 @@
       </w:rPr>
     </w:lvl>
   </w:abstractNum>
-  <w:abstractNum w:abstractNumId="13" w15:restartNumberingAfterBreak="0">
+  <w:abstractNum w:abstractNumId="13">
     <w:nsid w:val="492F4D8F"/>
     <w:multiLevelType w:val="hybridMultilevel"/>
     <w:tmpl w:val="F62C94DE"/>
@@ -2796,7 +2863,7 @@
       </w:rPr>
     </w:lvl>
   </w:abstractNum>
-  <w:abstractNum w:abstractNumId="14" w15:restartNumberingAfterBreak="0">
+  <w:abstractNum w:abstractNumId="14">
     <w:nsid w:val="527D4778"/>
     <w:multiLevelType w:val="hybridMultilevel"/>
     <w:tmpl w:val="EE8038B2"/>
@@ -2909,7 +2976,7 @@
       </w:rPr>
     </w:lvl>
   </w:abstractNum>
-  <w:abstractNum w:abstractNumId="15" w15:restartNumberingAfterBreak="0">
+  <w:abstractNum w:abstractNumId="15">
     <w:nsid w:val="5A0B13C4"/>
     <w:multiLevelType w:val="hybridMultilevel"/>
     <w:tmpl w:val="E84E7C10"/>
@@ -3022,7 +3089,7 @@
       </w:rPr>
     </w:lvl>
   </w:abstractNum>
-  <w:abstractNum w:abstractNumId="16" w15:restartNumberingAfterBreak="0">
+  <w:abstractNum w:abstractNumId="16">
     <w:nsid w:val="636B498A"/>
     <w:multiLevelType w:val="hybridMultilevel"/>
     <w:tmpl w:val="1032CF60"/>
@@ -3135,7 +3202,7 @@
       </w:rPr>
     </w:lvl>
   </w:abstractNum>
-  <w:abstractNum w:abstractNumId="17" w15:restartNumberingAfterBreak="0">
+  <w:abstractNum w:abstractNumId="17">
     <w:nsid w:val="6774194D"/>
     <w:multiLevelType w:val="hybridMultilevel"/>
     <w:tmpl w:val="9CD2C286"/>
@@ -3248,7 +3315,7 @@
       </w:rPr>
     </w:lvl>
   </w:abstractNum>
-  <w:abstractNum w:abstractNumId="18" w15:restartNumberingAfterBreak="0">
+  <w:abstractNum w:abstractNumId="18">
     <w:nsid w:val="6B961852"/>
     <w:multiLevelType w:val="hybridMultilevel"/>
     <w:tmpl w:val="DAAECE10"/>
@@ -3341,7 +3408,7 @@
       </w:pPr>
     </w:lvl>
   </w:abstractNum>
-  <w:abstractNum w:abstractNumId="19" w15:restartNumberingAfterBreak="0">
+  <w:abstractNum w:abstractNumId="19">
     <w:nsid w:val="7BAF36E9"/>
     <w:multiLevelType w:val="multilevel"/>
     <w:tmpl w:val="24180D92"/>
@@ -3624,7 +3691,7 @@
 </file>
 
 <file path=word/styles.xml><?xml version="1.0" encoding="utf-8"?>
-<w:styles xmlns:mc="http://schemas.openxmlformats.org/markup-compatibility/2006" xmlns:r="http://schemas.openxmlformats.org/officeDocument/2006/relationships" xmlns:w="http://schemas.openxmlformats.org/wordprocessingml/2006/main" xmlns:w14="http://schemas.microsoft.com/office/word/2010/wordml" xmlns:w15="http://schemas.microsoft.com/office/word/2012/wordml" xmlns:w16cex="http://schemas.microsoft.com/office/word/2018/wordml/cex" xmlns:w16cid="http://schemas.microsoft.com/office/word/2016/wordml/cid" xmlns:w16="http://schemas.microsoft.com/office/word/2018/wordml" xmlns:w16sdtdh="http://schemas.microsoft.com/office/word/2020/wordml/sdtdatahash" xmlns:w16se="http://schemas.microsoft.com/office/word/2015/wordml/symex" mc:Ignorable="w14 w15 w16se w16cid w16 w16cex w16sdtdh">
+<w:styles xmlns:mc="http://schemas.openxmlformats.org/markup-compatibility/2006" xmlns:r="http://schemas.openxmlformats.org/officeDocument/2006/relationships" xmlns:w="http://schemas.openxmlformats.org/wordprocessingml/2006/main" xmlns:w14="http://schemas.microsoft.com/office/word/2010/wordml" mc:Ignorable="w14">
   <w:docDefaults>
     <w:rPrDefault>
       <w:rPr>
@@ -3640,383 +3707,147 @@
       </w:pPr>
     </w:pPrDefault>
   </w:docDefaults>
-  <w:latentStyles w:defLockedState="0" w:defUIPriority="99" w:defSemiHidden="0" w:defUnhideWhenUsed="0" w:defQFormat="0" w:count="376">
-    <w:lsdException w:name="Normal" w:uiPriority="0" w:qFormat="1"/>
-    <w:lsdException w:name="heading 1" w:uiPriority="9" w:qFormat="1"/>
-    <w:lsdException w:name="heading 2" w:semiHidden="1" w:uiPriority="9" w:unhideWhenUsed="1" w:qFormat="1"/>
-    <w:lsdException w:name="heading 3" w:semiHidden="1" w:uiPriority="9" w:unhideWhenUsed="1" w:qFormat="1"/>
-    <w:lsdException w:name="heading 4" w:semiHidden="1" w:uiPriority="9" w:unhideWhenUsed="1" w:qFormat="1"/>
-    <w:lsdException w:name="heading 5" w:semiHidden="1" w:uiPriority="9" w:unhideWhenUsed="1" w:qFormat="1"/>
-    <w:lsdException w:name="heading 6" w:semiHidden="1" w:uiPriority="9" w:unhideWhenUsed="1" w:qFormat="1"/>
-    <w:lsdException w:name="heading 7" w:semiHidden="1" w:uiPriority="9" w:unhideWhenUsed="1" w:qFormat="1"/>
-    <w:lsdException w:name="heading 8" w:semiHidden="1" w:uiPriority="9" w:unhideWhenUsed="1" w:qFormat="1"/>
-    <w:lsdException w:name="heading 9" w:semiHidden="1" w:uiPriority="9" w:unhideWhenUsed="1" w:qFormat="1"/>
-    <w:lsdException w:name="index 1" w:semiHidden="1" w:unhideWhenUsed="1"/>
-    <w:lsdException w:name="index 2" w:semiHidden="1" w:unhideWhenUsed="1"/>
-    <w:lsdException w:name="index 3" w:semiHidden="1" w:unhideWhenUsed="1"/>
-    <w:lsdException w:name="index 4" w:semiHidden="1" w:unhideWhenUsed="1"/>
-    <w:lsdException w:name="index 5" w:semiHidden="1" w:unhideWhenUsed="1"/>
-    <w:lsdException w:name="index 6" w:semiHidden="1" w:unhideWhenUsed="1"/>
-    <w:lsdException w:name="index 7" w:semiHidden="1" w:unhideWhenUsed="1"/>
-    <w:lsdException w:name="index 8" w:semiHidden="1" w:unhideWhenUsed="1"/>
-    <w:lsdException w:name="index 9" w:semiHidden="1" w:unhideWhenUsed="1"/>
-    <w:lsdException w:name="toc 1" w:semiHidden="1" w:uiPriority="39" w:unhideWhenUsed="1"/>
-    <w:lsdException w:name="toc 2" w:semiHidden="1" w:uiPriority="39" w:unhideWhenUsed="1"/>
-    <w:lsdException w:name="toc 3" w:semiHidden="1" w:uiPriority="39" w:unhideWhenUsed="1"/>
-    <w:lsdException w:name="toc 4" w:semiHidden="1" w:uiPriority="39" w:unhideWhenUsed="1"/>
-    <w:lsdException w:name="toc 5" w:semiHidden="1" w:uiPriority="39" w:unhideWhenUsed="1"/>
-    <w:lsdException w:name="toc 6" w:semiHidden="1" w:uiPriority="39" w:unhideWhenUsed="1"/>
-    <w:lsdException w:name="toc 7" w:semiHidden="1" w:uiPriority="39" w:unhideWhenUsed="1"/>
-    <w:lsdException w:name="toc 8" w:semiHidden="1" w:uiPriority="39" w:unhideWhenUsed="1"/>
-    <w:lsdException w:name="toc 9" w:semiHidden="1" w:uiPriority="39" w:unhideWhenUsed="1"/>
-    <w:lsdException w:name="Normal Indent" w:semiHidden="1" w:unhideWhenUsed="1"/>
-    <w:lsdException w:name="footnote text" w:semiHidden="1" w:unhideWhenUsed="1"/>
-    <w:lsdException w:name="annotation text" w:semiHidden="1" w:unhideWhenUsed="1" w:qFormat="1"/>
-    <w:lsdException w:name="header" w:semiHidden="1" w:unhideWhenUsed="1"/>
-    <w:lsdException w:name="footer" w:semiHidden="1" w:unhideWhenUsed="1"/>
-    <w:lsdException w:name="index heading" w:semiHidden="1" w:unhideWhenUsed="1"/>
-    <w:lsdException w:name="caption" w:semiHidden="1" w:uiPriority="35" w:unhideWhenUsed="1" w:qFormat="1"/>
-    <w:lsdException w:name="table of figures" w:semiHidden="1" w:unhideWhenUsed="1"/>
-    <w:lsdException w:name="envelope address" w:semiHidden="1" w:unhideWhenUsed="1"/>
-    <w:lsdException w:name="envelope return" w:semiHidden="1" w:unhideWhenUsed="1"/>
-    <w:lsdException w:name="footnote reference" w:semiHidden="1" w:unhideWhenUsed="1"/>
-    <w:lsdException w:name="annotation reference" w:semiHidden="1" w:unhideWhenUsed="1" w:qFormat="1"/>
-    <w:lsdException w:name="line number" w:semiHidden="1" w:unhideWhenUsed="1"/>
-    <w:lsdException w:name="page number" w:semiHidden="1" w:unhideWhenUsed="1"/>
-    <w:lsdException w:name="endnote reference" w:semiHidden="1" w:unhideWhenUsed="1"/>
-    <w:lsdException w:name="endnote text" w:semiHidden="1" w:unhideWhenUsed="1"/>
-    <w:lsdException w:name="table of authorities" w:semiHidden="1" w:unhideWhenUsed="1"/>
-    <w:lsdException w:name="macro" w:semiHidden="1" w:unhideWhenUsed="1"/>
-    <w:lsdException w:name="toa heading" w:semiHidden="1" w:unhideWhenUsed="1"/>
-    <w:lsdException w:name="List" w:semiHidden="1" w:unhideWhenUsed="1"/>
-    <w:lsdException w:name="List Bullet" w:semiHidden="1" w:unhideWhenUsed="1"/>
-    <w:lsdException w:name="List Number" w:semiHidden="1" w:unhideWhenUsed="1"/>
-    <w:lsdException w:name="List 2" w:semiHidden="1" w:unhideWhenUsed="1"/>
-    <w:lsdException w:name="List 3" w:semiHidden="1" w:unhideWhenUsed="1"/>
-    <w:lsdException w:name="List 4" w:semiHidden="1" w:unhideWhenUsed="1"/>
-    <w:lsdException w:name="List 5" w:semiHidden="1" w:unhideWhenUsed="1"/>
-    <w:lsdException w:name="List Bullet 2" w:semiHidden="1" w:unhideWhenUsed="1"/>
-    <w:lsdException w:name="List Bullet 3" w:semiHidden="1" w:unhideWhenUsed="1"/>
-    <w:lsdException w:name="List Bullet 4" w:semiHidden="1" w:unhideWhenUsed="1"/>
-    <w:lsdException w:name="List Bullet 5" w:semiHidden="1" w:unhideWhenUsed="1"/>
-    <w:lsdException w:name="List Number 2" w:semiHidden="1" w:unhideWhenUsed="1"/>
-    <w:lsdException w:name="List Number 3" w:semiHidden="1" w:unhideWhenUsed="1"/>
-    <w:lsdException w:name="List Number 4" w:semiHidden="1" w:unhideWhenUsed="1"/>
-    <w:lsdException w:name="List Number 5" w:semiHidden="1" w:unhideWhenUsed="1"/>
-    <w:lsdException w:name="Title" w:uiPriority="10" w:qFormat="1"/>
-    <w:lsdException w:name="Closing" w:semiHidden="1" w:unhideWhenUsed="1"/>
-    <w:lsdException w:name="Signature" w:semiHidden="1" w:unhideWhenUsed="1"/>
-    <w:lsdException w:name="Default Paragraph Font" w:semiHidden="1" w:uiPriority="1" w:unhideWhenUsed="1"/>
-    <w:lsdException w:name="Body Text" w:semiHidden="1" w:uiPriority="1" w:unhideWhenUsed="1" w:qFormat="1"/>
-    <w:lsdException w:name="Body Text Indent" w:semiHidden="1" w:unhideWhenUsed="1"/>
-    <w:lsdException w:name="List Continue" w:semiHidden="1" w:unhideWhenUsed="1"/>
-    <w:lsdException w:name="List Continue 2" w:semiHidden="1" w:unhideWhenUsed="1"/>
-    <w:lsdException w:name="List Continue 3" w:semiHidden="1" w:unhideWhenUsed="1"/>
-    <w:lsdException w:name="List Continue 4" w:semiHidden="1" w:unhideWhenUsed="1"/>
-    <w:lsdException w:name="List Continue 5" w:semiHidden="1" w:unhideWhenUsed="1"/>
-    <w:lsdException w:name="Message Header" w:semiHidden="1" w:unhideWhenUsed="1"/>
-    <w:lsdException w:name="Subtitle" w:uiPriority="11" w:qFormat="1"/>
-    <w:lsdException w:name="Salutation" w:semiHidden="1" w:unhideWhenUsed="1"/>
-    <w:lsdException w:name="Date" w:semiHidden="1" w:unhideWhenUsed="1"/>
-    <w:lsdException w:name="Body Text First Indent" w:semiHidden="1" w:unhideWhenUsed="1"/>
-    <w:lsdException w:name="Body Text First Indent 2" w:semiHidden="1" w:unhideWhenUsed="1"/>
-    <w:lsdException w:name="Note Heading" w:semiHidden="1" w:unhideWhenUsed="1"/>
-    <w:lsdException w:name="Body Text 2" w:semiHidden="1" w:unhideWhenUsed="1"/>
-    <w:lsdException w:name="Body Text 3" w:semiHidden="1" w:unhideWhenUsed="1"/>
-    <w:lsdException w:name="Body Text Indent 2" w:semiHidden="1" w:unhideWhenUsed="1"/>
-    <w:lsdException w:name="Body Text Indent 3" w:semiHidden="1" w:unhideWhenUsed="1"/>
-    <w:lsdException w:name="Block Text" w:semiHidden="1" w:unhideWhenUsed="1"/>
-    <w:lsdException w:name="Hyperlink" w:semiHidden="1" w:unhideWhenUsed="1"/>
-    <w:lsdException w:name="FollowedHyperlink" w:semiHidden="1" w:unhideWhenUsed="1"/>
-    <w:lsdException w:name="Strong" w:uiPriority="22" w:qFormat="1"/>
-    <w:lsdException w:name="Emphasis" w:uiPriority="20" w:qFormat="1"/>
-    <w:lsdException w:name="Document Map" w:semiHidden="1" w:unhideWhenUsed="1"/>
-    <w:lsdException w:name="Plain Text" w:semiHidden="1" w:unhideWhenUsed="1"/>
-    <w:lsdException w:name="E-mail Signature" w:semiHidden="1" w:unhideWhenUsed="1"/>
-    <w:lsdException w:name="HTML Top of Form" w:semiHidden="1" w:unhideWhenUsed="1"/>
-    <w:lsdException w:name="HTML Bottom of Form" w:semiHidden="1" w:unhideWhenUsed="1"/>
-    <w:lsdException w:name="Normal (Web)" w:semiHidden="1" w:unhideWhenUsed="1"/>
-    <w:lsdException w:name="HTML Acronym" w:semiHidden="1" w:unhideWhenUsed="1"/>
-    <w:lsdException w:name="HTML Address" w:semiHidden="1" w:unhideWhenUsed="1"/>
-    <w:lsdException w:name="HTML Cite" w:semiHidden="1" w:unhideWhenUsed="1"/>
-    <w:lsdException w:name="HTML Code" w:semiHidden="1" w:unhideWhenUsed="1"/>
-    <w:lsdException w:name="HTML Definition" w:semiHidden="1" w:unhideWhenUsed="1"/>
-    <w:lsdException w:name="HTML Keyboard" w:semiHidden="1" w:unhideWhenUsed="1"/>
-    <w:lsdException w:name="HTML Preformatted" w:semiHidden="1" w:unhideWhenUsed="1"/>
-    <w:lsdException w:name="HTML Sample" w:semiHidden="1" w:unhideWhenUsed="1"/>
-    <w:lsdException w:name="HTML Typewriter" w:semiHidden="1" w:unhideWhenUsed="1"/>
-    <w:lsdException w:name="HTML Variable" w:semiHidden="1" w:unhideWhenUsed="1"/>
-    <w:lsdException w:name="Normal Table" w:semiHidden="1" w:unhideWhenUsed="1"/>
-    <w:lsdException w:name="annotation subject" w:semiHidden="1" w:unhideWhenUsed="1"/>
-    <w:lsdException w:name="No List" w:semiHidden="1" w:unhideWhenUsed="1"/>
-    <w:lsdException w:name="Outline List 1" w:semiHidden="1" w:unhideWhenUsed="1"/>
-    <w:lsdException w:name="Outline List 2" w:semiHidden="1" w:unhideWhenUsed="1"/>
-    <w:lsdException w:name="Outline List 3" w:semiHidden="1" w:unhideWhenUsed="1"/>
-    <w:lsdException w:name="Table Simple 1" w:semiHidden="1" w:unhideWhenUsed="1"/>
-    <w:lsdException w:name="Table Simple 2" w:semiHidden="1" w:unhideWhenUsed="1"/>
-    <w:lsdException w:name="Table Simple 3" w:semiHidden="1" w:unhideWhenUsed="1"/>
-    <w:lsdException w:name="Table Classic 1" w:semiHidden="1" w:unhideWhenUsed="1"/>
-    <w:lsdException w:name="Table Classic 2" w:semiHidden="1" w:unhideWhenUsed="1"/>
-    <w:lsdException w:name="Table Classic 3" w:semiHidden="1" w:unhideWhenUsed="1"/>
-    <w:lsdException w:name="Table Classic 4" w:semiHidden="1" w:unhideWhenUsed="1"/>
-    <w:lsdException w:name="Table Colorful 1" w:semiHidden="1" w:unhideWhenUsed="1"/>
-    <w:lsdException w:name="Table Colorful 2" w:semiHidden="1" w:unhideWhenUsed="1"/>
-    <w:lsdException w:name="Table Colorful 3" w:semiHidden="1" w:unhideWhenUsed="1"/>
-    <w:lsdException w:name="Table Columns 1" w:semiHidden="1" w:unhideWhenUsed="1"/>
-    <w:lsdException w:name="Table Columns 2" w:semiHidden="1" w:unhideWhenUsed="1"/>
-    <w:lsdException w:name="Table Columns 3" w:semiHidden="1" w:unhideWhenUsed="1"/>
-    <w:lsdException w:name="Table Columns 4" w:semiHidden="1" w:unhideWhenUsed="1"/>
-    <w:lsdException w:name="Table Columns 5" w:semiHidden="1" w:unhideWhenUsed="1"/>
-    <w:lsdException w:name="Table Grid 1" w:semiHidden="1" w:unhideWhenUsed="1"/>
-    <w:lsdException w:name="Table Grid 2" w:semiHidden="1" w:unhideWhenUsed="1"/>
-    <w:lsdException w:name="Table Grid 3" w:semiHidden="1" w:unhideWhenUsed="1"/>
-    <w:lsdException w:name="Table Grid 4" w:semiHidden="1" w:unhideWhenUsed="1"/>
-    <w:lsdException w:name="Table Grid 5" w:semiHidden="1" w:unhideWhenUsed="1"/>
-    <w:lsdException w:name="Table Grid 6" w:semiHidden="1" w:unhideWhenUsed="1"/>
-    <w:lsdException w:name="Table Grid 7" w:semiHidden="1" w:unhideWhenUsed="1"/>
-    <w:lsdException w:name="Table Grid 8" w:semiHidden="1" w:unhideWhenUsed="1"/>
-    <w:lsdException w:name="Table List 1" w:semiHidden="1" w:unhideWhenUsed="1"/>
-    <w:lsdException w:name="Table List 2" w:semiHidden="1" w:unhideWhenUsed="1"/>
-    <w:lsdException w:name="Table List 3" w:semiHidden="1" w:unhideWhenUsed="1"/>
-    <w:lsdException w:name="Table List 4" w:semiHidden="1" w:unhideWhenUsed="1"/>
-    <w:lsdException w:name="Table List 5" w:semiHidden="1" w:unhideWhenUsed="1"/>
-    <w:lsdException w:name="Table List 6" w:semiHidden="1" w:unhideWhenUsed="1"/>
-    <w:lsdException w:name="Table List 7" w:semiHidden="1" w:unhideWhenUsed="1"/>
-    <w:lsdException w:name="Table List 8" w:semiHidden="1" w:unhideWhenUsed="1"/>
-    <w:lsdException w:name="Table 3D effects 1" w:semiHidden="1" w:unhideWhenUsed="1"/>
-    <w:lsdException w:name="Table 3D effects 2" w:semiHidden="1" w:unhideWhenUsed="1"/>
-    <w:lsdException w:name="Table 3D effects 3" w:semiHidden="1" w:unhideWhenUsed="1"/>
-    <w:lsdException w:name="Table Contemporary" w:semiHidden="1" w:unhideWhenUsed="1"/>
-    <w:lsdException w:name="Table Elegant" w:semiHidden="1" w:unhideWhenUsed="1"/>
-    <w:lsdException w:name="Table Professional" w:semiHidden="1" w:unhideWhenUsed="1"/>
-    <w:lsdException w:name="Table Subtle 1" w:semiHidden="1" w:unhideWhenUsed="1"/>
-    <w:lsdException w:name="Table Subtle 2" w:semiHidden="1" w:unhideWhenUsed="1"/>
-    <w:lsdException w:name="Table Web 1" w:semiHidden="1" w:unhideWhenUsed="1"/>
-    <w:lsdException w:name="Table Web 2" w:semiHidden="1" w:unhideWhenUsed="1"/>
-    <w:lsdException w:name="Table Web 3" w:semiHidden="1" w:unhideWhenUsed="1"/>
-    <w:lsdException w:name="Balloon Text" w:semiHidden="1" w:unhideWhenUsed="1"/>
-    <w:lsdException w:name="Table Grid" w:uiPriority="39"/>
-    <w:lsdException w:name="Table Theme" w:semiHidden="1" w:unhideWhenUsed="1"/>
-    <w:lsdException w:name="Placeholder Text" w:semiHidden="1"/>
-    <w:lsdException w:name="No Spacing" w:uiPriority="1" w:qFormat="1"/>
-    <w:lsdException w:name="Light Shading" w:uiPriority="60"/>
-    <w:lsdException w:name="Light List" w:uiPriority="61"/>
-    <w:lsdException w:name="Light Grid" w:uiPriority="62"/>
-    <w:lsdException w:name="Medium Shading 1" w:uiPriority="63"/>
-    <w:lsdException w:name="Medium Shading 2" w:uiPriority="64"/>
-    <w:lsdException w:name="Medium List 1" w:uiPriority="65"/>
-    <w:lsdException w:name="Medium List 2" w:uiPriority="66"/>
-    <w:lsdException w:name="Medium Grid 1" w:uiPriority="67"/>
-    <w:lsdException w:name="Medium Grid 2" w:uiPriority="68"/>
-    <w:lsdException w:name="Medium Grid 3" w:uiPriority="69"/>
-    <w:lsdException w:name="Dark List" w:uiPriority="70"/>
-    <w:lsdException w:name="Colorful Shading" w:uiPriority="71"/>
-    <w:lsdException w:name="Colorful List" w:uiPriority="72"/>
-    <w:lsdException w:name="Colorful Grid" w:uiPriority="73"/>
-    <w:lsdException w:name="Light Shading Accent 1" w:uiPriority="60"/>
-    <w:lsdException w:name="Light List Accent 1" w:uiPriority="61"/>
-    <w:lsdException w:name="Light Grid Accent 1" w:uiPriority="62"/>
-    <w:lsdException w:name="Medium Shading 1 Accent 1" w:uiPriority="63"/>
-    <w:lsdException w:name="Medium Shading 2 Accent 1" w:uiPriority="64"/>
-    <w:lsdException w:name="Medium List 1 Accent 1" w:uiPriority="65"/>
-    <w:lsdException w:name="Revision" w:semiHidden="1"/>
-    <w:lsdException w:name="List Paragraph" w:uiPriority="34" w:qFormat="1"/>
-    <w:lsdException w:name="Quote" w:uiPriority="29" w:qFormat="1"/>
-    <w:lsdException w:name="Intense Quote" w:uiPriority="30" w:qFormat="1"/>
-    <w:lsdException w:name="Medium List 2 Accent 1" w:uiPriority="66"/>
-    <w:lsdException w:name="Medium Grid 1 Accent 1" w:uiPriority="67"/>
-    <w:lsdException w:name="Medium Grid 2 Accent 1" w:uiPriority="68"/>
-    <w:lsdException w:name="Medium Grid 3 Accent 1" w:uiPriority="69"/>
-    <w:lsdException w:name="Dark List Accent 1" w:uiPriority="70"/>
-    <w:lsdException w:name="Colorful Shading Accent 1" w:uiPriority="71"/>
-    <w:lsdException w:name="Colorful List Accent 1" w:uiPriority="72"/>
-    <w:lsdException w:name="Colorful Grid Accent 1" w:uiPriority="73"/>
-    <w:lsdException w:name="Light Shading Accent 2" w:uiPriority="60"/>
-    <w:lsdException w:name="Light List Accent 2" w:uiPriority="61"/>
-    <w:lsdException w:name="Light Grid Accent 2" w:uiPriority="62"/>
-    <w:lsdException w:name="Medium Shading 1 Accent 2" w:uiPriority="63"/>
-    <w:lsdException w:name="Medium Shading 2 Accent 2" w:uiPriority="64"/>
-    <w:lsdException w:name="Medium List 1 Accent 2" w:uiPriority="65"/>
-    <w:lsdException w:name="Medium List 2 Accent 2" w:uiPriority="66"/>
-    <w:lsdException w:name="Medium Grid 1 Accent 2" w:uiPriority="67"/>
-    <w:lsdException w:name="Medium Grid 2 Accent 2" w:uiPriority="68"/>
-    <w:lsdException w:name="Medium Grid 3 Accent 2" w:uiPriority="69"/>
-    <w:lsdException w:name="Dark List Accent 2" w:uiPriority="70"/>
-    <w:lsdException w:name="Colorful Shading Accent 2" w:uiPriority="71"/>
-    <w:lsdException w:name="Colorful List Accent 2" w:uiPriority="72"/>
-    <w:lsdException w:name="Colorful Grid Accent 2" w:uiPriority="73"/>
-    <w:lsdException w:name="Light Shading Accent 3" w:uiPriority="60"/>
-    <w:lsdException w:name="Light List Accent 3" w:uiPriority="61"/>
-    <w:lsdException w:name="Light Grid Accent 3" w:uiPriority="62"/>
-    <w:lsdException w:name="Medium Shading 1 Accent 3" w:uiPriority="63"/>
-    <w:lsdException w:name="Medium Shading 2 Accent 3" w:uiPriority="64"/>
-    <w:lsdException w:name="Medium List 1 Accent 3" w:uiPriority="65"/>
-    <w:lsdException w:name="Medium List 2 Accent 3" w:uiPriority="66"/>
-    <w:lsdException w:name="Medium Grid 1 Accent 3" w:uiPriority="67"/>
-    <w:lsdException w:name="Medium Grid 2 Accent 3" w:uiPriority="68"/>
-    <w:lsdException w:name="Medium Grid 3 Accent 3" w:uiPriority="69"/>
-    <w:lsdException w:name="Dark List Accent 3" w:uiPriority="70"/>
-    <w:lsdException w:name="Colorful Shading Accent 3" w:uiPriority="71"/>
-    <w:lsdException w:name="Colorful List Accent 3" w:uiPriority="72"/>
-    <w:lsdException w:name="Colorful Grid Accent 3" w:uiPriority="73"/>
-    <w:lsdException w:name="Light Shading Accent 4" w:uiPriority="60"/>
-    <w:lsdException w:name="Light List Accent 4" w:uiPriority="61"/>
-    <w:lsdException w:name="Light Grid Accent 4" w:uiPriority="62"/>
-    <w:lsdException w:name="Medium Shading 1 Accent 4" w:uiPriority="63"/>
-    <w:lsdException w:name="Medium Shading 2 Accent 4" w:uiPriority="64"/>
-    <w:lsdException w:name="Medium List 1 Accent 4" w:uiPriority="65"/>
-    <w:lsdException w:name="Medium List 2 Accent 4" w:uiPriority="66"/>
-    <w:lsdException w:name="Medium Grid 1 Accent 4" w:uiPriority="67"/>
-    <w:lsdException w:name="Medium Grid 2 Accent 4" w:uiPriority="68"/>
-    <w:lsdException w:name="Medium Grid 3 Accent 4" w:uiPriority="69"/>
-    <w:lsdException w:name="Dark List Accent 4" w:uiPriority="70"/>
-    <w:lsdException w:name="Colorful Shading Accent 4" w:uiPriority="71"/>
-    <w:lsdException w:name="Colorful List Accent 4" w:uiPriority="72"/>
-    <w:lsdException w:name="Colorful Grid Accent 4" w:uiPriority="73"/>
-    <w:lsdException w:name="Light Shading Accent 5" w:uiPriority="60"/>
-    <w:lsdException w:name="Light List Accent 5" w:uiPriority="61"/>
-    <w:lsdException w:name="Light Grid Accent 5" w:uiPriority="62"/>
-    <w:lsdException w:name="Medium Shading 1 Accent 5" w:uiPriority="63"/>
-    <w:lsdException w:name="Medium Shading 2 Accent 5" w:uiPriority="64"/>
-    <w:lsdException w:name="Medium List 1 Accent 5" w:uiPriority="65"/>
-    <w:lsdException w:name="Medium List 2 Accent 5" w:uiPriority="66"/>
-    <w:lsdException w:name="Medium Grid 1 Accent 5" w:uiPriority="67"/>
-    <w:lsdException w:name="Medium Grid 2 Accent 5" w:uiPriority="68"/>
-    <w:lsdException w:name="Medium Grid 3 Accent 5" w:uiPriority="69"/>
-    <w:lsdException w:name="Dark List Accent 5" w:uiPriority="70"/>
-    <w:lsdException w:name="Colorful Shading Accent 5" w:uiPriority="71"/>
-    <w:lsdException w:name="Colorful List Accent 5" w:uiPriority="72"/>
-    <w:lsdException w:name="Colorful Grid Accent 5" w:uiPriority="73"/>
-    <w:lsdException w:name="Light Shading Accent 6" w:uiPriority="60"/>
-    <w:lsdException w:name="Light List Accent 6" w:uiPriority="61"/>
-    <w:lsdException w:name="Light Grid Accent 6" w:uiPriority="62"/>
-    <w:lsdException w:name="Medium Shading 1 Accent 6" w:uiPriority="63"/>
-    <w:lsdException w:name="Medium Shading 2 Accent 6" w:uiPriority="64"/>
-    <w:lsdException w:name="Medium List 1 Accent 6" w:uiPriority="65"/>
-    <w:lsdException w:name="Medium List 2 Accent 6" w:uiPriority="66"/>
-    <w:lsdException w:name="Medium Grid 1 Accent 6" w:uiPriority="67"/>
-    <w:lsdException w:name="Medium Grid 2 Accent 6" w:uiPriority="68"/>
-    <w:lsdException w:name="Medium Grid 3 Accent 6" w:uiPriority="69"/>
-    <w:lsdException w:name="Dark List Accent 6" w:uiPriority="70"/>
-    <w:lsdException w:name="Colorful Shading Accent 6" w:uiPriority="71"/>
-    <w:lsdException w:name="Colorful List Accent 6" w:uiPriority="72"/>
-    <w:lsdException w:name="Colorful Grid Accent 6" w:uiPriority="73"/>
-    <w:lsdException w:name="Subtle Emphasis" w:uiPriority="19" w:qFormat="1"/>
-    <w:lsdException w:name="Intense Emphasis" w:uiPriority="21" w:qFormat="1"/>
-    <w:lsdException w:name="Subtle Reference" w:uiPriority="31" w:qFormat="1"/>
-    <w:lsdException w:name="Intense Reference" w:uiPriority="32" w:qFormat="1"/>
-    <w:lsdException w:name="Book Title" w:uiPriority="33" w:qFormat="1"/>
-    <w:lsdException w:name="Bibliography" w:semiHidden="1" w:uiPriority="37" w:unhideWhenUsed="1"/>
-    <w:lsdException w:name="TOC Heading" w:semiHidden="1" w:uiPriority="39" w:unhideWhenUsed="1" w:qFormat="1"/>
-    <w:lsdException w:name="Plain Table 1" w:uiPriority="41"/>
-    <w:lsdException w:name="Plain Table 2" w:uiPriority="42"/>
-    <w:lsdException w:name="Plain Table 3" w:uiPriority="43"/>
-    <w:lsdException w:name="Plain Table 4" w:uiPriority="44"/>
-    <w:lsdException w:name="Plain Table 5" w:uiPriority="45"/>
-    <w:lsdException w:name="Grid Table Light" w:uiPriority="40"/>
-    <w:lsdException w:name="Grid Table 1 Light" w:uiPriority="46"/>
-    <w:lsdException w:name="Grid Table 2" w:uiPriority="47"/>
-    <w:lsdException w:name="Grid Table 3" w:uiPriority="48"/>
-    <w:lsdException w:name="Grid Table 4" w:uiPriority="49"/>
-    <w:lsdException w:name="Grid Table 5 Dark" w:uiPriority="50"/>
-    <w:lsdException w:name="Grid Table 6 Colorful" w:uiPriority="51"/>
-    <w:lsdException w:name="Grid Table 7 Colorful" w:uiPriority="52"/>
-    <w:lsdException w:name="Grid Table 1 Light Accent 1" w:uiPriority="46"/>
-    <w:lsdException w:name="Grid Table 2 Accent 1" w:uiPriority="47"/>
-    <w:lsdException w:name="Grid Table 3 Accent 1" w:uiPriority="48"/>
-    <w:lsdException w:name="Grid Table 4 Accent 1" w:uiPriority="49"/>
-    <w:lsdException w:name="Grid Table 5 Dark Accent 1" w:uiPriority="50"/>
-    <w:lsdException w:name="Grid Table 6 Colorful Accent 1" w:uiPriority="51"/>
-    <w:lsdException w:name="Grid Table 7 Colorful Accent 1" w:uiPriority="52"/>
-    <w:lsdException w:name="Grid Table 1 Light Accent 2" w:uiPriority="46"/>
-    <w:lsdException w:name="Grid Table 2 Accent 2" w:uiPriority="47"/>
-    <w:lsdException w:name="Grid Table 3 Accent 2" w:uiPriority="48"/>
-    <w:lsdException w:name="Grid Table 4 Accent 2" w:uiPriority="49"/>
-    <w:lsdException w:name="Grid Table 5 Dark Accent 2" w:uiPriority="50"/>
-    <w:lsdException w:name="Grid Table 6 Colorful Accent 2" w:uiPriority="51"/>
-    <w:lsdException w:name="Grid Table 7 Colorful Accent 2" w:uiPriority="52"/>
-    <w:lsdException w:name="Grid Table 1 Light Accent 3" w:uiPriority="46"/>
-    <w:lsdException w:name="Grid Table 2 Accent 3" w:uiPriority="47"/>
-    <w:lsdException w:name="Grid Table 3 Accent 3" w:uiPriority="48"/>
-    <w:lsdException w:name="Grid Table 4 Accent 3" w:uiPriority="49"/>
-    <w:lsdException w:name="Grid Table 5 Dark Accent 3" w:uiPriority="50"/>
-    <w:lsdException w:name="Grid Table 6 Colorful Accent 3" w:uiPriority="51"/>
-    <w:lsdException w:name="Grid Table 7 Colorful Accent 3" w:uiPriority="52"/>
-    <w:lsdException w:name="Grid Table 1 Light Accent 4" w:uiPriority="46"/>
-    <w:lsdException w:name="Grid Table 2 Accent 4" w:uiPriority="47"/>
-    <w:lsdException w:name="Grid Table 3 Accent 4" w:uiPriority="48"/>
-    <w:lsdException w:name="Grid Table 4 Accent 4" w:uiPriority="49"/>
-    <w:lsdException w:name="Grid Table 5 Dark Accent 4" w:uiPriority="50"/>
-    <w:lsdException w:name="Grid Table 6 Colorful Accent 4" w:uiPriority="51"/>
-    <w:lsdException w:name="Grid Table 7 Colorful Accent 4" w:uiPriority="52"/>
-    <w:lsdException w:name="Grid Table 1 Light Accent 5" w:uiPriority="46"/>
-    <w:lsdException w:name="Grid Table 2 Accent 5" w:uiPriority="47"/>
-    <w:lsdException w:name="Grid Table 3 Accent 5" w:uiPriority="48"/>
-    <w:lsdException w:name="Grid Table 4 Accent 5" w:uiPriority="49"/>
-    <w:lsdException w:name="Grid Table 5 Dark Accent 5" w:uiPriority="50"/>
-    <w:lsdException w:name="Grid Table 6 Colorful Accent 5" w:uiPriority="51"/>
-    <w:lsdException w:name="Grid Table 7 Colorful Accent 5" w:uiPriority="52"/>
-    <w:lsdException w:name="Grid Table 1 Light Accent 6" w:uiPriority="46"/>
-    <w:lsdException w:name="Grid Table 2 Accent 6" w:uiPriority="47"/>
-    <w:lsdException w:name="Grid Table 3 Accent 6" w:uiPriority="48"/>
-    <w:lsdException w:name="Grid Table 4 Accent 6" w:uiPriority="49"/>
-    <w:lsdException w:name="Grid Table 5 Dark Accent 6" w:uiPriority="50"/>
-    <w:lsdException w:name="Grid Table 6 Colorful Accent 6" w:uiPriority="51"/>
-    <w:lsdException w:name="Grid Table 7 Colorful Accent 6" w:uiPriority="52"/>
-    <w:lsdException w:name="List Table 1 Light" w:uiPriority="46"/>
-    <w:lsdException w:name="List Table 2" w:uiPriority="47"/>
-    <w:lsdException w:name="List Table 3" w:uiPriority="48"/>
-    <w:lsdException w:name="List Table 4" w:uiPriority="49"/>
-    <w:lsdException w:name="List Table 5 Dark" w:uiPriority="50"/>
-    <w:lsdException w:name="List Table 6 Colorful" w:uiPriority="51"/>
-    <w:lsdException w:name="List Table 7 Colorful" w:uiPriority="52"/>
-    <w:lsdException w:name="List Table 1 Light Accent 1" w:uiPriority="46"/>
-    <w:lsdException w:name="List Table 2 Accent 1" w:uiPriority="47"/>
-    <w:lsdException w:name="List Table 3 Accent 1" w:uiPriority="48"/>
-    <w:lsdException w:name="List Table 4 Accent 1" w:uiPriority="49"/>
-    <w:lsdException w:name="List Table 5 Dark Accent 1" w:uiPriority="50"/>
-    <w:lsdException w:name="List Table 6 Colorful Accent 1" w:uiPriority="51"/>
-    <w:lsdException w:name="List Table 7 Colorful Accent 1" w:uiPriority="52"/>
-    <w:lsdException w:name="List Table 1 Light Accent 2" w:uiPriority="46"/>
-    <w:lsdException w:name="List Table 2 Accent 2" w:uiPriority="47"/>
-    <w:lsdException w:name="List Table 3 Accent 2" w:uiPriority="48"/>
-    <w:lsdException w:name="List Table 4 Accent 2" w:uiPriority="49"/>
-    <w:lsdException w:name="List Table 5 Dark Accent 2" w:uiPriority="50"/>
-    <w:lsdException w:name="List Table 6 Colorful Accent 2" w:uiPriority="51"/>
-    <w:lsdException w:name="List Table 7 Colorful Accent 2" w:uiPriority="52"/>
-    <w:lsdException w:name="List Table 1 Light Accent 3" w:uiPriority="46"/>
-    <w:lsdException w:name="List Table 2 Accent 3" w:uiPriority="47"/>
-    <w:lsdException w:name="List Table 3 Accent 3" w:uiPriority="48"/>
-    <w:lsdException w:name="List Table 4 Accent 3" w:uiPriority="49"/>
-    <w:lsdException w:name="List Table 5 Dark Accent 3" w:uiPriority="50"/>
-    <w:lsdException w:name="List Table 6 Colorful Accent 3" w:uiPriority="51"/>
-    <w:lsdException w:name="List Table 7 Colorful Accent 3" w:uiPriority="52"/>
-    <w:lsdException w:name="List Table 1 Light Accent 4" w:uiPriority="46"/>
-    <w:lsdException w:name="List Table 2 Accent 4" w:uiPriority="47"/>
-    <w:lsdException w:name="List Table 3 Accent 4" w:uiPriority="48"/>
-    <w:lsdException w:name="List Table 4 Accent 4" w:uiPriority="49"/>
-    <w:lsdException w:name="List Table 5 Dark Accent 4" w:uiPriority="50"/>
-    <w:lsdException w:name="List Table 6 Colorful Accent 4" w:uiPriority="51"/>
-    <w:lsdException w:name="List Table 7 Colorful Accent 4" w:uiPriority="52"/>
-    <w:lsdException w:name="List Table 1 Light Accent 5" w:uiPriority="46"/>
-    <w:lsdException w:name="List Table 2 Accent 5" w:uiPriority="47"/>
-    <w:lsdException w:name="List Table 3 Accent 5" w:uiPriority="48"/>
-    <w:lsdException w:name="List Table 4 Accent 5" w:uiPriority="49"/>
-    <w:lsdException w:name="List Table 5 Dark Accent 5" w:uiPriority="50"/>
-    <w:lsdException w:name="List Table 6 Colorful Accent 5" w:uiPriority="51"/>
-    <w:lsdException w:name="List Table 7 Colorful Accent 5" w:uiPriority="52"/>
-    <w:lsdException w:name="List Table 1 Light Accent 6" w:uiPriority="46"/>
-    <w:lsdException w:name="List Table 2 Accent 6" w:uiPriority="47"/>
-    <w:lsdException w:name="List Table 3 Accent 6" w:uiPriority="48"/>
-    <w:lsdException w:name="List Table 4 Accent 6" w:uiPriority="49"/>
-    <w:lsdException w:name="List Table 5 Dark Accent 6" w:uiPriority="50"/>
-    <w:lsdException w:name="List Table 6 Colorful Accent 6" w:uiPriority="51"/>
-    <w:lsdException w:name="List Table 7 Colorful Accent 6" w:uiPriority="52"/>
-    <w:lsdException w:name="Mention" w:semiHidden="1" w:unhideWhenUsed="1"/>
-    <w:lsdException w:name="Smart Hyperlink" w:semiHidden="1" w:unhideWhenUsed="1"/>
-    <w:lsdException w:name="Hashtag" w:semiHidden="1" w:unhideWhenUsed="1"/>
-    <w:lsdException w:name="Unresolved Mention" w:semiHidden="1" w:unhideWhenUsed="1"/>
-    <w:lsdException w:name="Smart Link" w:semiHidden="1" w:unhideWhenUsed="1"/>
+  <w:latentStyles w:defLockedState="0" w:defUIPriority="99" w:defSemiHidden="1" w:defUnhideWhenUsed="1" w:defQFormat="0" w:count="267">
+    <w:lsdException w:name="Normal" w:semiHidden="0" w:uiPriority="0" w:unhideWhenUsed="0" w:qFormat="1"/>
+    <w:lsdException w:name="heading 1" w:semiHidden="0" w:uiPriority="9" w:unhideWhenUsed="0" w:qFormat="1"/>
+    <w:lsdException w:name="heading 2" w:uiPriority="9" w:qFormat="1"/>
+    <w:lsdException w:name="heading 3" w:uiPriority="9" w:qFormat="1"/>
+    <w:lsdException w:name="heading 4" w:uiPriority="9" w:qFormat="1"/>
+    <w:lsdException w:name="heading 5" w:uiPriority="9" w:qFormat="1"/>
+    <w:lsdException w:name="heading 6" w:uiPriority="9" w:qFormat="1"/>
+    <w:lsdException w:name="heading 7" w:uiPriority="9" w:qFormat="1"/>
+    <w:lsdException w:name="heading 8" w:uiPriority="9" w:qFormat="1"/>
+    <w:lsdException w:name="heading 9" w:uiPriority="9" w:qFormat="1"/>
+    <w:lsdException w:name="toc 1" w:uiPriority="39"/>
+    <w:lsdException w:name="toc 2" w:uiPriority="39"/>
+    <w:lsdException w:name="toc 3" w:uiPriority="39"/>
+    <w:lsdException w:name="toc 4" w:uiPriority="39"/>
+    <w:lsdException w:name="toc 5" w:uiPriority="39"/>
+    <w:lsdException w:name="toc 6" w:uiPriority="39"/>
+    <w:lsdException w:name="toc 7" w:uiPriority="39"/>
+    <w:lsdException w:name="toc 8" w:uiPriority="39"/>
+    <w:lsdException w:name="toc 9" w:uiPriority="39"/>
+    <w:lsdException w:name="annotation text" w:qFormat="1"/>
+    <w:lsdException w:name="caption" w:uiPriority="35" w:qFormat="1"/>
+    <w:lsdException w:name="annotation reference" w:qFormat="1"/>
+    <w:lsdException w:name="Title" w:semiHidden="0" w:uiPriority="10" w:unhideWhenUsed="0" w:qFormat="1"/>
+    <w:lsdException w:name="Default Paragraph Font" w:uiPriority="1"/>
+    <w:lsdException w:name="Body Text" w:uiPriority="1" w:qFormat="1"/>
+    <w:lsdException w:name="Subtitle" w:semiHidden="0" w:uiPriority="11" w:unhideWhenUsed="0" w:qFormat="1"/>
+    <w:lsdException w:name="Strong" w:semiHidden="0" w:uiPriority="22" w:unhideWhenUsed="0" w:qFormat="1"/>
+    <w:lsdException w:name="Emphasis" w:semiHidden="0" w:uiPriority="20" w:unhideWhenUsed="0" w:qFormat="1"/>
+    <w:lsdException w:name="Table Grid" w:semiHidden="0" w:uiPriority="39" w:unhideWhenUsed="0"/>
+    <w:lsdException w:name="Placeholder Text" w:unhideWhenUsed="0"/>
+    <w:lsdException w:name="No Spacing" w:semiHidden="0" w:uiPriority="1" w:unhideWhenUsed="0" w:qFormat="1"/>
+    <w:lsdException w:name="Light Shading" w:semiHidden="0" w:uiPriority="60" w:unhideWhenUsed="0"/>
+    <w:lsdException w:name="Light List" w:semiHidden="0" w:uiPriority="61" w:unhideWhenUsed="0"/>
+    <w:lsdException w:name="Light Grid" w:semiHidden="0" w:uiPriority="62" w:unhideWhenUsed="0"/>
+    <w:lsdException w:name="Medium Shading 1" w:semiHidden="0" w:uiPriority="63" w:unhideWhenUsed="0"/>
+    <w:lsdException w:name="Medium Shading 2" w:semiHidden="0" w:uiPriority="64" w:unhideWhenUsed="0"/>
+    <w:lsdException w:name="Medium List 1" w:semiHidden="0" w:uiPriority="65" w:unhideWhenUsed="0"/>
+    <w:lsdException w:name="Medium List 2" w:semiHidden="0" w:uiPriority="66" w:unhideWhenUsed="0"/>
+    <w:lsdException w:name="Medium Grid 1" w:semiHidden="0" w:uiPriority="67" w:unhideWhenUsed="0"/>
+    <w:lsdException w:name="Medium Grid 2" w:semiHidden="0" w:uiPriority="68" w:unhideWhenUsed="0"/>
+    <w:lsdException w:name="Medium Grid 3" w:semiHidden="0" w:uiPriority="69" w:unhideWhenUsed="0"/>
+    <w:lsdException w:name="Dark List" w:semiHidden="0" w:uiPriority="70" w:unhideWhenUsed="0"/>
+    <w:lsdException w:name="Colorful Shading" w:semiHidden="0" w:uiPriority="71" w:unhideWhenUsed="0"/>
+    <w:lsdException w:name="Colorful List" w:semiHidden="0" w:uiPriority="72" w:unhideWhenUsed="0"/>
+    <w:lsdException w:name="Colorful Grid" w:semiHidden="0" w:uiPriority="73" w:unhideWhenUsed="0"/>
+    <w:lsdException w:name="Light Shading Accent 1" w:semiHidden="0" w:uiPriority="60" w:unhideWhenUsed="0"/>
+    <w:lsdException w:name="Light List Accent 1" w:semiHidden="0" w:uiPriority="61" w:unhideWhenUsed="0"/>
+    <w:lsdException w:name="Light Grid Accent 1" w:semiHidden="0" w:uiPriority="62" w:unhideWhenUsed="0"/>
+    <w:lsdException w:name="Medium Shading 1 Accent 1" w:semiHidden="0" w:uiPriority="63" w:unhideWhenUsed="0"/>
+    <w:lsdException w:name="Medium Shading 2 Accent 1" w:semiHidden="0" w:uiPriority="64" w:unhideWhenUsed="0"/>
+    <w:lsdException w:name="Medium List 1 Accent 1" w:semiHidden="0" w:uiPriority="65" w:unhideWhenUsed="0"/>
+    <w:lsdException w:name="Revision" w:unhideWhenUsed="0"/>
+    <w:lsdException w:name="List Paragraph" w:semiHidden="0" w:uiPriority="34" w:unhideWhenUsed="0" w:qFormat="1"/>
+    <w:lsdException w:name="Quote" w:semiHidden="0" w:uiPriority="29" w:unhideWhenUsed="0" w:qFormat="1"/>
+    <w:lsdException w:name="Intense Quote" w:semiHidden="0" w:uiPriority="30" w:unhideWhenUsed="0" w:qFormat="1"/>
+    <w:lsdException w:name="Medium List 2 Accent 1" w:semiHidden="0" w:uiPriority="66" w:unhideWhenUsed="0"/>
+    <w:lsdException w:name="Medium Grid 1 Accent 1" w:semiHidden="0" w:uiPriority="67" w:unhideWhenUsed="0"/>
+    <w:lsdException w:name="Medium Grid 2 Accent 1" w:semiHidden="0" w:uiPriority="68" w:unhideWhenUsed="0"/>
+    <w:lsdException w:name="Medium Grid 3 Accent 1" w:semiHidden="0" w:uiPriority="69" w:unhideWhenUsed="0"/>
+    <w:lsdException w:name="Dark List Accent 1" w:semiHidden="0" w:uiPriority="70" w:unhideWhenUsed="0"/>
+    <w:lsdException w:name="Colorful Shading Accent 1" w:semiHidden="0" w:uiPriority="71" w:unhideWhenUsed="0"/>
+    <w:lsdException w:name="Colorful List Accent 1" w:semiHidden="0" w:uiPriority="72" w:unhideWhenUsed="0"/>
+    <w:lsdException w:name="Colorful Grid Accent 1" w:semiHidden="0" w:uiPriority="73" w:unhideWhenUsed="0"/>
+    <w:lsdException w:name="Light Shading Accent 2" w:semiHidden="0" w:uiPriority="60" w:unhideWhenUsed="0"/>
+    <w:lsdException w:name="Light List Accent 2" w:semiHidden="0" w:uiPriority="61" w:unhideWhenUsed="0"/>
+    <w:lsdException w:name="Light Grid Accent 2" w:semiHidden="0" w:uiPriority="62" w:unhideWhenUsed="0"/>
+    <w:lsdException w:name="Medium Shading 1 Accent 2" w:semiHidden="0" w:uiPriority="63" w:unhideWhenUsed="0"/>
+    <w:lsdException w:name="Medium Shading 2 Accent 2" w:semiHidden="0" w:uiPriority="64" w:unhideWhenUsed="0"/>
+    <w:lsdException w:name="Medium List 1 Accent 2" w:semiHidden="0" w:uiPriority="65" w:unhideWhenUsed="0"/>
+    <w:lsdException w:name="Medium List 2 Accent 2" w:semiHidden="0" w:uiPriority="66" w:unhideWhenUsed="0"/>
+    <w:lsdException w:name="Medium Grid 1 Accent 2" w:semiHidden="0" w:uiPriority="67" w:unhideWhenUsed="0"/>
+    <w:lsdException w:name="Medium Grid 2 Accent 2" w:semiHidden="0" w:uiPriority="68" w:unhideWhenUsed="0"/>
+    <w:lsdException w:name="Medium Grid 3 Accent 2" w:semiHidden="0" w:uiPriority="69" w:unhideWhenUsed="0"/>
+    <w:lsdException w:name="Dark List Accent 2" w:semiHidden="0" w:uiPriority="70" w:unhideWhenUsed="0"/>
+    <w:lsdException w:name="Colorful Shading Accent 2" w:semiHidden="0" w:uiPriority="71" w:unhideWhenUsed="0"/>
+    <w:lsdException w:name="Colorful List Accent 2" w:semiHidden="0" w:uiPriority="72" w:unhideWhenUsed="0"/>
+    <w:lsdException w:name="Colorful Grid Accent 2" w:semiHidden="0" w:uiPriority="73" w:unhideWhenUsed="0"/>
+    <w:lsdException w:name="Light Shading Accent 3" w:semiHidden="0" w:uiPriority="60" w:unhideWhenUsed="0"/>
+    <w:lsdException w:name="Light List Accent 3" w:semiHidden="0" w:uiPriority="61" w:unhideWhenUsed="0"/>
+    <w:lsdException w:name="Light Grid Accent 3" w:semiHidden="0" w:uiPriority="62" w:unhideWhenUsed="0"/>
+    <w:lsdException w:name="Medium Shading 1 Accent 3" w:semiHidden="0" w:uiPriority="63" w:unhideWhenUsed="0"/>
+    <w:lsdException w:name="Medium Shading 2 Accent 3" w:semiHidden="0" w:uiPriority="64" w:unhideWhenUsed="0"/>
+    <w:lsdException w:name="Medium List 1 Accent 3" w:semiHidden="0" w:uiPriority="65" w:unhideWhenUsed="0"/>
+    <w:lsdException w:name="Medium List 2 Accent 3" w:semiHidden="0" w:uiPriority="66" w:unhideWhenUsed="0"/>
+    <w:lsdException w:name="Medium Grid 1 Accent 3" w:semiHidden="0" w:uiPriority="67" w:unhideWhenUsed="0"/>
+    <w:lsdException w:name="Medium Grid 2 Accent 3" w:semiHidden="0" w:uiPriority="68" w:unhideWhenUsed="0"/>
+    <w:lsdException w:name="Medium Grid 3 Accent 3" w:semiHidden="0" w:uiPriority="69" w:unhideWhenUsed="0"/>
+    <w:lsdException w:name="Dark List Accent 3" w:semiHidden="0" w:uiPriority="70" w:unhideWhenUsed="0"/>
+    <w:lsdException w:name="Colorful Shading Accent 3" w:semiHidden="0" w:uiPriority="71" w:unhideWhenUsed="0"/>
+    <w:lsdException w:name="Colorful List Accent 3" w:semiHidden="0" w:uiPriority="72" w:unhideWhenUsed="0"/>
+    <w:lsdException w:name="Colorful Grid Accent 3" w:semiHidden="0" w:uiPriority="73" w:unhideWhenUsed="0"/>
+    <w:lsdException w:name="Light Shading Accent 4" w:semiHidden="0" w:uiPriority="60" w:unhideWhenUsed="0"/>
+    <w:lsdException w:name="Light List Accent 4" w:semiHidden="0" w:uiPriority="61" w:unhideWhenUsed="0"/>
+    <w:lsdException w:name="Light Grid Accent 4" w:semiHidden="0" w:uiPriority="62" w:unhideWhenUsed="0"/>
+    <w:lsdException w:name="Medium Shading 1 Accent 4" w:semiHidden="0" w:uiPriority="63" w:unhideWhenUsed="0"/>
+    <w:lsdException w:name="Medium Shading 2 Accent 4" w:semiHidden="0" w:uiPriority="64" w:unhideWhenUsed="0"/>
+    <w:lsdException w:name="Medium List 1 Accent 4" w:semiHidden="0" w:uiPriority="65" w:unhideWhenUsed="0"/>
+    <w:lsdException w:name="Medium List 2 Accent 4" w:semiHidden="0" w:uiPriority="66" w:unhideWhenUsed="0"/>
+    <w:lsdException w:name="Medium Grid 1 Accent 4" w:semiHidden="0" w:uiPriority="67" w:unhideWhenUsed="0"/>
+    <w:lsdException w:name="Medium Grid 2 Accent 4" w:semiHidden="0" w:uiPriority="68" w:unhideWhenUsed="0"/>
+    <w:lsdException w:name="Medium Grid 3 Accent 4" w:semiHidden="0" w:uiPriority="69" w:unhideWhenUsed="0"/>
+    <w:lsdException w:name="Dark List Accent 4" w:semiHidden="0" w:uiPriority="70" w:unhideWhenUsed="0"/>
+    <w:lsdException w:name="Colorful Shading Accent 4" w:semiHidden="0" w:uiPriority="71" w:unhideWhenUsed="0"/>
+    <w:lsdException w:name="Colorful List Accent 4" w:semiHidden="0" w:uiPriority="72" w:unhideWhenUsed="0"/>
+    <w:lsdException w:name="Colorful Grid Accent 4" w:semiHidden="0" w:uiPriority="73" w:unhideWhenUsed="0"/>
+    <w:lsdException w:name="Light Shading Accent 5" w:semiHidden="0" w:uiPriority="60" w:unhideWhenUsed="0"/>
+    <w:lsdException w:name="Light List Accent 5" w:semiHidden="0" w:uiPriority="61" w:unhideWhenUsed="0"/>
+    <w:lsdException w:name="Light Grid Accent 5" w:semiHidden="0" w:uiPriority="62" w:unhideWhenUsed="0"/>
+    <w:lsdException w:name="Medium Shading 1 Accent 5" w:semiHidden="0" w:uiPriority="63" w:unhideWhenUsed="0"/>
+    <w:lsdException w:name="Medium Shading 2 Accent 5" w:semiHidden="0" w:uiPriority="64" w:unhideWhenUsed="0"/>
+    <w:lsdException w:name="Medium List 1 Accent 5" w:semiHidden="0" w:uiPriority="65" w:unhideWhenUsed="0"/>
+    <w:lsdException w:name="Medium List 2 Accent 5" w:semiHidden="0" w:uiPriority="66" w:unhideWhenUsed="0"/>
+    <w:lsdException w:name="Medium Grid 1 Accent 5" w:semiHidden="0" w:uiPriority="67" w:unhideWhenUsed="0"/>
+    <w:lsdException w:name="Medium Grid 2 Accent 5" w:semiHidden="0" w:uiPriority="68" w:unhideWhenUsed="0"/>
+    <w:lsdException w:name="Medium Grid 3 Accent 5" w:semiHidden="0" w:uiPriority="69" w:unhideWhenUsed="0"/>
+    <w:lsdException w:name="Dark List Accent 5" w:semiHidden="0" w:uiPriority="70" w:unhideWhenUsed="0"/>
+    <w:lsdException w:name="Colorful Shading Accent 5" w:semiHidden="0" w:uiPriority="71" w:unhideWhenUsed="0"/>
+    <w:lsdException w:name="Colorful List Accent 5" w:semiHidden="0" w:uiPriority="72" w:unhideWhenUsed="0"/>
+    <w:lsdException w:name="Colorful Grid Accent 5" w:semiHidden="0" w:uiPriority="73" w:unhideWhenUsed="0"/>
+    <w:lsdException w:name="Light Shading Accent 6" w:semiHidden="0" w:uiPriority="60" w:unhideWhenUsed="0"/>
+    <w:lsdException w:name="Light List Accent 6" w:semiHidden="0" w:uiPriority="61" w:unhideWhenUsed="0"/>
+    <w:lsdException w:name="Light Grid Accent 6" w:semiHidden="0" w:uiPriority="62" w:unhideWhenUsed="0"/>
+    <w:lsdException w:name="Medium Shading 1 Accent 6" w:semiHidden="0" w:uiPriority="63" w:unhideWhenUsed="0"/>
+    <w:lsdException w:name="Medium Shading 2 Accent 6" w:semiHidden="0" w:uiPriority="64" w:unhideWhenUsed="0"/>
+    <w:lsdException w:name="Medium List 1 Accent 6" w:semiHidden="0" w:uiPriority="65" w:unhideWhenUsed="0"/>
+    <w:lsdException w:name="Medium List 2 Accent 6" w:semiHidden="0" w:uiPriority="66" w:unhideWhenUsed="0"/>
+    <w:lsdException w:name="Medium Grid 1 Accent 6" w:semiHidden="0" w:uiPriority="67" w:unhideWhenUsed="0"/>
+    <w:lsdException w:name="Medium Grid 2 Accent 6" w:semiHidden="0" w:uiPriority="68" w:unhideWhenUsed="0"/>
+    <w:lsdException w:name="Medium Grid 3 Accent 6" w:semiHidden="0" w:uiPriority="69" w:unhideWhenUsed="0"/>
+    <w:lsdException w:name="Dark List Accent 6" w:semiHidden="0" w:uiPriority="70" w:unhideWhenUsed="0"/>
+    <w:lsdException w:name="Colorful Shading Accent 6" w:semiHidden="0" w:uiPriority="71" w:unhideWhenUsed="0"/>
+    <w:lsdException w:name="Colorful List Accent 6" w:semiHidden="0" w:uiPriority="72" w:unhideWhenUsed="0"/>
+    <w:lsdException w:name="Colorful Grid Accent 6" w:semiHidden="0" w:uiPriority="73" w:unhideWhenUsed="0"/>
+    <w:lsdException w:name="Subtle Emphasis" w:semiHidden="0" w:uiPriority="19" w:unhideWhenUsed="0" w:qFormat="1"/>
+    <w:lsdException w:name="Intense Emphasis" w:semiHidden="0" w:uiPriority="21" w:unhideWhenUsed="0" w:qFormat="1"/>
+    <w:lsdException w:name="Subtle Reference" w:semiHidden="0" w:uiPriority="31" w:unhideWhenUsed="0" w:qFormat="1"/>
+    <w:lsdException w:name="Intense Reference" w:semiHidden="0" w:uiPriority="32" w:unhideWhenUsed="0" w:qFormat="1"/>
+    <w:lsdException w:name="Book Title" w:semiHidden="0" w:uiPriority="33" w:unhideWhenUsed="0" w:qFormat="1"/>
+    <w:lsdException w:name="Bibliography" w:uiPriority="37"/>
+    <w:lsdException w:name="TOC Heading" w:uiPriority="39" w:qFormat="1"/>
   </w:latentStyles>
   <w:style w:type="paragraph" w:default="1" w:styleId="Normal">
     <w:name w:val="Normal"/>
@@ -5001,7 +4832,1745 @@
     <w:qFormat/>
     <w:rsid w:val="000F4FEF"/>
   </w:style>
-  <w:style w:type="character" w:styleId="UnresolvedMention">
+  <w:style w:type="character" w:customStyle="1" w:styleId="UnresolvedMention">
+    <w:name w:val="Unresolved Mention"/>
+    <w:basedOn w:val="DefaultParagraphFont"/>
+    <w:uiPriority w:val="99"/>
+    <w:semiHidden/>
+    <w:unhideWhenUsed/>
+    <w:rsid w:val="005E785C"/>
+    <w:rPr>
+      <w:color w:val="605E5C"/>
+      <w:shd w:val="clear" w:color="auto" w:fill="E1DFDD"/>
+    </w:rPr>
+  </w:style>
+  <w:style w:type="paragraph" w:customStyle="1" w:styleId="interviewsituationcondition">
+    <w:name w:val="interview situation condition"/>
+    <w:basedOn w:val="Heading1"/>
+    <w:next w:val="Heading2"/>
+    <w:qFormat/>
+    <w:rsid w:val="000F4FEF"/>
+    <w:pPr>
+      <w:keepNext/>
+      <w:keepLines/>
+      <w:pBdr>
+        <w:bottom w:val="none" w:sz="0" w:space="0" w:color="auto"/>
+      </w:pBdr>
+      <w:spacing w:after="60" w:afterAutospacing="0"/>
+    </w:pPr>
+    <w:rPr>
+      <w:rFonts w:asciiTheme="majorHAnsi" w:eastAsiaTheme="majorEastAsia" w:hAnsiTheme="majorHAnsi" w:cstheme="majorBidi"/>
+      <w:color w:val="FF0000"/>
+      <w:spacing w:val="0"/>
+      <w:sz w:val="24"/>
+      <w:szCs w:val="26"/>
+    </w:rPr>
+  </w:style>
+  <w:style w:type="paragraph" w:customStyle="1" w:styleId="heading">
+    <w:name w:val="heading"/>
+    <w:basedOn w:val="Normal"/>
+    <w:rsid w:val="00DD3DDA"/>
+    <w:pPr>
+      <w:spacing w:before="100" w:after="100"/>
+    </w:pPr>
+    <w:rPr>
+      <w:rFonts w:ascii="Times New Roman" w:eastAsia="Times New Roman" w:hAnsi="Times New Roman" w:cs="Times New Roman"/>
+      <w:sz w:val="24"/>
+      <w:szCs w:val="24"/>
+    </w:rPr>
+  </w:style>
+  <w:style w:type="character" w:customStyle="1" w:styleId="Interviewpinknote">
+    <w:name w:val="Interview pink note"/>
+    <w:basedOn w:val="BodyChar"/>
+    <w:uiPriority w:val="1"/>
+    <w:qFormat/>
+    <w:rsid w:val="00DD3DDA"/>
+    <w:rPr>
+      <w:rFonts w:ascii="Helvetica" w:eastAsiaTheme="minorHAnsi" w:hAnsi="Helvetica" w:cs="Tahoma"/>
+      <w:b w:val="0"/>
+      <w:bCs/>
+      <w:color w:val="FF99FF"/>
+      <w:sz w:val="24"/>
+      <w:szCs w:val="24"/>
+    </w:rPr>
+  </w:style>
+  <w:style w:type="paragraph" w:customStyle="1" w:styleId="interviewsituationp">
+    <w:name w:val="interview situation p"/>
+    <w:basedOn w:val="Body"/>
+    <w:next w:val="interviewsituationcondition"/>
+    <w:qFormat/>
+    <w:rsid w:val="00DD3DDA"/>
+    <w:pPr>
+      <w:spacing w:before="240" w:after="0" w:line="240" w:lineRule="auto"/>
+      <w:contextualSpacing/>
+    </w:pPr>
+  </w:style>
+  <w:style w:type="character" w:customStyle="1" w:styleId="Heading5Char">
+    <w:name w:val="Heading 5 Char"/>
+    <w:basedOn w:val="DefaultParagraphFont"/>
+    <w:link w:val="Heading5"/>
+    <w:uiPriority w:val="9"/>
+    <w:rsid w:val="000F4FEF"/>
+    <w:rPr>
+      <w:rFonts w:ascii="Arial" w:hAnsi="Arial" w:cs="Arial"/>
+      <w:color w:val="666666"/>
+    </w:rPr>
+  </w:style>
+  <w:style w:type="character" w:customStyle="1" w:styleId="Heading6Char">
+    <w:name w:val="Heading 6 Char"/>
+    <w:basedOn w:val="DefaultParagraphFont"/>
+    <w:link w:val="Heading6"/>
+    <w:uiPriority w:val="9"/>
+    <w:semiHidden/>
+    <w:rsid w:val="000F4FEF"/>
+    <w:rPr>
+      <w:rFonts w:ascii="Arial" w:hAnsi="Arial" w:cs="Arial"/>
+      <w:i/>
+      <w:color w:val="666666"/>
+    </w:rPr>
+  </w:style>
+  <w:style w:type="paragraph" w:styleId="TOC1">
+    <w:name w:val="toc 1"/>
+    <w:basedOn w:val="Normal"/>
+    <w:next w:val="Normal"/>
+    <w:autoRedefine/>
+    <w:uiPriority w:val="39"/>
+    <w:unhideWhenUsed/>
+    <w:rsid w:val="000F4FEF"/>
+    <w:pPr>
+      <w:spacing w:after="100"/>
+    </w:pPr>
+  </w:style>
+  <w:style w:type="paragraph" w:styleId="TOC2">
+    <w:name w:val="toc 2"/>
+    <w:basedOn w:val="Normal"/>
+    <w:next w:val="Normal"/>
+    <w:autoRedefine/>
+    <w:uiPriority w:val="39"/>
+    <w:unhideWhenUsed/>
+    <w:rsid w:val="000F4FEF"/>
+    <w:pPr>
+      <w:spacing w:after="100"/>
+      <w:ind w:left="240"/>
+    </w:pPr>
+  </w:style>
+  <w:style w:type="paragraph" w:styleId="TOC3">
+    <w:name w:val="toc 3"/>
+    <w:basedOn w:val="Normal"/>
+    <w:next w:val="Normal"/>
+    <w:autoRedefine/>
+    <w:uiPriority w:val="39"/>
+    <w:unhideWhenUsed/>
+    <w:rsid w:val="000F4FEF"/>
+    <w:pPr>
+      <w:spacing w:after="100"/>
+      <w:ind w:left="480"/>
+    </w:pPr>
+  </w:style>
+  <w:style w:type="paragraph" w:styleId="CommentText">
+    <w:name w:val="annotation text"/>
+    <w:basedOn w:val="Normal"/>
+    <w:link w:val="CommentTextChar"/>
+    <w:uiPriority w:val="99"/>
+    <w:unhideWhenUsed/>
+    <w:qFormat/>
+    <w:rsid w:val="000F4FEF"/>
+    <w:rPr>
+      <w:sz w:val="20"/>
+      <w:szCs w:val="20"/>
+    </w:rPr>
+  </w:style>
+  <w:style w:type="character" w:customStyle="1" w:styleId="CommentTextChar">
+    <w:name w:val="Comment Text Char"/>
+    <w:basedOn w:val="DefaultParagraphFont"/>
+    <w:link w:val="CommentText"/>
+    <w:uiPriority w:val="99"/>
+    <w:qFormat/>
+    <w:rsid w:val="000F4FEF"/>
+    <w:rPr>
+      <w:rFonts w:ascii="Arial" w:hAnsi="Arial" w:cs="Arial"/>
+      <w:sz w:val="20"/>
+      <w:szCs w:val="20"/>
+    </w:rPr>
+  </w:style>
+  <w:style w:type="paragraph" w:styleId="Header">
+    <w:name w:val="header"/>
+    <w:basedOn w:val="Normal"/>
+    <w:link w:val="HeaderChar"/>
+    <w:uiPriority w:val="99"/>
+    <w:unhideWhenUsed/>
+    <w:rsid w:val="000F4FEF"/>
+    <w:pPr>
+      <w:tabs>
+        <w:tab w:val="center" w:pos="4680"/>
+        <w:tab w:val="right" w:pos="9360"/>
+      </w:tabs>
+    </w:pPr>
+  </w:style>
+  <w:style w:type="character" w:customStyle="1" w:styleId="HeaderChar">
+    <w:name w:val="Header Char"/>
+    <w:basedOn w:val="DefaultParagraphFont"/>
+    <w:link w:val="Header"/>
+    <w:uiPriority w:val="99"/>
+    <w:rsid w:val="000F4FEF"/>
+    <w:rPr>
+      <w:rFonts w:ascii="Arial" w:hAnsi="Arial" w:cs="Arial"/>
+    </w:rPr>
+  </w:style>
+  <w:style w:type="character" w:styleId="CommentReference">
+    <w:name w:val="annotation reference"/>
+    <w:basedOn w:val="DefaultParagraphFont"/>
+    <w:uiPriority w:val="99"/>
+    <w:semiHidden/>
+    <w:unhideWhenUsed/>
+    <w:qFormat/>
+    <w:rsid w:val="000F4FEF"/>
+    <w:rPr>
+      <w:sz w:val="16"/>
+      <w:szCs w:val="16"/>
+    </w:rPr>
+  </w:style>
+  <w:style w:type="paragraph" w:styleId="Title">
+    <w:name w:val="Title"/>
+    <w:basedOn w:val="Normal"/>
+    <w:next w:val="Normal"/>
+    <w:link w:val="TitleChar"/>
+    <w:uiPriority w:val="10"/>
+    <w:qFormat/>
+    <w:rsid w:val="000F4FEF"/>
+    <w:pPr>
+      <w:spacing w:before="0" w:beforeAutospacing="0" w:after="100" w:line="276" w:lineRule="auto"/>
+    </w:pPr>
+    <w:rPr>
+      <w:rFonts w:ascii="Helvetica" w:hAnsi="Helvetica" w:cs="Helvetica"/>
+      <w:color w:val="0A2A78"/>
+      <w:spacing w:val="-2"/>
+      <w:sz w:val="48"/>
+      <w:szCs w:val="24"/>
+    </w:rPr>
+  </w:style>
+  <w:style w:type="character" w:customStyle="1" w:styleId="TitleChar">
+    <w:name w:val="Title Char"/>
+    <w:basedOn w:val="DefaultParagraphFont"/>
+    <w:link w:val="Title"/>
+    <w:uiPriority w:val="10"/>
+    <w:qFormat/>
+    <w:rsid w:val="000F4FEF"/>
+    <w:rPr>
+      <w:rFonts w:ascii="Helvetica" w:hAnsi="Helvetica" w:cs="Helvetica"/>
+      <w:color w:val="0A2A78"/>
+      <w:spacing w:val="-2"/>
+      <w:sz w:val="48"/>
+      <w:szCs w:val="24"/>
+    </w:rPr>
+  </w:style>
+  <w:style w:type="paragraph" w:styleId="Subtitle">
+    <w:name w:val="Subtitle"/>
+    <w:basedOn w:val="Normal"/>
+    <w:next w:val="Normal"/>
+    <w:link w:val="SubtitleChar"/>
+    <w:uiPriority w:val="11"/>
+    <w:qFormat/>
+    <w:rsid w:val="000F4FEF"/>
+    <w:pPr>
+      <w:keepNext/>
+      <w:keepLines/>
+      <w:spacing w:after="320"/>
+    </w:pPr>
+    <w:rPr>
+      <w:color w:val="666666"/>
+      <w:sz w:val="30"/>
+      <w:szCs w:val="30"/>
+    </w:rPr>
+  </w:style>
+  <w:style w:type="character" w:customStyle="1" w:styleId="SubtitleChar">
+    <w:name w:val="Subtitle Char"/>
+    <w:basedOn w:val="DefaultParagraphFont"/>
+    <w:link w:val="Subtitle"/>
+    <w:uiPriority w:val="11"/>
+    <w:rsid w:val="000F4FEF"/>
+    <w:rPr>
+      <w:rFonts w:ascii="Arial" w:hAnsi="Arial" w:cs="Arial"/>
+      <w:color w:val="666666"/>
+      <w:sz w:val="30"/>
+      <w:szCs w:val="30"/>
+    </w:rPr>
+  </w:style>
+  <w:style w:type="character" w:styleId="FollowedHyperlink">
+    <w:name w:val="FollowedHyperlink"/>
+    <w:basedOn w:val="DefaultParagraphFont"/>
+    <w:uiPriority w:val="99"/>
+    <w:semiHidden/>
+    <w:unhideWhenUsed/>
+    <w:rsid w:val="000F4FEF"/>
+    <w:rPr>
+      <w:color w:val="954F72" w:themeColor="followedHyperlink"/>
+      <w:u w:val="single"/>
+    </w:rPr>
+  </w:style>
+  <w:style w:type="character" w:styleId="Strong">
+    <w:name w:val="Strong"/>
+    <w:basedOn w:val="DefaultParagraphFont"/>
+    <w:uiPriority w:val="22"/>
+    <w:qFormat/>
+    <w:rsid w:val="000F4FEF"/>
+    <w:rPr>
+      <w:b/>
+      <w:bCs/>
+    </w:rPr>
+  </w:style>
+  <w:style w:type="character" w:styleId="Emphasis">
+    <w:name w:val="Emphasis"/>
+    <w:basedOn w:val="DefaultParagraphFont"/>
+    <w:uiPriority w:val="20"/>
+    <w:qFormat/>
+    <w:rsid w:val="000F4FEF"/>
+    <w:rPr>
+      <w:i/>
+      <w:iCs/>
+    </w:rPr>
+  </w:style>
+  <w:style w:type="paragraph" w:styleId="PlainText">
+    <w:name w:val="Plain Text"/>
+    <w:basedOn w:val="Normal"/>
+    <w:link w:val="PlainTextChar"/>
+    <w:uiPriority w:val="99"/>
+    <w:semiHidden/>
+    <w:unhideWhenUsed/>
+    <w:rsid w:val="00DD3DDA"/>
+    <w:pPr>
+      <w:spacing w:after="0"/>
+    </w:pPr>
+    <w:rPr>
+      <w:sz w:val="24"/>
+      <w:szCs w:val="21"/>
+    </w:rPr>
+  </w:style>
+  <w:style w:type="character" w:customStyle="1" w:styleId="PlainTextChar">
+    <w:name w:val="Plain Text Char"/>
+    <w:basedOn w:val="DefaultParagraphFont"/>
+    <w:link w:val="PlainText"/>
+    <w:uiPriority w:val="99"/>
+    <w:semiHidden/>
+    <w:rsid w:val="00DD3DDA"/>
+    <w:rPr>
+      <w:rFonts w:ascii="Arial" w:hAnsi="Arial" w:cs="Arial"/>
+      <w:sz w:val="24"/>
+      <w:szCs w:val="21"/>
+    </w:rPr>
+  </w:style>
+  <w:style w:type="paragraph" w:styleId="NormalWeb">
+    <w:name w:val="Normal (Web)"/>
+    <w:basedOn w:val="Normal"/>
+    <w:uiPriority w:val="99"/>
+    <w:unhideWhenUsed/>
+    <w:rsid w:val="000F4FEF"/>
+    <w:pPr>
+      <w:spacing w:before="100" w:after="100"/>
+    </w:pPr>
+    <w:rPr>
+      <w:rFonts w:ascii="Times New Roman" w:eastAsia="Times New Roman" w:hAnsi="Times New Roman" w:cs="Times New Roman"/>
+      <w:sz w:val="24"/>
+      <w:szCs w:val="24"/>
+    </w:rPr>
+  </w:style>
+  <w:style w:type="paragraph" w:styleId="HTMLPreformatted">
+    <w:name w:val="HTML Preformatted"/>
+    <w:basedOn w:val="Normal"/>
+    <w:link w:val="HTMLPreformattedChar"/>
+    <w:uiPriority w:val="99"/>
+    <w:semiHidden/>
+    <w:unhideWhenUsed/>
+    <w:rsid w:val="000F4FEF"/>
+    <w:pPr>
+      <w:tabs>
+        <w:tab w:val="left" w:pos="916"/>
+        <w:tab w:val="left" w:pos="1832"/>
+        <w:tab w:val="left" w:pos="2748"/>
+        <w:tab w:val="left" w:pos="3664"/>
+        <w:tab w:val="left" w:pos="4580"/>
+        <w:tab w:val="left" w:pos="5496"/>
+        <w:tab w:val="left" w:pos="6412"/>
+        <w:tab w:val="left" w:pos="7328"/>
+        <w:tab w:val="left" w:pos="8244"/>
+        <w:tab w:val="left" w:pos="9160"/>
+        <w:tab w:val="left" w:pos="10076"/>
+        <w:tab w:val="left" w:pos="10992"/>
+        <w:tab w:val="left" w:pos="11908"/>
+        <w:tab w:val="left" w:pos="12824"/>
+        <w:tab w:val="left" w:pos="13740"/>
+        <w:tab w:val="left" w:pos="14656"/>
+      </w:tabs>
+      <w:spacing w:before="0" w:beforeAutospacing="0" w:after="0" w:afterAutospacing="0"/>
+    </w:pPr>
+    <w:rPr>
+      <w:rFonts w:ascii="Courier New" w:eastAsia="Times New Roman" w:hAnsi="Courier New" w:cs="Courier New"/>
+      <w:sz w:val="20"/>
+      <w:szCs w:val="20"/>
+    </w:rPr>
+  </w:style>
+  <w:style w:type="character" w:customStyle="1" w:styleId="HTMLPreformattedChar">
+    <w:name w:val="HTML Preformatted Char"/>
+    <w:basedOn w:val="DefaultParagraphFont"/>
+    <w:link w:val="HTMLPreformatted"/>
+    <w:uiPriority w:val="99"/>
+    <w:semiHidden/>
+    <w:rsid w:val="000F4FEF"/>
+    <w:rPr>
+      <w:rFonts w:ascii="Courier New" w:eastAsia="Times New Roman" w:hAnsi="Courier New" w:cs="Courier New"/>
+      <w:sz w:val="20"/>
+      <w:szCs w:val="20"/>
+    </w:rPr>
+  </w:style>
+  <w:style w:type="paragraph" w:styleId="CommentSubject">
+    <w:name w:val="annotation subject"/>
+    <w:basedOn w:val="CommentText"/>
+    <w:next w:val="CommentText"/>
+    <w:link w:val="CommentSubjectChar"/>
+    <w:uiPriority w:val="99"/>
+    <w:semiHidden/>
+    <w:unhideWhenUsed/>
+    <w:rsid w:val="000F4FEF"/>
+    <w:rPr>
+      <w:b/>
+      <w:bCs/>
+    </w:rPr>
+  </w:style>
+  <w:style w:type="character" w:customStyle="1" w:styleId="CommentSubjectChar">
+    <w:name w:val="Comment Subject Char"/>
+    <w:basedOn w:val="CommentTextChar"/>
+    <w:link w:val="CommentSubject"/>
+    <w:uiPriority w:val="99"/>
+    <w:semiHidden/>
+    <w:rsid w:val="000F4FEF"/>
+    <w:rPr>
+      <w:rFonts w:ascii="Arial" w:hAnsi="Arial" w:cs="Arial"/>
+      <w:b/>
+      <w:bCs/>
+      <w:sz w:val="20"/>
+      <w:szCs w:val="20"/>
+    </w:rPr>
+  </w:style>
+  <w:style w:type="paragraph" w:styleId="BalloonText">
+    <w:name w:val="Balloon Text"/>
+    <w:basedOn w:val="Normal"/>
+    <w:link w:val="BalloonTextChar"/>
+    <w:uiPriority w:val="99"/>
+    <w:semiHidden/>
+    <w:unhideWhenUsed/>
+    <w:rsid w:val="000F4FEF"/>
+    <w:rPr>
+      <w:rFonts w:ascii="Segoe UI" w:hAnsi="Segoe UI" w:cs="Segoe UI"/>
+      <w:sz w:val="18"/>
+      <w:szCs w:val="18"/>
+    </w:rPr>
+  </w:style>
+  <w:style w:type="character" w:customStyle="1" w:styleId="BalloonTextChar">
+    <w:name w:val="Balloon Text Char"/>
+    <w:basedOn w:val="DefaultParagraphFont"/>
+    <w:link w:val="BalloonText"/>
+    <w:uiPriority w:val="99"/>
+    <w:semiHidden/>
+    <w:rsid w:val="000F4FEF"/>
+    <w:rPr>
+      <w:rFonts w:ascii="Segoe UI" w:hAnsi="Segoe UI" w:cs="Segoe UI"/>
+      <w:sz w:val="18"/>
+      <w:szCs w:val="18"/>
+    </w:rPr>
+  </w:style>
+  <w:style w:type="table" w:styleId="TableGrid">
+    <w:name w:val="Table Grid"/>
+    <w:basedOn w:val="TableNormal"/>
+    <w:uiPriority w:val="39"/>
+    <w:rsid w:val="000F4FEF"/>
+    <w:pPr>
+      <w:widowControl w:val="0"/>
+      <w:autoSpaceDE w:val="0"/>
+      <w:autoSpaceDN w:val="0"/>
+      <w:spacing w:beforeAutospacing="0" w:after="0" w:afterAutospacing="0" w:line="240" w:lineRule="auto"/>
+    </w:pPr>
+    <w:rPr>
+      <w:rFonts w:eastAsiaTheme="minorHAnsi"/>
+    </w:rPr>
+    <w:tblPr>
+      <w:tblBorders>
+        <w:top w:val="single" w:sz="4" w:space="0" w:color="auto"/>
+        <w:left w:val="single" w:sz="4" w:space="0" w:color="auto"/>
+        <w:bottom w:val="single" w:sz="4" w:space="0" w:color="auto"/>
+        <w:right w:val="single" w:sz="4" w:space="0" w:color="auto"/>
+        <w:insideH w:val="single" w:sz="4" w:space="0" w:color="auto"/>
+        <w:insideV w:val="single" w:sz="4" w:space="0" w:color="auto"/>
+      </w:tblBorders>
+    </w:tblPr>
+  </w:style>
+  <w:style w:type="paragraph" w:styleId="NoSpacing">
+    <w:name w:val="No Spacing"/>
+    <w:uiPriority w:val="1"/>
+    <w:qFormat/>
+    <w:rsid w:val="00DD3DDA"/>
+    <w:pPr>
+      <w:spacing w:beforeAutospacing="0" w:after="0" w:afterAutospacing="0"/>
+    </w:pPr>
+    <w:rPr>
+      <w:rFonts w:ascii="Helvetica" w:eastAsiaTheme="minorHAnsi" w:hAnsi="Helvetica"/>
+      <w:sz w:val="24"/>
+    </w:rPr>
+  </w:style>
+  <w:style w:type="paragraph" w:styleId="Quote">
+    <w:name w:val="Quote"/>
+    <w:basedOn w:val="Normal"/>
+    <w:next w:val="Normal"/>
+    <w:link w:val="QuoteChar"/>
+    <w:uiPriority w:val="29"/>
+    <w:rsid w:val="000F4FEF"/>
+    <w:pPr>
+      <w:spacing w:before="200" w:after="160"/>
+      <w:ind w:left="864" w:right="864"/>
+      <w:jc w:val="center"/>
+    </w:pPr>
+    <w:rPr>
+      <w:i/>
+      <w:iCs/>
+      <w:color w:val="404040" w:themeColor="text1" w:themeTint="BF"/>
+    </w:rPr>
+  </w:style>
+  <w:style w:type="character" w:customStyle="1" w:styleId="QuoteChar">
+    <w:name w:val="Quote Char"/>
+    <w:basedOn w:val="DefaultParagraphFont"/>
+    <w:link w:val="Quote"/>
+    <w:uiPriority w:val="29"/>
+    <w:rsid w:val="000F4FEF"/>
+    <w:rPr>
+      <w:rFonts w:ascii="Arial" w:hAnsi="Arial" w:cs="Arial"/>
+      <w:i/>
+      <w:iCs/>
+      <w:color w:val="404040" w:themeColor="text1" w:themeTint="BF"/>
+    </w:rPr>
+  </w:style>
+  <w:style w:type="character" w:styleId="SubtleEmphasis">
+    <w:name w:val="Subtle Emphasis"/>
+    <w:basedOn w:val="DefaultParagraphFont"/>
+    <w:uiPriority w:val="19"/>
+    <w:rsid w:val="000F4FEF"/>
+    <w:rPr>
+      <w:i/>
+      <w:iCs/>
+      <w:color w:val="404040" w:themeColor="text1" w:themeTint="BF"/>
+    </w:rPr>
+  </w:style>
+  <w:style w:type="paragraph" w:styleId="TOCHeading">
+    <w:name w:val="TOC Heading"/>
+    <w:basedOn w:val="Heading1"/>
+    <w:next w:val="Normal"/>
+    <w:uiPriority w:val="39"/>
+    <w:unhideWhenUsed/>
+    <w:qFormat/>
+    <w:rsid w:val="000F4FEF"/>
+    <w:pPr>
+      <w:spacing w:before="240" w:after="0" w:line="259" w:lineRule="auto"/>
+      <w:outlineLvl w:val="9"/>
+    </w:pPr>
+    <w:rPr>
+      <w:rFonts w:asciiTheme="majorHAnsi" w:eastAsiaTheme="majorEastAsia" w:hAnsiTheme="majorHAnsi" w:cstheme="majorBidi"/>
+      <w:color w:val="2F5496" w:themeColor="accent1" w:themeShade="BF"/>
+      <w:sz w:val="32"/>
+      <w:szCs w:val="32"/>
+    </w:rPr>
+  </w:style>
+  <w:style w:type="character" w:customStyle="1" w:styleId="BodyChar">
+    <w:name w:val="Body Char"/>
+    <w:basedOn w:val="DefaultParagraphFont"/>
+    <w:link w:val="Body"/>
+    <w:rsid w:val="000F4FEF"/>
+    <w:rPr>
+      <w:rFonts w:ascii="Helvetica" w:eastAsiaTheme="minorHAnsi" w:hAnsi="Helvetica" w:cs="Helvetica"/>
+      <w:sz w:val="24"/>
+      <w:szCs w:val="24"/>
+    </w:rPr>
+  </w:style>
+  <w:style w:type="paragraph" w:customStyle="1" w:styleId="interviewneedsediting">
+    <w:name w:val="interview needs editing"/>
+    <w:basedOn w:val="Normal"/>
+    <w:next w:val="Normal"/>
+    <w:qFormat/>
+    <w:rsid w:val="000F4FEF"/>
+    <w:pPr>
+      <w:shd w:val="clear" w:color="auto" w:fill="FFFF00"/>
+      <w:spacing w:after="60" w:line="360" w:lineRule="auto"/>
+    </w:pPr>
+    <w:rPr>
+      <w:sz w:val="21"/>
+      <w:szCs w:val="21"/>
+    </w:rPr>
+  </w:style>
+  <w:style w:type="table" w:customStyle="1" w:styleId="TableGridLight1">
+    <w:name w:val="Table Grid Light1"/>
+    <w:basedOn w:val="TableNormal"/>
+    <w:uiPriority w:val="40"/>
+    <w:rsid w:val="000F4FEF"/>
+    <w:pPr>
+      <w:spacing w:beforeAutospacing="0" w:after="0" w:afterAutospacing="0" w:line="240" w:lineRule="auto"/>
+    </w:pPr>
+    <w:rPr>
+      <w:rFonts w:eastAsiaTheme="minorHAnsi"/>
+    </w:rPr>
+    <w:tblPr>
+      <w:tblBorders>
+        <w:top w:val="single" w:sz="4" w:space="0" w:color="BFBFBF" w:themeColor="background1" w:themeShade="BF"/>
+        <w:left w:val="single" w:sz="4" w:space="0" w:color="BFBFBF" w:themeColor="background1" w:themeShade="BF"/>
+        <w:bottom w:val="single" w:sz="4" w:space="0" w:color="BFBFBF" w:themeColor="background1" w:themeShade="BF"/>
+        <w:right w:val="single" w:sz="4" w:space="0" w:color="BFBFBF" w:themeColor="background1" w:themeShade="BF"/>
+        <w:insideH w:val="single" w:sz="4" w:space="0" w:color="BFBFBF" w:themeColor="background1" w:themeShade="BF"/>
+        <w:insideV w:val="single" w:sz="4" w:space="0" w:color="BFBFBF" w:themeColor="background1" w:themeShade="BF"/>
+      </w:tblBorders>
+    </w:tblPr>
+  </w:style>
+</w:styles>
+</file>
+
+<file path=word/stylesWithEffects.xml><?xml version="1.0" encoding="utf-8"?>
+<w:styles xmlns:wpc="http://schemas.microsoft.com/office/word/2010/wordprocessingCanvas" xmlns:mc="http://schemas.openxmlformats.org/markup-compatibility/2006" xmlns:o="urn:schemas-microsoft-com:office:office" xmlns:r="http://schemas.openxmlformats.org/officeDocument/2006/relationships" xmlns:m="http://schemas.openxmlformats.org/officeDocument/2006/math" xmlns:v="urn:schemas-microsoft-com:vml" xmlns:wp14="http://schemas.microsoft.com/office/word/2010/wordprocessingDrawing" xmlns:wp="http://schemas.openxmlformats.org/drawingml/2006/wordprocessingDrawing" xmlns:w10="urn:schemas-microsoft-com:office:word" xmlns:w="http://schemas.openxmlformats.org/wordprocessingml/2006/main" xmlns:w14="http://schemas.microsoft.com/office/word/2010/wordml" xmlns:wpg="http://schemas.microsoft.com/office/word/2010/wordprocessingGroup" xmlns:wpi="http://schemas.microsoft.com/office/word/2010/wordprocessingInk" xmlns:wne="http://schemas.microsoft.com/office/word/2006/wordml" xmlns:wps="http://schemas.microsoft.com/office/word/2010/wordprocessingShape" mc:Ignorable="w14 wp14">
+  <w:docDefaults>
+    <w:rPrDefault>
+      <w:rPr>
+        <w:rFonts w:asciiTheme="minorHAnsi" w:eastAsia="Arial" w:hAnsiTheme="minorHAnsi" w:cstheme="minorBidi"/>
+        <w:sz w:val="22"/>
+        <w:szCs w:val="22"/>
+        <w:lang w:val="en-US" w:eastAsia="en-US" w:bidi="ar-SA"/>
+      </w:rPr>
+    </w:rPrDefault>
+    <w:pPrDefault>
+      <w:pPr>
+        <w:spacing w:beforeAutospacing="1" w:after="160" w:afterAutospacing="1" w:line="259" w:lineRule="auto"/>
+      </w:pPr>
+    </w:pPrDefault>
+  </w:docDefaults>
+  <w:latentStyles w:defLockedState="0" w:defUIPriority="99" w:defSemiHidden="1" w:defUnhideWhenUsed="1" w:defQFormat="0" w:count="267">
+    <w:lsdException w:name="Normal" w:semiHidden="0" w:uiPriority="0" w:unhideWhenUsed="0" w:qFormat="1"/>
+    <w:lsdException w:name="heading 1" w:semiHidden="0" w:uiPriority="9" w:unhideWhenUsed="0" w:qFormat="1"/>
+    <w:lsdException w:name="heading 2" w:uiPriority="9" w:qFormat="1"/>
+    <w:lsdException w:name="heading 3" w:uiPriority="9" w:qFormat="1"/>
+    <w:lsdException w:name="heading 4" w:uiPriority="9" w:qFormat="1"/>
+    <w:lsdException w:name="heading 5" w:uiPriority="9" w:qFormat="1"/>
+    <w:lsdException w:name="heading 6" w:uiPriority="9" w:qFormat="1"/>
+    <w:lsdException w:name="heading 7" w:uiPriority="9" w:qFormat="1"/>
+    <w:lsdException w:name="heading 8" w:uiPriority="9" w:qFormat="1"/>
+    <w:lsdException w:name="heading 9" w:uiPriority="9" w:qFormat="1"/>
+    <w:lsdException w:name="toc 1" w:uiPriority="39"/>
+    <w:lsdException w:name="toc 2" w:uiPriority="39"/>
+    <w:lsdException w:name="toc 3" w:uiPriority="39"/>
+    <w:lsdException w:name="toc 4" w:uiPriority="39"/>
+    <w:lsdException w:name="toc 5" w:uiPriority="39"/>
+    <w:lsdException w:name="toc 6" w:uiPriority="39"/>
+    <w:lsdException w:name="toc 7" w:uiPriority="39"/>
+    <w:lsdException w:name="toc 8" w:uiPriority="39"/>
+    <w:lsdException w:name="toc 9" w:uiPriority="39"/>
+    <w:lsdException w:name="annotation text" w:qFormat="1"/>
+    <w:lsdException w:name="caption" w:uiPriority="35" w:qFormat="1"/>
+    <w:lsdException w:name="annotation reference" w:qFormat="1"/>
+    <w:lsdException w:name="Title" w:semiHidden="0" w:uiPriority="10" w:unhideWhenUsed="0" w:qFormat="1"/>
+    <w:lsdException w:name="Default Paragraph Font" w:uiPriority="1"/>
+    <w:lsdException w:name="Body Text" w:uiPriority="1" w:qFormat="1"/>
+    <w:lsdException w:name="Subtitle" w:semiHidden="0" w:uiPriority="11" w:unhideWhenUsed="0" w:qFormat="1"/>
+    <w:lsdException w:name="Strong" w:semiHidden="0" w:uiPriority="22" w:unhideWhenUsed="0" w:qFormat="1"/>
+    <w:lsdException w:name="Emphasis" w:semiHidden="0" w:uiPriority="20" w:unhideWhenUsed="0" w:qFormat="1"/>
+    <w:lsdException w:name="Table Grid" w:semiHidden="0" w:uiPriority="39" w:unhideWhenUsed="0"/>
+    <w:lsdException w:name="Placeholder Text" w:unhideWhenUsed="0"/>
+    <w:lsdException w:name="No Spacing" w:semiHidden="0" w:uiPriority="1" w:unhideWhenUsed="0" w:qFormat="1"/>
+    <w:lsdException w:name="Light Shading" w:semiHidden="0" w:uiPriority="60" w:unhideWhenUsed="0"/>
+    <w:lsdException w:name="Light List" w:semiHidden="0" w:uiPriority="61" w:unhideWhenUsed="0"/>
+    <w:lsdException w:name="Light Grid" w:semiHidden="0" w:uiPriority="62" w:unhideWhenUsed="0"/>
+    <w:lsdException w:name="Medium Shading 1" w:semiHidden="0" w:uiPriority="63" w:unhideWhenUsed="0"/>
+    <w:lsdException w:name="Medium Shading 2" w:semiHidden="0" w:uiPriority="64" w:unhideWhenUsed="0"/>
+    <w:lsdException w:name="Medium List 1" w:semiHidden="0" w:uiPriority="65" w:unhideWhenUsed="0"/>
+    <w:lsdException w:name="Medium List 2" w:semiHidden="0" w:uiPriority="66" w:unhideWhenUsed="0"/>
+    <w:lsdException w:name="Medium Grid 1" w:semiHidden="0" w:uiPriority="67" w:unhideWhenUsed="0"/>
+    <w:lsdException w:name="Medium Grid 2" w:semiHidden="0" w:uiPriority="68" w:unhideWhenUsed="0"/>
+    <w:lsdException w:name="Medium Grid 3" w:semiHidden="0" w:uiPriority="69" w:unhideWhenUsed="0"/>
+    <w:lsdException w:name="Dark List" w:semiHidden="0" w:uiPriority="70" w:unhideWhenUsed="0"/>
+    <w:lsdException w:name="Colorful Shading" w:semiHidden="0" w:uiPriority="71" w:unhideWhenUsed="0"/>
+    <w:lsdException w:name="Colorful List" w:semiHidden="0" w:uiPriority="72" w:unhideWhenUsed="0"/>
+    <w:lsdException w:name="Colorful Grid" w:semiHidden="0" w:uiPriority="73" w:unhideWhenUsed="0"/>
+    <w:lsdException w:name="Light Shading Accent 1" w:semiHidden="0" w:uiPriority="60" w:unhideWhenUsed="0"/>
+    <w:lsdException w:name="Light List Accent 1" w:semiHidden="0" w:uiPriority="61" w:unhideWhenUsed="0"/>
+    <w:lsdException w:name="Light Grid Accent 1" w:semiHidden="0" w:uiPriority="62" w:unhideWhenUsed="0"/>
+    <w:lsdException w:name="Medium Shading 1 Accent 1" w:semiHidden="0" w:uiPriority="63" w:unhideWhenUsed="0"/>
+    <w:lsdException w:name="Medium Shading 2 Accent 1" w:semiHidden="0" w:uiPriority="64" w:unhideWhenUsed="0"/>
+    <w:lsdException w:name="Medium List 1 Accent 1" w:semiHidden="0" w:uiPriority="65" w:unhideWhenUsed="0"/>
+    <w:lsdException w:name="Revision" w:unhideWhenUsed="0"/>
+    <w:lsdException w:name="List Paragraph" w:semiHidden="0" w:uiPriority="34" w:unhideWhenUsed="0" w:qFormat="1"/>
+    <w:lsdException w:name="Quote" w:semiHidden="0" w:uiPriority="29" w:unhideWhenUsed="0" w:qFormat="1"/>
+    <w:lsdException w:name="Intense Quote" w:semiHidden="0" w:uiPriority="30" w:unhideWhenUsed="0" w:qFormat="1"/>
+    <w:lsdException w:name="Medium List 2 Accent 1" w:semiHidden="0" w:uiPriority="66" w:unhideWhenUsed="0"/>
+    <w:lsdException w:name="Medium Grid 1 Accent 1" w:semiHidden="0" w:uiPriority="67" w:unhideWhenUsed="0"/>
+    <w:lsdException w:name="Medium Grid 2 Accent 1" w:semiHidden="0" w:uiPriority="68" w:unhideWhenUsed="0"/>
+    <w:lsdException w:name="Medium Grid 3 Accent 1" w:semiHidden="0" w:uiPriority="69" w:unhideWhenUsed="0"/>
+    <w:lsdException w:name="Dark List Accent 1" w:semiHidden="0" w:uiPriority="70" w:unhideWhenUsed="0"/>
+    <w:lsdException w:name="Colorful Shading Accent 1" w:semiHidden="0" w:uiPriority="71" w:unhideWhenUsed="0"/>
+    <w:lsdException w:name="Colorful List Accent 1" w:semiHidden="0" w:uiPriority="72" w:unhideWhenUsed="0"/>
+    <w:lsdException w:name="Colorful Grid Accent 1" w:semiHidden="0" w:uiPriority="73" w:unhideWhenUsed="0"/>
+    <w:lsdException w:name="Light Shading Accent 2" w:semiHidden="0" w:uiPriority="60" w:unhideWhenUsed="0"/>
+    <w:lsdException w:name="Light List Accent 2" w:semiHidden="0" w:uiPriority="61" w:unhideWhenUsed="0"/>
+    <w:lsdException w:name="Light Grid Accent 2" w:semiHidden="0" w:uiPriority="62" w:unhideWhenUsed="0"/>
+    <w:lsdException w:name="Medium Shading 1 Accent 2" w:semiHidden="0" w:uiPriority="63" w:unhideWhenUsed="0"/>
+    <w:lsdException w:name="Medium Shading 2 Accent 2" w:semiHidden="0" w:uiPriority="64" w:unhideWhenUsed="0"/>
+    <w:lsdException w:name="Medium List 1 Accent 2" w:semiHidden="0" w:uiPriority="65" w:unhideWhenUsed="0"/>
+    <w:lsdException w:name="Medium List 2 Accent 2" w:semiHidden="0" w:uiPriority="66" w:unhideWhenUsed="0"/>
+    <w:lsdException w:name="Medium Grid 1 Accent 2" w:semiHidden="0" w:uiPriority="67" w:unhideWhenUsed="0"/>
+    <w:lsdException w:name="Medium Grid 2 Accent 2" w:semiHidden="0" w:uiPriority="68" w:unhideWhenUsed="0"/>
+    <w:lsdException w:name="Medium Grid 3 Accent 2" w:semiHidden="0" w:uiPriority="69" w:unhideWhenUsed="0"/>
+    <w:lsdException w:name="Dark List Accent 2" w:semiHidden="0" w:uiPriority="70" w:unhideWhenUsed="0"/>
+    <w:lsdException w:name="Colorful Shading Accent 2" w:semiHidden="0" w:uiPriority="71" w:unhideWhenUsed="0"/>
+    <w:lsdException w:name="Colorful List Accent 2" w:semiHidden="0" w:uiPriority="72" w:unhideWhenUsed="0"/>
+    <w:lsdException w:name="Colorful Grid Accent 2" w:semiHidden="0" w:uiPriority="73" w:unhideWhenUsed="0"/>
+    <w:lsdException w:name="Light Shading Accent 3" w:semiHidden="0" w:uiPriority="60" w:unhideWhenUsed="0"/>
+    <w:lsdException w:name="Light List Accent 3" w:semiHidden="0" w:uiPriority="61" w:unhideWhenUsed="0"/>
+    <w:lsdException w:name="Light Grid Accent 3" w:semiHidden="0" w:uiPriority="62" w:unhideWhenUsed="0"/>
+    <w:lsdException w:name="Medium Shading 1 Accent 3" w:semiHidden="0" w:uiPriority="63" w:unhideWhenUsed="0"/>
+    <w:lsdException w:name="Medium Shading 2 Accent 3" w:semiHidden="0" w:uiPriority="64" w:unhideWhenUsed="0"/>
+    <w:lsdException w:name="Medium List 1 Accent 3" w:semiHidden="0" w:uiPriority="65" w:unhideWhenUsed="0"/>
+    <w:lsdException w:name="Medium List 2 Accent 3" w:semiHidden="0" w:uiPriority="66" w:unhideWhenUsed="0"/>
+    <w:lsdException w:name="Medium Grid 1 Accent 3" w:semiHidden="0" w:uiPriority="67" w:unhideWhenUsed="0"/>
+    <w:lsdException w:name="Medium Grid 2 Accent 3" w:semiHidden="0" w:uiPriority="68" w:unhideWhenUsed="0"/>
+    <w:lsdException w:name="Medium Grid 3 Accent 3" w:semiHidden="0" w:uiPriority="69" w:unhideWhenUsed="0"/>
+    <w:lsdException w:name="Dark List Accent 3" w:semiHidden="0" w:uiPriority="70" w:unhideWhenUsed="0"/>
+    <w:lsdException w:name="Colorful Shading Accent 3" w:semiHidden="0" w:uiPriority="71" w:unhideWhenUsed="0"/>
+    <w:lsdException w:name="Colorful List Accent 3" w:semiHidden="0" w:uiPriority="72" w:unhideWhenUsed="0"/>
+    <w:lsdException w:name="Colorful Grid Accent 3" w:semiHidden="0" w:uiPriority="73" w:unhideWhenUsed="0"/>
+    <w:lsdException w:name="Light Shading Accent 4" w:semiHidden="0" w:uiPriority="60" w:unhideWhenUsed="0"/>
+    <w:lsdException w:name="Light List Accent 4" w:semiHidden="0" w:uiPriority="61" w:unhideWhenUsed="0"/>
+    <w:lsdException w:name="Light Grid Accent 4" w:semiHidden="0" w:uiPriority="62" w:unhideWhenUsed="0"/>
+    <w:lsdException w:name="Medium Shading 1 Accent 4" w:semiHidden="0" w:uiPriority="63" w:unhideWhenUsed="0"/>
+    <w:lsdException w:name="Medium Shading 2 Accent 4" w:semiHidden="0" w:uiPriority="64" w:unhideWhenUsed="0"/>
+    <w:lsdException w:name="Medium List 1 Accent 4" w:semiHidden="0" w:uiPriority="65" w:unhideWhenUsed="0"/>
+    <w:lsdException w:name="Medium List 2 Accent 4" w:semiHidden="0" w:uiPriority="66" w:unhideWhenUsed="0"/>
+    <w:lsdException w:name="Medium Grid 1 Accent 4" w:semiHidden="0" w:uiPriority="67" w:unhideWhenUsed="0"/>
+    <w:lsdException w:name="Medium Grid 2 Accent 4" w:semiHidden="0" w:uiPriority="68" w:unhideWhenUsed="0"/>
+    <w:lsdException w:name="Medium Grid 3 Accent 4" w:semiHidden="0" w:uiPriority="69" w:unhideWhenUsed="0"/>
+    <w:lsdException w:name="Dark List Accent 4" w:semiHidden="0" w:uiPriority="70" w:unhideWhenUsed="0"/>
+    <w:lsdException w:name="Colorful Shading Accent 4" w:semiHidden="0" w:uiPriority="71" w:unhideWhenUsed="0"/>
+    <w:lsdException w:name="Colorful List Accent 4" w:semiHidden="0" w:uiPriority="72" w:unhideWhenUsed="0"/>
+    <w:lsdException w:name="Colorful Grid Accent 4" w:semiHidden="0" w:uiPriority="73" w:unhideWhenUsed="0"/>
+    <w:lsdException w:name="Light Shading Accent 5" w:semiHidden="0" w:uiPriority="60" w:unhideWhenUsed="0"/>
+    <w:lsdException w:name="Light List Accent 5" w:semiHidden="0" w:uiPriority="61" w:unhideWhenUsed="0"/>
+    <w:lsdException w:name="Light Grid Accent 5" w:semiHidden="0" w:uiPriority="62" w:unhideWhenUsed="0"/>
+    <w:lsdException w:name="Medium Shading 1 Accent 5" w:semiHidden="0" w:uiPriority="63" w:unhideWhenUsed="0"/>
+    <w:lsdException w:name="Medium Shading 2 Accent 5" w:semiHidden="0" w:uiPriority="64" w:unhideWhenUsed="0"/>
+    <w:lsdException w:name="Medium List 1 Accent 5" w:semiHidden="0" w:uiPriority="65" w:unhideWhenUsed="0"/>
+    <w:lsdException w:name="Medium List 2 Accent 5" w:semiHidden="0" w:uiPriority="66" w:unhideWhenUsed="0"/>
+    <w:lsdException w:name="Medium Grid 1 Accent 5" w:semiHidden="0" w:uiPriority="67" w:unhideWhenUsed="0"/>
+    <w:lsdException w:name="Medium Grid 2 Accent 5" w:semiHidden="0" w:uiPriority="68" w:unhideWhenUsed="0"/>
+    <w:lsdException w:name="Medium Grid 3 Accent 5" w:semiHidden="0" w:uiPriority="69" w:unhideWhenUsed="0"/>
+    <w:lsdException w:name="Dark List Accent 5" w:semiHidden="0" w:uiPriority="70" w:unhideWhenUsed="0"/>
+    <w:lsdException w:name="Colorful Shading Accent 5" w:semiHidden="0" w:uiPriority="71" w:unhideWhenUsed="0"/>
+    <w:lsdException w:name="Colorful List Accent 5" w:semiHidden="0" w:uiPriority="72" w:unhideWhenUsed="0"/>
+    <w:lsdException w:name="Colorful Grid Accent 5" w:semiHidden="0" w:uiPriority="73" w:unhideWhenUsed="0"/>
+    <w:lsdException w:name="Light Shading Accent 6" w:semiHidden="0" w:uiPriority="60" w:unhideWhenUsed="0"/>
+    <w:lsdException w:name="Light List Accent 6" w:semiHidden="0" w:uiPriority="61" w:unhideWhenUsed="0"/>
+    <w:lsdException w:name="Light Grid Accent 6" w:semiHidden="0" w:uiPriority="62" w:unhideWhenUsed="0"/>
+    <w:lsdException w:name="Medium Shading 1 Accent 6" w:semiHidden="0" w:uiPriority="63" w:unhideWhenUsed="0"/>
+    <w:lsdException w:name="Medium Shading 2 Accent 6" w:semiHidden="0" w:uiPriority="64" w:unhideWhenUsed="0"/>
+    <w:lsdException w:name="Medium List 1 Accent 6" w:semiHidden="0" w:uiPriority="65" w:unhideWhenUsed="0"/>
+    <w:lsdException w:name="Medium List 2 Accent 6" w:semiHidden="0" w:uiPriority="66" w:unhideWhenUsed="0"/>
+    <w:lsdException w:name="Medium Grid 1 Accent 6" w:semiHidden="0" w:uiPriority="67" w:unhideWhenUsed="0"/>
+    <w:lsdException w:name="Medium Grid 2 Accent 6" w:semiHidden="0" w:uiPriority="68" w:unhideWhenUsed="0"/>
+    <w:lsdException w:name="Medium Grid 3 Accent 6" w:semiHidden="0" w:uiPriority="69" w:unhideWhenUsed="0"/>
+    <w:lsdException w:name="Dark List Accent 6" w:semiHidden="0" w:uiPriority="70" w:unhideWhenUsed="0"/>
+    <w:lsdException w:name="Colorful Shading Accent 6" w:semiHidden="0" w:uiPriority="71" w:unhideWhenUsed="0"/>
+    <w:lsdException w:name="Colorful List Accent 6" w:semiHidden="0" w:uiPriority="72" w:unhideWhenUsed="0"/>
+    <w:lsdException w:name="Colorful Grid Accent 6" w:semiHidden="0" w:uiPriority="73" w:unhideWhenUsed="0"/>
+    <w:lsdException w:name="Subtle Emphasis" w:semiHidden="0" w:uiPriority="19" w:unhideWhenUsed="0" w:qFormat="1"/>
+    <w:lsdException w:name="Intense Emphasis" w:semiHidden="0" w:uiPriority="21" w:unhideWhenUsed="0" w:qFormat="1"/>
+    <w:lsdException w:name="Subtle Reference" w:semiHidden="0" w:uiPriority="31" w:unhideWhenUsed="0" w:qFormat="1"/>
+    <w:lsdException w:name="Intense Reference" w:semiHidden="0" w:uiPriority="32" w:unhideWhenUsed="0" w:qFormat="1"/>
+    <w:lsdException w:name="Book Title" w:semiHidden="0" w:uiPriority="33" w:unhideWhenUsed="0" w:qFormat="1"/>
+    <w:lsdException w:name="Bibliography" w:uiPriority="37"/>
+    <w:lsdException w:name="TOC Heading" w:uiPriority="39" w:qFormat="1"/>
+  </w:latentStyles>
+  <w:style w:type="paragraph" w:default="1" w:styleId="Normal">
+    <w:name w:val="Normal"/>
+    <w:qFormat/>
+    <w:rsid w:val="000F4FEF"/>
+    <w:pPr>
+      <w:spacing w:before="-1" w:after="-1" w:line="240" w:lineRule="auto"/>
+    </w:pPr>
+    <w:rPr>
+      <w:rFonts w:ascii="Arial" w:hAnsi="Arial" w:cs="Arial"/>
+    </w:rPr>
+  </w:style>
+  <w:style w:type="paragraph" w:styleId="Heading1">
+    <w:name w:val="heading 1"/>
+    <w:basedOn w:val="Normal"/>
+    <w:link w:val="Heading1Char"/>
+    <w:uiPriority w:val="9"/>
+    <w:qFormat/>
+    <w:rsid w:val="000F4FEF"/>
+    <w:pPr>
+      <w:pBdr>
+        <w:bottom w:val="single" w:sz="4" w:space="1" w:color="A6A6A6" w:themeColor="background1" w:themeShade="A6"/>
+      </w:pBdr>
+      <w:spacing w:before="0" w:beforeAutospacing="0" w:after="100" w:line="276" w:lineRule="auto"/>
+      <w:outlineLvl w:val="0"/>
+    </w:pPr>
+    <w:rPr>
+      <w:rFonts w:ascii="Helvetica" w:hAnsi="Helvetica" w:cs="Helvetica"/>
+      <w:color w:val="0A2A78"/>
+      <w:spacing w:val="-4"/>
+      <w:sz w:val="40"/>
+      <w:szCs w:val="24"/>
+    </w:rPr>
+  </w:style>
+  <w:style w:type="paragraph" w:styleId="Heading2">
+    <w:name w:val="heading 2"/>
+    <w:basedOn w:val="Normal"/>
+    <w:next w:val="Normal"/>
+    <w:link w:val="Heading2Char"/>
+    <w:uiPriority w:val="9"/>
+    <w:unhideWhenUsed/>
+    <w:qFormat/>
+    <w:rsid w:val="000F4FEF"/>
+    <w:pPr>
+      <w:widowControl w:val="0"/>
+      <w:autoSpaceDE w:val="0"/>
+      <w:autoSpaceDN w:val="0"/>
+      <w:spacing w:before="0" w:beforeAutospacing="0" w:after="0" w:afterAutospacing="0" w:line="276" w:lineRule="auto"/>
+      <w:outlineLvl w:val="1"/>
+    </w:pPr>
+    <w:rPr>
+      <w:rFonts w:ascii="Helvetica" w:eastAsiaTheme="minorHAnsi" w:hAnsi="Helvetica" w:cs="Helvetica"/>
+      <w:color w:val="0A2A78"/>
+      <w:spacing w:val="-2"/>
+      <w:sz w:val="36"/>
+      <w:szCs w:val="24"/>
+    </w:rPr>
+  </w:style>
+  <w:style w:type="paragraph" w:styleId="Heading3">
+    <w:name w:val="heading 3"/>
+    <w:basedOn w:val="Heading2"/>
+    <w:next w:val="Body"/>
+    <w:link w:val="Heading3Char"/>
+    <w:uiPriority w:val="9"/>
+    <w:unhideWhenUsed/>
+    <w:qFormat/>
+    <w:rsid w:val="000F4FEF"/>
+    <w:pPr>
+      <w:outlineLvl w:val="2"/>
+    </w:pPr>
+    <w:rPr>
+      <w:sz w:val="32"/>
+    </w:rPr>
+  </w:style>
+  <w:style w:type="paragraph" w:styleId="Heading4">
+    <w:name w:val="heading 4"/>
+    <w:basedOn w:val="Normal"/>
+    <w:next w:val="Normal"/>
+    <w:link w:val="Heading4Char"/>
+    <w:uiPriority w:val="9"/>
+    <w:unhideWhenUsed/>
+    <w:qFormat/>
+    <w:rsid w:val="000F4FEF"/>
+    <w:pPr>
+      <w:widowControl w:val="0"/>
+      <w:autoSpaceDE w:val="0"/>
+      <w:autoSpaceDN w:val="0"/>
+      <w:spacing w:before="54" w:beforeAutospacing="0" w:after="120" w:afterAutospacing="0" w:line="276" w:lineRule="auto"/>
+      <w:ind w:left="360"/>
+      <w:outlineLvl w:val="3"/>
+    </w:pPr>
+    <w:rPr>
+      <w:rFonts w:ascii="Helvetica" w:eastAsiaTheme="minorHAnsi" w:hAnsi="Helvetica" w:cs="Helvetica"/>
+      <w:iCs/>
+      <w:color w:val="0A2A78"/>
+      <w:spacing w:val="-2"/>
+      <w:sz w:val="24"/>
+      <w:szCs w:val="24"/>
+    </w:rPr>
+  </w:style>
+  <w:style w:type="paragraph" w:styleId="Heading5">
+    <w:name w:val="heading 5"/>
+    <w:basedOn w:val="Normal"/>
+    <w:next w:val="Normal"/>
+    <w:link w:val="Heading5Char"/>
+    <w:uiPriority w:val="9"/>
+    <w:unhideWhenUsed/>
+    <w:qFormat/>
+    <w:rsid w:val="000F4FEF"/>
+    <w:pPr>
+      <w:keepNext/>
+      <w:keepLines/>
+      <w:spacing w:before="240" w:after="80"/>
+      <w:outlineLvl w:val="4"/>
+    </w:pPr>
+    <w:rPr>
+      <w:color w:val="666666"/>
+    </w:rPr>
+  </w:style>
+  <w:style w:type="paragraph" w:styleId="Heading6">
+    <w:name w:val="heading 6"/>
+    <w:basedOn w:val="Normal"/>
+    <w:next w:val="Normal"/>
+    <w:link w:val="Heading6Char"/>
+    <w:uiPriority w:val="9"/>
+    <w:semiHidden/>
+    <w:unhideWhenUsed/>
+    <w:qFormat/>
+    <w:rsid w:val="000F4FEF"/>
+    <w:pPr>
+      <w:keepNext/>
+      <w:keepLines/>
+      <w:spacing w:before="240" w:after="80"/>
+      <w:outlineLvl w:val="5"/>
+    </w:pPr>
+    <w:rPr>
+      <w:i/>
+      <w:color w:val="666666"/>
+    </w:rPr>
+  </w:style>
+  <w:style w:type="character" w:default="1" w:styleId="DefaultParagraphFont">
+    <w:name w:val="Default Paragraph Font"/>
+    <w:uiPriority w:val="1"/>
+    <w:semiHidden/>
+    <w:unhideWhenUsed/>
+  </w:style>
+  <w:style w:type="table" w:default="1" w:styleId="TableNormal">
+    <w:name w:val="Normal Table"/>
+    <w:uiPriority w:val="99"/>
+    <w:semiHidden/>
+    <w:unhideWhenUsed/>
+    <w:tblPr>
+      <w:tblInd w:w="0" w:type="dxa"/>
+      <w:tblCellMar>
+        <w:top w:w="0" w:type="dxa"/>
+        <w:left w:w="108" w:type="dxa"/>
+        <w:bottom w:w="0" w:type="dxa"/>
+        <w:right w:w="108" w:type="dxa"/>
+      </w:tblCellMar>
+    </w:tblPr>
+  </w:style>
+  <w:style w:type="numbering" w:default="1" w:styleId="NoList">
+    <w:name w:val="No List"/>
+    <w:uiPriority w:val="99"/>
+    <w:semiHidden/>
+    <w:unhideWhenUsed/>
+  </w:style>
+  <w:style w:type="paragraph" w:customStyle="1" w:styleId="Code">
+    <w:name w:val="Code"/>
+    <w:basedOn w:val="Normal"/>
+    <w:qFormat/>
+    <w:rsid w:val="000F4FEF"/>
+    <w:rPr>
+      <w:rFonts w:ascii="Calibri" w:hAnsi="Calibri"/>
+    </w:rPr>
+  </w:style>
+  <w:style w:type="paragraph" w:customStyle="1" w:styleId="Body">
+    <w:name w:val="Body"/>
+    <w:basedOn w:val="Normal"/>
+    <w:link w:val="BodyChar"/>
+    <w:qFormat/>
+    <w:rsid w:val="000F4FEF"/>
+    <w:pPr>
+      <w:spacing w:before="0" w:beforeAutospacing="0" w:after="120" w:afterAutospacing="0" w:line="276" w:lineRule="auto"/>
+    </w:pPr>
+    <w:rPr>
+      <w:rFonts w:ascii="Helvetica" w:eastAsiaTheme="minorHAnsi" w:hAnsi="Helvetica" w:cs="Helvetica"/>
+      <w:sz w:val="24"/>
+      <w:szCs w:val="24"/>
+    </w:rPr>
+  </w:style>
+  <w:style w:type="character" w:customStyle="1" w:styleId="Heading1Char">
+    <w:name w:val="Heading 1 Char"/>
+    <w:basedOn w:val="DefaultParagraphFont"/>
+    <w:link w:val="Heading1"/>
+    <w:uiPriority w:val="9"/>
+    <w:rsid w:val="000F4FEF"/>
+    <w:rPr>
+      <w:rFonts w:ascii="Helvetica" w:hAnsi="Helvetica" w:cs="Helvetica"/>
+      <w:color w:val="0A2A78"/>
+      <w:spacing w:val="-4"/>
+      <w:sz w:val="40"/>
+      <w:szCs w:val="24"/>
+    </w:rPr>
+  </w:style>
+  <w:style w:type="paragraph" w:styleId="ListParagraph">
+    <w:name w:val="List Paragraph"/>
+    <w:basedOn w:val="BodyText"/>
+    <w:uiPriority w:val="34"/>
+    <w:qFormat/>
+    <w:rsid w:val="000F4FEF"/>
+    <w:pPr>
+      <w:widowControl w:val="0"/>
+      <w:numPr>
+        <w:numId w:val="35"/>
+      </w:numPr>
+      <w:autoSpaceDE w:val="0"/>
+      <w:autoSpaceDN w:val="0"/>
+      <w:spacing w:before="54" w:beforeAutospacing="0" w:afterAutospacing="0" w:line="276" w:lineRule="auto"/>
+    </w:pPr>
+    <w:rPr>
+      <w:rFonts w:ascii="Helvetica" w:eastAsiaTheme="minorHAnsi" w:hAnsi="Helvetica" w:cs="Helvetica"/>
+      <w:color w:val="202529"/>
+      <w:spacing w:val="-2"/>
+      <w:sz w:val="24"/>
+      <w:szCs w:val="24"/>
+    </w:rPr>
+  </w:style>
+  <w:style w:type="paragraph" w:customStyle="1" w:styleId="TFVariable">
+    <w:name w:val="TF Variable"/>
+    <w:basedOn w:val="Heading3"/>
+    <w:next w:val="Body"/>
+    <w:qFormat/>
+    <w:rsid w:val="000F4FEF"/>
+    <w:pPr>
+      <w:numPr>
+        <w:numId w:val="38"/>
+      </w:numPr>
+    </w:pPr>
+  </w:style>
+  <w:style w:type="character" w:customStyle="1" w:styleId="Heading3Char">
+    <w:name w:val="Heading 3 Char"/>
+    <w:basedOn w:val="DefaultParagraphFont"/>
+    <w:link w:val="Heading3"/>
+    <w:uiPriority w:val="9"/>
+    <w:qFormat/>
+    <w:rsid w:val="000F4FEF"/>
+    <w:rPr>
+      <w:rFonts w:ascii="Helvetica" w:eastAsiaTheme="minorHAnsi" w:hAnsi="Helvetica" w:cs="Helvetica"/>
+      <w:color w:val="0A2A78"/>
+      <w:spacing w:val="-2"/>
+      <w:sz w:val="32"/>
+      <w:szCs w:val="24"/>
+    </w:rPr>
+  </w:style>
+  <w:style w:type="paragraph" w:customStyle="1" w:styleId="interviewcondition">
+    <w:name w:val="interview condition"/>
+    <w:basedOn w:val="Normal"/>
+    <w:link w:val="interviewconditionChar"/>
+    <w:qFormat/>
+    <w:rsid w:val="00F44633"/>
+    <w:pPr>
+      <w:spacing w:after="60" w:line="360" w:lineRule="auto"/>
+    </w:pPr>
+    <w:rPr>
+      <w:rFonts w:asciiTheme="minorHAnsi" w:hAnsiTheme="minorHAnsi" w:cstheme="minorBidi"/>
+      <w:color w:val="00B050"/>
+      <w:u w:val="single"/>
+    </w:rPr>
+  </w:style>
+  <w:style w:type="character" w:customStyle="1" w:styleId="interviewconditionChar">
+    <w:name w:val="interview condition Char"/>
+    <w:basedOn w:val="DefaultParagraphFont"/>
+    <w:link w:val="interviewcondition"/>
+    <w:rsid w:val="00F44633"/>
+    <w:rPr>
+      <w:color w:val="00B050"/>
+      <w:u w:val="single"/>
+    </w:rPr>
+  </w:style>
+  <w:style w:type="paragraph" w:customStyle="1" w:styleId="interviewbutton">
+    <w:name w:val="interview button"/>
+    <w:basedOn w:val="Normal"/>
+    <w:next w:val="Normal"/>
+    <w:link w:val="interviewbuttonChar"/>
+    <w:qFormat/>
+    <w:rsid w:val="000F4FEF"/>
+    <w:pPr>
+      <w:shd w:val="clear" w:color="auto" w:fill="0070C0"/>
+      <w:spacing w:after="60" w:line="360" w:lineRule="auto"/>
+    </w:pPr>
+    <w:rPr>
+      <w:rFonts w:asciiTheme="minorHAnsi" w:hAnsiTheme="minorHAnsi" w:cstheme="minorBidi"/>
+      <w:color w:val="FFFFFF" w:themeColor="background1"/>
+      <w:szCs w:val="40"/>
+    </w:rPr>
+  </w:style>
+  <w:style w:type="character" w:customStyle="1" w:styleId="interviewbuttonChar">
+    <w:name w:val="interview button Char"/>
+    <w:basedOn w:val="DefaultParagraphFont"/>
+    <w:link w:val="interviewbutton"/>
+    <w:qFormat/>
+    <w:rsid w:val="000F4FEF"/>
+    <w:rPr>
+      <w:color w:val="FFFFFF" w:themeColor="background1"/>
+      <w:szCs w:val="40"/>
+      <w:shd w:val="clear" w:color="auto" w:fill="0070C0"/>
+    </w:rPr>
+  </w:style>
+  <w:style w:type="paragraph" w:styleId="BodyText">
+    <w:name w:val="Body Text"/>
+    <w:basedOn w:val="Normal"/>
+    <w:link w:val="BodyTextChar"/>
+    <w:uiPriority w:val="1"/>
+    <w:unhideWhenUsed/>
+    <w:qFormat/>
+    <w:rsid w:val="000F4FEF"/>
+    <w:pPr>
+      <w:spacing w:after="120"/>
+    </w:pPr>
+  </w:style>
+  <w:style w:type="character" w:customStyle="1" w:styleId="BodyTextChar">
+    <w:name w:val="Body Text Char"/>
+    <w:basedOn w:val="DefaultParagraphFont"/>
+    <w:link w:val="BodyText"/>
+    <w:uiPriority w:val="1"/>
+    <w:rsid w:val="000F4FEF"/>
+    <w:rPr>
+      <w:rFonts w:ascii="Arial" w:hAnsi="Arial" w:cs="Arial"/>
+    </w:rPr>
+  </w:style>
+  <w:style w:type="character" w:customStyle="1" w:styleId="interviewcondition2">
+    <w:name w:val="interview condition 2"/>
+    <w:basedOn w:val="Hyperlink"/>
+    <w:uiPriority w:val="1"/>
+    <w:qFormat/>
+    <w:rsid w:val="000F4FEF"/>
+    <w:rPr>
+      <w:rFonts w:ascii="Helvetica" w:eastAsia="Arial" w:hAnsi="Helvetica" w:cs="Helvetica"/>
+      <w:color w:val="009999"/>
+      <w:spacing w:val="-2"/>
+      <w:sz w:val="24"/>
+      <w:szCs w:val="24"/>
+      <w:u w:val="none"/>
+    </w:rPr>
+  </w:style>
+  <w:style w:type="character" w:styleId="Hyperlink">
+    <w:name w:val="Hyperlink"/>
+    <w:basedOn w:val="DefaultParagraphFont"/>
+    <w:uiPriority w:val="99"/>
+    <w:unhideWhenUsed/>
+    <w:rsid w:val="000F4FEF"/>
+    <w:rPr>
+      <w:rFonts w:ascii="Helvetica" w:hAnsi="Helvetica" w:cs="Helvetica"/>
+      <w:color w:val="0563C1" w:themeColor="hyperlink"/>
+      <w:spacing w:val="-2"/>
+      <w:sz w:val="24"/>
+      <w:szCs w:val="24"/>
+      <w:u w:val="none"/>
+    </w:rPr>
+  </w:style>
+  <w:style w:type="paragraph" w:customStyle="1" w:styleId="variable">
+    <w:name w:val="variable"/>
+    <w:basedOn w:val="Normal"/>
+    <w:qFormat/>
+    <w:rsid w:val="00B61CCF"/>
+    <w:pPr>
+      <w:spacing w:after="120" w:line="276" w:lineRule="auto"/>
+    </w:pPr>
+    <w:rPr>
+      <w:color w:val="FF7C80"/>
+      <w:shd w:val="clear" w:color="auto" w:fill="FFFFCC"/>
+      <w:lang w:val="en"/>
+    </w:rPr>
+  </w:style>
+  <w:style w:type="character" w:customStyle="1" w:styleId="Heading2Char">
+    <w:name w:val="Heading 2 Char"/>
+    <w:basedOn w:val="DefaultParagraphFont"/>
+    <w:link w:val="Heading2"/>
+    <w:uiPriority w:val="9"/>
+    <w:rsid w:val="000F4FEF"/>
+    <w:rPr>
+      <w:rFonts w:ascii="Helvetica" w:eastAsiaTheme="minorHAnsi" w:hAnsi="Helvetica" w:cs="Helvetica"/>
+      <w:color w:val="0A2A78"/>
+      <w:spacing w:val="-2"/>
+      <w:sz w:val="36"/>
+      <w:szCs w:val="24"/>
+    </w:rPr>
+  </w:style>
+  <w:style w:type="character" w:customStyle="1" w:styleId="Heading4Char">
+    <w:name w:val="Heading 4 Char"/>
+    <w:basedOn w:val="DefaultParagraphFont"/>
+    <w:link w:val="Heading4"/>
+    <w:uiPriority w:val="9"/>
+    <w:qFormat/>
+    <w:rsid w:val="000F4FEF"/>
+    <w:rPr>
+      <w:rFonts w:ascii="Helvetica" w:eastAsiaTheme="minorHAnsi" w:hAnsi="Helvetica" w:cs="Helvetica"/>
+      <w:iCs/>
+      <w:color w:val="0A2A78"/>
+      <w:spacing w:val="-2"/>
+      <w:sz w:val="24"/>
+      <w:szCs w:val="24"/>
+    </w:rPr>
+  </w:style>
+  <w:style w:type="paragraph" w:customStyle="1" w:styleId="Example">
+    <w:name w:val="Example"/>
+    <w:basedOn w:val="Heading4"/>
+    <w:next w:val="Normal"/>
+    <w:qFormat/>
+    <w:rsid w:val="000F4FEF"/>
+  </w:style>
+  <w:style w:type="paragraph" w:customStyle="1" w:styleId="Exampleparagraph">
+    <w:name w:val="Example paragraph"/>
+    <w:basedOn w:val="Body"/>
+    <w:next w:val="Body"/>
+    <w:qFormat/>
+    <w:rsid w:val="00CA58DD"/>
+    <w:pPr>
+      <w:ind w:left="416"/>
+    </w:pPr>
+    <w:rPr>
+      <w:color w:val="202529"/>
+      <w:spacing w:val="-2"/>
+    </w:rPr>
+  </w:style>
+  <w:style w:type="paragraph" w:customStyle="1" w:styleId="ListParagraphNumbered">
+    <w:name w:val="List Paragraph Numbered"/>
+    <w:basedOn w:val="ListParagraph"/>
+    <w:qFormat/>
+    <w:rsid w:val="000F4FEF"/>
+    <w:pPr>
+      <w:numPr>
+        <w:numId w:val="36"/>
+      </w:numPr>
+    </w:pPr>
+    <w:rPr>
+      <w:b/>
+    </w:rPr>
+  </w:style>
+  <w:style w:type="paragraph" w:customStyle="1" w:styleId="ExampleorImportantblock">
+    <w:name w:val="Example or Important block"/>
+    <w:basedOn w:val="Body"/>
+    <w:qFormat/>
+    <w:rsid w:val="000F4FEF"/>
+    <w:pPr>
+      <w:widowControl w:val="0"/>
+      <w:suppressAutoHyphens/>
+      <w:ind w:left="403"/>
+    </w:pPr>
+    <w:rPr>
+      <w:color w:val="202529"/>
+      <w:spacing w:val="-2"/>
+    </w:rPr>
+  </w:style>
+  <w:style w:type="paragraph" w:customStyle="1" w:styleId="Listnumbered">
+    <w:name w:val="List numbered"/>
+    <w:basedOn w:val="Normal"/>
+    <w:qFormat/>
+    <w:rsid w:val="000F4FEF"/>
+    <w:pPr>
+      <w:widowControl w:val="0"/>
+      <w:autoSpaceDE w:val="0"/>
+      <w:autoSpaceDN w:val="0"/>
+      <w:spacing w:before="54" w:beforeAutospacing="0" w:after="120" w:afterAutospacing="0" w:line="276" w:lineRule="auto"/>
+    </w:pPr>
+    <w:rPr>
+      <w:rFonts w:ascii="Helvetica" w:eastAsiaTheme="minorHAnsi" w:hAnsi="Helvetica" w:cs="Helvetica"/>
+      <w:color w:val="202529"/>
+      <w:spacing w:val="-2"/>
+      <w:sz w:val="24"/>
+      <w:szCs w:val="24"/>
+    </w:rPr>
+  </w:style>
+  <w:style w:type="character" w:customStyle="1" w:styleId="Helptextinquestionmark">
+    <w:name w:val="Help text in question mark"/>
+    <w:basedOn w:val="DefaultParagraphFont"/>
+    <w:uiPriority w:val="1"/>
+    <w:qFormat/>
+    <w:rsid w:val="000F4FEF"/>
+    <w:rPr>
+      <w:rFonts w:ascii="Tahoma" w:hAnsi="Tahoma" w:cs="Tahoma"/>
+      <w:color w:val="FFFFFF" w:themeColor="background1"/>
+      <w:szCs w:val="24"/>
+      <w:shd w:val="clear" w:color="auto" w:fill="33CCFF"/>
+    </w:rPr>
+  </w:style>
+  <w:style w:type="character" w:customStyle="1" w:styleId="interviewtextbox">
+    <w:name w:val="interview text box"/>
+    <w:basedOn w:val="DefaultParagraphFont"/>
+    <w:uiPriority w:val="1"/>
+    <w:qFormat/>
+    <w:rsid w:val="000F4FEF"/>
+    <w:rPr>
+      <w:shd w:val="clear" w:color="auto" w:fill="D9D9D9" w:themeFill="background1" w:themeFillShade="D9"/>
+    </w:rPr>
+  </w:style>
+  <w:style w:type="character" w:customStyle="1" w:styleId="interviewhelpquestionmark">
+    <w:name w:val="interview help question mark"/>
+    <w:basedOn w:val="DefaultParagraphFont"/>
+    <w:uiPriority w:val="1"/>
+    <w:qFormat/>
+    <w:rsid w:val="000F4FEF"/>
+    <w:rPr>
+      <w:color w:val="FFFFFF" w:themeColor="background1"/>
+      <w:shd w:val="clear" w:color="auto" w:fill="9CC2E5" w:themeFill="accent5" w:themeFillTint="99"/>
+    </w:rPr>
+  </w:style>
+  <w:style w:type="paragraph" w:customStyle="1" w:styleId="ListPlevel2">
+    <w:name w:val="List P level 2"/>
+    <w:basedOn w:val="ListParagraph"/>
+    <w:qFormat/>
+    <w:rsid w:val="000F4FEF"/>
+    <w:pPr>
+      <w:ind w:left="765"/>
+    </w:pPr>
+    <w:rPr>
+      <w:color w:val="auto"/>
+      <w:spacing w:val="0"/>
+    </w:rPr>
+  </w:style>
+  <w:style w:type="paragraph" w:customStyle="1" w:styleId="ListPlevel3">
+    <w:name w:val="List P level 3"/>
+    <w:basedOn w:val="ListPlevel2"/>
+    <w:qFormat/>
+    <w:rsid w:val="000F4FEF"/>
+    <w:pPr>
+      <w:tabs>
+        <w:tab w:val="num" w:pos="360"/>
+      </w:tabs>
+      <w:ind w:left="2160"/>
+    </w:pPr>
+  </w:style>
+  <w:style w:type="paragraph" w:customStyle="1" w:styleId="ListParagraphNumberedBold">
+    <w:name w:val="List Paragraph Numbered (Bold)"/>
+    <w:basedOn w:val="ListParagraphNumbered"/>
+    <w:qFormat/>
+    <w:rsid w:val="00AA522D"/>
+    <w:pPr>
+      <w:ind w:left="405"/>
+    </w:pPr>
+    <w:rPr>
+      <w:color w:val="auto"/>
+      <w:spacing w:val="0"/>
+    </w:rPr>
+  </w:style>
+  <w:style w:type="paragraph" w:styleId="Footer">
+    <w:name w:val="footer"/>
+    <w:basedOn w:val="Normal"/>
+    <w:link w:val="FooterChar"/>
+    <w:uiPriority w:val="99"/>
+    <w:unhideWhenUsed/>
+    <w:rsid w:val="000F4FEF"/>
+    <w:pPr>
+      <w:tabs>
+        <w:tab w:val="center" w:pos="4680"/>
+        <w:tab w:val="right" w:pos="9360"/>
+      </w:tabs>
+    </w:pPr>
+  </w:style>
+  <w:style w:type="character" w:customStyle="1" w:styleId="FooterChar">
+    <w:name w:val="Footer Char"/>
+    <w:basedOn w:val="DefaultParagraphFont"/>
+    <w:link w:val="Footer"/>
+    <w:uiPriority w:val="99"/>
+    <w:qFormat/>
+    <w:rsid w:val="000F4FEF"/>
+    <w:rPr>
+      <w:rFonts w:ascii="Arial" w:hAnsi="Arial" w:cs="Arial"/>
+    </w:rPr>
+  </w:style>
+  <w:style w:type="paragraph" w:customStyle="1" w:styleId="FooterRight">
+    <w:name w:val="Footer Right"/>
+    <w:basedOn w:val="Footer"/>
+    <w:qFormat/>
+    <w:rsid w:val="00FA6057"/>
+    <w:pPr>
+      <w:jc w:val="right"/>
+    </w:pPr>
+  </w:style>
+  <w:style w:type="paragraph" w:customStyle="1" w:styleId="interviewsituationpara">
+    <w:name w:val="interview situation para"/>
+    <w:basedOn w:val="Body"/>
+    <w:next w:val="interviewsituationcondition"/>
+    <w:link w:val="interviewsituationparaChar"/>
+    <w:qFormat/>
+    <w:rsid w:val="00DD3DDA"/>
+    <w:pPr>
+      <w:spacing w:before="120" w:after="0" w:line="240" w:lineRule="auto"/>
+      <w:contextualSpacing/>
+    </w:pPr>
+  </w:style>
+  <w:style w:type="character" w:customStyle="1" w:styleId="interviewsituationparaChar">
+    <w:name w:val="interview situation para Char"/>
+    <w:basedOn w:val="BodyChar"/>
+    <w:link w:val="interviewsituationpara"/>
+    <w:rsid w:val="00DD3DDA"/>
+    <w:rPr>
+      <w:rFonts w:ascii="Helvetica" w:eastAsiaTheme="minorHAnsi" w:hAnsi="Helvetica" w:cs="Helvetica"/>
+      <w:sz w:val="24"/>
+      <w:szCs w:val="24"/>
+    </w:rPr>
+  </w:style>
+  <w:style w:type="paragraph" w:customStyle="1" w:styleId="Done">
+    <w:name w:val="Done"/>
+    <w:basedOn w:val="ListParagraph"/>
+    <w:qFormat/>
+    <w:rsid w:val="00DD3DDA"/>
+    <w:pPr>
+      <w:numPr>
+        <w:ilvl w:val="1"/>
+        <w:numId w:val="19"/>
+      </w:numPr>
+    </w:pPr>
+  </w:style>
+  <w:style w:type="character" w:customStyle="1" w:styleId="subject">
+    <w:name w:val="subject"/>
+    <w:basedOn w:val="DefaultParagraphFont"/>
+    <w:rsid w:val="000F4FEF"/>
+  </w:style>
+  <w:style w:type="character" w:customStyle="1" w:styleId="convention">
+    <w:name w:val="convention"/>
+    <w:basedOn w:val="DefaultParagraphFont"/>
+    <w:uiPriority w:val="1"/>
+    <w:qFormat/>
+    <w:rsid w:val="000F4FEF"/>
+    <w:rPr>
+      <w:sz w:val="22"/>
+      <w:szCs w:val="22"/>
+      <w:shd w:val="clear" w:color="auto" w:fill="A6A6A6" w:themeFill="background1" w:themeFillShade="A6"/>
+    </w:rPr>
+  </w:style>
+  <w:style w:type="paragraph" w:customStyle="1" w:styleId="Default">
+    <w:name w:val="Default"/>
+    <w:rsid w:val="000F4FEF"/>
+    <w:pPr>
+      <w:autoSpaceDE w:val="0"/>
+      <w:autoSpaceDN w:val="0"/>
+      <w:adjustRightInd w:val="0"/>
+      <w:spacing w:beforeAutospacing="0" w:after="0" w:afterAutospacing="0" w:line="240" w:lineRule="auto"/>
+    </w:pPr>
+    <w:rPr>
+      <w:rFonts w:ascii="Arial" w:eastAsiaTheme="minorHAnsi" w:hAnsi="Arial" w:cs="Arial"/>
+      <w:color w:val="000000"/>
+      <w:sz w:val="24"/>
+      <w:szCs w:val="24"/>
+    </w:rPr>
+  </w:style>
+  <w:style w:type="paragraph" w:customStyle="1" w:styleId="Example-bulleted">
+    <w:name w:val="Example - bulleted"/>
+    <w:basedOn w:val="Body"/>
+    <w:qFormat/>
+    <w:rsid w:val="000F4FEF"/>
+    <w:pPr>
+      <w:widowControl w:val="0"/>
+      <w:numPr>
+        <w:numId w:val="28"/>
+      </w:numPr>
+      <w:suppressAutoHyphens/>
+      <w:autoSpaceDE w:val="0"/>
+      <w:autoSpaceDN w:val="0"/>
+      <w:spacing w:before="60"/>
+    </w:pPr>
+    <w:rPr>
+      <w:rFonts w:eastAsia="Calibri"/>
+    </w:rPr>
+  </w:style>
+  <w:style w:type="character" w:customStyle="1" w:styleId="f1-light">
+    <w:name w:val="f1-light"/>
+    <w:basedOn w:val="DefaultParagraphFont"/>
+    <w:rsid w:val="000F4FEF"/>
+  </w:style>
+  <w:style w:type="paragraph" w:customStyle="1" w:styleId="H3numberedfordirections">
+    <w:name w:val="H3 numbered for directions"/>
+    <w:basedOn w:val="Heading3"/>
+    <w:next w:val="Normal"/>
+    <w:qFormat/>
+    <w:rsid w:val="000F4FEF"/>
+    <w:pPr>
+      <w:numPr>
+        <w:numId w:val="29"/>
+      </w:numPr>
+      <w:outlineLvl w:val="9"/>
+    </w:pPr>
+  </w:style>
+  <w:style w:type="character" w:customStyle="1" w:styleId="Interviewbutton0">
+    <w:name w:val="Interview button"/>
+    <w:basedOn w:val="DefaultParagraphFont"/>
+    <w:uiPriority w:val="1"/>
+    <w:qFormat/>
+    <w:rsid w:val="000F4FEF"/>
+    <w:rPr>
+      <w:color w:val="FFFFFF" w:themeColor="background1"/>
+      <w:bdr w:val="none" w:sz="0" w:space="0" w:color="auto"/>
+      <w:shd w:val="clear" w:color="auto" w:fill="0B5ED8"/>
+    </w:rPr>
+  </w:style>
+  <w:style w:type="paragraph" w:customStyle="1" w:styleId="interviewbuttons">
+    <w:name w:val="interview buttons"/>
+    <w:basedOn w:val="Normal"/>
+    <w:qFormat/>
+    <w:rsid w:val="000F4FEF"/>
+    <w:pPr>
+      <w:pBdr>
+        <w:top w:val="single" w:sz="12" w:space="1" w:color="0070C0"/>
+        <w:left w:val="single" w:sz="12" w:space="4" w:color="0070C0"/>
+        <w:bottom w:val="single" w:sz="12" w:space="1" w:color="0070C0"/>
+        <w:right w:val="single" w:sz="12" w:space="4" w:color="0070C0"/>
+        <w:between w:val="single" w:sz="12" w:space="1" w:color="0070C0"/>
+        <w:bar w:val="single" w:sz="12" w:color="0070C0"/>
+      </w:pBdr>
+      <w:shd w:val="clear" w:color="auto" w:fill="FFFFFF"/>
+      <w:spacing w:after="0"/>
+      <w:ind w:left="-58" w:right="-216"/>
+    </w:pPr>
+    <w:rPr>
+      <w:sz w:val="21"/>
+      <w:szCs w:val="21"/>
+    </w:rPr>
+  </w:style>
+  <w:style w:type="paragraph" w:customStyle="1" w:styleId="interviewcheckboxes">
+    <w:name w:val="interview checkboxes"/>
+    <w:basedOn w:val="ListParagraph"/>
+    <w:qFormat/>
+    <w:rsid w:val="000F4FEF"/>
+    <w:pPr>
+      <w:numPr>
+        <w:numId w:val="31"/>
+      </w:numPr>
+      <w:pBdr>
+        <w:top w:val="single" w:sz="12" w:space="1" w:color="0070C0"/>
+        <w:left w:val="single" w:sz="12" w:space="4" w:color="0070C0"/>
+        <w:bottom w:val="single" w:sz="12" w:space="1" w:color="0070C0"/>
+        <w:right w:val="single" w:sz="12" w:space="4" w:color="0070C0"/>
+        <w:between w:val="single" w:sz="12" w:space="1" w:color="0070C0"/>
+        <w:bar w:val="single" w:sz="12" w:color="0070C0"/>
+      </w:pBdr>
+    </w:pPr>
+  </w:style>
+  <w:style w:type="character" w:customStyle="1" w:styleId="interviewclickformoreinfo-definition">
+    <w:name w:val="interview click for more info - definition"/>
+    <w:uiPriority w:val="1"/>
+    <w:qFormat/>
+    <w:rsid w:val="000F4FEF"/>
+    <w:rPr>
+      <w:color w:val="00B050"/>
+      <w:u w:val="dash" w:color="92D050"/>
+    </w:rPr>
+  </w:style>
+  <w:style w:type="character" w:customStyle="1" w:styleId="InterviewCommentText">
+    <w:name w:val="Interview Comment Text"/>
+    <w:basedOn w:val="BodyTextChar"/>
+    <w:uiPriority w:val="1"/>
+    <w:qFormat/>
+    <w:rsid w:val="000F4FEF"/>
+    <w:rPr>
+      <w:rFonts w:ascii="Helvetica" w:eastAsia="Arial" w:hAnsi="Helvetica" w:cs="Helvetica"/>
+      <w:color w:val="7030A0"/>
+      <w:spacing w:val="-2"/>
+      <w:sz w:val="24"/>
+      <w:szCs w:val="24"/>
+    </w:rPr>
+  </w:style>
+  <w:style w:type="character" w:customStyle="1" w:styleId="interviewconvention">
+    <w:name w:val="interview convention"/>
+    <w:basedOn w:val="DefaultParagraphFont"/>
+    <w:uiPriority w:val="1"/>
+    <w:qFormat/>
+    <w:rsid w:val="000F4FEF"/>
+    <w:rPr>
+      <w:sz w:val="22"/>
+      <w:szCs w:val="22"/>
+      <w:shd w:val="clear" w:color="auto" w:fill="A6A6A6" w:themeFill="background1" w:themeFillShade="A6"/>
+    </w:rPr>
+  </w:style>
+  <w:style w:type="paragraph" w:customStyle="1" w:styleId="interviewglossarywordintemplate">
+    <w:name w:val="interview glossary word in template"/>
+    <w:basedOn w:val="Normal"/>
+    <w:link w:val="interviewglossarywordintemplateChar"/>
+    <w:qFormat/>
+    <w:rsid w:val="000F4FEF"/>
+    <w:pPr>
+      <w:spacing w:after="60" w:line="360" w:lineRule="auto"/>
+    </w:pPr>
+    <w:rPr>
+      <w:rFonts w:asciiTheme="minorHAnsi" w:hAnsiTheme="minorHAnsi" w:cstheme="minorBidi"/>
+    </w:rPr>
+  </w:style>
+  <w:style w:type="character" w:customStyle="1" w:styleId="interviewglossarywordintemplateChar">
+    <w:name w:val="interview glossary word in template Char"/>
+    <w:basedOn w:val="DefaultParagraphFont"/>
+    <w:link w:val="interviewglossarywordintemplate"/>
+    <w:rsid w:val="000F4FEF"/>
+  </w:style>
+  <w:style w:type="character" w:customStyle="1" w:styleId="interviewsituation">
+    <w:name w:val="interview situation"/>
+    <w:basedOn w:val="interviewneedstobewritten"/>
+    <w:uiPriority w:val="1"/>
+    <w:qFormat/>
+    <w:rsid w:val="00DD3DDA"/>
+    <w:rPr>
+      <w:shd w:val="clear" w:color="auto" w:fill="FFFF00"/>
+    </w:rPr>
+  </w:style>
+  <w:style w:type="character" w:customStyle="1" w:styleId="interviewneedstobewritten">
+    <w:name w:val="interview needs to be written"/>
+    <w:basedOn w:val="DefaultParagraphFont"/>
+    <w:uiPriority w:val="1"/>
+    <w:qFormat/>
+    <w:rsid w:val="000F4FEF"/>
+    <w:rPr>
+      <w:shd w:val="clear" w:color="auto" w:fill="FFFF00"/>
+    </w:rPr>
+  </w:style>
+  <w:style w:type="character" w:customStyle="1" w:styleId="interviewPAPtexttrigger">
+    <w:name w:val="interview PAP text trigger"/>
+    <w:basedOn w:val="DefaultParagraphFont"/>
+    <w:uiPriority w:val="1"/>
+    <w:qFormat/>
+    <w:rsid w:val="000F4FEF"/>
+    <w:rPr>
+      <w:shd w:val="clear" w:color="auto" w:fill="009999"/>
+    </w:rPr>
+  </w:style>
+  <w:style w:type="character" w:customStyle="1" w:styleId="interviewpdf">
+    <w:name w:val="interview pdf"/>
+    <w:basedOn w:val="DefaultParagraphFont"/>
+    <w:uiPriority w:val="1"/>
+    <w:qFormat/>
+    <w:rsid w:val="000F4FEF"/>
+    <w:rPr>
+      <w:b/>
+      <w:szCs w:val="24"/>
+      <w:shd w:val="clear" w:color="auto" w:fill="FF00FF"/>
+    </w:rPr>
+  </w:style>
+  <w:style w:type="paragraph" w:customStyle="1" w:styleId="interviewquestionid">
+    <w:name w:val="interview question id"/>
+    <w:basedOn w:val="BodyText"/>
+    <w:qFormat/>
+    <w:rsid w:val="000F4FEF"/>
+    <w:pPr>
+      <w:spacing w:before="240" w:after="0"/>
+    </w:pPr>
+    <w:rPr>
+      <w:color w:val="FF9F9F"/>
+    </w:rPr>
+  </w:style>
+  <w:style w:type="paragraph" w:customStyle="1" w:styleId="interviewradiobuttons">
+    <w:name w:val="interview radio buttons"/>
+    <w:basedOn w:val="ListParagraph"/>
+    <w:qFormat/>
+    <w:rsid w:val="000F4FEF"/>
+    <w:pPr>
+      <w:numPr>
+        <w:numId w:val="32"/>
+      </w:numPr>
+      <w:pBdr>
+        <w:top w:val="single" w:sz="12" w:space="1" w:color="0070C0"/>
+        <w:left w:val="single" w:sz="12" w:space="4" w:color="0070C0"/>
+        <w:bottom w:val="single" w:sz="12" w:space="1" w:color="0070C0"/>
+        <w:right w:val="single" w:sz="12" w:space="4" w:color="0070C0"/>
+        <w:between w:val="single" w:sz="12" w:space="1" w:color="0070C0"/>
+        <w:bar w:val="single" w:sz="12" w:color="0070C0"/>
+      </w:pBdr>
+      <w:shd w:val="clear" w:color="auto" w:fill="FFFFFF"/>
+      <w:spacing w:after="480" w:line="360" w:lineRule="auto"/>
+      <w:ind w:right="-220"/>
+    </w:pPr>
+    <w:rPr>
+      <w:szCs w:val="21"/>
+    </w:rPr>
+  </w:style>
+  <w:style w:type="character" w:customStyle="1" w:styleId="interviewvariable">
+    <w:name w:val="interview variable"/>
+    <w:basedOn w:val="DefaultParagraphFont"/>
+    <w:uiPriority w:val="1"/>
+    <w:qFormat/>
+    <w:rsid w:val="000F4FEF"/>
+    <w:rPr>
+      <w:color w:val="FF7C80"/>
+      <w:shd w:val="clear" w:color="auto" w:fill="FFFFCC"/>
+    </w:rPr>
+  </w:style>
+  <w:style w:type="paragraph" w:customStyle="1" w:styleId="Listnumberedunderbullet">
+    <w:name w:val="List numbered under bullet"/>
+    <w:basedOn w:val="Normal"/>
+    <w:qFormat/>
+    <w:rsid w:val="000F4FEF"/>
+    <w:pPr>
+      <w:widowControl w:val="0"/>
+      <w:numPr>
+        <w:ilvl w:val="4"/>
+        <w:numId w:val="33"/>
+      </w:numPr>
+      <w:autoSpaceDE w:val="0"/>
+      <w:autoSpaceDN w:val="0"/>
+      <w:spacing w:before="54" w:beforeAutospacing="0" w:after="120" w:afterAutospacing="0" w:line="276" w:lineRule="auto"/>
+    </w:pPr>
+    <w:rPr>
+      <w:rFonts w:ascii="Helvetica" w:eastAsiaTheme="minorHAnsi" w:hAnsi="Helvetica" w:cs="Helvetica"/>
+      <w:color w:val="202529"/>
+      <w:spacing w:val="-2"/>
+      <w:sz w:val="24"/>
+      <w:szCs w:val="24"/>
+    </w:rPr>
+  </w:style>
+  <w:style w:type="paragraph" w:customStyle="1" w:styleId="MLRIAdvocacyguideforPDFPart">
+    <w:name w:val="MLRI Advocacy guide for PDF Part"/>
+    <w:basedOn w:val="Normal"/>
+    <w:qFormat/>
+    <w:rsid w:val="000F4FEF"/>
+    <w:pPr>
+      <w:spacing w:before="480" w:after="80" w:line="320" w:lineRule="exact"/>
+      <w:ind w:left="187"/>
+    </w:pPr>
+    <w:rPr>
+      <w:rFonts w:ascii="Bookman Old Style" w:hAnsi="Bookman Old Style"/>
+      <w:color w:val="808080"/>
+      <w:szCs w:val="28"/>
+    </w:rPr>
+  </w:style>
+  <w:style w:type="character" w:customStyle="1" w:styleId="NumChar">
+    <w:name w:val="NumChar"/>
+    <w:basedOn w:val="DefaultParagraphFont"/>
+    <w:uiPriority w:val="1"/>
+    <w:qFormat/>
+    <w:rsid w:val="000F4FEF"/>
+    <w:rPr>
+      <w:rFonts w:eastAsiaTheme="minorHAnsi"/>
+    </w:rPr>
+  </w:style>
+  <w:style w:type="paragraph" w:customStyle="1" w:styleId="one-indent">
+    <w:name w:val="one-indent"/>
+    <w:basedOn w:val="Normal"/>
+    <w:rsid w:val="000F4FEF"/>
+    <w:pPr>
+      <w:spacing w:before="100" w:after="100"/>
+    </w:pPr>
+    <w:rPr>
+      <w:rFonts w:ascii="Times New Roman" w:eastAsia="Times New Roman" w:hAnsi="Times New Roman" w:cs="Times New Roman"/>
+      <w:sz w:val="24"/>
+      <w:szCs w:val="24"/>
+    </w:rPr>
+  </w:style>
+  <w:style w:type="character" w:customStyle="1" w:styleId="small">
+    <w:name w:val="small"/>
+    <w:basedOn w:val="DefaultParagraphFont"/>
+    <w:rsid w:val="000F4FEF"/>
+    <w:rPr>
+      <w:rFonts w:cs="Times New Roman"/>
+    </w:rPr>
+  </w:style>
+  <w:style w:type="paragraph" w:customStyle="1" w:styleId="StyleHeading1Hanging008">
+    <w:name w:val="Style Heading 1 + Hanging:  0.08&quot;"/>
+    <w:basedOn w:val="Heading1"/>
+    <w:qFormat/>
+    <w:rsid w:val="000F4FEF"/>
+    <w:pPr>
+      <w:spacing w:before="120"/>
+      <w:ind w:hanging="115"/>
+    </w:pPr>
+    <w:rPr>
+      <w:rFonts w:eastAsia="Times New Roman" w:cs="Times New Roman"/>
+      <w:szCs w:val="20"/>
+    </w:rPr>
+  </w:style>
+  <w:style w:type="numbering" w:customStyle="1" w:styleId="Style1">
+    <w:name w:val="Style1"/>
+    <w:uiPriority w:val="99"/>
+    <w:rsid w:val="000F4FEF"/>
+    <w:pPr>
+      <w:numPr>
+        <w:numId w:val="17"/>
+      </w:numPr>
+    </w:pPr>
+  </w:style>
+  <w:style w:type="paragraph" w:customStyle="1" w:styleId="TableParagraph">
+    <w:name w:val="Table Paragraph"/>
+    <w:basedOn w:val="Normal"/>
+    <w:uiPriority w:val="1"/>
+    <w:qFormat/>
+    <w:rsid w:val="000F4FEF"/>
+  </w:style>
+  <w:style w:type="character" w:customStyle="1" w:styleId="UnresolvedMention">
     <w:name w:val="Unresolved Mention"/>
     <w:basedOn w:val="DefaultParagraphFont"/>
     <w:uiPriority w:val="99"/>
@@ -5886,7 +7455,7 @@
   <a:extraClrSchemeLst/>
   <a:extLst>
     <a:ext uri="{05A4C25C-085E-4340-85A3-A5531E510DB2}">
-      <thm15:themeFamily xmlns:thm15="http://schemas.microsoft.com/office/thememl/2012/main" name="Office Theme" id="{62F939B6-93AF-4DB8-9C6B-D6C7DFDC589F}" vid="{4A3C46E8-61CC-4603-A589-7422A47A8E4A}"/>
+      <thm15:themeFamily xmlns:thm15="http://schemas.microsoft.com/office/thememl/2012/main" xmlns="" name="Office Theme" id="{62F939B6-93AF-4DB8-9C6B-D6C7DFDC589F}" vid="{4A3C46E8-61CC-4603-A589-7422A47A8E4A}"/>
     </a:ext>
   </a:extLst>
 </a:theme>

--- a/docassemble/AKA2JBranding/data/templates/paternity_content.docx
+++ b/docassemble/AKA2JBranding/data/templates/paternity_content.docx
@@ -39,13 +39,28 @@
     </w:p>
     <w:p>
       <w:pPr>
-        <w:pStyle w:val="Heading3"/>
-      </w:pPr>
-      <w:r>
+        <w:pStyle w:val="Body"/>
         <w:rPr>
           <w:color w:val="FF0000"/>
         </w:rPr>
-        <w:t xml:space="preserve">{% if </w:t>
+      </w:pPr>
+      <w:r>
+        <w:rPr>
+          <w:color w:val="FF0000"/>
+        </w:rPr>
+        <w:t>{%</w:t>
+      </w:r>
+      <w:r>
+        <w:rPr>
+          <w:color w:val="FF0000"/>
+        </w:rPr>
+        <w:t>p</w:t>
+      </w:r>
+      <w:r>
+        <w:rPr>
+          <w:color w:val="FF0000"/>
+        </w:rPr>
+        <w:t xml:space="preserve"> if </w:t>
       </w:r>
       <w:proofErr w:type="spellStart"/>
       <w:r>
@@ -59,362 +74,90 @@
         <w:rPr>
           <w:color w:val="FF0000"/>
         </w:rPr>
-        <w:t xml:space="preserve"> </w:t>
-      </w:r>
-      <w:proofErr w:type="gramStart"/>
-      <w:r>
-        <w:rPr>
-          <w:color w:val="FF0000"/>
-        </w:rPr>
-        <w:t>in(</w:t>
-      </w:r>
-      <w:proofErr w:type="gramEnd"/>
-      <w:r>
-        <w:rPr>
-          <w:color w:val="FF0000"/>
-        </w:rPr>
-        <w:t>'custody', 'answer custody') %}</w:t>
-      </w:r>
-      <w:r>
-        <w:t xml:space="preserve">Establishing or disestablishing paternity in your custody </w:t>
-      </w:r>
-      <w:proofErr w:type="gramStart"/>
-      <w:r>
-        <w:t>case</w:t>
-      </w:r>
-      <w:r>
-        <w:rPr>
-          <w:color w:val="FF0000"/>
-        </w:rPr>
-        <w:t>{</w:t>
-      </w:r>
-      <w:proofErr w:type="gramEnd"/>
-      <w:r>
-        <w:rPr>
-          <w:color w:val="FF0000"/>
-        </w:rPr>
-        <w:t>% endif %</w:t>
-      </w:r>
-      <w:r>
-        <w:rPr>
-          <w:color w:val="FF0000"/>
-        </w:rPr>
-        <w:t>}</w:t>
+        <w:t xml:space="preserve"> == 'divorce' %}</w:t>
       </w:r>
     </w:p>
     <w:p>
       <w:pPr>
         <w:pStyle w:val="Body"/>
-        <w:spacing w:before="280" w:after="280"/>
-      </w:pPr>
-      <w:r>
-        <w:rPr>
-          <w:color w:val="9CC2E5" w:themeColor="accent5" w:themeTint="99"/>
-        </w:rPr>
-        <w:t>{% if user_need == 'custody' %}</w:t>
-      </w:r>
-      <w:r>
-        <w:t>When you file your complaint, state that paternity is an issue in section 3D</w:t>
-      </w:r>
-      <w:r>
-        <w:rPr>
-          <w:color w:val="9CC2E5" w:themeColor="accent5" w:themeTint="99"/>
-        </w:rPr>
-        <w:t xml:space="preserve"> </w:t>
-      </w:r>
-      <w:r>
-        <w:t>of the complaint.</w:t>
-      </w:r>
-      <w:r>
-        <w:rPr>
-          <w:color w:val="9CC2E5" w:themeColor="accent5" w:themeTint="99"/>
-        </w:rPr>
-        <w:t>{% elif user_need == 'answer custody' %}</w:t>
-      </w:r>
-      <w:r>
-        <w:t>When you file your Answer, state that paternity is an issue in section 4</w:t>
-      </w:r>
-      <w:r>
-        <w:rPr>
-          <w:color w:val="9CC2E5" w:themeColor="accent5" w:themeTint="99"/>
-        </w:rPr>
-        <w:t xml:space="preserve"> </w:t>
-      </w:r>
-      <w:r>
-        <w:t>of the Counterclaims section of the Answer.</w:t>
-      </w:r>
-      <w:r>
-        <w:rPr>
-          <w:color w:val="9CC2E5" w:themeColor="accent5" w:themeTint="99"/>
-        </w:rPr>
-        <w:t>{% endif %}</w:t>
-      </w:r>
-      <w:r>
-        <w:t xml:space="preserve"> </w:t>
+      </w:pPr>
+      <w:r>
+        <w:t>Courts use genetic testing, more commonly called "DNA testing," to establish or disestablish paternity. To take the test, a DNA sample is collected using a swab, similar to a Q-Tip, inside the cheek to pick up cells. Samples are collected from the mother, the child, and the person who may be the father. The testing is painless and the whole process takes about 15 minutes. Once all the samples have been collected, the result is ready within about 3 weeks.</w:t>
       </w:r>
     </w:p>
     <w:p>
       <w:pPr>
-        <w:pStyle w:val="Body"/>
-        <w:spacing w:before="280" w:after="280"/>
-      </w:pPr>
-      <w:r>
-        <w:t xml:space="preserve"> You can prove or disprove paternity several ways.</w:t>
+        <w:pStyle w:val="Heading3"/>
+      </w:pPr>
+      <w:r>
+        <w:t>If you are unsure, you can ask for a paternity test</w:t>
+      </w:r>
+      <w:r>
+        <w:t xml:space="preserve"> </w:t>
+      </w:r>
+      <w:r>
+        <w:rPr>
+          <w:bCs/>
+        </w:rPr>
+        <w:t>i</w:t>
+      </w:r>
+      <w:r>
+        <w:rPr>
+          <w:bCs/>
+        </w:rPr>
+        <w:t xml:space="preserve">n </w:t>
+      </w:r>
+      <w:r>
+        <w:rPr>
+          <w:bCs/>
+        </w:rPr>
+        <w:t>c</w:t>
+      </w:r>
+      <w:r>
+        <w:rPr>
+          <w:bCs/>
+        </w:rPr>
+        <w:t>our</w:t>
+      </w:r>
+      <w:r>
+        <w:t>t</w:t>
       </w:r>
     </w:p>
     <w:p>
       <w:pPr>
-        <w:pStyle w:val="ListParagraph"/>
-        <w:numPr>
-          <w:ilvl w:val="0"/>
-          <w:numId w:val="41"/>
-        </w:numPr>
-      </w:pPr>
-      <w:r>
-        <w:t>The mother, legal father and biological father sign an affidavit stating the biological father. Fill out:</w:t>
-      </w:r>
-      <w:r>
-        <w:br/>
+        <w:pStyle w:val="Body"/>
+      </w:pPr>
+      <w:r>
+        <w:t xml:space="preserve">Once you open a case to </w:t>
+      </w:r>
+      <w:r>
+        <w:t xml:space="preserve">end your marriage, you can file a </w:t>
       </w:r>
       <w:r>
         <w:rPr>
           <w:b/>
         </w:rPr>
-        <w:t>Three-Way Affidavit to Disestablish and Establish Paternity, DR-521</w:t>
-      </w:r>
-      <w:r>
-        <w:t xml:space="preserve"> | [</w:t>
-      </w:r>
-      <w:hyperlink r:id="rId6">
+        <w:t>Motion &amp; Affidavit for Genetic (DNA) Testing, DR-530</w:t>
+      </w:r>
+      <w:r>
+        <w:rPr>
+          <w:bCs/>
+        </w:rPr>
+        <w:t xml:space="preserve"> [</w:t>
+      </w:r>
+      <w:hyperlink r:id="rId6" w:history="1">
         <w:r>
           <w:rPr>
             <w:rStyle w:val="Hyperlink"/>
           </w:rPr>
-          <w:t>Fill-in PDF</w:t>
-        </w:r>
-      </w:hyperlink>
-      <w:r>
-        <w:rPr>
-          <w:rStyle w:val="Hyperlink"/>
-          <w:color w:val="auto"/>
-        </w:rPr>
-        <w:t>]</w:t>
-      </w:r>
-    </w:p>
-    <w:p>
-      <w:pPr>
-        <w:pStyle w:val="ListParagraph"/>
-        <w:numPr>
-          <w:ilvl w:val="0"/>
-          <w:numId w:val="41"/>
-        </w:numPr>
-      </w:pPr>
-      <w:r>
-        <w:t>The mother, child, and person who may be the father take a DNA test using a painless swab inside the cheek. The whole process takes about 15 minutes and the result is ready within about 3 weeks. If someone is not cooperating or you want Child Support Services Division to do the testing, fill out and attach these forms to your complaint:</w:t>
-      </w:r>
-    </w:p>
-    <w:p>
-      <w:pPr>
-        <w:pStyle w:val="ListParagraph"/>
-        <w:numPr>
-          <w:ilvl w:val="1"/>
-          <w:numId w:val="41"/>
-        </w:numPr>
-        <w:tabs>
-          <w:tab w:val="clear" w:pos="720"/>
-          <w:tab w:val="num" w:pos="840"/>
-        </w:tabs>
-        <w:ind w:left="840"/>
-      </w:pPr>
-      <w:r>
-        <w:rPr>
-          <w:b/>
-        </w:rPr>
-        <w:t>Motion &amp; Affidavit for Genetic (DNA) Testing, DR-530</w:t>
-      </w:r>
-      <w:r>
-        <w:rPr>
-          <w:bCs/>
-        </w:rPr>
-        <w:t xml:space="preserve"> [</w:t>
-      </w:r>
-      <w:hyperlink r:id="rId7" w:history="1">
-        <w:r>
-          <w:rPr>
-            <w:rStyle w:val="Hyperlink"/>
-          </w:rPr>
-          <w:t>F</w:t>
+          <w:t xml:space="preserve">Fill-In </w:t>
         </w:r>
         <w:r>
           <w:rPr>
             <w:rStyle w:val="Hyperlink"/>
             <w:bCs/>
           </w:rPr>
-          <w:t>ill-in PDF</w:t>
-        </w:r>
-      </w:hyperlink>
-      <w:r>
-        <w:rPr>
-          <w:bCs/>
-        </w:rPr>
-        <w:t>]</w:t>
-      </w:r>
-    </w:p>
-    <w:p>
-      <w:pPr>
-        <w:pStyle w:val="ListParagraph"/>
-        <w:numPr>
-          <w:ilvl w:val="0"/>
-          <w:numId w:val="41"/>
-        </w:numPr>
-      </w:pPr>
-      <w:r>
-        <w:t xml:space="preserve">You can attach any DNA test results that have already been done to your </w:t>
-      </w:r>
-      <w:r>
-        <w:rPr>
-          <w:color w:val="FF0000"/>
-        </w:rPr>
-        <w:t xml:space="preserve"> {% if user_need </w:t>
-      </w:r>
-      <w:r>
-        <w:rPr>
-          <w:color w:val="FF0000"/>
-        </w:rPr>
-        <w:t xml:space="preserve">== </w:t>
-      </w:r>
-      <w:r>
-        <w:rPr>
-          <w:color w:val="FF0000"/>
-        </w:rPr>
-        <w:t>'custody' %}</w:t>
-      </w:r>
-      <w:r>
-        <w:t>complaint.</w:t>
-      </w:r>
-      <w:r>
-        <w:rPr>
-          <w:color w:val="FF0000"/>
-        </w:rPr>
-        <w:t>{% e</w:t>
-      </w:r>
-      <w:r>
-        <w:rPr>
-          <w:color w:val="FF0000"/>
-        </w:rPr>
-        <w:t>l</w:t>
-      </w:r>
-      <w:r>
-        <w:rPr>
-          <w:color w:val="FF0000"/>
-        </w:rPr>
-        <w:t>if</w:t>
-      </w:r>
-      <w:r>
-        <w:rPr>
-          <w:color w:val="FF0000"/>
-        </w:rPr>
-        <w:t xml:space="preserve"> </w:t>
-      </w:r>
-      <w:r>
-        <w:rPr>
-          <w:color w:val="FF0000"/>
-        </w:rPr>
-        <w:t xml:space="preserve">user_need </w:t>
-      </w:r>
-      <w:r>
-        <w:rPr>
-          <w:color w:val="FF0000"/>
-        </w:rPr>
-        <w:t xml:space="preserve">== </w:t>
-      </w:r>
-      <w:r>
-        <w:rPr>
-          <w:color w:val="FF0000"/>
-        </w:rPr>
-        <w:t>'answer custody' %}</w:t>
-      </w:r>
-      <w:r>
-        <w:rPr>
-          <w:color w:val="auto"/>
-        </w:rPr>
-        <w:t>Answer.</w:t>
-      </w:r>
-      <w:r>
-        <w:rPr>
-          <w:color w:val="FF0000"/>
-        </w:rPr>
-        <w:t>{% endif %}</w:t>
-      </w:r>
-    </w:p>
-    <w:p>
-      <w:pPr>
-        <w:pStyle w:val="Body"/>
-      </w:pPr>
-      <w:r>
-        <w:rPr>
-          <w:color w:val="FF0000"/>
-        </w:rPr>
-        <w:t>{% if user_need == 'divorce' %}</w:t>
-      </w:r>
-      <w:r>
-        <w:t xml:space="preserve">Courts use genetic testing, more commonly called "DNA testing," to establish or disestablish paternity. To take the test, a DNA sample is collected using a swab, similar to a Q-Tip, inside the cheek to pick up cells. Samples are collected from the mother, the child, and the person who may be the father. The </w:t>
-      </w:r>
-      <w:r>
-        <w:lastRenderedPageBreak/>
-        <w:t>testing is painless and the whole process takes about 15 minutes. Once all the samples have been collected, the result is ready within about 3 weeks.</w:t>
-      </w:r>
-    </w:p>
-    <w:p>
-      <w:pPr>
-        <w:pStyle w:val="Heading3"/>
-      </w:pPr>
-      <w:r>
-        <w:t>If you are unsure, you can ask for a paternity test</w:t>
-      </w:r>
-    </w:p>
-    <w:p>
-      <w:pPr>
-        <w:pStyle w:val="Body"/>
-      </w:pPr>
-      <w:r>
-        <w:rPr>
-          <w:b/>
-          <w:bCs/>
-        </w:rPr>
-        <w:t>In Cour</w:t>
-      </w:r>
-      <w:r>
-        <w:t xml:space="preserve">t: Once you open a case to </w:t>
-      </w:r>
-      <w:r>
-        <w:t xml:space="preserve">end your marriage, you can file a </w:t>
-      </w:r>
-      <w:r>
-        <w:rPr>
-          <w:b/>
-        </w:rPr>
-        <w:t>Motion &amp; Affidavit for Genetic (DNA) Testing, DR-530</w:t>
-      </w:r>
-      <w:r>
-        <w:rPr>
-          <w:bCs/>
-        </w:rPr>
-        <w:t xml:space="preserve"> [</w:t>
-      </w:r>
-      <w:hyperlink r:id="rId8" w:history="1">
-        <w:r>
-          <w:rPr>
-            <w:rStyle w:val="Hyperlink"/>
-          </w:rPr>
-          <w:t>F</w:t>
-        </w:r>
-        <w:r>
-          <w:rPr>
-            <w:rStyle w:val="Hyperlink"/>
-            <w:bCs/>
-          </w:rPr>
-          <w:t>ill-in PDF</w:t>
+          <w:t>PDF</w:t>
         </w:r>
       </w:hyperlink>
       <w:r>
@@ -522,49 +265,26 @@
         <w:ind w:left="495"/>
       </w:pPr>
       <w:r>
+        <w:lastRenderedPageBreak/>
         <w:t xml:space="preserve">See CSED's </w:t>
       </w:r>
-      <w:hyperlink r:id="rId9" w:history="1">
+      <w:hyperlink r:id="rId7" w:history="1">
         <w:r>
           <w:rPr>
             <w:rStyle w:val="Hyperlink"/>
           </w:rPr>
-          <w:t>Paternity Establish</w:t>
+          <w:t>Paternity Establishment FAQ</w:t>
         </w:r>
+      </w:hyperlink>
+      <w:r>
+        <w:t xml:space="preserve"> and </w:t>
+      </w:r>
+      <w:hyperlink r:id="rId8" w:history="1">
         <w:r>
           <w:rPr>
             <w:rStyle w:val="Hyperlink"/>
           </w:rPr>
-          <w:t>m</w:t>
-        </w:r>
-        <w:r>
-          <w:rPr>
-            <w:rStyle w:val="Hyperlink"/>
-          </w:rPr>
-          <w:t>ent FAQ</w:t>
-        </w:r>
-      </w:hyperlink>
-      <w:r>
-        <w:t xml:space="preserve"> and </w:t>
-      </w:r>
-      <w:hyperlink r:id="rId10" w:history="1">
-        <w:r>
-          <w:rPr>
-            <w:rStyle w:val="Hyperlink"/>
-          </w:rPr>
-          <w:t>con</w:t>
-        </w:r>
-        <w:r>
-          <w:rPr>
-            <w:rStyle w:val="Hyperlink"/>
-          </w:rPr>
-          <w:t>t</w:t>
-        </w:r>
-        <w:r>
-          <w:rPr>
-            <w:rStyle w:val="Hyperlink"/>
-          </w:rPr>
-          <w:t>act CSED</w:t>
+          <w:t>contact CSED</w:t>
         </w:r>
       </w:hyperlink>
       <w:r>
@@ -602,7 +322,15 @@
         <w:ind w:left="495"/>
       </w:pPr>
       <w:r>
-        <w:t>They are usually more expensive. You and {{ other_party_in_case }} will have to work out who pays.</w:t>
+        <w:t>They are usually more expensive. You and {</w:t>
+      </w:r>
+      <w:proofErr w:type="gramStart"/>
+      <w:r>
+        <w:t>{ other</w:t>
+      </w:r>
+      <w:proofErr w:type="gramEnd"/>
+      <w:r>
+        <w:t>_party_in_case }} will have to work out who pays.</w:t>
       </w:r>
     </w:p>
     <w:p>
@@ -617,28 +345,42 @@
       <w:r>
         <w:t>The court does not accept do-it-yourself DNA tests as evidence.</w:t>
       </w:r>
-      <w:r>
-        <w:rPr>
-          <w:color w:val="FF0000"/>
-        </w:rPr>
-        <w:t>{% endif %}</w:t>
-      </w:r>
     </w:p>
     <w:p>
       <w:pPr>
-        <w:pStyle w:val="Heading3"/>
+        <w:pStyle w:val="Body"/>
       </w:pPr>
       <w:r>
         <w:rPr>
           <w:color w:val="FF0000"/>
         </w:rPr>
-        <w:t>{% if user_need == 'answer divorce' %}</w:t>
-      </w:r>
-      <w:r>
-        <w:t>Dis</w:t>
-      </w:r>
-      <w:r>
-        <w:t>establishing paternity in your {{ case_type }} case</w:t>
+        <w:t>{%</w:t>
+      </w:r>
+      <w:r>
+        <w:rPr>
+          <w:color w:val="FF0000"/>
+        </w:rPr>
+        <w:t>p</w:t>
+      </w:r>
+      <w:r>
+        <w:rPr>
+          <w:color w:val="FF0000"/>
+        </w:rPr>
+        <w:t xml:space="preserve"> </w:t>
+      </w:r>
+      <w:proofErr w:type="spellStart"/>
+      <w:r>
+        <w:rPr>
+          <w:color w:val="FF0000"/>
+        </w:rPr>
+        <w:t>endif</w:t>
+      </w:r>
+      <w:proofErr w:type="spellEnd"/>
+      <w:r>
+        <w:rPr>
+          <w:color w:val="FF0000"/>
+        </w:rPr>
+        <w:t xml:space="preserve"> %}</w:t>
       </w:r>
     </w:p>
     <w:p>
@@ -646,335 +388,764 @@
         <w:pStyle w:val="Body"/>
       </w:pPr>
       <w:r>
-        <w:t xml:space="preserve"> If a parent thinks the husband is not the biological or adopted father of a child born during the marriage, that parent can ask the court to remove the husband’s rights and responsibilities for that child. This is called “disestablishing paternity.” You need clear </w:t>
-      </w:r>
-      <w:r>
-        <w:lastRenderedPageBreak/>
-        <w:t>and convincing evidence. There are different ways to do this depending on the situation so you need to figure out what will work in your case. Some options are:</w:t>
+        <w:rPr>
+          <w:color w:val="FF0000"/>
+        </w:rPr>
+        <w:t>{%</w:t>
+      </w:r>
+      <w:r>
+        <w:rPr>
+          <w:color w:val="FF0000"/>
+        </w:rPr>
+        <w:t>p</w:t>
+      </w:r>
+      <w:r>
+        <w:rPr>
+          <w:color w:val="FF0000"/>
+        </w:rPr>
+        <w:t xml:space="preserve"> if </w:t>
+      </w:r>
+      <w:proofErr w:type="spellStart"/>
+      <w:r>
+        <w:rPr>
+          <w:color w:val="FF0000"/>
+        </w:rPr>
+        <w:t>user_need</w:t>
+      </w:r>
+      <w:proofErr w:type="spellEnd"/>
+      <w:r>
+        <w:rPr>
+          <w:color w:val="FF0000"/>
+        </w:rPr>
+        <w:t xml:space="preserve"> </w:t>
+      </w:r>
+      <w:proofErr w:type="gramStart"/>
+      <w:r>
+        <w:rPr>
+          <w:color w:val="FF0000"/>
+        </w:rPr>
+        <w:t>in(</w:t>
+      </w:r>
+      <w:proofErr w:type="gramEnd"/>
+      <w:r>
+        <w:rPr>
+          <w:color w:val="FF0000"/>
+        </w:rPr>
+        <w:t>'custody', 'answer custody',</w:t>
+      </w:r>
+      <w:r>
+        <w:rPr>
+          <w:color w:val="FF0000"/>
+        </w:rPr>
+        <w:t xml:space="preserve"> </w:t>
+      </w:r>
+      <w:r>
+        <w:rPr>
+          <w:color w:val="FF0000"/>
+        </w:rPr>
+        <w:t>'answer divorce'</w:t>
+      </w:r>
+      <w:r>
+        <w:rPr>
+          <w:color w:val="FF0000"/>
+        </w:rPr>
+        <w:t>) %}</w:t>
       </w:r>
     </w:p>
     <w:p>
       <w:pPr>
+        <w:pStyle w:val="Heading3"/>
+      </w:pPr>
+      <w:r>
+        <w:t>{</w:t>
+      </w:r>
+      <w:proofErr w:type="gramStart"/>
+      <w:r>
+        <w:t xml:space="preserve">{ </w:t>
+      </w:r>
+      <w:r>
+        <w:t>'Establishing</w:t>
+      </w:r>
+      <w:proofErr w:type="gramEnd"/>
+      <w:r>
+        <w:t xml:space="preserve"> or disestablishing' if </w:t>
+      </w:r>
+      <w:proofErr w:type="spellStart"/>
+      <w:r>
+        <w:t>user_need</w:t>
+      </w:r>
+      <w:proofErr w:type="spellEnd"/>
+      <w:r>
+        <w:t xml:space="preserve"> in('custody', 'answer custody') else 'Disestablishing'</w:t>
+      </w:r>
+      <w:r>
+        <w:t xml:space="preserve"> }</w:t>
+      </w:r>
+      <w:r>
+        <w:t xml:space="preserve">} paternity in your ${ </w:t>
+      </w:r>
+      <w:proofErr w:type="spellStart"/>
+      <w:r>
+        <w:t>case_type</w:t>
+      </w:r>
+      <w:proofErr w:type="spellEnd"/>
+      <w:r>
+        <w:t xml:space="preserve"> } case</w:t>
+      </w:r>
+    </w:p>
+    <w:p>
+      <w:pPr>
+        <w:pStyle w:val="Body"/>
+      </w:pPr>
+      <w:r>
+        <w:rPr>
+          <w:color w:val="FFC000"/>
+        </w:rPr>
+        <w:t>{%</w:t>
+      </w:r>
+      <w:r>
+        <w:rPr>
+          <w:color w:val="FFC000"/>
+        </w:rPr>
+        <w:t>p</w:t>
+      </w:r>
+      <w:r>
+        <w:rPr>
+          <w:color w:val="FFC000"/>
+        </w:rPr>
+        <w:t xml:space="preserve"> if </w:t>
+      </w:r>
+      <w:proofErr w:type="spellStart"/>
+      <w:r>
+        <w:rPr>
+          <w:color w:val="FFC000"/>
+        </w:rPr>
+        <w:t>user_need</w:t>
+      </w:r>
+      <w:proofErr w:type="spellEnd"/>
+      <w:r>
+        <w:rPr>
+          <w:color w:val="FFC000"/>
+        </w:rPr>
+        <w:t xml:space="preserve"> == 'answer divorce' %}</w:t>
+      </w:r>
+    </w:p>
+    <w:p>
+      <w:pPr>
+        <w:pStyle w:val="Heading3"/>
+      </w:pPr>
+      <w:r>
+        <w:t>Dis</w:t>
+      </w:r>
+      <w:r>
+        <w:t>establishing paternity in your {</w:t>
+      </w:r>
+      <w:proofErr w:type="gramStart"/>
+      <w:r>
+        <w:t xml:space="preserve">{ </w:t>
+      </w:r>
+      <w:proofErr w:type="spellStart"/>
+      <w:r>
+        <w:t>case</w:t>
+      </w:r>
+      <w:proofErr w:type="gramEnd"/>
+      <w:r>
+        <w:t>_type</w:t>
+      </w:r>
+      <w:proofErr w:type="spellEnd"/>
+      <w:r>
+        <w:t xml:space="preserve"> }} case</w:t>
+      </w:r>
+    </w:p>
+    <w:p>
+      <w:pPr>
+        <w:pStyle w:val="Body"/>
+      </w:pPr>
+      <w:r>
+        <w:t>If a parent thinks the husband is not the biological or adopted father of a child born during the marriage, that parent can ask the court to remove the husband’s rights and responsibilities for that child. This is called “disestablishing paternity.” You need clear and convincing evidence. There are different ways to do this depending on the situation so you need to figure out what will work in your case. Some options are:</w:t>
+      </w:r>
+    </w:p>
+    <w:p>
+      <w:r>
+        <w:t xml:space="preserve">All of the people involved in the case sign affidavits: </w:t>
+      </w:r>
+    </w:p>
+    <w:p>
+      <w:pPr>
+        <w:pStyle w:val="Body"/>
+      </w:pPr>
+      <w:r>
+        <w:rPr>
+          <w:color w:val="FFC000"/>
+        </w:rPr>
+        <w:t>{%</w:t>
+      </w:r>
+      <w:r>
+        <w:rPr>
+          <w:color w:val="FFC000"/>
+        </w:rPr>
+        <w:t>p</w:t>
+      </w:r>
+      <w:r>
+        <w:rPr>
+          <w:color w:val="FFC000"/>
+        </w:rPr>
+        <w:t xml:space="preserve"> else %}</w:t>
+      </w:r>
+    </w:p>
+    <w:p>
+      <w:pPr>
+        <w:pStyle w:val="Body"/>
+      </w:pPr>
+      <w:r>
+        <w:t>When you file your $</w:t>
+      </w:r>
+      <w:proofErr w:type="gramStart"/>
+      <w:r>
+        <w:t>{ 'complaint'</w:t>
+      </w:r>
+      <w:proofErr w:type="gramEnd"/>
+      <w:r>
+        <w:t xml:space="preserve">  if </w:t>
+      </w:r>
+      <w:proofErr w:type="spellStart"/>
+      <w:r>
+        <w:t>user_need</w:t>
+      </w:r>
+      <w:proofErr w:type="spellEnd"/>
+      <w:r>
+        <w:t xml:space="preserve"> == 'custody' else 'Answer' }, state that paternity is an issue in ${ 'section 3D of the Complaint' if </w:t>
+      </w:r>
+      <w:proofErr w:type="spellStart"/>
+      <w:r>
+        <w:t>user_need</w:t>
+      </w:r>
+      <w:proofErr w:type="spellEnd"/>
+      <w:r>
+        <w:t xml:space="preserve"> == 'custody' else '4 of the Counterclaims section of the Answer' }.</w:t>
+      </w:r>
+    </w:p>
+    <w:p>
+      <w:pPr>
+        <w:pStyle w:val="Body"/>
+      </w:pPr>
+      <w:r>
+        <w:t>You can prove or d</w:t>
+      </w:r>
+      <w:r>
+        <w:t>isprove paternity several ways:</w:t>
+      </w:r>
+    </w:p>
+    <w:p>
+      <w:pPr>
         <w:pStyle w:val="ListParagraph"/>
-        <w:numPr>
-          <w:ilvl w:val="0"/>
-          <w:numId w:val="7"/>
-        </w:numPr>
-        <w:ind w:left="495"/>
-      </w:pPr>
-      <w:r>
-        <w:t xml:space="preserve">All of the people involved in the case sign affidavits: </w:t>
-      </w:r>
-      <w:r>
-        <w:br/>
-      </w:r>
+        <w:ind w:left="360"/>
+      </w:pPr>
+      <w:r>
+        <w:t xml:space="preserve">Each parent signs an affidavit stating the biological father. Fill out a </w:t>
+      </w:r>
+    </w:p>
+    <w:p>
+      <w:pPr>
+        <w:rPr>
+          <w:color w:val="202529"/>
+        </w:rPr>
+      </w:pPr>
+      <w:r>
+        <w:rPr>
+          <w:color w:val="FFC000"/>
+        </w:rPr>
+        <w:t>{%p</w:t>
+      </w:r>
+      <w:r>
+        <w:rPr>
+          <w:color w:val="FFC000"/>
+        </w:rPr>
+        <w:t xml:space="preserve"> </w:t>
+      </w:r>
+      <w:proofErr w:type="spellStart"/>
+      <w:r>
+        <w:rPr>
+          <w:color w:val="FFC000"/>
+        </w:rPr>
+        <w:t>endif</w:t>
+      </w:r>
+      <w:proofErr w:type="spellEnd"/>
+      <w:r>
+        <w:rPr>
+          <w:color w:val="FFC000"/>
+        </w:rPr>
+        <w:t xml:space="preserve"> %}</w:t>
+      </w:r>
+    </w:p>
+    <w:p>
+      <w:pPr>
+        <w:pStyle w:val="Body"/>
+      </w:pPr>
       <w:r>
         <w:rPr>
           <w:b/>
         </w:rPr>
+        <w:t xml:space="preserve">Three-Way </w:t>
+      </w:r>
+      <w:r>
+        <w:rPr>
+          <w:b/>
+        </w:rPr>
+        <w:t>Affidavit to Disestablish and Establish Paternity, DR-521</w:t>
+      </w:r>
+      <w:r>
+        <w:t xml:space="preserve"> [</w:t>
+      </w:r>
+      <w:hyperlink r:id="rId9" w:history="1">
+        <w:r>
+          <w:rPr>
+            <w:rStyle w:val="Hyperlink"/>
+            <w:spacing w:val="0"/>
+          </w:rPr>
+          <w:t>Fill-in PDF</w:t>
+        </w:r>
+      </w:hyperlink>
+      <w:r>
+        <w:t>]</w:t>
+      </w:r>
+    </w:p>
+    <w:p>
+      <w:pPr>
+        <w:pStyle w:val="Body"/>
+      </w:pPr>
+      <w:r>
+        <w:rPr>
+          <w:color w:val="FFC000"/>
+        </w:rPr>
+        <w:t>{%</w:t>
+      </w:r>
+      <w:r>
+        <w:rPr>
+          <w:color w:val="FFC000"/>
+        </w:rPr>
+        <w:t>p</w:t>
+      </w:r>
+      <w:r>
+        <w:rPr>
+          <w:color w:val="FFC000"/>
+        </w:rPr>
+        <w:t xml:space="preserve"> </w:t>
+      </w:r>
+      <w:r>
+        <w:rPr>
+          <w:color w:val="FFC000"/>
+        </w:rPr>
+        <w:t xml:space="preserve">if </w:t>
+      </w:r>
+      <w:proofErr w:type="spellStart"/>
+      <w:r>
+        <w:rPr>
+          <w:color w:val="FFC000"/>
+        </w:rPr>
+        <w:t>user_need</w:t>
+      </w:r>
+      <w:proofErr w:type="spellEnd"/>
+      <w:r>
+        <w:rPr>
+          <w:color w:val="FFC000"/>
+        </w:rPr>
+        <w:t xml:space="preserve"> == 'answer divorce'</w:t>
+      </w:r>
+      <w:r>
+        <w:rPr>
+          <w:color w:val="FFC000"/>
+        </w:rPr>
+        <w:t xml:space="preserve"> </w:t>
+      </w:r>
+      <w:r>
+        <w:rPr>
+          <w:color w:val="FFC000"/>
+        </w:rPr>
+        <w:t>%}</w:t>
+      </w:r>
+    </w:p>
+    <w:p>
+      <w:pPr>
+        <w:pStyle w:val="ListParagraph"/>
+        <w:ind w:left="360"/>
+      </w:pPr>
+      <w:proofErr w:type="gramStart"/>
+      <w:r>
+        <w:t>the</w:t>
+      </w:r>
+      <w:proofErr w:type="gramEnd"/>
+      <w:r>
+        <w:t xml:space="preserve"> mother, the husband and the man who is the father say the husband is not the father and that the man is the biological father.</w:t>
+      </w:r>
+    </w:p>
+    <w:p>
+      <w:pPr>
+        <w:pStyle w:val="ListParagraph"/>
+        <w:ind w:left="360"/>
+      </w:pPr>
+      <w:proofErr w:type="gramStart"/>
+      <w:r>
+        <w:lastRenderedPageBreak/>
+        <w:t>the</w:t>
+      </w:r>
+      <w:proofErr w:type="gramEnd"/>
+      <w:r>
+        <w:t xml:space="preserve"> mother and the husband say the husband is not the father to disestablish the husband as the biological father.</w:t>
+      </w:r>
+    </w:p>
+    <w:p>
+      <w:pPr>
+        <w:pStyle w:val="ListParagraph"/>
+        <w:ind w:left="360"/>
+      </w:pPr>
+      <w:proofErr w:type="gramStart"/>
+      <w:r>
+        <w:t>the</w:t>
+      </w:r>
+      <w:proofErr w:type="gramEnd"/>
+      <w:r>
+        <w:t xml:space="preserve"> mother and the man say he is the father to establish him as the biological father.</w:t>
+      </w:r>
+    </w:p>
+    <w:p>
+      <w:pPr>
+        <w:pStyle w:val="ListParagraph"/>
+        <w:ind w:left="360"/>
+      </w:pPr>
+      <w:proofErr w:type="gramStart"/>
+      <w:r>
+        <w:t>the</w:t>
+      </w:r>
+      <w:proofErr w:type="gramEnd"/>
+      <w:r>
+        <w:t xml:space="preserve"> mother, only if others are not cooperating and she can provide convincing facts about the paternity.</w:t>
+      </w:r>
+    </w:p>
+    <w:p>
+      <w:pPr>
+        <w:pStyle w:val="ListParagraph"/>
+        <w:ind w:left="360"/>
+      </w:pPr>
+      <w:proofErr w:type="gramStart"/>
+      <w:r>
+        <w:t>get</w:t>
+      </w:r>
+      <w:proofErr w:type="gramEnd"/>
+      <w:r>
+        <w:t xml:space="preserve"> genetic (DNA) testing of the child, the mother, the man believed to be the father, and the husband. The test results must be provided to the court. This can be done voluntarily if all of the people are cooperating or by court order. To ask for a court order, file: </w:t>
+      </w:r>
+    </w:p>
+    <w:p>
+      <w:pPr>
+        <w:pStyle w:val="Body"/>
+      </w:pPr>
+      <w:r>
+        <w:rPr>
+          <w:color w:val="FFC000"/>
+        </w:rPr>
+        <w:t>{%</w:t>
+      </w:r>
+      <w:r>
+        <w:rPr>
+          <w:color w:val="FFC000"/>
+        </w:rPr>
+        <w:t>p</w:t>
+      </w:r>
+      <w:r>
+        <w:rPr>
+          <w:color w:val="FFC000"/>
+        </w:rPr>
+        <w:t xml:space="preserve"> else %}</w:t>
+      </w:r>
+    </w:p>
+    <w:p>
+      <w:pPr>
+        <w:pStyle w:val="ListParagraph"/>
+        <w:ind w:left="360"/>
+      </w:pPr>
+      <w:r>
+        <w:t>The mother, child, and person who may be the father take a DNA test using a painless swab inside the cheek. The whole process takes about 15 minutes and the result is ready within about 3 weeks</w:t>
+      </w:r>
+      <w:r>
+        <w:t>.</w:t>
+      </w:r>
+    </w:p>
+    <w:p>
+      <w:pPr>
+        <w:pStyle w:val="Body"/>
+      </w:pPr>
+      <w:r>
+        <w:t xml:space="preserve">If someone is not cooperating or you want the Child Support Enforcement Division to do </w:t>
+      </w:r>
+      <w:proofErr w:type="gramStart"/>
+      <w:r>
+        <w:t>the</w:t>
+      </w:r>
+      <w:proofErr w:type="gramEnd"/>
+      <w:r>
+        <w:t xml:space="preserve"> testing, fill out and attach to your </w:t>
+      </w:r>
+      <w:r>
+        <w:t>{</w:t>
+      </w:r>
+      <w:r>
+        <w:t xml:space="preserve">{ 'complaint' if </w:t>
+      </w:r>
+      <w:proofErr w:type="spellStart"/>
+      <w:r>
+        <w:t>user_need</w:t>
+      </w:r>
+      <w:proofErr w:type="spellEnd"/>
+      <w:r>
+        <w:t xml:space="preserve"> == 'custody' else 'Answer' }</w:t>
+      </w:r>
+      <w:r>
+        <w:t>}</w:t>
+      </w:r>
+      <w:r>
+        <w:t xml:space="preserve"> a</w:t>
+      </w:r>
+    </w:p>
+    <w:p>
+      <w:pPr>
+        <w:pStyle w:val="Body"/>
+      </w:pPr>
+      <w:r>
+        <w:rPr>
+          <w:color w:val="FFC000"/>
+        </w:rPr>
+        <w:t xml:space="preserve">{%p </w:t>
+      </w:r>
+      <w:proofErr w:type="spellStart"/>
+      <w:r>
+        <w:rPr>
+          <w:color w:val="FFC000"/>
+        </w:rPr>
+        <w:t>endif</w:t>
+      </w:r>
+      <w:proofErr w:type="spellEnd"/>
+      <w:r>
+        <w:rPr>
+          <w:color w:val="FFC000"/>
+        </w:rPr>
+        <w:t xml:space="preserve"> %}</w:t>
+      </w:r>
+    </w:p>
+    <w:p>
+      <w:pPr>
+        <w:pStyle w:val="Body"/>
+      </w:pPr>
+      <w:r>
+        <w:t xml:space="preserve"> </w:t>
+      </w:r>
+      <w:proofErr w:type="gramStart"/>
+      <w:r>
+        <w:rPr>
+          <w:b/>
+        </w:rPr>
+        <w:t>Motion &amp; Affidavit for Genetic (DNA) Testing, DR-530</w:t>
+      </w:r>
+      <w:r>
+        <w:t xml:space="preserve"> </w:t>
+      </w:r>
+      <w:r>
+        <w:t>[</w:t>
+      </w:r>
+      <w:hyperlink r:id="rId10" w:history="1">
+        <w:r>
+          <w:rPr>
+            <w:rStyle w:val="Hyperlink"/>
+            <w:spacing w:val="0"/>
+          </w:rPr>
+          <w:t>Fill-In PDF</w:t>
+        </w:r>
+      </w:hyperlink>
+      <w:r>
+        <w:t>]</w:t>
+      </w:r>
+      <w:r>
+        <w:t>.</w:t>
+      </w:r>
+      <w:proofErr w:type="gramEnd"/>
+    </w:p>
+    <w:p>
+      <w:pPr>
+        <w:pStyle w:val="Body"/>
+      </w:pPr>
+      <w:r>
+        <w:t>You can attach any DNA test results that have already be</w:t>
+      </w:r>
+      <w:r>
+        <w:t>en done to your {</w:t>
+      </w:r>
+      <w:proofErr w:type="gramStart"/>
+      <w:r>
+        <w:t>{ 'complaint'</w:t>
+      </w:r>
+      <w:proofErr w:type="gramEnd"/>
+      <w:r>
+        <w:t xml:space="preserve"> </w:t>
+      </w:r>
+      <w:r>
+        <w:t xml:space="preserve">if </w:t>
+      </w:r>
+      <w:proofErr w:type="spellStart"/>
+      <w:r>
+        <w:t>user_need</w:t>
+      </w:r>
+      <w:proofErr w:type="spellEnd"/>
+      <w:r>
+        <w:t xml:space="preserve"> == 'custody' else 'Answer' </w:t>
+      </w:r>
+      <w:r>
+        <w:t>}</w:t>
+      </w:r>
+      <w:r>
+        <w:t>}.</w:t>
+      </w:r>
+    </w:p>
+    <w:p>
+      <w:pPr>
+        <w:pStyle w:val="Body"/>
+        <w:rPr>
+          <w:color w:val="202529"/>
+        </w:rPr>
+      </w:pPr>
+      <w:bookmarkStart w:id="0" w:name="_GoBack"/>
+      <w:bookmarkEnd w:id="0"/>
+      <w:r>
+        <w:rPr>
+          <w:color w:val="FF0000"/>
+        </w:rPr>
+        <w:t xml:space="preserve">{%p </w:t>
+      </w:r>
+      <w:proofErr w:type="spellStart"/>
+      <w:r>
+        <w:rPr>
+          <w:color w:val="FF0000"/>
+        </w:rPr>
+        <w:t>endif</w:t>
+      </w:r>
+      <w:proofErr w:type="spellEnd"/>
+      <w:r>
+        <w:rPr>
+          <w:color w:val="FF0000"/>
+        </w:rPr>
+        <w:t xml:space="preserve"> %}</w:t>
+      </w:r>
+    </w:p>
+    <w:p>
+      <w:pPr>
+        <w:pStyle w:val="Heading3"/>
+      </w:pPr>
+      <w:r>
+        <w:t>Change the birth certificate</w:t>
+      </w:r>
+    </w:p>
+    <w:p>
+      <w:pPr>
+        <w:pStyle w:val="Body"/>
+        <w:spacing w:before="280" w:after="280"/>
+      </w:pPr>
+      <w:r>
+        <w:t>If the court decides that the biological father is someone not listed on the birth certificate, you must send a copy of the court order to the Health Analytics &amp; Vital Records to change the birth certificate. After the birth certificate is changed, the child is considered "legitimated" and the heir of that father. This means that if the child should be eligible for any medical or financial benefits connected to the father such as health insurance, or benefits based on military service or being Alaska Native or American Indian. Also, if the father dies, the child will be able to inherit and collect financial or medical benefits that the child may be eligible for such as Social Security Children's Insurance Benefits or military benefits. If you do not notify Health Analytics &amp; Vital Records to change the birth certificate, the child may miss out on these benefits.</w:t>
+      </w:r>
+    </w:p>
+    <w:p>
+      <w:pPr>
+        <w:pStyle w:val="Heading3"/>
+      </w:pPr>
+      <w:r>
+        <w:t>Links in this step</w:t>
+      </w:r>
+    </w:p>
+    <w:p>
+      <w:pPr>
+        <w:pStyle w:val="Body"/>
+        <w:spacing w:before="280" w:after="280"/>
+        <w:rPr>
+          <w:color w:val="FF0000"/>
+        </w:rPr>
+      </w:pPr>
+      <w:r>
+        <w:rPr>
+          <w:color w:val="FF0000"/>
+        </w:rPr>
+        <w:lastRenderedPageBreak/>
+        <w:t>{%</w:t>
+      </w:r>
+      <w:r>
+        <w:rPr>
+          <w:color w:val="FF0000"/>
+        </w:rPr>
+        <w:t>p</w:t>
+      </w:r>
+      <w:r>
+        <w:rPr>
+          <w:color w:val="FF0000"/>
+        </w:rPr>
+        <w:t xml:space="preserve"> if </w:t>
+      </w:r>
+      <w:proofErr w:type="spellStart"/>
+      <w:r>
+        <w:rPr>
+          <w:color w:val="FF0000"/>
+        </w:rPr>
+        <w:t>user_</w:t>
+      </w:r>
+      <w:proofErr w:type="gramStart"/>
+      <w:r>
+        <w:rPr>
+          <w:color w:val="FF0000"/>
+        </w:rPr>
+        <w:t>need</w:t>
+      </w:r>
+      <w:proofErr w:type="spellEnd"/>
+      <w:r>
+        <w:rPr>
+          <w:color w:val="FF0000"/>
+        </w:rPr>
+        <w:t xml:space="preserve"> !</w:t>
+      </w:r>
+      <w:proofErr w:type="gramEnd"/>
+      <w:r>
+        <w:rPr>
+          <w:color w:val="FF0000"/>
+        </w:rPr>
+        <w:t>= 'divorce' %}</w:t>
+      </w:r>
+    </w:p>
+    <w:p>
+      <w:pPr>
+        <w:pStyle w:val="Body"/>
+        <w:spacing w:before="280" w:after="280"/>
+        <w:rPr>
+          <w:rStyle w:val="Hyperlink"/>
+          <w:color w:val="auto"/>
+        </w:rPr>
+      </w:pPr>
+      <w:r>
+        <w:rPr>
+          <w:b/>
+        </w:rPr>
         <w:t>Three-Way Affidavit to Disestablish and Establish Paternity, DR-521</w:t>
       </w:r>
       <w:r>
-        <w:t xml:space="preserve"> </w:t>
-      </w:r>
-      <w:r>
-        <w:t>[</w:t>
+        <w:t xml:space="preserve"> [</w:t>
       </w:r>
       <w:hyperlink r:id="rId11">
         <w:r>
           <w:rPr>
             <w:rStyle w:val="Hyperlink"/>
           </w:rPr>
-          <w:t>Fill-in PDF</w:t>
+          <w:t xml:space="preserve">Fill-In </w:t>
         </w:r>
-      </w:hyperlink>
-      <w:r>
-        <w:rPr>
-          <w:rStyle w:val="Hyperlink"/>
-          <w:color w:val="auto"/>
-        </w:rPr>
-        <w:t>]</w:t>
-      </w:r>
-      <w:r>
-        <w:rPr>
-          <w:rStyle w:val="Hyperlink"/>
-          <w:color w:val="auto"/>
-        </w:rPr>
-        <w:br/>
-      </w:r>
-      <w:r>
-        <w:t>This can be</w:t>
-      </w:r>
-    </w:p>
-    <w:p>
-      <w:pPr>
-        <w:pStyle w:val="ListParagraph"/>
-        <w:numPr>
-          <w:ilvl w:val="1"/>
-          <w:numId w:val="41"/>
-        </w:numPr>
-        <w:tabs>
-          <w:tab w:val="clear" w:pos="720"/>
-          <w:tab w:val="num" w:pos="840"/>
-        </w:tabs>
-        <w:ind w:left="840"/>
-      </w:pPr>
-      <w:r>
-        <w:t>the mother, the husband and the man who is the father stating the husband is NOT the father and that the man is the biological father</w:t>
-      </w:r>
-    </w:p>
-    <w:p>
-      <w:pPr>
-        <w:pStyle w:val="ListParagraph"/>
-        <w:numPr>
-          <w:ilvl w:val="1"/>
-          <w:numId w:val="41"/>
-        </w:numPr>
-        <w:tabs>
-          <w:tab w:val="clear" w:pos="720"/>
-          <w:tab w:val="num" w:pos="840"/>
-        </w:tabs>
-        <w:ind w:left="840"/>
-      </w:pPr>
-      <w:r>
-        <w:t>the mother and the husband saying the husband is NOT the father to disestablish the husband as the biological father</w:t>
-      </w:r>
-    </w:p>
-    <w:p>
-      <w:pPr>
-        <w:pStyle w:val="ListParagraph"/>
-        <w:numPr>
-          <w:ilvl w:val="1"/>
-          <w:numId w:val="41"/>
-        </w:numPr>
-        <w:tabs>
-          <w:tab w:val="clear" w:pos="720"/>
-          <w:tab w:val="num" w:pos="840"/>
-        </w:tabs>
-        <w:ind w:left="840"/>
-      </w:pPr>
-      <w:r>
-        <w:t xml:space="preserve"> the mother and the man saying he IS the father to establish him as the biological father</w:t>
-      </w:r>
-    </w:p>
-    <w:p>
-      <w:pPr>
-        <w:pStyle w:val="ListParagraph"/>
-        <w:numPr>
-          <w:ilvl w:val="1"/>
-          <w:numId w:val="41"/>
-        </w:numPr>
-        <w:tabs>
-          <w:tab w:val="clear" w:pos="720"/>
-          <w:tab w:val="num" w:pos="840"/>
-        </w:tabs>
-        <w:ind w:left="840"/>
-      </w:pPr>
-      <w:r>
-        <w:t xml:space="preserve"> the mother only if others are not cooperating and she can provide convincing facts about the paternity</w:t>
-      </w:r>
-    </w:p>
-    <w:p>
-      <w:pPr>
-        <w:pStyle w:val="ListParagraph"/>
-        <w:numPr>
-          <w:ilvl w:val="0"/>
-          <w:numId w:val="7"/>
-        </w:numPr>
-        <w:ind w:left="495"/>
-      </w:pPr>
-      <w:r>
-        <w:t>Get genetic (DNA) testing of the child, the mother and the man believed to be</w:t>
-      </w:r>
-      <w:r>
-        <w:t xml:space="preserve"> the father and the husband if the mother is married. The test results must be provided to the court. This can be done voluntarily if all of the people are cooperating or by court order. To ask for a court order, you can file:</w:t>
-      </w:r>
-    </w:p>
-    <w:p>
-      <w:pPr>
-        <w:pStyle w:val="ListParagraph"/>
-        <w:numPr>
-          <w:ilvl w:val="1"/>
-          <w:numId w:val="41"/>
-        </w:numPr>
-        <w:tabs>
-          <w:tab w:val="clear" w:pos="720"/>
-          <w:tab w:val="num" w:pos="840"/>
-        </w:tabs>
-        <w:ind w:left="840"/>
-      </w:pPr>
-      <w:r>
-        <w:rPr>
-          <w:b/>
-        </w:rPr>
-        <w:t>Motion &amp; Affidavit for Genetic (DNA) Testing, DR-530</w:t>
-      </w:r>
-      <w:r>
-        <w:rPr>
-          <w:bCs/>
-        </w:rPr>
-        <w:t xml:space="preserve"> [</w:t>
-      </w:r>
-      <w:hyperlink r:id="rId12" w:history="1">
         <w:r>
           <w:rPr>
             <w:rStyle w:val="Hyperlink"/>
           </w:rPr>
-          <w:t>F</w:t>
-        </w:r>
-        <w:r>
-          <w:rPr>
-            <w:rStyle w:val="Hyperlink"/>
-            <w:bCs/>
-          </w:rPr>
-          <w:t>ill-I</w:t>
-        </w:r>
-        <w:r>
-          <w:rPr>
-            <w:rStyle w:val="Hyperlink"/>
-            <w:bCs/>
-          </w:rPr>
-          <w:t>n PDF</w:t>
-        </w:r>
-      </w:hyperlink>
-      <w:r>
-        <w:rPr>
-          <w:bCs/>
-        </w:rPr>
-        <w:t>]</w:t>
-      </w:r>
-      <w:r>
-        <w:rPr>
-          <w:color w:val="FF0000"/>
-        </w:rPr>
-        <w:t xml:space="preserve"> </w:t>
-      </w:r>
-      <w:r>
-        <w:rPr>
-          <w:color w:val="FF0000"/>
-        </w:rPr>
-        <w:t xml:space="preserve">{% </w:t>
-      </w:r>
-      <w:proofErr w:type="spellStart"/>
-      <w:r>
-        <w:rPr>
-          <w:color w:val="FF0000"/>
-        </w:rPr>
-        <w:t>endif</w:t>
-      </w:r>
-      <w:proofErr w:type="spellEnd"/>
-      <w:r>
-        <w:rPr>
-          <w:color w:val="FF0000"/>
-        </w:rPr>
-        <w:t xml:space="preserve"> %}</w:t>
-      </w:r>
-    </w:p>
-    <w:p>
-      <w:pPr>
-        <w:pStyle w:val="Heading3"/>
-      </w:pPr>
-      <w:r>
-        <w:t>Change the birth certificate</w:t>
-      </w:r>
-    </w:p>
-    <w:p>
-      <w:pPr>
-        <w:pStyle w:val="Body"/>
-        <w:spacing w:before="280" w:after="280"/>
-      </w:pPr>
-      <w:r>
-        <w:t>If the court decides that the biological father is someone not listed on the birth certificate, you must send a copy of the court order to the Health Analytics &amp; Vital Records to change the birth certificate. After the birth certificate is changed, the child is considered "legitimated" and the heir of that father. This means that if the child should be eligible for any medical or financial benefits connected to the father such as health insurance, or benefits based on military service or being Alaska Native or American Indian. Also, if the father dies, the child will be able to inherit and collect financial or medical benefits that the child may be eligible for such as Social Security Children's Insurance Benefits or military benefits. If you do not notify Health Analytics &amp; Vital Records to change the birth certificate, the child may miss out on these benefits.</w:t>
-      </w:r>
-    </w:p>
-    <w:p>
-      <w:pPr>
-        <w:pStyle w:val="Heading3"/>
-      </w:pPr>
-      <w:r>
-        <w:t>Links in this step</w:t>
-      </w:r>
-    </w:p>
-    <w:p>
-      <w:pPr>
-        <w:pStyle w:val="Body"/>
-        <w:spacing w:before="280" w:after="280"/>
-        <w:rPr>
-          <w:color w:val="FF0000"/>
-        </w:rPr>
-      </w:pPr>
-      <w:r>
-        <w:rPr>
-          <w:color w:val="FF0000"/>
-        </w:rPr>
-        <w:t>{%</w:t>
-      </w:r>
-      <w:r>
-        <w:rPr>
-          <w:color w:val="FF0000"/>
-        </w:rPr>
-        <w:t>p</w:t>
-      </w:r>
-      <w:r>
-        <w:rPr>
-          <w:color w:val="FF0000"/>
-        </w:rPr>
-        <w:t xml:space="preserve"> if </w:t>
-      </w:r>
-      <w:proofErr w:type="spellStart"/>
-      <w:r>
-        <w:rPr>
-          <w:color w:val="FF0000"/>
-        </w:rPr>
-        <w:t>user_</w:t>
-      </w:r>
-      <w:proofErr w:type="gramStart"/>
-      <w:r>
-        <w:rPr>
-          <w:color w:val="FF0000"/>
-        </w:rPr>
-        <w:t>need</w:t>
-      </w:r>
-      <w:proofErr w:type="spellEnd"/>
-      <w:r>
-        <w:rPr>
-          <w:color w:val="FF0000"/>
-        </w:rPr>
-        <w:t xml:space="preserve"> !</w:t>
-      </w:r>
-      <w:proofErr w:type="gramEnd"/>
-      <w:r>
-        <w:rPr>
-          <w:color w:val="FF0000"/>
-        </w:rPr>
-        <w:t>= 'divorce' %}</w:t>
-      </w:r>
-    </w:p>
-    <w:p>
-      <w:pPr>
-        <w:pStyle w:val="Body"/>
-        <w:spacing w:before="280" w:after="280"/>
-        <w:rPr>
-          <w:rStyle w:val="Hyperlink"/>
-          <w:color w:val="auto"/>
-        </w:rPr>
-      </w:pPr>
-      <w:r>
-        <w:rPr>
-          <w:b/>
-        </w:rPr>
-        <w:lastRenderedPageBreak/>
-        <w:t>Three-Way Affidavit to Disestablish and Establish Paternity, DR-521</w:t>
-      </w:r>
-      <w:r>
-        <w:t xml:space="preserve"> [</w:t>
-      </w:r>
-      <w:hyperlink r:id="rId13">
-        <w:r>
-          <w:rPr>
-            <w:rStyle w:val="Hyperlink"/>
-          </w:rPr>
-          <w:t>Fill-in PDF</w:t>
+          <w:t>PDF</w:t>
         </w:r>
       </w:hyperlink>
       <w:proofErr w:type="gramStart"/>
@@ -991,7 +1162,7 @@
         </w:rPr>
         <w:br/>
       </w:r>
-      <w:hyperlink r:id="rId14" w:history="1">
+      <w:hyperlink r:id="rId12" w:history="1">
         <w:r>
           <w:rPr>
             <w:rStyle w:val="Hyperlink"/>
@@ -1075,19 +1246,19 @@
       <w:r>
         <w:t xml:space="preserve"> [</w:t>
       </w:r>
-      <w:hyperlink r:id="rId15" w:history="1">
+      <w:hyperlink r:id="rId13" w:history="1">
         <w:r>
           <w:rPr>
             <w:rStyle w:val="Hyperlink"/>
           </w:rPr>
-          <w:t>F</w:t>
+          <w:t xml:space="preserve">Fill-In </w:t>
         </w:r>
         <w:r>
           <w:rPr>
             <w:rStyle w:val="Hyperlink"/>
             <w:bCs/>
           </w:rPr>
-          <w:t>ill-in PDF</w:t>
+          <w:t>PDF</w:t>
         </w:r>
       </w:hyperlink>
       <w:proofErr w:type="gramStart"/>
@@ -1098,7 +1269,7 @@
       <w:r>
         <w:br/>
       </w:r>
-      <w:hyperlink r:id="rId16" w:history="1">
+      <w:hyperlink r:id="rId14" w:history="1">
         <w:r>
           <w:rPr>
             <w:rStyle w:val="Hyperlink"/>
@@ -1144,19 +1315,17 @@
         </w:rPr>
         <w:t xml:space="preserve"> </w:t>
       </w:r>
-      <w:proofErr w:type="gramStart"/>
       <w:r>
         <w:rPr>
           <w:color w:val="FF0000"/>
         </w:rPr>
-        <w:t>in(</w:t>
-      </w:r>
-      <w:proofErr w:type="gramEnd"/>
+        <w:t>== 'custody'</w:t>
+      </w:r>
       <w:r>
         <w:rPr>
           <w:color w:val="FF0000"/>
         </w:rPr>
-        <w:t>'divorce', 'custody') %}</w:t>
+        <w:t xml:space="preserve"> %}</w:t>
       </w:r>
     </w:p>
     <w:p>
@@ -1164,7 +1333,7 @@
         <w:pStyle w:val="Body"/>
         <w:spacing w:before="280" w:after="0"/>
       </w:pPr>
-      <w:hyperlink r:id="rId17" w:history="1">
+      <w:hyperlink r:id="rId15" w:history="1">
         <w:r>
           <w:rPr>
             <w:rStyle w:val="Hyperlink"/>
@@ -1175,7 +1344,7 @@
       <w:r>
         <w:br/>
       </w:r>
-      <w:hyperlink r:id="rId18" w:history="1">
+      <w:hyperlink r:id="rId16" w:history="1">
         <w:r>
           <w:rPr>
             <w:rStyle w:val="Hyperlink"/>
@@ -1184,11 +1353,9 @@
           <w:t>childsupport.alaska.gov/child-support-services/information/faqs/paternity-establishment-faq</w:t>
         </w:r>
       </w:hyperlink>
-      <w:bookmarkStart w:id="0" w:name="_GoBack"/>
-      <w:bookmarkEnd w:id="0"/>
     </w:p>
     <w:p>
-      <w:hyperlink r:id="rId19" w:history="1">
+      <w:hyperlink r:id="rId17" w:history="1">
         <w:r>
           <w:rPr>
             <w:rStyle w:val="Hyperlink"/>
@@ -1199,7 +1366,7 @@
       <w:r>
         <w:br/>
       </w:r>
-      <w:hyperlink r:id="rId20" w:history="1">
+      <w:hyperlink r:id="rId18" w:history="1">
         <w:r>
           <w:rPr>
             <w:rStyle w:val="Hyperlink"/>
@@ -2298,7 +2465,7 @@
   <w:abstractNum w:abstractNumId="9">
     <w:nsid w:val="296F3872"/>
     <w:multiLevelType w:val="hybridMultilevel"/>
-    <w:tmpl w:val="5E9E6A2E"/>
+    <w:tmpl w:val="F634C142"/>
     <w:lvl w:ilvl="0" w:tplc="C32CFEB2">
       <w:start w:val="1"/>
       <w:numFmt w:val="bullet"/>
@@ -3409,6 +3576,119 @@
     </w:lvl>
   </w:abstractNum>
   <w:abstractNum w:abstractNumId="19">
+    <w:nsid w:val="6D157CF3"/>
+    <w:multiLevelType w:val="hybridMultilevel"/>
+    <w:tmpl w:val="8D744066"/>
+    <w:lvl w:ilvl="0" w:tplc="04090001">
+      <w:start w:val="1"/>
+      <w:numFmt w:val="bullet"/>
+      <w:lvlText w:val=""/>
+      <w:lvlJc w:val="left"/>
+      <w:pPr>
+        <w:ind w:left="990" w:hanging="360"/>
+      </w:pPr>
+      <w:rPr>
+        <w:rFonts w:ascii="Symbol" w:hAnsi="Symbol" w:hint="default"/>
+      </w:rPr>
+    </w:lvl>
+    <w:lvl w:ilvl="1" w:tplc="04090003" w:tentative="1">
+      <w:start w:val="1"/>
+      <w:numFmt w:val="bullet"/>
+      <w:lvlText w:val="o"/>
+      <w:lvlJc w:val="left"/>
+      <w:pPr>
+        <w:ind w:left="1710" w:hanging="360"/>
+      </w:pPr>
+      <w:rPr>
+        <w:rFonts w:ascii="Courier New" w:hAnsi="Courier New" w:cs="Courier New" w:hint="default"/>
+      </w:rPr>
+    </w:lvl>
+    <w:lvl w:ilvl="2" w:tplc="04090005" w:tentative="1">
+      <w:start w:val="1"/>
+      <w:numFmt w:val="bullet"/>
+      <w:lvlText w:val=""/>
+      <w:lvlJc w:val="left"/>
+      <w:pPr>
+        <w:ind w:left="2430" w:hanging="360"/>
+      </w:pPr>
+      <w:rPr>
+        <w:rFonts w:ascii="Wingdings" w:hAnsi="Wingdings" w:hint="default"/>
+      </w:rPr>
+    </w:lvl>
+    <w:lvl w:ilvl="3" w:tplc="04090001" w:tentative="1">
+      <w:start w:val="1"/>
+      <w:numFmt w:val="bullet"/>
+      <w:lvlText w:val=""/>
+      <w:lvlJc w:val="left"/>
+      <w:pPr>
+        <w:ind w:left="3150" w:hanging="360"/>
+      </w:pPr>
+      <w:rPr>
+        <w:rFonts w:ascii="Symbol" w:hAnsi="Symbol" w:hint="default"/>
+      </w:rPr>
+    </w:lvl>
+    <w:lvl w:ilvl="4" w:tplc="04090003" w:tentative="1">
+      <w:start w:val="1"/>
+      <w:numFmt w:val="bullet"/>
+      <w:lvlText w:val="o"/>
+      <w:lvlJc w:val="left"/>
+      <w:pPr>
+        <w:ind w:left="3870" w:hanging="360"/>
+      </w:pPr>
+      <w:rPr>
+        <w:rFonts w:ascii="Courier New" w:hAnsi="Courier New" w:cs="Courier New" w:hint="default"/>
+      </w:rPr>
+    </w:lvl>
+    <w:lvl w:ilvl="5" w:tplc="04090005" w:tentative="1">
+      <w:start w:val="1"/>
+      <w:numFmt w:val="bullet"/>
+      <w:lvlText w:val=""/>
+      <w:lvlJc w:val="left"/>
+      <w:pPr>
+        <w:ind w:left="4590" w:hanging="360"/>
+      </w:pPr>
+      <w:rPr>
+        <w:rFonts w:ascii="Wingdings" w:hAnsi="Wingdings" w:hint="default"/>
+      </w:rPr>
+    </w:lvl>
+    <w:lvl w:ilvl="6" w:tplc="04090001" w:tentative="1">
+      <w:start w:val="1"/>
+      <w:numFmt w:val="bullet"/>
+      <w:lvlText w:val=""/>
+      <w:lvlJc w:val="left"/>
+      <w:pPr>
+        <w:ind w:left="5310" w:hanging="360"/>
+      </w:pPr>
+      <w:rPr>
+        <w:rFonts w:ascii="Symbol" w:hAnsi="Symbol" w:hint="default"/>
+      </w:rPr>
+    </w:lvl>
+    <w:lvl w:ilvl="7" w:tplc="04090003" w:tentative="1">
+      <w:start w:val="1"/>
+      <w:numFmt w:val="bullet"/>
+      <w:lvlText w:val="o"/>
+      <w:lvlJc w:val="left"/>
+      <w:pPr>
+        <w:ind w:left="6030" w:hanging="360"/>
+      </w:pPr>
+      <w:rPr>
+        <w:rFonts w:ascii="Courier New" w:hAnsi="Courier New" w:cs="Courier New" w:hint="default"/>
+      </w:rPr>
+    </w:lvl>
+    <w:lvl w:ilvl="8" w:tplc="04090005" w:tentative="1">
+      <w:start w:val="1"/>
+      <w:numFmt w:val="bullet"/>
+      <w:lvlText w:val=""/>
+      <w:lvlJc w:val="left"/>
+      <w:pPr>
+        <w:ind w:left="6750" w:hanging="360"/>
+      </w:pPr>
+      <w:rPr>
+        <w:rFonts w:ascii="Wingdings" w:hAnsi="Wingdings" w:hint="default"/>
+      </w:rPr>
+    </w:lvl>
+  </w:abstractNum>
+  <w:abstractNum w:abstractNumId="20">
     <w:nsid w:val="7BAF36E9"/>
     <w:multiLevelType w:val="multilevel"/>
     <w:tmpl w:val="24180D92"/>
@@ -3670,7 +3950,7 @@
     <w:abstractNumId w:val="16"/>
   </w:num>
   <w:num w:numId="41">
-    <w:abstractNumId w:val="19"/>
+    <w:abstractNumId w:val="20"/>
   </w:num>
   <w:num w:numId="42">
     <w:abstractNumId w:val="14"/>
@@ -3686,6 +3966,9 @@
   </w:num>
   <w:num w:numId="46">
     <w:abstractNumId w:val="0"/>
+  </w:num>
+  <w:num w:numId="47">
+    <w:abstractNumId w:val="19"/>
   </w:num>
 </w:numbering>
 </file>
@@ -3991,7 +4274,6 @@
   <w:style w:type="character" w:default="1" w:styleId="DefaultParagraphFont">
     <w:name w:val="Default Paragraph Font"/>
     <w:uiPriority w:val="1"/>
-    <w:semiHidden/>
     <w:unhideWhenUsed/>
   </w:style>
   <w:style w:type="table" w:default="1" w:styleId="TableNormal">
@@ -5729,7 +6011,6 @@
   <w:style w:type="character" w:default="1" w:styleId="DefaultParagraphFont">
     <w:name w:val="Default Paragraph Font"/>
     <w:uiPriority w:val="1"/>
-    <w:semiHidden/>
     <w:unhideWhenUsed/>
   </w:style>
   <w:style w:type="table" w:default="1" w:styleId="TableNormal">
@@ -7455,7 +7736,7 @@
   <a:extraClrSchemeLst/>
   <a:extLst>
     <a:ext uri="{05A4C25C-085E-4340-85A3-A5531E510DB2}">
-      <thm15:themeFamily xmlns:thm15="http://schemas.microsoft.com/office/thememl/2012/main" xmlns="" name="Office Theme" id="{62F939B6-93AF-4DB8-9C6B-D6C7DFDC589F}" vid="{4A3C46E8-61CC-4603-A589-7422A47A8E4A}"/>
+      <thm15:themeFamily xmlns="" xmlns:thm15="http://schemas.microsoft.com/office/thememl/2012/main" name="Office Theme" id="{62F939B6-93AF-4DB8-9C6B-D6C7DFDC589F}" vid="{4A3C46E8-61CC-4603-A589-7422A47A8E4A}"/>
     </a:ext>
   </a:extLst>
 </a:theme>

--- a/docassemble/AKA2JBranding/data/templates/paternity_content.docx
+++ b/docassemble/AKA2JBranding/data/templates/paternity_content.docx
@@ -1,6 +1,6 @@
 
 <file path=word/document.xml><?xml version="1.0" encoding="utf-8"?>
-<w:document xmlns:wpc="http://schemas.microsoft.com/office/word/2010/wordprocessingCanvas" xmlns:mc="http://schemas.openxmlformats.org/markup-compatibility/2006" xmlns:o="urn:schemas-microsoft-com:office:office" xmlns:r="http://schemas.openxmlformats.org/officeDocument/2006/relationships" xmlns:m="http://schemas.openxmlformats.org/officeDocument/2006/math" xmlns:v="urn:schemas-microsoft-com:vml" xmlns:wp14="http://schemas.microsoft.com/office/word/2010/wordprocessingDrawing" xmlns:wp="http://schemas.openxmlformats.org/drawingml/2006/wordprocessingDrawing" xmlns:w10="urn:schemas-microsoft-com:office:word" xmlns:w="http://schemas.openxmlformats.org/wordprocessingml/2006/main" xmlns:w14="http://schemas.microsoft.com/office/word/2010/wordml" xmlns:wpg="http://schemas.microsoft.com/office/word/2010/wordprocessingGroup" xmlns:wpi="http://schemas.microsoft.com/office/word/2010/wordprocessingInk" xmlns:wne="http://schemas.microsoft.com/office/word/2006/wordml" xmlns:wps="http://schemas.microsoft.com/office/word/2010/wordprocessingShape" mc:Ignorable="w14 wp14">
+<w:document xmlns:wpc="http://schemas.microsoft.com/office/word/2010/wordprocessingCanvas" xmlns:cx="http://schemas.microsoft.com/office/drawing/2014/chartex" xmlns:cx1="http://schemas.microsoft.com/office/drawing/2015/9/8/chartex" xmlns:cx2="http://schemas.microsoft.com/office/drawing/2015/10/21/chartex" xmlns:cx3="http://schemas.microsoft.com/office/drawing/2016/5/9/chartex" xmlns:cx4="http://schemas.microsoft.com/office/drawing/2016/5/10/chartex" xmlns:cx5="http://schemas.microsoft.com/office/drawing/2016/5/11/chartex" xmlns:cx6="http://schemas.microsoft.com/office/drawing/2016/5/12/chartex" xmlns:cx7="http://schemas.microsoft.com/office/drawing/2016/5/13/chartex" xmlns:cx8="http://schemas.microsoft.com/office/drawing/2016/5/14/chartex" xmlns:mc="http://schemas.openxmlformats.org/markup-compatibility/2006" xmlns:aink="http://schemas.microsoft.com/office/drawing/2016/ink" xmlns:am3d="http://schemas.microsoft.com/office/drawing/2017/model3d" xmlns:o="urn:schemas-microsoft-com:office:office" xmlns:r="http://schemas.openxmlformats.org/officeDocument/2006/relationships" xmlns:m="http://schemas.openxmlformats.org/officeDocument/2006/math" xmlns:v="urn:schemas-microsoft-com:vml" xmlns:wp14="http://schemas.microsoft.com/office/word/2010/wordprocessingDrawing" xmlns:wp="http://schemas.openxmlformats.org/drawingml/2006/wordprocessingDrawing" xmlns:w10="urn:schemas-microsoft-com:office:word" xmlns:w="http://schemas.openxmlformats.org/wordprocessingml/2006/main" xmlns:w14="http://schemas.microsoft.com/office/word/2010/wordml" xmlns:w15="http://schemas.microsoft.com/office/word/2012/wordml" xmlns:w16cex="http://schemas.microsoft.com/office/word/2018/wordml/cex" xmlns:w16cid="http://schemas.microsoft.com/office/word/2016/wordml/cid" xmlns:w16="http://schemas.microsoft.com/office/word/2018/wordml" xmlns:w16sdtdh="http://schemas.microsoft.com/office/word/2020/wordml/sdtdatahash" xmlns:w16se="http://schemas.microsoft.com/office/word/2015/wordml/symex" xmlns:wpg="http://schemas.microsoft.com/office/word/2010/wordprocessingGroup" xmlns:wpi="http://schemas.microsoft.com/office/word/2010/wordprocessingInk" xmlns:wne="http://schemas.microsoft.com/office/word/2006/wordml" xmlns:wps="http://schemas.microsoft.com/office/word/2010/wordprocessingShape" mc:Ignorable="w14 w15 w16se w16cid w16 w16cex w16sdtdh wp14">
   <w:body>
     <w:p>
       <w:pPr>
@@ -60,21 +60,7 @@
         <w:rPr>
           <w:color w:val="FF0000"/>
         </w:rPr>
-        <w:t xml:space="preserve"> if </w:t>
-      </w:r>
-      <w:proofErr w:type="spellStart"/>
-      <w:r>
-        <w:rPr>
-          <w:color w:val="FF0000"/>
-        </w:rPr>
-        <w:t>user_need</w:t>
-      </w:r>
-      <w:proofErr w:type="spellEnd"/>
-      <w:r>
-        <w:rPr>
-          <w:color w:val="FF0000"/>
-        </w:rPr>
-        <w:t xml:space="preserve"> == 'divorce' %}</w:t>
+        <w:t xml:space="preserve"> if user_need == 'divorce' %}</w:t>
       </w:r>
     </w:p>
     <w:p>
@@ -145,7 +131,7 @@
         </w:rPr>
         <w:t xml:space="preserve"> [</w:t>
       </w:r>
-      <w:hyperlink r:id="rId6" w:history="1">
+      <w:hyperlink r:id="rId5" w:history="1">
         <w:r>
           <w:rPr>
             <w:rStyle w:val="Hyperlink"/>
@@ -268,7 +254,7 @@
         <w:lastRenderedPageBreak/>
         <w:t xml:space="preserve">See CSED's </w:t>
       </w:r>
-      <w:hyperlink r:id="rId7" w:history="1">
+      <w:hyperlink r:id="rId6" w:history="1">
         <w:r>
           <w:rPr>
             <w:rStyle w:val="Hyperlink"/>
@@ -279,7 +265,7 @@
       <w:r>
         <w:t xml:space="preserve"> and </w:t>
       </w:r>
-      <w:hyperlink r:id="rId8" w:history="1">
+      <w:hyperlink r:id="rId7" w:history="1">
         <w:r>
           <w:rPr>
             <w:rStyle w:val="Hyperlink"/>
@@ -322,15 +308,7 @@
         <w:ind w:left="495"/>
       </w:pPr>
       <w:r>
-        <w:t>They are usually more expensive. You and {</w:t>
-      </w:r>
-      <w:proofErr w:type="gramStart"/>
-      <w:r>
-        <w:t>{ other</w:t>
-      </w:r>
-      <w:proofErr w:type="gramEnd"/>
-      <w:r>
-        <w:t>_party_in_case }} will have to work out who pays.</w:t>
+        <w:t>They are usually more expensive. You and {{ other_party_in_case }} will have to work out who pays.</w:t>
       </w:r>
     </w:p>
     <w:p>
@@ -366,21 +344,7 @@
         <w:rPr>
           <w:color w:val="FF0000"/>
         </w:rPr>
-        <w:t xml:space="preserve"> </w:t>
-      </w:r>
-      <w:proofErr w:type="spellStart"/>
-      <w:r>
-        <w:rPr>
-          <w:color w:val="FF0000"/>
-        </w:rPr>
-        <w:t>endif</w:t>
-      </w:r>
-      <w:proofErr w:type="spellEnd"/>
-      <w:r>
-        <w:rPr>
-          <w:color w:val="FF0000"/>
-        </w:rPr>
-        <w:t xml:space="preserve"> %}</w:t>
+        <w:t xml:space="preserve"> endif %}</w:t>
       </w:r>
     </w:p>
     <w:p>
@@ -403,30 +367,8 @@
         <w:rPr>
           <w:color w:val="FF0000"/>
         </w:rPr>
-        <w:t xml:space="preserve"> if </w:t>
-      </w:r>
-      <w:proofErr w:type="spellStart"/>
-      <w:r>
-        <w:rPr>
-          <w:color w:val="FF0000"/>
-        </w:rPr>
-        <w:t>user_need</w:t>
-      </w:r>
-      <w:proofErr w:type="spellEnd"/>
-      <w:r>
-        <w:rPr>
-          <w:color w:val="FF0000"/>
-        </w:rPr>
-        <w:t xml:space="preserve"> </w:t>
-      </w:r>
-      <w:proofErr w:type="gramStart"/>
-      <w:r>
-        <w:rPr>
-          <w:color w:val="FF0000"/>
-        </w:rPr>
-        <w:t>in(</w:t>
-      </w:r>
-      <w:proofErr w:type="gramEnd"/>
+        <w:t xml:space="preserve"> if user_need in(</w:t>
+      </w:r>
       <w:r>
         <w:rPr>
           <w:color w:val="FF0000"/>
@@ -457,40 +399,28 @@
         <w:pStyle w:val="Heading3"/>
       </w:pPr>
       <w:r>
+        <w:t xml:space="preserve">{{ </w:t>
+      </w:r>
+      <w:r>
+        <w:t>'Establishing or disestablishing' if user_need in('custody', 'answer custody') else 'Disestablishing'</w:t>
+      </w:r>
+      <w:r>
+        <w:t xml:space="preserve"> }</w:t>
+      </w:r>
+      <w:r>
+        <w:t xml:space="preserve">} paternity in your </w:t>
+      </w:r>
+      <w:r>
         <w:t>{</w:t>
       </w:r>
-      <w:proofErr w:type="gramStart"/>
-      <w:r>
-        <w:t xml:space="preserve">{ </w:t>
-      </w:r>
-      <w:r>
-        <w:t>'Establishing</w:t>
-      </w:r>
-      <w:proofErr w:type="gramEnd"/>
-      <w:r>
-        <w:t xml:space="preserve"> or disestablishing' if </w:t>
-      </w:r>
-      <w:proofErr w:type="spellStart"/>
-      <w:r>
-        <w:t>user_need</w:t>
-      </w:r>
-      <w:proofErr w:type="spellEnd"/>
-      <w:r>
-        <w:t xml:space="preserve"> in('custody', 'answer custody') else 'Disestablishing'</w:t>
-      </w:r>
-      <w:r>
-        <w:t xml:space="preserve"> }</w:t>
-      </w:r>
-      <w:r>
-        <w:t xml:space="preserve">} paternity in your ${ </w:t>
-      </w:r>
-      <w:proofErr w:type="spellStart"/>
-      <w:r>
-        <w:t>case_type</w:t>
-      </w:r>
-      <w:proofErr w:type="spellEnd"/>
-      <w:r>
-        <w:t xml:space="preserve"> } case</w:t>
+      <w:r>
+        <w:t>{ case_type }</w:t>
+      </w:r>
+      <w:r>
+        <w:t>}</w:t>
+      </w:r>
+      <w:r>
+        <w:t xml:space="preserve"> case</w:t>
       </w:r>
     </w:p>
     <w:p>
@@ -501,33 +431,7 @@
         <w:rPr>
           <w:color w:val="FFC000"/>
         </w:rPr>
-        <w:t>{%</w:t>
-      </w:r>
-      <w:r>
-        <w:rPr>
-          <w:color w:val="FFC000"/>
-        </w:rPr>
-        <w:t>p</w:t>
-      </w:r>
-      <w:r>
-        <w:rPr>
-          <w:color w:val="FFC000"/>
-        </w:rPr>
-        <w:t xml:space="preserve"> if </w:t>
-      </w:r>
-      <w:proofErr w:type="spellStart"/>
-      <w:r>
-        <w:rPr>
-          <w:color w:val="FFC000"/>
-        </w:rPr>
-        <w:t>user_need</w:t>
-      </w:r>
-      <w:proofErr w:type="spellEnd"/>
-      <w:r>
-        <w:rPr>
-          <w:color w:val="FFC000"/>
-        </w:rPr>
-        <w:t xml:space="preserve"> == 'answer divorce' %}</w:t>
+        <w:t>{%p if user_need == 'answer divorce' %}</w:t>
       </w:r>
     </w:p>
     <w:p>
@@ -538,23 +442,7 @@
         <w:t>Dis</w:t>
       </w:r>
       <w:r>
-        <w:t>establishing paternity in your {</w:t>
-      </w:r>
-      <w:proofErr w:type="gramStart"/>
-      <w:r>
-        <w:t xml:space="preserve">{ </w:t>
-      </w:r>
-      <w:proofErr w:type="spellStart"/>
-      <w:r>
-        <w:t>case</w:t>
-      </w:r>
-      <w:proofErr w:type="gramEnd"/>
-      <w:r>
-        <w:t>_type</w:t>
-      </w:r>
-      <w:proofErr w:type="spellEnd"/>
-      <w:r>
-        <w:t xml:space="preserve"> }} case</w:t>
+        <w:t>establishing paternity in your {{ case_type }} case</w:t>
       </w:r>
     </w:p>
     <w:p>
@@ -598,31 +486,7 @@
         <w:pStyle w:val="Body"/>
       </w:pPr>
       <w:r>
-        <w:t>When you file your $</w:t>
-      </w:r>
-      <w:proofErr w:type="gramStart"/>
-      <w:r>
-        <w:t>{ 'complaint'</w:t>
-      </w:r>
-      <w:proofErr w:type="gramEnd"/>
-      <w:r>
-        <w:t xml:space="preserve">  if </w:t>
-      </w:r>
-      <w:proofErr w:type="spellStart"/>
-      <w:r>
-        <w:t>user_need</w:t>
-      </w:r>
-      <w:proofErr w:type="spellEnd"/>
-      <w:r>
-        <w:t xml:space="preserve"> == 'custody' else 'Answer' }, state that paternity is an issue in ${ 'section 3D of the Complaint' if </w:t>
-      </w:r>
-      <w:proofErr w:type="spellStart"/>
-      <w:r>
-        <w:t>user_need</w:t>
-      </w:r>
-      <w:proofErr w:type="spellEnd"/>
-      <w:r>
-        <w:t xml:space="preserve"> == 'custody' else '4 of the Counterclaims section of the Answer' }.</w:t>
+        <w:t>When you file your ${ 'complaint'  if user_need == 'custody' else 'Answer' }, state that paternity is an issue in ${ 'section 3D of the Complaint' if user_need == 'custody' else '4 of the Counterclaims section of the Answer' }.</w:t>
       </w:r>
     </w:p>
     <w:p>
@@ -661,16 +525,8 @@
         <w:rPr>
           <w:color w:val="FFC000"/>
         </w:rPr>
-        <w:t xml:space="preserve"> </w:t>
-      </w:r>
-      <w:proofErr w:type="spellStart"/>
-      <w:r>
-        <w:rPr>
-          <w:color w:val="FFC000"/>
-        </w:rPr>
-        <w:t>endif</w:t>
-      </w:r>
-      <w:proofErr w:type="spellEnd"/>
+        <w:t xml:space="preserve"> endif</w:t>
+      </w:r>
       <w:r>
         <w:rPr>
           <w:color w:val="FFC000"/>
@@ -697,7 +553,7 @@
       <w:r>
         <w:t xml:space="preserve"> [</w:t>
       </w:r>
-      <w:hyperlink r:id="rId9" w:history="1">
+      <w:hyperlink r:id="rId8" w:history="1">
         <w:r>
           <w:rPr>
             <w:rStyle w:val="Hyperlink"/>
@@ -718,51 +574,19 @@
         <w:rPr>
           <w:color w:val="FFC000"/>
         </w:rPr>
-        <w:t>{%</w:t>
+        <w:t xml:space="preserve">{%p if </w:t>
       </w:r>
       <w:r>
         <w:rPr>
           <w:color w:val="FFC000"/>
         </w:rPr>
-        <w:t>p</w:t>
+        <w:t>user_need == 'answer divorce'</w:t>
       </w:r>
       <w:r>
         <w:rPr>
           <w:color w:val="FFC000"/>
         </w:rPr>
-        <w:t xml:space="preserve"> </w:t>
-      </w:r>
-      <w:r>
-        <w:rPr>
-          <w:color w:val="FFC000"/>
-        </w:rPr>
-        <w:t xml:space="preserve">if </w:t>
-      </w:r>
-      <w:proofErr w:type="spellStart"/>
-      <w:r>
-        <w:rPr>
-          <w:color w:val="FFC000"/>
-        </w:rPr>
-        <w:t>user_need</w:t>
-      </w:r>
-      <w:proofErr w:type="spellEnd"/>
-      <w:r>
-        <w:rPr>
-          <w:color w:val="FFC000"/>
-        </w:rPr>
-        <w:t xml:space="preserve"> == 'answer divorce'</w:t>
-      </w:r>
-      <w:r>
-        <w:rPr>
-          <w:color w:val="FFC000"/>
-        </w:rPr>
-        <w:t xml:space="preserve"> </w:t>
-      </w:r>
-      <w:r>
-        <w:rPr>
-          <w:color w:val="FFC000"/>
-        </w:rPr>
-        <w:t>%}</w:t>
+        <w:t xml:space="preserve"> %}</w:t>
       </w:r>
     </w:p>
     <w:p>
@@ -770,13 +594,8 @@
         <w:pStyle w:val="ListParagraph"/>
         <w:ind w:left="360"/>
       </w:pPr>
-      <w:proofErr w:type="gramStart"/>
-      <w:r>
-        <w:t>the</w:t>
-      </w:r>
-      <w:proofErr w:type="gramEnd"/>
-      <w:r>
-        <w:t xml:space="preserve"> mother, the husband and the man who is the father say the husband is not the father and that the man is the biological father.</w:t>
+      <w:r>
+        <w:t>the mother, the husband and the man who is the father say the husband is not the father and that the man is the biological father.</w:t>
       </w:r>
     </w:p>
     <w:p>
@@ -784,14 +603,9 @@
         <w:pStyle w:val="ListParagraph"/>
         <w:ind w:left="360"/>
       </w:pPr>
-      <w:proofErr w:type="gramStart"/>
       <w:r>
         <w:lastRenderedPageBreak/>
-        <w:t>the</w:t>
-      </w:r>
-      <w:proofErr w:type="gramEnd"/>
-      <w:r>
-        <w:t xml:space="preserve"> mother and the husband say the husband is not the father to disestablish the husband as the biological father.</w:t>
+        <w:t>the mother and the husband say the husband is not the father to disestablish the husband as the biological father.</w:t>
       </w:r>
     </w:p>
     <w:p>
@@ -799,13 +613,8 @@
         <w:pStyle w:val="ListParagraph"/>
         <w:ind w:left="360"/>
       </w:pPr>
-      <w:proofErr w:type="gramStart"/>
-      <w:r>
-        <w:t>the</w:t>
-      </w:r>
-      <w:proofErr w:type="gramEnd"/>
-      <w:r>
-        <w:t xml:space="preserve"> mother and the man say he is the father to establish him as the biological father.</w:t>
+      <w:r>
+        <w:t>the mother and the man say he is the father to establish him as the biological father.</w:t>
       </w:r>
     </w:p>
     <w:p>
@@ -813,13 +622,8 @@
         <w:pStyle w:val="ListParagraph"/>
         <w:ind w:left="360"/>
       </w:pPr>
-      <w:proofErr w:type="gramStart"/>
-      <w:r>
-        <w:t>the</w:t>
-      </w:r>
-      <w:proofErr w:type="gramEnd"/>
-      <w:r>
-        <w:t xml:space="preserve"> mother, only if others are not cooperating and she can provide convincing facts about the paternity.</w:t>
+      <w:r>
+        <w:t>the mother, only if others are not cooperating and she can provide convincing facts about the paternity.</w:t>
       </w:r>
     </w:p>
     <w:p>
@@ -827,13 +631,8 @@
         <w:pStyle w:val="ListParagraph"/>
         <w:ind w:left="360"/>
       </w:pPr>
-      <w:proofErr w:type="gramStart"/>
-      <w:r>
-        <w:t>get</w:t>
-      </w:r>
-      <w:proofErr w:type="gramEnd"/>
-      <w:r>
-        <w:t xml:space="preserve"> genetic (DNA) testing of the child, the mother, the man believed to be the father, and the husband. The test results must be provided to the court. This can be done voluntarily if all of the people are cooperating or by court order. To ask for a court order, file: </w:t>
+      <w:r>
+        <w:t xml:space="preserve">get genetic (DNA) testing of the child, the mother, the man believed to be the father, and the husband. The test results must be provided to the court. This can be done voluntarily if all of the people are cooperating or by court order. To ask for a court order, file: </w:t>
       </w:r>
     </w:p>
     <w:p>
@@ -844,19 +643,7 @@
         <w:rPr>
           <w:color w:val="FFC000"/>
         </w:rPr>
-        <w:t>{%</w:t>
-      </w:r>
-      <w:r>
-        <w:rPr>
-          <w:color w:val="FFC000"/>
-        </w:rPr>
-        <w:t>p</w:t>
-      </w:r>
-      <w:r>
-        <w:rPr>
-          <w:color w:val="FFC000"/>
-        </w:rPr>
-        <w:t xml:space="preserve"> else %}</w:t>
+        <w:t>{%p else %}</w:t>
       </w:r>
     </w:p>
     <w:p>
@@ -876,29 +663,13 @@
         <w:pStyle w:val="Body"/>
       </w:pPr>
       <w:r>
-        <w:t xml:space="preserve">If someone is not cooperating or you want the Child Support Enforcement Division to do </w:t>
-      </w:r>
-      <w:proofErr w:type="gramStart"/>
-      <w:r>
-        <w:t>the</w:t>
-      </w:r>
-      <w:proofErr w:type="gramEnd"/>
-      <w:r>
-        <w:t xml:space="preserve"> testing, fill out and attach to your </w:t>
+        <w:t xml:space="preserve">If someone is not cooperating or you want the Child Support Enforcement Division to do the testing, fill out and attach to your </w:t>
       </w:r>
       <w:r>
         <w:t>{</w:t>
       </w:r>
       <w:r>
-        <w:t xml:space="preserve">{ 'complaint' if </w:t>
-      </w:r>
-      <w:proofErr w:type="spellStart"/>
-      <w:r>
-        <w:t>user_need</w:t>
-      </w:r>
-      <w:proofErr w:type="spellEnd"/>
-      <w:r>
-        <w:t xml:space="preserve"> == 'custody' else 'Answer' }</w:t>
+        <w:t>{ 'complaint' if user_need == 'custody' else 'Answer' }</w:t>
       </w:r>
       <w:r>
         <w:t>}</w:t>
@@ -915,21 +686,7 @@
         <w:rPr>
           <w:color w:val="FFC000"/>
         </w:rPr>
-        <w:t xml:space="preserve">{%p </w:t>
-      </w:r>
-      <w:proofErr w:type="spellStart"/>
-      <w:r>
-        <w:rPr>
-          <w:color w:val="FFC000"/>
-        </w:rPr>
-        <w:t>endif</w:t>
-      </w:r>
-      <w:proofErr w:type="spellEnd"/>
-      <w:r>
-        <w:rPr>
-          <w:color w:val="FFC000"/>
-        </w:rPr>
-        <w:t xml:space="preserve"> %}</w:t>
+        <w:t>{%p endif %}</w:t>
       </w:r>
     </w:p>
     <w:p>
@@ -939,7 +696,6 @@
       <w:r>
         <w:t xml:space="preserve"> </w:t>
       </w:r>
-      <w:proofErr w:type="gramStart"/>
       <w:r>
         <w:rPr>
           <w:b/>
@@ -952,7 +708,7 @@
       <w:r>
         <w:t>[</w:t>
       </w:r>
-      <w:hyperlink r:id="rId10" w:history="1">
+      <w:hyperlink r:id="rId9" w:history="1">
         <w:r>
           <w:rPr>
             <w:rStyle w:val="Hyperlink"/>
@@ -967,7 +723,6 @@
       <w:r>
         <w:t>.</w:t>
       </w:r>
-      <w:proofErr w:type="gramEnd"/>
     </w:p>
     <w:p>
       <w:pPr>
@@ -977,26 +732,10 @@
         <w:t>You can attach any DNA test results that have already be</w:t>
       </w:r>
       <w:r>
-        <w:t>en done to your {</w:t>
-      </w:r>
-      <w:proofErr w:type="gramStart"/>
-      <w:r>
-        <w:t>{ 'complaint'</w:t>
-      </w:r>
-      <w:proofErr w:type="gramEnd"/>
-      <w:r>
-        <w:t xml:space="preserve"> </w:t>
-      </w:r>
-      <w:r>
-        <w:t xml:space="preserve">if </w:t>
-      </w:r>
-      <w:proofErr w:type="spellStart"/>
-      <w:r>
-        <w:t>user_need</w:t>
-      </w:r>
-      <w:proofErr w:type="spellEnd"/>
-      <w:r>
-        <w:t xml:space="preserve"> == 'custody' else 'Answer' </w:t>
+        <w:t xml:space="preserve">en done to your {{ 'complaint' </w:t>
+      </w:r>
+      <w:r>
+        <w:t xml:space="preserve">if user_need == 'custody' else 'Answer' </w:t>
       </w:r>
       <w:r>
         <w:t>}</w:t>
@@ -1012,27 +751,11 @@
           <w:color w:val="202529"/>
         </w:rPr>
       </w:pPr>
-      <w:bookmarkStart w:id="0" w:name="_GoBack"/>
-      <w:bookmarkEnd w:id="0"/>
       <w:r>
         <w:rPr>
           <w:color w:val="FF0000"/>
         </w:rPr>
-        <w:t xml:space="preserve">{%p </w:t>
-      </w:r>
-      <w:proofErr w:type="spellStart"/>
-      <w:r>
-        <w:rPr>
-          <w:color w:val="FF0000"/>
-        </w:rPr>
-        <w:t>endif</w:t>
-      </w:r>
-      <w:proofErr w:type="spellEnd"/>
-      <w:r>
-        <w:rPr>
-          <w:color w:val="FF0000"/>
-        </w:rPr>
-        <w:t xml:space="preserve"> %}</w:t>
+        <w:t>{%p endif %}</w:t>
       </w:r>
     </w:p>
     <w:p>
@@ -1085,35 +808,7 @@
         <w:rPr>
           <w:color w:val="FF0000"/>
         </w:rPr>
-        <w:t xml:space="preserve"> if </w:t>
-      </w:r>
-      <w:proofErr w:type="spellStart"/>
-      <w:r>
-        <w:rPr>
-          <w:color w:val="FF0000"/>
-        </w:rPr>
-        <w:t>user_</w:t>
-      </w:r>
-      <w:proofErr w:type="gramStart"/>
-      <w:r>
-        <w:rPr>
-          <w:color w:val="FF0000"/>
-        </w:rPr>
-        <w:t>need</w:t>
-      </w:r>
-      <w:proofErr w:type="spellEnd"/>
-      <w:r>
-        <w:rPr>
-          <w:color w:val="FF0000"/>
-        </w:rPr>
-        <w:t xml:space="preserve"> !</w:t>
-      </w:r>
-      <w:proofErr w:type="gramEnd"/>
-      <w:r>
-        <w:rPr>
-          <w:color w:val="FF0000"/>
-        </w:rPr>
-        <w:t>= 'divorce' %}</w:t>
+        <w:t xml:space="preserve"> if user_need != 'divorce' %}</w:t>
       </w:r>
     </w:p>
     <w:p>
@@ -1134,7 +829,7 @@
       <w:r>
         <w:t xml:space="preserve"> [</w:t>
       </w:r>
-      <w:hyperlink r:id="rId11">
+      <w:hyperlink r:id="rId10">
         <w:r>
           <w:rPr>
             <w:rStyle w:val="Hyperlink"/>
@@ -1148,21 +843,19 @@
           <w:t>PDF</w:t>
         </w:r>
       </w:hyperlink>
-      <w:proofErr w:type="gramStart"/>
       <w:r>
         <w:rPr>
           <w:rStyle w:val="Hyperlink"/>
         </w:rPr>
         <w:t>]</w:t>
       </w:r>
-      <w:proofErr w:type="gramEnd"/>
       <w:r>
         <w:rPr>
           <w:rStyle w:val="Hyperlink"/>
         </w:rPr>
         <w:br/>
       </w:r>
-      <w:hyperlink r:id="rId12" w:history="1">
+      <w:hyperlink r:id="rId11" w:history="1">
         <w:r>
           <w:rPr>
             <w:rStyle w:val="Hyperlink"/>
@@ -1206,29 +899,13 @@
           <w:rStyle w:val="Hyperlink"/>
           <w:color w:val="FF0000"/>
         </w:rPr>
-        <w:t xml:space="preserve"> </w:t>
-      </w:r>
-      <w:proofErr w:type="spellStart"/>
+        <w:t xml:space="preserve"> endif %</w:t>
+      </w:r>
       <w:r>
         <w:rPr>
           <w:rStyle w:val="Hyperlink"/>
           <w:color w:val="FF0000"/>
         </w:rPr>
-        <w:t>endif</w:t>
-      </w:r>
-      <w:proofErr w:type="spellEnd"/>
-      <w:r>
-        <w:rPr>
-          <w:rStyle w:val="Hyperlink"/>
-          <w:color w:val="FF0000"/>
-        </w:rPr>
-        <w:t xml:space="preserve"> %</w:t>
-      </w:r>
-      <w:r>
-        <w:rPr>
-          <w:rStyle w:val="Hyperlink"/>
-          <w:color w:val="FF0000"/>
-        </w:rPr>
         <w:t>}</w:t>
       </w:r>
     </w:p>
@@ -1246,7 +923,7 @@
       <w:r>
         <w:t xml:space="preserve"> [</w:t>
       </w:r>
-      <w:hyperlink r:id="rId13" w:history="1">
+      <w:hyperlink r:id="rId12" w:history="1">
         <w:r>
           <w:rPr>
             <w:rStyle w:val="Hyperlink"/>
@@ -1261,15 +938,13 @@
           <w:t>PDF</w:t>
         </w:r>
       </w:hyperlink>
-      <w:proofErr w:type="gramStart"/>
       <w:r>
         <w:t>]</w:t>
       </w:r>
-      <w:proofErr w:type="gramEnd"/>
       <w:r>
         <w:br/>
       </w:r>
-      <w:hyperlink r:id="rId14" w:history="1">
+      <w:hyperlink r:id="rId13" w:history="1">
         <w:r>
           <w:rPr>
             <w:rStyle w:val="Hyperlink"/>
@@ -1299,21 +974,7 @@
         <w:rPr>
           <w:color w:val="FF0000"/>
         </w:rPr>
-        <w:t xml:space="preserve"> if </w:t>
-      </w:r>
-      <w:proofErr w:type="spellStart"/>
-      <w:r>
-        <w:rPr>
-          <w:color w:val="FF0000"/>
-        </w:rPr>
-        <w:t>user_need</w:t>
-      </w:r>
-      <w:proofErr w:type="spellEnd"/>
-      <w:r>
-        <w:rPr>
-          <w:color w:val="FF0000"/>
-        </w:rPr>
-        <w:t xml:space="preserve"> </w:t>
+        <w:t xml:space="preserve"> if user_need </w:t>
       </w:r>
       <w:r>
         <w:rPr>
@@ -1333,7 +994,7 @@
         <w:pStyle w:val="Body"/>
         <w:spacing w:before="280" w:after="0"/>
       </w:pPr>
-      <w:hyperlink r:id="rId15" w:history="1">
+      <w:hyperlink r:id="rId14" w:history="1">
         <w:r>
           <w:rPr>
             <w:rStyle w:val="Hyperlink"/>
@@ -1344,7 +1005,7 @@
       <w:r>
         <w:br/>
       </w:r>
-      <w:hyperlink r:id="rId16" w:history="1">
+      <w:hyperlink r:id="rId15" w:history="1">
         <w:r>
           <w:rPr>
             <w:rStyle w:val="Hyperlink"/>
@@ -1355,7 +1016,7 @@
       </w:hyperlink>
     </w:p>
     <w:p>
-      <w:hyperlink r:id="rId17" w:history="1">
+      <w:hyperlink r:id="rId16" w:history="1">
         <w:r>
           <w:rPr>
             <w:rStyle w:val="Hyperlink"/>
@@ -1366,7 +1027,7 @@
       <w:r>
         <w:br/>
       </w:r>
-      <w:hyperlink r:id="rId18" w:history="1">
+      <w:hyperlink r:id="rId17" w:history="1">
         <w:r>
           <w:rPr>
             <w:rStyle w:val="Hyperlink"/>
@@ -1402,21 +1063,7 @@
         <w:rPr>
           <w:color w:val="FF0000"/>
         </w:rPr>
-        <w:t xml:space="preserve"> </w:t>
-      </w:r>
-      <w:proofErr w:type="spellStart"/>
-      <w:r>
-        <w:rPr>
-          <w:color w:val="FF0000"/>
-        </w:rPr>
-        <w:t>endif</w:t>
-      </w:r>
-      <w:proofErr w:type="spellEnd"/>
-      <w:r>
-        <w:rPr>
-          <w:color w:val="FF0000"/>
-        </w:rPr>
-        <w:t xml:space="preserve"> %}</w:t>
+        <w:t xml:space="preserve"> endif %}</w:t>
       </w:r>
     </w:p>
     <w:sectPr>
@@ -1429,21 +1076,9 @@
 </w:document>
 </file>
 
-<file path=word/commentsExtended.xml><?xml version="1.0" encoding="utf-8"?>
-<w15:commentsEx xmlns:wpc="http://schemas.microsoft.com/office/word/2010/wordprocessingCanvas" xmlns:cx="http://schemas.microsoft.com/office/drawing/2014/chartex" xmlns:cx1="http://schemas.microsoft.com/office/drawing/2015/9/8/chartex" xmlns:cx2="http://schemas.microsoft.com/office/drawing/2015/10/21/chartex" xmlns:cx3="http://schemas.microsoft.com/office/drawing/2016/5/9/chartex" xmlns:cx4="http://schemas.microsoft.com/office/drawing/2016/5/10/chartex" xmlns:cx5="http://schemas.microsoft.com/office/drawing/2016/5/11/chartex" xmlns:cx6="http://schemas.microsoft.com/office/drawing/2016/5/12/chartex" xmlns:cx7="http://schemas.microsoft.com/office/drawing/2016/5/13/chartex" xmlns:cx8="http://schemas.microsoft.com/office/drawing/2016/5/14/chartex" xmlns:mc="http://schemas.openxmlformats.org/markup-compatibility/2006" xmlns:aink="http://schemas.microsoft.com/office/drawing/2016/ink" xmlns:am3d="http://schemas.microsoft.com/office/drawing/2017/model3d" xmlns:o="urn:schemas-microsoft-com:office:office" xmlns:r="http://schemas.openxmlformats.org/officeDocument/2006/relationships" xmlns:m="http://schemas.openxmlformats.org/officeDocument/2006/math" xmlns:v="urn:schemas-microsoft-com:vml" xmlns:wp14="http://schemas.microsoft.com/office/word/2010/wordprocessingDrawing" xmlns:wp="http://schemas.openxmlformats.org/drawingml/2006/wordprocessingDrawing" xmlns:w10="urn:schemas-microsoft-com:office:word" xmlns:w="http://schemas.openxmlformats.org/wordprocessingml/2006/main" xmlns:w14="http://schemas.microsoft.com/office/word/2010/wordml" xmlns:w15="http://schemas.microsoft.com/office/word/2012/wordml" xmlns:w16cex="http://schemas.microsoft.com/office/word/2018/wordml/cex" xmlns:w16cid="http://schemas.microsoft.com/office/word/2016/wordml/cid" xmlns:w16="http://schemas.microsoft.com/office/word/2018/wordml" xmlns:w16sdtdh="http://schemas.microsoft.com/office/word/2020/wordml/sdtdatahash" xmlns:w16se="http://schemas.microsoft.com/office/word/2015/wordml/symex" xmlns:wpg="http://schemas.microsoft.com/office/word/2010/wordprocessingGroup" xmlns:wpi="http://schemas.microsoft.com/office/word/2010/wordprocessingInk" xmlns:wne="http://schemas.microsoft.com/office/word/2006/wordml" xmlns:wps="http://schemas.microsoft.com/office/word/2010/wordprocessingShape" mc:Ignorable="w14 w15 w16se w16cid w16 w16cex w16sdtdh wp14">
-  <w15:commentEx w15:paraId="2570A775" w15:done="0"/>
-</w15:commentsEx>
-</file>
-
-<file path=word/commentsIds.xml><?xml version="1.0" encoding="utf-8"?>
-<w16cid:commentsIds xmlns:wpc="http://schemas.microsoft.com/office/word/2010/wordprocessingCanvas" xmlns:cx="http://schemas.microsoft.com/office/drawing/2014/chartex" xmlns:cx1="http://schemas.microsoft.com/office/drawing/2015/9/8/chartex" xmlns:cx2="http://schemas.microsoft.com/office/drawing/2015/10/21/chartex" xmlns:cx3="http://schemas.microsoft.com/office/drawing/2016/5/9/chartex" xmlns:cx4="http://schemas.microsoft.com/office/drawing/2016/5/10/chartex" xmlns:cx5="http://schemas.microsoft.com/office/drawing/2016/5/11/chartex" xmlns:cx6="http://schemas.microsoft.com/office/drawing/2016/5/12/chartex" xmlns:cx7="http://schemas.microsoft.com/office/drawing/2016/5/13/chartex" xmlns:cx8="http://schemas.microsoft.com/office/drawing/2016/5/14/chartex" xmlns:mc="http://schemas.openxmlformats.org/markup-compatibility/2006" xmlns:aink="http://schemas.microsoft.com/office/drawing/2016/ink" xmlns:am3d="http://schemas.microsoft.com/office/drawing/2017/model3d" xmlns:o="urn:schemas-microsoft-com:office:office" xmlns:r="http://schemas.openxmlformats.org/officeDocument/2006/relationships" xmlns:m="http://schemas.openxmlformats.org/officeDocument/2006/math" xmlns:v="urn:schemas-microsoft-com:vml" xmlns:wp14="http://schemas.microsoft.com/office/word/2010/wordprocessingDrawing" xmlns:wp="http://schemas.openxmlformats.org/drawingml/2006/wordprocessingDrawing" xmlns:w10="urn:schemas-microsoft-com:office:word" xmlns:w="http://schemas.openxmlformats.org/wordprocessingml/2006/main" xmlns:w14="http://schemas.microsoft.com/office/word/2010/wordml" xmlns:w15="http://schemas.microsoft.com/office/word/2012/wordml" xmlns:w16cex="http://schemas.microsoft.com/office/word/2018/wordml/cex" xmlns:w16cid="http://schemas.microsoft.com/office/word/2016/wordml/cid" xmlns:w16="http://schemas.microsoft.com/office/word/2018/wordml" xmlns:w16sdtdh="http://schemas.microsoft.com/office/word/2020/wordml/sdtdatahash" xmlns:w16se="http://schemas.microsoft.com/office/word/2015/wordml/symex" xmlns:wpg="http://schemas.microsoft.com/office/word/2010/wordprocessingGroup" xmlns:wpi="http://schemas.microsoft.com/office/word/2010/wordprocessingInk" xmlns:wne="http://schemas.microsoft.com/office/word/2006/wordml" xmlns:wps="http://schemas.microsoft.com/office/word/2010/wordprocessingShape" mc:Ignorable="w14 w15 w16se w16cid w16 w16cex w16sdtdh wp14">
-  <w16cid:commentId w16cid:paraId="2570A775" w16cid:durableId="2D7F2AE3"/>
-</w16cid:commentsIds>
-</file>
-
 <file path=word/numbering.xml><?xml version="1.0" encoding="utf-8"?>
-<w:numbering xmlns:wpc="http://schemas.microsoft.com/office/word/2010/wordprocessingCanvas" xmlns:mc="http://schemas.openxmlformats.org/markup-compatibility/2006" xmlns:o="urn:schemas-microsoft-com:office:office" xmlns:r="http://schemas.openxmlformats.org/officeDocument/2006/relationships" xmlns:m="http://schemas.openxmlformats.org/officeDocument/2006/math" xmlns:v="urn:schemas-microsoft-com:vml" xmlns:wp14="http://schemas.microsoft.com/office/word/2010/wordprocessingDrawing" xmlns:wp="http://schemas.openxmlformats.org/drawingml/2006/wordprocessingDrawing" xmlns:w10="urn:schemas-microsoft-com:office:word" xmlns:w="http://schemas.openxmlformats.org/wordprocessingml/2006/main" xmlns:w14="http://schemas.microsoft.com/office/word/2010/wordml" xmlns:wpg="http://schemas.microsoft.com/office/word/2010/wordprocessingGroup" xmlns:wpi="http://schemas.microsoft.com/office/word/2010/wordprocessingInk" xmlns:wne="http://schemas.microsoft.com/office/word/2006/wordml" xmlns:wps="http://schemas.microsoft.com/office/word/2010/wordprocessingShape" mc:Ignorable="w14 wp14">
-  <w:abstractNum w:abstractNumId="0">
+<w:numbering xmlns:wpc="http://schemas.microsoft.com/office/word/2010/wordprocessingCanvas" xmlns:cx="http://schemas.microsoft.com/office/drawing/2014/chartex" xmlns:cx1="http://schemas.microsoft.com/office/drawing/2015/9/8/chartex" xmlns:cx2="http://schemas.microsoft.com/office/drawing/2015/10/21/chartex" xmlns:cx3="http://schemas.microsoft.com/office/drawing/2016/5/9/chartex" xmlns:cx4="http://schemas.microsoft.com/office/drawing/2016/5/10/chartex" xmlns:cx5="http://schemas.microsoft.com/office/drawing/2016/5/11/chartex" xmlns:cx6="http://schemas.microsoft.com/office/drawing/2016/5/12/chartex" xmlns:cx7="http://schemas.microsoft.com/office/drawing/2016/5/13/chartex" xmlns:cx8="http://schemas.microsoft.com/office/drawing/2016/5/14/chartex" xmlns:mc="http://schemas.openxmlformats.org/markup-compatibility/2006" xmlns:aink="http://schemas.microsoft.com/office/drawing/2016/ink" xmlns:am3d="http://schemas.microsoft.com/office/drawing/2017/model3d" xmlns:o="urn:schemas-microsoft-com:office:office" xmlns:r="http://schemas.openxmlformats.org/officeDocument/2006/relationships" xmlns:m="http://schemas.openxmlformats.org/officeDocument/2006/math" xmlns:v="urn:schemas-microsoft-com:vml" xmlns:wp14="http://schemas.microsoft.com/office/word/2010/wordprocessingDrawing" xmlns:wp="http://schemas.openxmlformats.org/drawingml/2006/wordprocessingDrawing" xmlns:w10="urn:schemas-microsoft-com:office:word" xmlns:w="http://schemas.openxmlformats.org/wordprocessingml/2006/main" xmlns:w14="http://schemas.microsoft.com/office/word/2010/wordml" xmlns:w15="http://schemas.microsoft.com/office/word/2012/wordml" xmlns:w16cex="http://schemas.microsoft.com/office/word/2018/wordml/cex" xmlns:w16cid="http://schemas.microsoft.com/office/word/2016/wordml/cid" xmlns:w16="http://schemas.microsoft.com/office/word/2018/wordml" xmlns:w16sdtdh="http://schemas.microsoft.com/office/word/2020/wordml/sdtdatahash" xmlns:w16se="http://schemas.microsoft.com/office/word/2015/wordml/symex" xmlns:wpg="http://schemas.microsoft.com/office/word/2010/wordprocessingGroup" xmlns:wpi="http://schemas.microsoft.com/office/word/2010/wordprocessingInk" xmlns:wne="http://schemas.microsoft.com/office/word/2006/wordml" xmlns:wps="http://schemas.microsoft.com/office/word/2010/wordprocessingShape" mc:Ignorable="w14 w15 w16se w16cid w16 w16cex w16sdtdh wp14">
+  <w:abstractNum w:abstractNumId="0" w15:restartNumberingAfterBreak="0">
     <w:nsid w:val="073E10F3"/>
     <w:multiLevelType w:val="hybridMultilevel"/>
     <w:tmpl w:val="8504561E"/>
@@ -1555,7 +1190,7 @@
       </w:rPr>
     </w:lvl>
   </w:abstractNum>
-  <w:abstractNum w:abstractNumId="1">
+  <w:abstractNum w:abstractNumId="1" w15:restartNumberingAfterBreak="0">
     <w:nsid w:val="08C6366F"/>
     <w:multiLevelType w:val="hybridMultilevel"/>
     <w:tmpl w:val="D3561CAA"/>
@@ -1642,7 +1277,7 @@
       </w:pPr>
     </w:lvl>
   </w:abstractNum>
-  <w:abstractNum w:abstractNumId="2">
+  <w:abstractNum w:abstractNumId="2" w15:restartNumberingAfterBreak="0">
     <w:nsid w:val="09F353E3"/>
     <w:multiLevelType w:val="hybridMultilevel"/>
     <w:tmpl w:val="EE5CFEAC"/>
@@ -1755,7 +1390,7 @@
       </w:rPr>
     </w:lvl>
   </w:abstractNum>
-  <w:abstractNum w:abstractNumId="3">
+  <w:abstractNum w:abstractNumId="3" w15:restartNumberingAfterBreak="0">
     <w:nsid w:val="0C357DD6"/>
     <w:multiLevelType w:val="hybridMultilevel"/>
     <w:tmpl w:val="D83AD7E4"/>
@@ -1846,7 +1481,7 @@
       </w:pPr>
     </w:lvl>
   </w:abstractNum>
-  <w:abstractNum w:abstractNumId="4">
+  <w:abstractNum w:abstractNumId="4" w15:restartNumberingAfterBreak="0">
     <w:nsid w:val="0DEA069D"/>
     <w:multiLevelType w:val="multilevel"/>
     <w:tmpl w:val="450C4EF6"/>
@@ -1987,7 +1622,7 @@
       </w:rPr>
     </w:lvl>
   </w:abstractNum>
-  <w:abstractNum w:abstractNumId="5">
+  <w:abstractNum w:abstractNumId="5" w15:restartNumberingAfterBreak="0">
     <w:nsid w:val="1323523E"/>
     <w:multiLevelType w:val="multilevel"/>
     <w:tmpl w:val="873C83DA"/>
@@ -2144,7 +1779,7 @@
       </w:rPr>
     </w:lvl>
   </w:abstractNum>
-  <w:abstractNum w:abstractNumId="6">
+  <w:abstractNum w:abstractNumId="6" w15:restartNumberingAfterBreak="0">
     <w:nsid w:val="15510218"/>
     <w:multiLevelType w:val="hybridMultilevel"/>
     <w:tmpl w:val="8EF49D20"/>
@@ -2234,7 +1869,7 @@
       </w:pPr>
     </w:lvl>
   </w:abstractNum>
-  <w:abstractNum w:abstractNumId="7">
+  <w:abstractNum w:abstractNumId="7" w15:restartNumberingAfterBreak="0">
     <w:nsid w:val="253D4794"/>
     <w:multiLevelType w:val="multilevel"/>
     <w:tmpl w:val="8C80AB36"/>
@@ -2347,7 +1982,7 @@
       </w:rPr>
     </w:lvl>
   </w:abstractNum>
-  <w:abstractNum w:abstractNumId="8">
+  <w:abstractNum w:abstractNumId="8" w15:restartNumberingAfterBreak="0">
     <w:nsid w:val="27FF20A5"/>
     <w:multiLevelType w:val="hybridMultilevel"/>
     <w:tmpl w:val="9036D3D8"/>
@@ -2462,7 +2097,7 @@
       </w:rPr>
     </w:lvl>
   </w:abstractNum>
-  <w:abstractNum w:abstractNumId="9">
+  <w:abstractNum w:abstractNumId="9" w15:restartNumberingAfterBreak="0">
     <w:nsid w:val="296F3872"/>
     <w:multiLevelType w:val="hybridMultilevel"/>
     <w:tmpl w:val="F634C142"/>
@@ -2576,7 +2211,7 @@
       </w:rPr>
     </w:lvl>
   </w:abstractNum>
-  <w:abstractNum w:abstractNumId="10">
+  <w:abstractNum w:abstractNumId="10" w15:restartNumberingAfterBreak="0">
     <w:nsid w:val="3BB67316"/>
     <w:multiLevelType w:val="hybridMultilevel"/>
     <w:tmpl w:val="D2A20BEA"/>
@@ -2689,7 +2324,7 @@
       </w:rPr>
     </w:lvl>
   </w:abstractNum>
-  <w:abstractNum w:abstractNumId="11">
+  <w:abstractNum w:abstractNumId="11" w15:restartNumberingAfterBreak="0">
     <w:nsid w:val="416740F3"/>
     <w:multiLevelType w:val="hybridMultilevel"/>
     <w:tmpl w:val="F012AB78"/>
@@ -2802,7 +2437,7 @@
       </w:rPr>
     </w:lvl>
   </w:abstractNum>
-  <w:abstractNum w:abstractNumId="12">
+  <w:abstractNum w:abstractNumId="12" w15:restartNumberingAfterBreak="0">
     <w:nsid w:val="4803540D"/>
     <w:multiLevelType w:val="hybridMultilevel"/>
     <w:tmpl w:val="CC58063A"/>
@@ -2916,7 +2551,7 @@
       </w:rPr>
     </w:lvl>
   </w:abstractNum>
-  <w:abstractNum w:abstractNumId="13">
+  <w:abstractNum w:abstractNumId="13" w15:restartNumberingAfterBreak="0">
     <w:nsid w:val="492F4D8F"/>
     <w:multiLevelType w:val="hybridMultilevel"/>
     <w:tmpl w:val="F62C94DE"/>
@@ -3030,7 +2665,7 @@
       </w:rPr>
     </w:lvl>
   </w:abstractNum>
-  <w:abstractNum w:abstractNumId="14">
+  <w:abstractNum w:abstractNumId="14" w15:restartNumberingAfterBreak="0">
     <w:nsid w:val="527D4778"/>
     <w:multiLevelType w:val="hybridMultilevel"/>
     <w:tmpl w:val="EE8038B2"/>
@@ -3143,7 +2778,7 @@
       </w:rPr>
     </w:lvl>
   </w:abstractNum>
-  <w:abstractNum w:abstractNumId="15">
+  <w:abstractNum w:abstractNumId="15" w15:restartNumberingAfterBreak="0">
     <w:nsid w:val="5A0B13C4"/>
     <w:multiLevelType w:val="hybridMultilevel"/>
     <w:tmpl w:val="E84E7C10"/>
@@ -3256,7 +2891,7 @@
       </w:rPr>
     </w:lvl>
   </w:abstractNum>
-  <w:abstractNum w:abstractNumId="16">
+  <w:abstractNum w:abstractNumId="16" w15:restartNumberingAfterBreak="0">
     <w:nsid w:val="636B498A"/>
     <w:multiLevelType w:val="hybridMultilevel"/>
     <w:tmpl w:val="1032CF60"/>
@@ -3369,7 +3004,7 @@
       </w:rPr>
     </w:lvl>
   </w:abstractNum>
-  <w:abstractNum w:abstractNumId="17">
+  <w:abstractNum w:abstractNumId="17" w15:restartNumberingAfterBreak="0">
     <w:nsid w:val="6774194D"/>
     <w:multiLevelType w:val="hybridMultilevel"/>
     <w:tmpl w:val="9CD2C286"/>
@@ -3482,7 +3117,7 @@
       </w:rPr>
     </w:lvl>
   </w:abstractNum>
-  <w:abstractNum w:abstractNumId="18">
+  <w:abstractNum w:abstractNumId="18" w15:restartNumberingAfterBreak="0">
     <w:nsid w:val="6B961852"/>
     <w:multiLevelType w:val="hybridMultilevel"/>
     <w:tmpl w:val="DAAECE10"/>
@@ -3575,7 +3210,7 @@
       </w:pPr>
     </w:lvl>
   </w:abstractNum>
-  <w:abstractNum w:abstractNumId="19">
+  <w:abstractNum w:abstractNumId="19" w15:restartNumberingAfterBreak="0">
     <w:nsid w:val="6D157CF3"/>
     <w:multiLevelType w:val="hybridMultilevel"/>
     <w:tmpl w:val="8D744066"/>
@@ -3688,7 +3323,7 @@
       </w:rPr>
     </w:lvl>
   </w:abstractNum>
-  <w:abstractNum w:abstractNumId="20">
+  <w:abstractNum w:abstractNumId="20" w15:restartNumberingAfterBreak="0">
     <w:nsid w:val="7BAF36E9"/>
     <w:multiLevelType w:val="multilevel"/>
     <w:tmpl w:val="24180D92"/>
@@ -3974,7 +3609,7 @@
 </file>
 
 <file path=word/styles.xml><?xml version="1.0" encoding="utf-8"?>
-<w:styles xmlns:mc="http://schemas.openxmlformats.org/markup-compatibility/2006" xmlns:r="http://schemas.openxmlformats.org/officeDocument/2006/relationships" xmlns:w="http://schemas.openxmlformats.org/wordprocessingml/2006/main" xmlns:w14="http://schemas.microsoft.com/office/word/2010/wordml" mc:Ignorable="w14">
+<w:styles xmlns:mc="http://schemas.openxmlformats.org/markup-compatibility/2006" xmlns:r="http://schemas.openxmlformats.org/officeDocument/2006/relationships" xmlns:w="http://schemas.openxmlformats.org/wordprocessingml/2006/main" xmlns:w14="http://schemas.microsoft.com/office/word/2010/wordml" xmlns:w15="http://schemas.microsoft.com/office/word/2012/wordml" xmlns:w16cex="http://schemas.microsoft.com/office/word/2018/wordml/cex" xmlns:w16cid="http://schemas.microsoft.com/office/word/2016/wordml/cid" xmlns:w16="http://schemas.microsoft.com/office/word/2018/wordml" xmlns:w16sdtdh="http://schemas.microsoft.com/office/word/2020/wordml/sdtdatahash" xmlns:w16se="http://schemas.microsoft.com/office/word/2015/wordml/symex" mc:Ignorable="w14 w15 w16se w16cid w16 w16cex w16sdtdh">
   <w:docDefaults>
     <w:rPrDefault>
       <w:rPr>
@@ -3990,147 +3625,383 @@
       </w:pPr>
     </w:pPrDefault>
   </w:docDefaults>
-  <w:latentStyles w:defLockedState="0" w:defUIPriority="99" w:defSemiHidden="1" w:defUnhideWhenUsed="1" w:defQFormat="0" w:count="267">
-    <w:lsdException w:name="Normal" w:semiHidden="0" w:uiPriority="0" w:unhideWhenUsed="0" w:qFormat="1"/>
-    <w:lsdException w:name="heading 1" w:semiHidden="0" w:uiPriority="9" w:unhideWhenUsed="0" w:qFormat="1"/>
-    <w:lsdException w:name="heading 2" w:uiPriority="9" w:qFormat="1"/>
-    <w:lsdException w:name="heading 3" w:uiPriority="9" w:qFormat="1"/>
-    <w:lsdException w:name="heading 4" w:uiPriority="9" w:qFormat="1"/>
-    <w:lsdException w:name="heading 5" w:uiPriority="9" w:qFormat="1"/>
-    <w:lsdException w:name="heading 6" w:uiPriority="9" w:qFormat="1"/>
-    <w:lsdException w:name="heading 7" w:uiPriority="9" w:qFormat="1"/>
-    <w:lsdException w:name="heading 8" w:uiPriority="9" w:qFormat="1"/>
-    <w:lsdException w:name="heading 9" w:uiPriority="9" w:qFormat="1"/>
-    <w:lsdException w:name="toc 1" w:uiPriority="39"/>
-    <w:lsdException w:name="toc 2" w:uiPriority="39"/>
-    <w:lsdException w:name="toc 3" w:uiPriority="39"/>
-    <w:lsdException w:name="toc 4" w:uiPriority="39"/>
-    <w:lsdException w:name="toc 5" w:uiPriority="39"/>
-    <w:lsdException w:name="toc 6" w:uiPriority="39"/>
-    <w:lsdException w:name="toc 7" w:uiPriority="39"/>
-    <w:lsdException w:name="toc 8" w:uiPriority="39"/>
-    <w:lsdException w:name="toc 9" w:uiPriority="39"/>
-    <w:lsdException w:name="annotation text" w:qFormat="1"/>
-    <w:lsdException w:name="caption" w:uiPriority="35" w:qFormat="1"/>
-    <w:lsdException w:name="annotation reference" w:qFormat="1"/>
-    <w:lsdException w:name="Title" w:semiHidden="0" w:uiPriority="10" w:unhideWhenUsed="0" w:qFormat="1"/>
-    <w:lsdException w:name="Default Paragraph Font" w:uiPriority="1"/>
-    <w:lsdException w:name="Body Text" w:uiPriority="1" w:qFormat="1"/>
-    <w:lsdException w:name="Subtitle" w:semiHidden="0" w:uiPriority="11" w:unhideWhenUsed="0" w:qFormat="1"/>
-    <w:lsdException w:name="Strong" w:semiHidden="0" w:uiPriority="22" w:unhideWhenUsed="0" w:qFormat="1"/>
-    <w:lsdException w:name="Emphasis" w:semiHidden="0" w:uiPriority="20" w:unhideWhenUsed="0" w:qFormat="1"/>
-    <w:lsdException w:name="Table Grid" w:semiHidden="0" w:uiPriority="39" w:unhideWhenUsed="0"/>
-    <w:lsdException w:name="Placeholder Text" w:unhideWhenUsed="0"/>
-    <w:lsdException w:name="No Spacing" w:semiHidden="0" w:uiPriority="1" w:unhideWhenUsed="0" w:qFormat="1"/>
-    <w:lsdException w:name="Light Shading" w:semiHidden="0" w:uiPriority="60" w:unhideWhenUsed="0"/>
-    <w:lsdException w:name="Light List" w:semiHidden="0" w:uiPriority="61" w:unhideWhenUsed="0"/>
-    <w:lsdException w:name="Light Grid" w:semiHidden="0" w:uiPriority="62" w:unhideWhenUsed="0"/>
-    <w:lsdException w:name="Medium Shading 1" w:semiHidden="0" w:uiPriority="63" w:unhideWhenUsed="0"/>
-    <w:lsdException w:name="Medium Shading 2" w:semiHidden="0" w:uiPriority="64" w:unhideWhenUsed="0"/>
-    <w:lsdException w:name="Medium List 1" w:semiHidden="0" w:uiPriority="65" w:unhideWhenUsed="0"/>
-    <w:lsdException w:name="Medium List 2" w:semiHidden="0" w:uiPriority="66" w:unhideWhenUsed="0"/>
-    <w:lsdException w:name="Medium Grid 1" w:semiHidden="0" w:uiPriority="67" w:unhideWhenUsed="0"/>
-    <w:lsdException w:name="Medium Grid 2" w:semiHidden="0" w:uiPriority="68" w:unhideWhenUsed="0"/>
-    <w:lsdException w:name="Medium Grid 3" w:semiHidden="0" w:uiPriority="69" w:unhideWhenUsed="0"/>
-    <w:lsdException w:name="Dark List" w:semiHidden="0" w:uiPriority="70" w:unhideWhenUsed="0"/>
-    <w:lsdException w:name="Colorful Shading" w:semiHidden="0" w:uiPriority="71" w:unhideWhenUsed="0"/>
-    <w:lsdException w:name="Colorful List" w:semiHidden="0" w:uiPriority="72" w:unhideWhenUsed="0"/>
-    <w:lsdException w:name="Colorful Grid" w:semiHidden="0" w:uiPriority="73" w:unhideWhenUsed="0"/>
-    <w:lsdException w:name="Light Shading Accent 1" w:semiHidden="0" w:uiPriority="60" w:unhideWhenUsed="0"/>
-    <w:lsdException w:name="Light List Accent 1" w:semiHidden="0" w:uiPriority="61" w:unhideWhenUsed="0"/>
-    <w:lsdException w:name="Light Grid Accent 1" w:semiHidden="0" w:uiPriority="62" w:unhideWhenUsed="0"/>
-    <w:lsdException w:name="Medium Shading 1 Accent 1" w:semiHidden="0" w:uiPriority="63" w:unhideWhenUsed="0"/>
-    <w:lsdException w:name="Medium Shading 2 Accent 1" w:semiHidden="0" w:uiPriority="64" w:unhideWhenUsed="0"/>
-    <w:lsdException w:name="Medium List 1 Accent 1" w:semiHidden="0" w:uiPriority="65" w:unhideWhenUsed="0"/>
-    <w:lsdException w:name="Revision" w:unhideWhenUsed="0"/>
-    <w:lsdException w:name="List Paragraph" w:semiHidden="0" w:uiPriority="34" w:unhideWhenUsed="0" w:qFormat="1"/>
-    <w:lsdException w:name="Quote" w:semiHidden="0" w:uiPriority="29" w:unhideWhenUsed="0" w:qFormat="1"/>
-    <w:lsdException w:name="Intense Quote" w:semiHidden="0" w:uiPriority="30" w:unhideWhenUsed="0" w:qFormat="1"/>
-    <w:lsdException w:name="Medium List 2 Accent 1" w:semiHidden="0" w:uiPriority="66" w:unhideWhenUsed="0"/>
-    <w:lsdException w:name="Medium Grid 1 Accent 1" w:semiHidden="0" w:uiPriority="67" w:unhideWhenUsed="0"/>
-    <w:lsdException w:name="Medium Grid 2 Accent 1" w:semiHidden="0" w:uiPriority="68" w:unhideWhenUsed="0"/>
-    <w:lsdException w:name="Medium Grid 3 Accent 1" w:semiHidden="0" w:uiPriority="69" w:unhideWhenUsed="0"/>
-    <w:lsdException w:name="Dark List Accent 1" w:semiHidden="0" w:uiPriority="70" w:unhideWhenUsed="0"/>
-    <w:lsdException w:name="Colorful Shading Accent 1" w:semiHidden="0" w:uiPriority="71" w:unhideWhenUsed="0"/>
-    <w:lsdException w:name="Colorful List Accent 1" w:semiHidden="0" w:uiPriority="72" w:unhideWhenUsed="0"/>
-    <w:lsdException w:name="Colorful Grid Accent 1" w:semiHidden="0" w:uiPriority="73" w:unhideWhenUsed="0"/>
-    <w:lsdException w:name="Light Shading Accent 2" w:semiHidden="0" w:uiPriority="60" w:unhideWhenUsed="0"/>
-    <w:lsdException w:name="Light List Accent 2" w:semiHidden="0" w:uiPriority="61" w:unhideWhenUsed="0"/>
-    <w:lsdException w:name="Light Grid Accent 2" w:semiHidden="0" w:uiPriority="62" w:unhideWhenUsed="0"/>
-    <w:lsdException w:name="Medium Shading 1 Accent 2" w:semiHidden="0" w:uiPriority="63" w:unhideWhenUsed="0"/>
-    <w:lsdException w:name="Medium Shading 2 Accent 2" w:semiHidden="0" w:uiPriority="64" w:unhideWhenUsed="0"/>
-    <w:lsdException w:name="Medium List 1 Accent 2" w:semiHidden="0" w:uiPriority="65" w:unhideWhenUsed="0"/>
-    <w:lsdException w:name="Medium List 2 Accent 2" w:semiHidden="0" w:uiPriority="66" w:unhideWhenUsed="0"/>
-    <w:lsdException w:name="Medium Grid 1 Accent 2" w:semiHidden="0" w:uiPriority="67" w:unhideWhenUsed="0"/>
-    <w:lsdException w:name="Medium Grid 2 Accent 2" w:semiHidden="0" w:uiPriority="68" w:unhideWhenUsed="0"/>
-    <w:lsdException w:name="Medium Grid 3 Accent 2" w:semiHidden="0" w:uiPriority="69" w:unhideWhenUsed="0"/>
-    <w:lsdException w:name="Dark List Accent 2" w:semiHidden="0" w:uiPriority="70" w:unhideWhenUsed="0"/>
-    <w:lsdException w:name="Colorful Shading Accent 2" w:semiHidden="0" w:uiPriority="71" w:unhideWhenUsed="0"/>
-    <w:lsdException w:name="Colorful List Accent 2" w:semiHidden="0" w:uiPriority="72" w:unhideWhenUsed="0"/>
-    <w:lsdException w:name="Colorful Grid Accent 2" w:semiHidden="0" w:uiPriority="73" w:unhideWhenUsed="0"/>
-    <w:lsdException w:name="Light Shading Accent 3" w:semiHidden="0" w:uiPriority="60" w:unhideWhenUsed="0"/>
-    <w:lsdException w:name="Light List Accent 3" w:semiHidden="0" w:uiPriority="61" w:unhideWhenUsed="0"/>
-    <w:lsdException w:name="Light Grid Accent 3" w:semiHidden="0" w:uiPriority="62" w:unhideWhenUsed="0"/>
-    <w:lsdException w:name="Medium Shading 1 Accent 3" w:semiHidden="0" w:uiPriority="63" w:unhideWhenUsed="0"/>
-    <w:lsdException w:name="Medium Shading 2 Accent 3" w:semiHidden="0" w:uiPriority="64" w:unhideWhenUsed="0"/>
-    <w:lsdException w:name="Medium List 1 Accent 3" w:semiHidden="0" w:uiPriority="65" w:unhideWhenUsed="0"/>
-    <w:lsdException w:name="Medium List 2 Accent 3" w:semiHidden="0" w:uiPriority="66" w:unhideWhenUsed="0"/>
-    <w:lsdException w:name="Medium Grid 1 Accent 3" w:semiHidden="0" w:uiPriority="67" w:unhideWhenUsed="0"/>
-    <w:lsdException w:name="Medium Grid 2 Accent 3" w:semiHidden="0" w:uiPriority="68" w:unhideWhenUsed="0"/>
-    <w:lsdException w:name="Medium Grid 3 Accent 3" w:semiHidden="0" w:uiPriority="69" w:unhideWhenUsed="0"/>
-    <w:lsdException w:name="Dark List Accent 3" w:semiHidden="0" w:uiPriority="70" w:unhideWhenUsed="0"/>
-    <w:lsdException w:name="Colorful Shading Accent 3" w:semiHidden="0" w:uiPriority="71" w:unhideWhenUsed="0"/>
-    <w:lsdException w:name="Colorful List Accent 3" w:semiHidden="0" w:uiPriority="72" w:unhideWhenUsed="0"/>
-    <w:lsdException w:name="Colorful Grid Accent 3" w:semiHidden="0" w:uiPriority="73" w:unhideWhenUsed="0"/>
-    <w:lsdException w:name="Light Shading Accent 4" w:semiHidden="0" w:uiPriority="60" w:unhideWhenUsed="0"/>
-    <w:lsdException w:name="Light List Accent 4" w:semiHidden="0" w:uiPriority="61" w:unhideWhenUsed="0"/>
-    <w:lsdException w:name="Light Grid Accent 4" w:semiHidden="0" w:uiPriority="62" w:unhideWhenUsed="0"/>
-    <w:lsdException w:name="Medium Shading 1 Accent 4" w:semiHidden="0" w:uiPriority="63" w:unhideWhenUsed="0"/>
-    <w:lsdException w:name="Medium Shading 2 Accent 4" w:semiHidden="0" w:uiPriority="64" w:unhideWhenUsed="0"/>
-    <w:lsdException w:name="Medium List 1 Accent 4" w:semiHidden="0" w:uiPriority="65" w:unhideWhenUsed="0"/>
-    <w:lsdException w:name="Medium List 2 Accent 4" w:semiHidden="0" w:uiPriority="66" w:unhideWhenUsed="0"/>
-    <w:lsdException w:name="Medium Grid 1 Accent 4" w:semiHidden="0" w:uiPriority="67" w:unhideWhenUsed="0"/>
-    <w:lsdException w:name="Medium Grid 2 Accent 4" w:semiHidden="0" w:uiPriority="68" w:unhideWhenUsed="0"/>
-    <w:lsdException w:name="Medium Grid 3 Accent 4" w:semiHidden="0" w:uiPriority="69" w:unhideWhenUsed="0"/>
-    <w:lsdException w:name="Dark List Accent 4" w:semiHidden="0" w:uiPriority="70" w:unhideWhenUsed="0"/>
-    <w:lsdException w:name="Colorful Shading Accent 4" w:semiHidden="0" w:uiPriority="71" w:unhideWhenUsed="0"/>
-    <w:lsdException w:name="Colorful List Accent 4" w:semiHidden="0" w:uiPriority="72" w:unhideWhenUsed="0"/>
-    <w:lsdException w:name="Colorful Grid Accent 4" w:semiHidden="0" w:uiPriority="73" w:unhideWhenUsed="0"/>
-    <w:lsdException w:name="Light Shading Accent 5" w:semiHidden="0" w:uiPriority="60" w:unhideWhenUsed="0"/>
-    <w:lsdException w:name="Light List Accent 5" w:semiHidden="0" w:uiPriority="61" w:unhideWhenUsed="0"/>
-    <w:lsdException w:name="Light Grid Accent 5" w:semiHidden="0" w:uiPriority="62" w:unhideWhenUsed="0"/>
-    <w:lsdException w:name="Medium Shading 1 Accent 5" w:semiHidden="0" w:uiPriority="63" w:unhideWhenUsed="0"/>
-    <w:lsdException w:name="Medium Shading 2 Accent 5" w:semiHidden="0" w:uiPriority="64" w:unhideWhenUsed="0"/>
-    <w:lsdException w:name="Medium List 1 Accent 5" w:semiHidden="0" w:uiPriority="65" w:unhideWhenUsed="0"/>
-    <w:lsdException w:name="Medium List 2 Accent 5" w:semiHidden="0" w:uiPriority="66" w:unhideWhenUsed="0"/>
-    <w:lsdException w:name="Medium Grid 1 Accent 5" w:semiHidden="0" w:uiPriority="67" w:unhideWhenUsed="0"/>
-    <w:lsdException w:name="Medium Grid 2 Accent 5" w:semiHidden="0" w:uiPriority="68" w:unhideWhenUsed="0"/>
-    <w:lsdException w:name="Medium Grid 3 Accent 5" w:semiHidden="0" w:uiPriority="69" w:unhideWhenUsed="0"/>
-    <w:lsdException w:name="Dark List Accent 5" w:semiHidden="0" w:uiPriority="70" w:unhideWhenUsed="0"/>
-    <w:lsdException w:name="Colorful Shading Accent 5" w:semiHidden="0" w:uiPriority="71" w:unhideWhenUsed="0"/>
-    <w:lsdException w:name="Colorful List Accent 5" w:semiHidden="0" w:uiPriority="72" w:unhideWhenUsed="0"/>
-    <w:lsdException w:name="Colorful Grid Accent 5" w:semiHidden="0" w:uiPriority="73" w:unhideWhenUsed="0"/>
-    <w:lsdException w:name="Light Shading Accent 6" w:semiHidden="0" w:uiPriority="60" w:unhideWhenUsed="0"/>
-    <w:lsdException w:name="Light List Accent 6" w:semiHidden="0" w:uiPriority="61" w:unhideWhenUsed="0"/>
-    <w:lsdException w:name="Light Grid Accent 6" w:semiHidden="0" w:uiPriority="62" w:unhideWhenUsed="0"/>
-    <w:lsdException w:name="Medium Shading 1 Accent 6" w:semiHidden="0" w:uiPriority="63" w:unhideWhenUsed="0"/>
-    <w:lsdException w:name="Medium Shading 2 Accent 6" w:semiHidden="0" w:uiPriority="64" w:unhideWhenUsed="0"/>
-    <w:lsdException w:name="Medium List 1 Accent 6" w:semiHidden="0" w:uiPriority="65" w:unhideWhenUsed="0"/>
-    <w:lsdException w:name="Medium List 2 Accent 6" w:semiHidden="0" w:uiPriority="66" w:unhideWhenUsed="0"/>
-    <w:lsdException w:name="Medium Grid 1 Accent 6" w:semiHidden="0" w:uiPriority="67" w:unhideWhenUsed="0"/>
-    <w:lsdException w:name="Medium Grid 2 Accent 6" w:semiHidden="0" w:uiPriority="68" w:unhideWhenUsed="0"/>
-    <w:lsdException w:name="Medium Grid 3 Accent 6" w:semiHidden="0" w:uiPriority="69" w:unhideWhenUsed="0"/>
-    <w:lsdException w:name="Dark List Accent 6" w:semiHidden="0" w:uiPriority="70" w:unhideWhenUsed="0"/>
-    <w:lsdException w:name="Colorful Shading Accent 6" w:semiHidden="0" w:uiPriority="71" w:unhideWhenUsed="0"/>
-    <w:lsdException w:name="Colorful List Accent 6" w:semiHidden="0" w:uiPriority="72" w:unhideWhenUsed="0"/>
-    <w:lsdException w:name="Colorful Grid Accent 6" w:semiHidden="0" w:uiPriority="73" w:unhideWhenUsed="0"/>
-    <w:lsdException w:name="Subtle Emphasis" w:semiHidden="0" w:uiPriority="19" w:unhideWhenUsed="0" w:qFormat="1"/>
-    <w:lsdException w:name="Intense Emphasis" w:semiHidden="0" w:uiPriority="21" w:unhideWhenUsed="0" w:qFormat="1"/>
-    <w:lsdException w:name="Subtle Reference" w:semiHidden="0" w:uiPriority="31" w:unhideWhenUsed="0" w:qFormat="1"/>
-    <w:lsdException w:name="Intense Reference" w:semiHidden="0" w:uiPriority="32" w:unhideWhenUsed="0" w:qFormat="1"/>
-    <w:lsdException w:name="Book Title" w:semiHidden="0" w:uiPriority="33" w:unhideWhenUsed="0" w:qFormat="1"/>
-    <w:lsdException w:name="Bibliography" w:uiPriority="37"/>
-    <w:lsdException w:name="TOC Heading" w:uiPriority="39" w:qFormat="1"/>
+  <w:latentStyles w:defLockedState="0" w:defUIPriority="99" w:defSemiHidden="0" w:defUnhideWhenUsed="0" w:defQFormat="0" w:count="376">
+    <w:lsdException w:name="Normal" w:uiPriority="0" w:qFormat="1"/>
+    <w:lsdException w:name="heading 1" w:uiPriority="9" w:qFormat="1"/>
+    <w:lsdException w:name="heading 2" w:semiHidden="1" w:uiPriority="9" w:unhideWhenUsed="1" w:qFormat="1"/>
+    <w:lsdException w:name="heading 3" w:semiHidden="1" w:uiPriority="9" w:unhideWhenUsed="1" w:qFormat="1"/>
+    <w:lsdException w:name="heading 4" w:semiHidden="1" w:uiPriority="9" w:unhideWhenUsed="1" w:qFormat="1"/>
+    <w:lsdException w:name="heading 5" w:semiHidden="1" w:uiPriority="9" w:unhideWhenUsed="1" w:qFormat="1"/>
+    <w:lsdException w:name="heading 6" w:semiHidden="1" w:uiPriority="9" w:unhideWhenUsed="1" w:qFormat="1"/>
+    <w:lsdException w:name="heading 7" w:semiHidden="1" w:uiPriority="9" w:unhideWhenUsed="1" w:qFormat="1"/>
+    <w:lsdException w:name="heading 8" w:semiHidden="1" w:uiPriority="9" w:unhideWhenUsed="1" w:qFormat="1"/>
+    <w:lsdException w:name="heading 9" w:semiHidden="1" w:uiPriority="9" w:unhideWhenUsed="1" w:qFormat="1"/>
+    <w:lsdException w:name="index 1" w:semiHidden="1" w:unhideWhenUsed="1"/>
+    <w:lsdException w:name="index 2" w:semiHidden="1" w:unhideWhenUsed="1"/>
+    <w:lsdException w:name="index 3" w:semiHidden="1" w:unhideWhenUsed="1"/>
+    <w:lsdException w:name="index 4" w:semiHidden="1" w:unhideWhenUsed="1"/>
+    <w:lsdException w:name="index 5" w:semiHidden="1" w:unhideWhenUsed="1"/>
+    <w:lsdException w:name="index 6" w:semiHidden="1" w:unhideWhenUsed="1"/>
+    <w:lsdException w:name="index 7" w:semiHidden="1" w:unhideWhenUsed="1"/>
+    <w:lsdException w:name="index 8" w:semiHidden="1" w:unhideWhenUsed="1"/>
+    <w:lsdException w:name="index 9" w:semiHidden="1" w:unhideWhenUsed="1"/>
+    <w:lsdException w:name="toc 1" w:semiHidden="1" w:uiPriority="39" w:unhideWhenUsed="1"/>
+    <w:lsdException w:name="toc 2" w:semiHidden="1" w:uiPriority="39" w:unhideWhenUsed="1"/>
+    <w:lsdException w:name="toc 3" w:semiHidden="1" w:uiPriority="39" w:unhideWhenUsed="1"/>
+    <w:lsdException w:name="toc 4" w:semiHidden="1" w:uiPriority="39" w:unhideWhenUsed="1"/>
+    <w:lsdException w:name="toc 5" w:semiHidden="1" w:uiPriority="39" w:unhideWhenUsed="1"/>
+    <w:lsdException w:name="toc 6" w:semiHidden="1" w:uiPriority="39" w:unhideWhenUsed="1"/>
+    <w:lsdException w:name="toc 7" w:semiHidden="1" w:uiPriority="39" w:unhideWhenUsed="1"/>
+    <w:lsdException w:name="toc 8" w:semiHidden="1" w:uiPriority="39" w:unhideWhenUsed="1"/>
+    <w:lsdException w:name="toc 9" w:semiHidden="1" w:uiPriority="39" w:unhideWhenUsed="1"/>
+    <w:lsdException w:name="Normal Indent" w:semiHidden="1" w:unhideWhenUsed="1"/>
+    <w:lsdException w:name="footnote text" w:semiHidden="1" w:unhideWhenUsed="1"/>
+    <w:lsdException w:name="annotation text" w:semiHidden="1" w:unhideWhenUsed="1" w:qFormat="1"/>
+    <w:lsdException w:name="header" w:semiHidden="1" w:unhideWhenUsed="1"/>
+    <w:lsdException w:name="footer" w:semiHidden="1" w:unhideWhenUsed="1"/>
+    <w:lsdException w:name="index heading" w:semiHidden="1" w:unhideWhenUsed="1"/>
+    <w:lsdException w:name="caption" w:semiHidden="1" w:uiPriority="35" w:unhideWhenUsed="1" w:qFormat="1"/>
+    <w:lsdException w:name="table of figures" w:semiHidden="1" w:unhideWhenUsed="1"/>
+    <w:lsdException w:name="envelope address" w:semiHidden="1" w:unhideWhenUsed="1"/>
+    <w:lsdException w:name="envelope return" w:semiHidden="1" w:unhideWhenUsed="1"/>
+    <w:lsdException w:name="footnote reference" w:semiHidden="1" w:unhideWhenUsed="1"/>
+    <w:lsdException w:name="annotation reference" w:semiHidden="1" w:unhideWhenUsed="1" w:qFormat="1"/>
+    <w:lsdException w:name="line number" w:semiHidden="1" w:unhideWhenUsed="1"/>
+    <w:lsdException w:name="page number" w:semiHidden="1" w:unhideWhenUsed="1"/>
+    <w:lsdException w:name="endnote reference" w:semiHidden="1" w:unhideWhenUsed="1"/>
+    <w:lsdException w:name="endnote text" w:semiHidden="1" w:unhideWhenUsed="1"/>
+    <w:lsdException w:name="table of authorities" w:semiHidden="1" w:unhideWhenUsed="1"/>
+    <w:lsdException w:name="macro" w:semiHidden="1" w:unhideWhenUsed="1"/>
+    <w:lsdException w:name="toa heading" w:semiHidden="1" w:unhideWhenUsed="1"/>
+    <w:lsdException w:name="List" w:semiHidden="1" w:unhideWhenUsed="1"/>
+    <w:lsdException w:name="List Bullet" w:semiHidden="1" w:unhideWhenUsed="1"/>
+    <w:lsdException w:name="List Number" w:semiHidden="1" w:unhideWhenUsed="1"/>
+    <w:lsdException w:name="List 2" w:semiHidden="1" w:unhideWhenUsed="1"/>
+    <w:lsdException w:name="List 3" w:semiHidden="1" w:unhideWhenUsed="1"/>
+    <w:lsdException w:name="List 4" w:semiHidden="1" w:unhideWhenUsed="1"/>
+    <w:lsdException w:name="List 5" w:semiHidden="1" w:unhideWhenUsed="1"/>
+    <w:lsdException w:name="List Bullet 2" w:semiHidden="1" w:unhideWhenUsed="1"/>
+    <w:lsdException w:name="List Bullet 3" w:semiHidden="1" w:unhideWhenUsed="1"/>
+    <w:lsdException w:name="List Bullet 4" w:semiHidden="1" w:unhideWhenUsed="1"/>
+    <w:lsdException w:name="List Bullet 5" w:semiHidden="1" w:unhideWhenUsed="1"/>
+    <w:lsdException w:name="List Number 2" w:semiHidden="1" w:unhideWhenUsed="1"/>
+    <w:lsdException w:name="List Number 3" w:semiHidden="1" w:unhideWhenUsed="1"/>
+    <w:lsdException w:name="List Number 4" w:semiHidden="1" w:unhideWhenUsed="1"/>
+    <w:lsdException w:name="List Number 5" w:semiHidden="1" w:unhideWhenUsed="1"/>
+    <w:lsdException w:name="Title" w:uiPriority="10" w:qFormat="1"/>
+    <w:lsdException w:name="Closing" w:semiHidden="1" w:unhideWhenUsed="1"/>
+    <w:lsdException w:name="Signature" w:semiHidden="1" w:unhideWhenUsed="1"/>
+    <w:lsdException w:name="Default Paragraph Font" w:semiHidden="1" w:uiPriority="1" w:unhideWhenUsed="1"/>
+    <w:lsdException w:name="Body Text" w:semiHidden="1" w:uiPriority="1" w:unhideWhenUsed="1" w:qFormat="1"/>
+    <w:lsdException w:name="Body Text Indent" w:semiHidden="1" w:unhideWhenUsed="1"/>
+    <w:lsdException w:name="List Continue" w:semiHidden="1" w:unhideWhenUsed="1"/>
+    <w:lsdException w:name="List Continue 2" w:semiHidden="1" w:unhideWhenUsed="1"/>
+    <w:lsdException w:name="List Continue 3" w:semiHidden="1" w:unhideWhenUsed="1"/>
+    <w:lsdException w:name="List Continue 4" w:semiHidden="1" w:unhideWhenUsed="1"/>
+    <w:lsdException w:name="List Continue 5" w:semiHidden="1" w:unhideWhenUsed="1"/>
+    <w:lsdException w:name="Message Header" w:semiHidden="1" w:unhideWhenUsed="1"/>
+    <w:lsdException w:name="Subtitle" w:uiPriority="11" w:qFormat="1"/>
+    <w:lsdException w:name="Salutation" w:semiHidden="1" w:unhideWhenUsed="1"/>
+    <w:lsdException w:name="Date" w:semiHidden="1" w:unhideWhenUsed="1"/>
+    <w:lsdException w:name="Body Text First Indent" w:semiHidden="1" w:unhideWhenUsed="1"/>
+    <w:lsdException w:name="Body Text First Indent 2" w:semiHidden="1" w:unhideWhenUsed="1"/>
+    <w:lsdException w:name="Note Heading" w:semiHidden="1" w:unhideWhenUsed="1"/>
+    <w:lsdException w:name="Body Text 2" w:semiHidden="1" w:unhideWhenUsed="1"/>
+    <w:lsdException w:name="Body Text 3" w:semiHidden="1" w:unhideWhenUsed="1"/>
+    <w:lsdException w:name="Body Text Indent 2" w:semiHidden="1" w:unhideWhenUsed="1"/>
+    <w:lsdException w:name="Body Text Indent 3" w:semiHidden="1" w:unhideWhenUsed="1"/>
+    <w:lsdException w:name="Block Text" w:semiHidden="1" w:unhideWhenUsed="1"/>
+    <w:lsdException w:name="Hyperlink" w:semiHidden="1" w:unhideWhenUsed="1"/>
+    <w:lsdException w:name="FollowedHyperlink" w:semiHidden="1" w:unhideWhenUsed="1"/>
+    <w:lsdException w:name="Strong" w:uiPriority="22" w:qFormat="1"/>
+    <w:lsdException w:name="Emphasis" w:uiPriority="20" w:qFormat="1"/>
+    <w:lsdException w:name="Document Map" w:semiHidden="1" w:unhideWhenUsed="1"/>
+    <w:lsdException w:name="Plain Text" w:semiHidden="1" w:unhideWhenUsed="1"/>
+    <w:lsdException w:name="E-mail Signature" w:semiHidden="1" w:unhideWhenUsed="1"/>
+    <w:lsdException w:name="HTML Top of Form" w:semiHidden="1" w:unhideWhenUsed="1"/>
+    <w:lsdException w:name="HTML Bottom of Form" w:semiHidden="1" w:unhideWhenUsed="1"/>
+    <w:lsdException w:name="Normal (Web)" w:semiHidden="1" w:unhideWhenUsed="1"/>
+    <w:lsdException w:name="HTML Acronym" w:semiHidden="1" w:unhideWhenUsed="1"/>
+    <w:lsdException w:name="HTML Address" w:semiHidden="1" w:unhideWhenUsed="1"/>
+    <w:lsdException w:name="HTML Cite" w:semiHidden="1" w:unhideWhenUsed="1"/>
+    <w:lsdException w:name="HTML Code" w:semiHidden="1" w:unhideWhenUsed="1"/>
+    <w:lsdException w:name="HTML Definition" w:semiHidden="1" w:unhideWhenUsed="1"/>
+    <w:lsdException w:name="HTML Keyboard" w:semiHidden="1" w:unhideWhenUsed="1"/>
+    <w:lsdException w:name="HTML Preformatted" w:semiHidden="1" w:unhideWhenUsed="1"/>
+    <w:lsdException w:name="HTML Sample" w:semiHidden="1" w:unhideWhenUsed="1"/>
+    <w:lsdException w:name="HTML Typewriter" w:semiHidden="1" w:unhideWhenUsed="1"/>
+    <w:lsdException w:name="HTML Variable" w:semiHidden="1" w:unhideWhenUsed="1"/>
+    <w:lsdException w:name="Normal Table" w:semiHidden="1" w:unhideWhenUsed="1"/>
+    <w:lsdException w:name="annotation subject" w:semiHidden="1" w:unhideWhenUsed="1"/>
+    <w:lsdException w:name="No List" w:semiHidden="1" w:unhideWhenUsed="1"/>
+    <w:lsdException w:name="Outline List 1" w:semiHidden="1" w:unhideWhenUsed="1"/>
+    <w:lsdException w:name="Outline List 2" w:semiHidden="1" w:unhideWhenUsed="1"/>
+    <w:lsdException w:name="Outline List 3" w:semiHidden="1" w:unhideWhenUsed="1"/>
+    <w:lsdException w:name="Table Simple 1" w:semiHidden="1" w:unhideWhenUsed="1"/>
+    <w:lsdException w:name="Table Simple 2" w:semiHidden="1" w:unhideWhenUsed="1"/>
+    <w:lsdException w:name="Table Simple 3" w:semiHidden="1" w:unhideWhenUsed="1"/>
+    <w:lsdException w:name="Table Classic 1" w:semiHidden="1" w:unhideWhenUsed="1"/>
+    <w:lsdException w:name="Table Classic 2" w:semiHidden="1" w:unhideWhenUsed="1"/>
+    <w:lsdException w:name="Table Classic 3" w:semiHidden="1" w:unhideWhenUsed="1"/>
+    <w:lsdException w:name="Table Classic 4" w:semiHidden="1" w:unhideWhenUsed="1"/>
+    <w:lsdException w:name="Table Colorful 1" w:semiHidden="1" w:unhideWhenUsed="1"/>
+    <w:lsdException w:name="Table Colorful 2" w:semiHidden="1" w:unhideWhenUsed="1"/>
+    <w:lsdException w:name="Table Colorful 3" w:semiHidden="1" w:unhideWhenUsed="1"/>
+    <w:lsdException w:name="Table Columns 1" w:semiHidden="1" w:unhideWhenUsed="1"/>
+    <w:lsdException w:name="Table Columns 2" w:semiHidden="1" w:unhideWhenUsed="1"/>
+    <w:lsdException w:name="Table Columns 3" w:semiHidden="1" w:unhideWhenUsed="1"/>
+    <w:lsdException w:name="Table Columns 4" w:semiHidden="1" w:unhideWhenUsed="1"/>
+    <w:lsdException w:name="Table Columns 5" w:semiHidden="1" w:unhideWhenUsed="1"/>
+    <w:lsdException w:name="Table Grid 1" w:semiHidden="1" w:unhideWhenUsed="1"/>
+    <w:lsdException w:name="Table Grid 2" w:semiHidden="1" w:unhideWhenUsed="1"/>
+    <w:lsdException w:name="Table Grid 3" w:semiHidden="1" w:unhideWhenUsed="1"/>
+    <w:lsdException w:name="Table Grid 4" w:semiHidden="1" w:unhideWhenUsed="1"/>
+    <w:lsdException w:name="Table Grid 5" w:semiHidden="1" w:unhideWhenUsed="1"/>
+    <w:lsdException w:name="Table Grid 6" w:semiHidden="1" w:unhideWhenUsed="1"/>
+    <w:lsdException w:name="Table Grid 7" w:semiHidden="1" w:unhideWhenUsed="1"/>
+    <w:lsdException w:name="Table Grid 8" w:semiHidden="1" w:unhideWhenUsed="1"/>
+    <w:lsdException w:name="Table List 1" w:semiHidden="1" w:unhideWhenUsed="1"/>
+    <w:lsdException w:name="Table List 2" w:semiHidden="1" w:unhideWhenUsed="1"/>
+    <w:lsdException w:name="Table List 3" w:semiHidden="1" w:unhideWhenUsed="1"/>
+    <w:lsdException w:name="Table List 4" w:semiHidden="1" w:unhideWhenUsed="1"/>
+    <w:lsdException w:name="Table List 5" w:semiHidden="1" w:unhideWhenUsed="1"/>
+    <w:lsdException w:name="Table List 6" w:semiHidden="1" w:unhideWhenUsed="1"/>
+    <w:lsdException w:name="Table List 7" w:semiHidden="1" w:unhideWhenUsed="1"/>
+    <w:lsdException w:name="Table List 8" w:semiHidden="1" w:unhideWhenUsed="1"/>
+    <w:lsdException w:name="Table 3D effects 1" w:semiHidden="1" w:unhideWhenUsed="1"/>
+    <w:lsdException w:name="Table 3D effects 2" w:semiHidden="1" w:unhideWhenUsed="1"/>
+    <w:lsdException w:name="Table 3D effects 3" w:semiHidden="1" w:unhideWhenUsed="1"/>
+    <w:lsdException w:name="Table Contemporary" w:semiHidden="1" w:unhideWhenUsed="1"/>
+    <w:lsdException w:name="Table Elegant" w:semiHidden="1" w:unhideWhenUsed="1"/>
+    <w:lsdException w:name="Table Professional" w:semiHidden="1" w:unhideWhenUsed="1"/>
+    <w:lsdException w:name="Table Subtle 1" w:semiHidden="1" w:unhideWhenUsed="1"/>
+    <w:lsdException w:name="Table Subtle 2" w:semiHidden="1" w:unhideWhenUsed="1"/>
+    <w:lsdException w:name="Table Web 1" w:semiHidden="1" w:unhideWhenUsed="1"/>
+    <w:lsdException w:name="Table Web 2" w:semiHidden="1" w:unhideWhenUsed="1"/>
+    <w:lsdException w:name="Table Web 3" w:semiHidden="1" w:unhideWhenUsed="1"/>
+    <w:lsdException w:name="Balloon Text" w:semiHidden="1" w:unhideWhenUsed="1"/>
+    <w:lsdException w:name="Table Grid" w:semiHidden="1" w:uiPriority="39" w:unhideWhenUsed="1"/>
+    <w:lsdException w:name="Table Theme" w:semiHidden="1" w:unhideWhenUsed="1"/>
+    <w:lsdException w:name="Placeholder Text" w:semiHidden="1"/>
+    <w:lsdException w:name="No Spacing" w:uiPriority="1" w:qFormat="1"/>
+    <w:lsdException w:name="Light Shading" w:uiPriority="60"/>
+    <w:lsdException w:name="Light List" w:uiPriority="61"/>
+    <w:lsdException w:name="Light Grid" w:uiPriority="62"/>
+    <w:lsdException w:name="Medium Shading 1" w:uiPriority="63"/>
+    <w:lsdException w:name="Medium Shading 2" w:uiPriority="64"/>
+    <w:lsdException w:name="Medium List 1" w:uiPriority="65"/>
+    <w:lsdException w:name="Medium List 2" w:uiPriority="66"/>
+    <w:lsdException w:name="Medium Grid 1" w:uiPriority="67"/>
+    <w:lsdException w:name="Medium Grid 2" w:uiPriority="68"/>
+    <w:lsdException w:name="Medium Grid 3" w:uiPriority="69"/>
+    <w:lsdException w:name="Dark List" w:uiPriority="70"/>
+    <w:lsdException w:name="Colorful Shading" w:uiPriority="71"/>
+    <w:lsdException w:name="Colorful List" w:uiPriority="72"/>
+    <w:lsdException w:name="Colorful Grid" w:uiPriority="73"/>
+    <w:lsdException w:name="Light Shading Accent 1" w:uiPriority="60"/>
+    <w:lsdException w:name="Light List Accent 1" w:uiPriority="61"/>
+    <w:lsdException w:name="Light Grid Accent 1" w:uiPriority="62"/>
+    <w:lsdException w:name="Medium Shading 1 Accent 1" w:uiPriority="63"/>
+    <w:lsdException w:name="Medium Shading 2 Accent 1" w:uiPriority="64"/>
+    <w:lsdException w:name="Medium List 1 Accent 1" w:uiPriority="65"/>
+    <w:lsdException w:name="Revision" w:semiHidden="1"/>
+    <w:lsdException w:name="List Paragraph" w:uiPriority="34" w:qFormat="1"/>
+    <w:lsdException w:name="Quote" w:uiPriority="29" w:qFormat="1"/>
+    <w:lsdException w:name="Intense Quote" w:uiPriority="30" w:qFormat="1"/>
+    <w:lsdException w:name="Medium List 2 Accent 1" w:uiPriority="66"/>
+    <w:lsdException w:name="Medium Grid 1 Accent 1" w:uiPriority="67"/>
+    <w:lsdException w:name="Medium Grid 2 Accent 1" w:uiPriority="68"/>
+    <w:lsdException w:name="Medium Grid 3 Accent 1" w:uiPriority="69"/>
+    <w:lsdException w:name="Dark List Accent 1" w:uiPriority="70"/>
+    <w:lsdException w:name="Colorful Shading Accent 1" w:uiPriority="71"/>
+    <w:lsdException w:name="Colorful List Accent 1" w:uiPriority="72"/>
+    <w:lsdException w:name="Colorful Grid Accent 1" w:uiPriority="73"/>
+    <w:lsdException w:name="Light Shading Accent 2" w:uiPriority="60"/>
+    <w:lsdException w:name="Light List Accent 2" w:uiPriority="61"/>
+    <w:lsdException w:name="Light Grid Accent 2" w:uiPriority="62"/>
+    <w:lsdException w:name="Medium Shading 1 Accent 2" w:uiPriority="63"/>
+    <w:lsdException w:name="Medium Shading 2 Accent 2" w:uiPriority="64"/>
+    <w:lsdException w:name="Medium List 1 Accent 2" w:uiPriority="65"/>
+    <w:lsdException w:name="Medium List 2 Accent 2" w:uiPriority="66"/>
+    <w:lsdException w:name="Medium Grid 1 Accent 2" w:uiPriority="67"/>
+    <w:lsdException w:name="Medium Grid 2 Accent 2" w:uiPriority="68"/>
+    <w:lsdException w:name="Medium Grid 3 Accent 2" w:uiPriority="69"/>
+    <w:lsdException w:name="Dark List Accent 2" w:uiPriority="70"/>
+    <w:lsdException w:name="Colorful Shading Accent 2" w:uiPriority="71"/>
+    <w:lsdException w:name="Colorful List Accent 2" w:uiPriority="72"/>
+    <w:lsdException w:name="Colorful Grid Accent 2" w:uiPriority="73"/>
+    <w:lsdException w:name="Light Shading Accent 3" w:uiPriority="60"/>
+    <w:lsdException w:name="Light List Accent 3" w:uiPriority="61"/>
+    <w:lsdException w:name="Light Grid Accent 3" w:uiPriority="62"/>
+    <w:lsdException w:name="Medium Shading 1 Accent 3" w:uiPriority="63"/>
+    <w:lsdException w:name="Medium Shading 2 Accent 3" w:uiPriority="64"/>
+    <w:lsdException w:name="Medium List 1 Accent 3" w:uiPriority="65"/>
+    <w:lsdException w:name="Medium List 2 Accent 3" w:uiPriority="66"/>
+    <w:lsdException w:name="Medium Grid 1 Accent 3" w:uiPriority="67"/>
+    <w:lsdException w:name="Medium Grid 2 Accent 3" w:uiPriority="68"/>
+    <w:lsdException w:name="Medium Grid 3 Accent 3" w:uiPriority="69"/>
+    <w:lsdException w:name="Dark List Accent 3" w:uiPriority="70"/>
+    <w:lsdException w:name="Colorful Shading Accent 3" w:uiPriority="71"/>
+    <w:lsdException w:name="Colorful List Accent 3" w:uiPriority="72"/>
+    <w:lsdException w:name="Colorful Grid Accent 3" w:uiPriority="73"/>
+    <w:lsdException w:name="Light Shading Accent 4" w:uiPriority="60"/>
+    <w:lsdException w:name="Light List Accent 4" w:uiPriority="61"/>
+    <w:lsdException w:name="Light Grid Accent 4" w:uiPriority="62"/>
+    <w:lsdException w:name="Medium Shading 1 Accent 4" w:uiPriority="63"/>
+    <w:lsdException w:name="Medium Shading 2 Accent 4" w:uiPriority="64"/>
+    <w:lsdException w:name="Medium List 1 Accent 4" w:uiPriority="65"/>
+    <w:lsdException w:name="Medium List 2 Accent 4" w:uiPriority="66"/>
+    <w:lsdException w:name="Medium Grid 1 Accent 4" w:uiPriority="67"/>
+    <w:lsdException w:name="Medium Grid 2 Accent 4" w:uiPriority="68"/>
+    <w:lsdException w:name="Medium Grid 3 Accent 4" w:uiPriority="69"/>
+    <w:lsdException w:name="Dark List Accent 4" w:uiPriority="70"/>
+    <w:lsdException w:name="Colorful Shading Accent 4" w:uiPriority="71"/>
+    <w:lsdException w:name="Colorful List Accent 4" w:uiPriority="72"/>
+    <w:lsdException w:name="Colorful Grid Accent 4" w:uiPriority="73"/>
+    <w:lsdException w:name="Light Shading Accent 5" w:uiPriority="60"/>
+    <w:lsdException w:name="Light List Accent 5" w:uiPriority="61"/>
+    <w:lsdException w:name="Light Grid Accent 5" w:uiPriority="62"/>
+    <w:lsdException w:name="Medium Shading 1 Accent 5" w:uiPriority="63"/>
+    <w:lsdException w:name="Medium Shading 2 Accent 5" w:uiPriority="64"/>
+    <w:lsdException w:name="Medium List 1 Accent 5" w:uiPriority="65"/>
+    <w:lsdException w:name="Medium List 2 Accent 5" w:uiPriority="66"/>
+    <w:lsdException w:name="Medium Grid 1 Accent 5" w:uiPriority="67"/>
+    <w:lsdException w:name="Medium Grid 2 Accent 5" w:uiPriority="68"/>
+    <w:lsdException w:name="Medium Grid 3 Accent 5" w:uiPriority="69"/>
+    <w:lsdException w:name="Dark List Accent 5" w:uiPriority="70"/>
+    <w:lsdException w:name="Colorful Shading Accent 5" w:uiPriority="71"/>
+    <w:lsdException w:name="Colorful List Accent 5" w:uiPriority="72"/>
+    <w:lsdException w:name="Colorful Grid Accent 5" w:uiPriority="73"/>
+    <w:lsdException w:name="Light Shading Accent 6" w:uiPriority="60"/>
+    <w:lsdException w:name="Light List Accent 6" w:uiPriority="61"/>
+    <w:lsdException w:name="Light Grid Accent 6" w:uiPriority="62"/>
+    <w:lsdException w:name="Medium Shading 1 Accent 6" w:uiPriority="63"/>
+    <w:lsdException w:name="Medium Shading 2 Accent 6" w:uiPriority="64"/>
+    <w:lsdException w:name="Medium List 1 Accent 6" w:uiPriority="65"/>
+    <w:lsdException w:name="Medium List 2 Accent 6" w:uiPriority="66"/>
+    <w:lsdException w:name="Medium Grid 1 Accent 6" w:uiPriority="67"/>
+    <w:lsdException w:name="Medium Grid 2 Accent 6" w:uiPriority="68"/>
+    <w:lsdException w:name="Medium Grid 3 Accent 6" w:uiPriority="69"/>
+    <w:lsdException w:name="Dark List Accent 6" w:uiPriority="70"/>
+    <w:lsdException w:name="Colorful Shading Accent 6" w:uiPriority="71"/>
+    <w:lsdException w:name="Colorful List Accent 6" w:uiPriority="72"/>
+    <w:lsdException w:name="Colorful Grid Accent 6" w:uiPriority="73"/>
+    <w:lsdException w:name="Subtle Emphasis" w:uiPriority="19" w:qFormat="1"/>
+    <w:lsdException w:name="Intense Emphasis" w:uiPriority="21" w:qFormat="1"/>
+    <w:lsdException w:name="Subtle Reference" w:uiPriority="31" w:qFormat="1"/>
+    <w:lsdException w:name="Intense Reference" w:uiPriority="32" w:qFormat="1"/>
+    <w:lsdException w:name="Book Title" w:uiPriority="33" w:qFormat="1"/>
+    <w:lsdException w:name="Bibliography" w:semiHidden="1" w:uiPriority="37" w:unhideWhenUsed="1"/>
+    <w:lsdException w:name="TOC Heading" w:semiHidden="1" w:uiPriority="39" w:unhideWhenUsed="1" w:qFormat="1"/>
+    <w:lsdException w:name="Plain Table 1" w:uiPriority="41"/>
+    <w:lsdException w:name="Plain Table 2" w:uiPriority="42"/>
+    <w:lsdException w:name="Plain Table 3" w:uiPriority="43"/>
+    <w:lsdException w:name="Plain Table 4" w:uiPriority="44"/>
+    <w:lsdException w:name="Plain Table 5" w:uiPriority="45"/>
+    <w:lsdException w:name="Grid Table Light" w:uiPriority="40"/>
+    <w:lsdException w:name="Grid Table 1 Light" w:uiPriority="46"/>
+    <w:lsdException w:name="Grid Table 2" w:uiPriority="47"/>
+    <w:lsdException w:name="Grid Table 3" w:uiPriority="48"/>
+    <w:lsdException w:name="Grid Table 4" w:uiPriority="49"/>
+    <w:lsdException w:name="Grid Table 5 Dark" w:uiPriority="50"/>
+    <w:lsdException w:name="Grid Table 6 Colorful" w:uiPriority="51"/>
+    <w:lsdException w:name="Grid Table 7 Colorful" w:uiPriority="52"/>
+    <w:lsdException w:name="Grid Table 1 Light Accent 1" w:uiPriority="46"/>
+    <w:lsdException w:name="Grid Table 2 Accent 1" w:uiPriority="47"/>
+    <w:lsdException w:name="Grid Table 3 Accent 1" w:uiPriority="48"/>
+    <w:lsdException w:name="Grid Table 4 Accent 1" w:uiPriority="49"/>
+    <w:lsdException w:name="Grid Table 5 Dark Accent 1" w:uiPriority="50"/>
+    <w:lsdException w:name="Grid Table 6 Colorful Accent 1" w:uiPriority="51"/>
+    <w:lsdException w:name="Grid Table 7 Colorful Accent 1" w:uiPriority="52"/>
+    <w:lsdException w:name="Grid Table 1 Light Accent 2" w:uiPriority="46"/>
+    <w:lsdException w:name="Grid Table 2 Accent 2" w:uiPriority="47"/>
+    <w:lsdException w:name="Grid Table 3 Accent 2" w:uiPriority="48"/>
+    <w:lsdException w:name="Grid Table 4 Accent 2" w:uiPriority="49"/>
+    <w:lsdException w:name="Grid Table 5 Dark Accent 2" w:uiPriority="50"/>
+    <w:lsdException w:name="Grid Table 6 Colorful Accent 2" w:uiPriority="51"/>
+    <w:lsdException w:name="Grid Table 7 Colorful Accent 2" w:uiPriority="52"/>
+    <w:lsdException w:name="Grid Table 1 Light Accent 3" w:uiPriority="46"/>
+    <w:lsdException w:name="Grid Table 2 Accent 3" w:uiPriority="47"/>
+    <w:lsdException w:name="Grid Table 3 Accent 3" w:uiPriority="48"/>
+    <w:lsdException w:name="Grid Table 4 Accent 3" w:uiPriority="49"/>
+    <w:lsdException w:name="Grid Table 5 Dark Accent 3" w:uiPriority="50"/>
+    <w:lsdException w:name="Grid Table 6 Colorful Accent 3" w:uiPriority="51"/>
+    <w:lsdException w:name="Grid Table 7 Colorful Accent 3" w:uiPriority="52"/>
+    <w:lsdException w:name="Grid Table 1 Light Accent 4" w:uiPriority="46"/>
+    <w:lsdException w:name="Grid Table 2 Accent 4" w:uiPriority="47"/>
+    <w:lsdException w:name="Grid Table 3 Accent 4" w:uiPriority="48"/>
+    <w:lsdException w:name="Grid Table 4 Accent 4" w:uiPriority="49"/>
+    <w:lsdException w:name="Grid Table 5 Dark Accent 4" w:uiPriority="50"/>
+    <w:lsdException w:name="Grid Table 6 Colorful Accent 4" w:uiPriority="51"/>
+    <w:lsdException w:name="Grid Table 7 Colorful Accent 4" w:uiPriority="52"/>
+    <w:lsdException w:name="Grid Table 1 Light Accent 5" w:uiPriority="46"/>
+    <w:lsdException w:name="Grid Table 2 Accent 5" w:uiPriority="47"/>
+    <w:lsdException w:name="Grid Table 3 Accent 5" w:uiPriority="48"/>
+    <w:lsdException w:name="Grid Table 4 Accent 5" w:uiPriority="49"/>
+    <w:lsdException w:name="Grid Table 5 Dark Accent 5" w:uiPriority="50"/>
+    <w:lsdException w:name="Grid Table 6 Colorful Accent 5" w:uiPriority="51"/>
+    <w:lsdException w:name="Grid Table 7 Colorful Accent 5" w:uiPriority="52"/>
+    <w:lsdException w:name="Grid Table 1 Light Accent 6" w:uiPriority="46"/>
+    <w:lsdException w:name="Grid Table 2 Accent 6" w:uiPriority="47"/>
+    <w:lsdException w:name="Grid Table 3 Accent 6" w:uiPriority="48"/>
+    <w:lsdException w:name="Grid Table 4 Accent 6" w:uiPriority="49"/>
+    <w:lsdException w:name="Grid Table 5 Dark Accent 6" w:uiPriority="50"/>
+    <w:lsdException w:name="Grid Table 6 Colorful Accent 6" w:uiPriority="51"/>
+    <w:lsdException w:name="Grid Table 7 Colorful Accent 6" w:uiPriority="52"/>
+    <w:lsdException w:name="List Table 1 Light" w:uiPriority="46"/>
+    <w:lsdException w:name="List Table 2" w:uiPriority="47"/>
+    <w:lsdException w:name="List Table 3" w:uiPriority="48"/>
+    <w:lsdException w:name="List Table 4" w:uiPriority="49"/>
+    <w:lsdException w:name="List Table 5 Dark" w:uiPriority="50"/>
+    <w:lsdException w:name="List Table 6 Colorful" w:uiPriority="51"/>
+    <w:lsdException w:name="List Table 7 Colorful" w:uiPriority="52"/>
+    <w:lsdException w:name="List Table 1 Light Accent 1" w:uiPriority="46"/>
+    <w:lsdException w:name="List Table 2 Accent 1" w:uiPriority="47"/>
+    <w:lsdException w:name="List Table 3 Accent 1" w:uiPriority="48"/>
+    <w:lsdException w:name="List Table 4 Accent 1" w:uiPriority="49"/>
+    <w:lsdException w:name="List Table 5 Dark Accent 1" w:uiPriority="50"/>
+    <w:lsdException w:name="List Table 6 Colorful Accent 1" w:uiPriority="51"/>
+    <w:lsdException w:name="List Table 7 Colorful Accent 1" w:uiPriority="52"/>
+    <w:lsdException w:name="List Table 1 Light Accent 2" w:uiPriority="46"/>
+    <w:lsdException w:name="List Table 2 Accent 2" w:uiPriority="47"/>
+    <w:lsdException w:name="List Table 3 Accent 2" w:uiPriority="48"/>
+    <w:lsdException w:name="List Table 4 Accent 2" w:uiPriority="49"/>
+    <w:lsdException w:name="List Table 5 Dark Accent 2" w:uiPriority="50"/>
+    <w:lsdException w:name="List Table 6 Colorful Accent 2" w:uiPriority="51"/>
+    <w:lsdException w:name="List Table 7 Colorful Accent 2" w:uiPriority="52"/>
+    <w:lsdException w:name="List Table 1 Light Accent 3" w:uiPriority="46"/>
+    <w:lsdException w:name="List Table 2 Accent 3" w:uiPriority="47"/>
+    <w:lsdException w:name="List Table 3 Accent 3" w:uiPriority="48"/>
+    <w:lsdException w:name="List Table 4 Accent 3" w:uiPriority="49"/>
+    <w:lsdException w:name="List Table 5 Dark Accent 3" w:uiPriority="50"/>
+    <w:lsdException w:name="List Table 6 Colorful Accent 3" w:uiPriority="51"/>
+    <w:lsdException w:name="List Table 7 Colorful Accent 3" w:uiPriority="52"/>
+    <w:lsdException w:name="List Table 1 Light Accent 4" w:uiPriority="46"/>
+    <w:lsdException w:name="List Table 2 Accent 4" w:uiPriority="47"/>
+    <w:lsdException w:name="List Table 3 Accent 4" w:uiPriority="48"/>
+    <w:lsdException w:name="List Table 4 Accent 4" w:uiPriority="49"/>
+    <w:lsdException w:name="List Table 5 Dark Accent 4" w:uiPriority="50"/>
+    <w:lsdException w:name="List Table 6 Colorful Accent 4" w:uiPriority="51"/>
+    <w:lsdException w:name="List Table 7 Colorful Accent 4" w:uiPriority="52"/>
+    <w:lsdException w:name="List Table 1 Light Accent 5" w:uiPriority="46"/>
+    <w:lsdException w:name="List Table 2 Accent 5" w:uiPriority="47"/>
+    <w:lsdException w:name="List Table 3 Accent 5" w:uiPriority="48"/>
+    <w:lsdException w:name="List Table 4 Accent 5" w:uiPriority="49"/>
+    <w:lsdException w:name="List Table 5 Dark Accent 5" w:uiPriority="50"/>
+    <w:lsdException w:name="List Table 6 Colorful Accent 5" w:uiPriority="51"/>
+    <w:lsdException w:name="List Table 7 Colorful Accent 5" w:uiPriority="52"/>
+    <w:lsdException w:name="List Table 1 Light Accent 6" w:uiPriority="46"/>
+    <w:lsdException w:name="List Table 2 Accent 6" w:uiPriority="47"/>
+    <w:lsdException w:name="List Table 3 Accent 6" w:uiPriority="48"/>
+    <w:lsdException w:name="List Table 4 Accent 6" w:uiPriority="49"/>
+    <w:lsdException w:name="List Table 5 Dark Accent 6" w:uiPriority="50"/>
+    <w:lsdException w:name="List Table 6 Colorful Accent 6" w:uiPriority="51"/>
+    <w:lsdException w:name="List Table 7 Colorful Accent 6" w:uiPriority="52"/>
+    <w:lsdException w:name="Mention" w:semiHidden="1" w:unhideWhenUsed="1"/>
+    <w:lsdException w:name="Smart Hyperlink" w:semiHidden="1" w:unhideWhenUsed="1"/>
+    <w:lsdException w:name="Hashtag" w:semiHidden="1" w:unhideWhenUsed="1"/>
+    <w:lsdException w:name="Unresolved Mention" w:semiHidden="1" w:unhideWhenUsed="1"/>
+    <w:lsdException w:name="Smart Link" w:semiHidden="1" w:unhideWhenUsed="1"/>
   </w:latentStyles>
   <w:style w:type="paragraph" w:default="1" w:styleId="Normal">
     <w:name w:val="Normal"/>
@@ -4274,6 +4145,7 @@
   <w:style w:type="character" w:default="1" w:styleId="DefaultParagraphFont">
     <w:name w:val="Default Paragraph Font"/>
     <w:uiPriority w:val="1"/>
+    <w:semiHidden/>
     <w:unhideWhenUsed/>
   </w:style>
   <w:style w:type="table" w:default="1" w:styleId="TableNormal">
@@ -5114,1745 +4986,8 @@
     <w:qFormat/>
     <w:rsid w:val="000F4FEF"/>
   </w:style>
-  <w:style w:type="character" w:customStyle="1" w:styleId="UnresolvedMention">
-    <w:name w:val="Unresolved Mention"/>
-    <w:basedOn w:val="DefaultParagraphFont"/>
-    <w:uiPriority w:val="99"/>
-    <w:semiHidden/>
-    <w:unhideWhenUsed/>
-    <w:rsid w:val="005E785C"/>
-    <w:rPr>
-      <w:color w:val="605E5C"/>
-      <w:shd w:val="clear" w:color="auto" w:fill="E1DFDD"/>
-    </w:rPr>
-  </w:style>
-  <w:style w:type="paragraph" w:customStyle="1" w:styleId="interviewsituationcondition">
-    <w:name w:val="interview situation condition"/>
-    <w:basedOn w:val="Heading1"/>
-    <w:next w:val="Heading2"/>
-    <w:qFormat/>
-    <w:rsid w:val="000F4FEF"/>
-    <w:pPr>
-      <w:keepNext/>
-      <w:keepLines/>
-      <w:pBdr>
-        <w:bottom w:val="none" w:sz="0" w:space="0" w:color="auto"/>
-      </w:pBdr>
-      <w:spacing w:after="60" w:afterAutospacing="0"/>
-    </w:pPr>
-    <w:rPr>
-      <w:rFonts w:asciiTheme="majorHAnsi" w:eastAsiaTheme="majorEastAsia" w:hAnsiTheme="majorHAnsi" w:cstheme="majorBidi"/>
-      <w:color w:val="FF0000"/>
-      <w:spacing w:val="0"/>
-      <w:sz w:val="24"/>
-      <w:szCs w:val="26"/>
-    </w:rPr>
-  </w:style>
-  <w:style w:type="paragraph" w:customStyle="1" w:styleId="heading">
-    <w:name w:val="heading"/>
-    <w:basedOn w:val="Normal"/>
-    <w:rsid w:val="00DD3DDA"/>
-    <w:pPr>
-      <w:spacing w:before="100" w:after="100"/>
-    </w:pPr>
-    <w:rPr>
-      <w:rFonts w:ascii="Times New Roman" w:eastAsia="Times New Roman" w:hAnsi="Times New Roman" w:cs="Times New Roman"/>
-      <w:sz w:val="24"/>
-      <w:szCs w:val="24"/>
-    </w:rPr>
-  </w:style>
-  <w:style w:type="character" w:customStyle="1" w:styleId="Interviewpinknote">
-    <w:name w:val="Interview pink note"/>
-    <w:basedOn w:val="BodyChar"/>
-    <w:uiPriority w:val="1"/>
-    <w:qFormat/>
-    <w:rsid w:val="00DD3DDA"/>
-    <w:rPr>
-      <w:rFonts w:ascii="Helvetica" w:eastAsiaTheme="minorHAnsi" w:hAnsi="Helvetica" w:cs="Tahoma"/>
-      <w:b w:val="0"/>
-      <w:bCs/>
-      <w:color w:val="FF99FF"/>
-      <w:sz w:val="24"/>
-      <w:szCs w:val="24"/>
-    </w:rPr>
-  </w:style>
-  <w:style w:type="paragraph" w:customStyle="1" w:styleId="interviewsituationp">
-    <w:name w:val="interview situation p"/>
-    <w:basedOn w:val="Body"/>
-    <w:next w:val="interviewsituationcondition"/>
-    <w:qFormat/>
-    <w:rsid w:val="00DD3DDA"/>
-    <w:pPr>
-      <w:spacing w:before="240" w:after="0" w:line="240" w:lineRule="auto"/>
-      <w:contextualSpacing/>
-    </w:pPr>
-  </w:style>
-  <w:style w:type="character" w:customStyle="1" w:styleId="Heading5Char">
-    <w:name w:val="Heading 5 Char"/>
-    <w:basedOn w:val="DefaultParagraphFont"/>
-    <w:link w:val="Heading5"/>
-    <w:uiPriority w:val="9"/>
-    <w:rsid w:val="000F4FEF"/>
-    <w:rPr>
-      <w:rFonts w:ascii="Arial" w:hAnsi="Arial" w:cs="Arial"/>
-      <w:color w:val="666666"/>
-    </w:rPr>
-  </w:style>
-  <w:style w:type="character" w:customStyle="1" w:styleId="Heading6Char">
-    <w:name w:val="Heading 6 Char"/>
-    <w:basedOn w:val="DefaultParagraphFont"/>
-    <w:link w:val="Heading6"/>
-    <w:uiPriority w:val="9"/>
-    <w:semiHidden/>
-    <w:rsid w:val="000F4FEF"/>
-    <w:rPr>
-      <w:rFonts w:ascii="Arial" w:hAnsi="Arial" w:cs="Arial"/>
-      <w:i/>
-      <w:color w:val="666666"/>
-    </w:rPr>
-  </w:style>
-  <w:style w:type="paragraph" w:styleId="TOC1">
-    <w:name w:val="toc 1"/>
-    <w:basedOn w:val="Normal"/>
-    <w:next w:val="Normal"/>
-    <w:autoRedefine/>
-    <w:uiPriority w:val="39"/>
-    <w:unhideWhenUsed/>
-    <w:rsid w:val="000F4FEF"/>
-    <w:pPr>
-      <w:spacing w:after="100"/>
-    </w:pPr>
-  </w:style>
-  <w:style w:type="paragraph" w:styleId="TOC2">
-    <w:name w:val="toc 2"/>
-    <w:basedOn w:val="Normal"/>
-    <w:next w:val="Normal"/>
-    <w:autoRedefine/>
-    <w:uiPriority w:val="39"/>
-    <w:unhideWhenUsed/>
-    <w:rsid w:val="000F4FEF"/>
-    <w:pPr>
-      <w:spacing w:after="100"/>
-      <w:ind w:left="240"/>
-    </w:pPr>
-  </w:style>
-  <w:style w:type="paragraph" w:styleId="TOC3">
-    <w:name w:val="toc 3"/>
-    <w:basedOn w:val="Normal"/>
-    <w:next w:val="Normal"/>
-    <w:autoRedefine/>
-    <w:uiPriority w:val="39"/>
-    <w:unhideWhenUsed/>
-    <w:rsid w:val="000F4FEF"/>
-    <w:pPr>
-      <w:spacing w:after="100"/>
-      <w:ind w:left="480"/>
-    </w:pPr>
-  </w:style>
-  <w:style w:type="paragraph" w:styleId="CommentText">
-    <w:name w:val="annotation text"/>
-    <w:basedOn w:val="Normal"/>
-    <w:link w:val="CommentTextChar"/>
-    <w:uiPriority w:val="99"/>
-    <w:unhideWhenUsed/>
-    <w:qFormat/>
-    <w:rsid w:val="000F4FEF"/>
-    <w:rPr>
-      <w:sz w:val="20"/>
-      <w:szCs w:val="20"/>
-    </w:rPr>
-  </w:style>
-  <w:style w:type="character" w:customStyle="1" w:styleId="CommentTextChar">
-    <w:name w:val="Comment Text Char"/>
-    <w:basedOn w:val="DefaultParagraphFont"/>
-    <w:link w:val="CommentText"/>
-    <w:uiPriority w:val="99"/>
-    <w:qFormat/>
-    <w:rsid w:val="000F4FEF"/>
-    <w:rPr>
-      <w:rFonts w:ascii="Arial" w:hAnsi="Arial" w:cs="Arial"/>
-      <w:sz w:val="20"/>
-      <w:szCs w:val="20"/>
-    </w:rPr>
-  </w:style>
-  <w:style w:type="paragraph" w:styleId="Header">
-    <w:name w:val="header"/>
-    <w:basedOn w:val="Normal"/>
-    <w:link w:val="HeaderChar"/>
-    <w:uiPriority w:val="99"/>
-    <w:unhideWhenUsed/>
-    <w:rsid w:val="000F4FEF"/>
-    <w:pPr>
-      <w:tabs>
-        <w:tab w:val="center" w:pos="4680"/>
-        <w:tab w:val="right" w:pos="9360"/>
-      </w:tabs>
-    </w:pPr>
-  </w:style>
-  <w:style w:type="character" w:customStyle="1" w:styleId="HeaderChar">
-    <w:name w:val="Header Char"/>
-    <w:basedOn w:val="DefaultParagraphFont"/>
-    <w:link w:val="Header"/>
-    <w:uiPriority w:val="99"/>
-    <w:rsid w:val="000F4FEF"/>
-    <w:rPr>
-      <w:rFonts w:ascii="Arial" w:hAnsi="Arial" w:cs="Arial"/>
-    </w:rPr>
-  </w:style>
-  <w:style w:type="character" w:styleId="CommentReference">
-    <w:name w:val="annotation reference"/>
-    <w:basedOn w:val="DefaultParagraphFont"/>
-    <w:uiPriority w:val="99"/>
-    <w:semiHidden/>
-    <w:unhideWhenUsed/>
-    <w:qFormat/>
-    <w:rsid w:val="000F4FEF"/>
-    <w:rPr>
-      <w:sz w:val="16"/>
-      <w:szCs w:val="16"/>
-    </w:rPr>
-  </w:style>
-  <w:style w:type="paragraph" w:styleId="Title">
-    <w:name w:val="Title"/>
-    <w:basedOn w:val="Normal"/>
-    <w:next w:val="Normal"/>
-    <w:link w:val="TitleChar"/>
-    <w:uiPriority w:val="10"/>
-    <w:qFormat/>
-    <w:rsid w:val="000F4FEF"/>
-    <w:pPr>
-      <w:spacing w:before="0" w:beforeAutospacing="0" w:after="100" w:line="276" w:lineRule="auto"/>
-    </w:pPr>
-    <w:rPr>
-      <w:rFonts w:ascii="Helvetica" w:hAnsi="Helvetica" w:cs="Helvetica"/>
-      <w:color w:val="0A2A78"/>
-      <w:spacing w:val="-2"/>
-      <w:sz w:val="48"/>
-      <w:szCs w:val="24"/>
-    </w:rPr>
-  </w:style>
-  <w:style w:type="character" w:customStyle="1" w:styleId="TitleChar">
-    <w:name w:val="Title Char"/>
-    <w:basedOn w:val="DefaultParagraphFont"/>
-    <w:link w:val="Title"/>
-    <w:uiPriority w:val="10"/>
-    <w:qFormat/>
-    <w:rsid w:val="000F4FEF"/>
-    <w:rPr>
-      <w:rFonts w:ascii="Helvetica" w:hAnsi="Helvetica" w:cs="Helvetica"/>
-      <w:color w:val="0A2A78"/>
-      <w:spacing w:val="-2"/>
-      <w:sz w:val="48"/>
-      <w:szCs w:val="24"/>
-    </w:rPr>
-  </w:style>
-  <w:style w:type="paragraph" w:styleId="Subtitle">
-    <w:name w:val="Subtitle"/>
-    <w:basedOn w:val="Normal"/>
-    <w:next w:val="Normal"/>
-    <w:link w:val="SubtitleChar"/>
-    <w:uiPriority w:val="11"/>
-    <w:qFormat/>
-    <w:rsid w:val="000F4FEF"/>
-    <w:pPr>
-      <w:keepNext/>
-      <w:keepLines/>
-      <w:spacing w:after="320"/>
-    </w:pPr>
-    <w:rPr>
-      <w:color w:val="666666"/>
-      <w:sz w:val="30"/>
-      <w:szCs w:val="30"/>
-    </w:rPr>
-  </w:style>
-  <w:style w:type="character" w:customStyle="1" w:styleId="SubtitleChar">
-    <w:name w:val="Subtitle Char"/>
-    <w:basedOn w:val="DefaultParagraphFont"/>
-    <w:link w:val="Subtitle"/>
-    <w:uiPriority w:val="11"/>
-    <w:rsid w:val="000F4FEF"/>
-    <w:rPr>
-      <w:rFonts w:ascii="Arial" w:hAnsi="Arial" w:cs="Arial"/>
-      <w:color w:val="666666"/>
-      <w:sz w:val="30"/>
-      <w:szCs w:val="30"/>
-    </w:rPr>
-  </w:style>
-  <w:style w:type="character" w:styleId="FollowedHyperlink">
-    <w:name w:val="FollowedHyperlink"/>
-    <w:basedOn w:val="DefaultParagraphFont"/>
-    <w:uiPriority w:val="99"/>
-    <w:semiHidden/>
-    <w:unhideWhenUsed/>
-    <w:rsid w:val="000F4FEF"/>
-    <w:rPr>
-      <w:color w:val="954F72" w:themeColor="followedHyperlink"/>
-      <w:u w:val="single"/>
-    </w:rPr>
-  </w:style>
-  <w:style w:type="character" w:styleId="Strong">
-    <w:name w:val="Strong"/>
-    <w:basedOn w:val="DefaultParagraphFont"/>
-    <w:uiPriority w:val="22"/>
-    <w:qFormat/>
-    <w:rsid w:val="000F4FEF"/>
-    <w:rPr>
-      <w:b/>
-      <w:bCs/>
-    </w:rPr>
-  </w:style>
-  <w:style w:type="character" w:styleId="Emphasis">
-    <w:name w:val="Emphasis"/>
-    <w:basedOn w:val="DefaultParagraphFont"/>
-    <w:uiPriority w:val="20"/>
-    <w:qFormat/>
-    <w:rsid w:val="000F4FEF"/>
-    <w:rPr>
-      <w:i/>
-      <w:iCs/>
-    </w:rPr>
-  </w:style>
-  <w:style w:type="paragraph" w:styleId="PlainText">
-    <w:name w:val="Plain Text"/>
-    <w:basedOn w:val="Normal"/>
-    <w:link w:val="PlainTextChar"/>
-    <w:uiPriority w:val="99"/>
-    <w:semiHidden/>
-    <w:unhideWhenUsed/>
-    <w:rsid w:val="00DD3DDA"/>
-    <w:pPr>
-      <w:spacing w:after="0"/>
-    </w:pPr>
-    <w:rPr>
-      <w:sz w:val="24"/>
-      <w:szCs w:val="21"/>
-    </w:rPr>
-  </w:style>
-  <w:style w:type="character" w:customStyle="1" w:styleId="PlainTextChar">
-    <w:name w:val="Plain Text Char"/>
-    <w:basedOn w:val="DefaultParagraphFont"/>
-    <w:link w:val="PlainText"/>
-    <w:uiPriority w:val="99"/>
-    <w:semiHidden/>
-    <w:rsid w:val="00DD3DDA"/>
-    <w:rPr>
-      <w:rFonts w:ascii="Arial" w:hAnsi="Arial" w:cs="Arial"/>
-      <w:sz w:val="24"/>
-      <w:szCs w:val="21"/>
-    </w:rPr>
-  </w:style>
-  <w:style w:type="paragraph" w:styleId="NormalWeb">
-    <w:name w:val="Normal (Web)"/>
-    <w:basedOn w:val="Normal"/>
-    <w:uiPriority w:val="99"/>
-    <w:unhideWhenUsed/>
-    <w:rsid w:val="000F4FEF"/>
-    <w:pPr>
-      <w:spacing w:before="100" w:after="100"/>
-    </w:pPr>
-    <w:rPr>
-      <w:rFonts w:ascii="Times New Roman" w:eastAsia="Times New Roman" w:hAnsi="Times New Roman" w:cs="Times New Roman"/>
-      <w:sz w:val="24"/>
-      <w:szCs w:val="24"/>
-    </w:rPr>
-  </w:style>
-  <w:style w:type="paragraph" w:styleId="HTMLPreformatted">
-    <w:name w:val="HTML Preformatted"/>
-    <w:basedOn w:val="Normal"/>
-    <w:link w:val="HTMLPreformattedChar"/>
-    <w:uiPriority w:val="99"/>
-    <w:semiHidden/>
-    <w:unhideWhenUsed/>
-    <w:rsid w:val="000F4FEF"/>
-    <w:pPr>
-      <w:tabs>
-        <w:tab w:val="left" w:pos="916"/>
-        <w:tab w:val="left" w:pos="1832"/>
-        <w:tab w:val="left" w:pos="2748"/>
-        <w:tab w:val="left" w:pos="3664"/>
-        <w:tab w:val="left" w:pos="4580"/>
-        <w:tab w:val="left" w:pos="5496"/>
-        <w:tab w:val="left" w:pos="6412"/>
-        <w:tab w:val="left" w:pos="7328"/>
-        <w:tab w:val="left" w:pos="8244"/>
-        <w:tab w:val="left" w:pos="9160"/>
-        <w:tab w:val="left" w:pos="10076"/>
-        <w:tab w:val="left" w:pos="10992"/>
-        <w:tab w:val="left" w:pos="11908"/>
-        <w:tab w:val="left" w:pos="12824"/>
-        <w:tab w:val="left" w:pos="13740"/>
-        <w:tab w:val="left" w:pos="14656"/>
-      </w:tabs>
-      <w:spacing w:before="0" w:beforeAutospacing="0" w:after="0" w:afterAutospacing="0"/>
-    </w:pPr>
-    <w:rPr>
-      <w:rFonts w:ascii="Courier New" w:eastAsia="Times New Roman" w:hAnsi="Courier New" w:cs="Courier New"/>
-      <w:sz w:val="20"/>
-      <w:szCs w:val="20"/>
-    </w:rPr>
-  </w:style>
-  <w:style w:type="character" w:customStyle="1" w:styleId="HTMLPreformattedChar">
-    <w:name w:val="HTML Preformatted Char"/>
-    <w:basedOn w:val="DefaultParagraphFont"/>
-    <w:link w:val="HTMLPreformatted"/>
-    <w:uiPriority w:val="99"/>
-    <w:semiHidden/>
-    <w:rsid w:val="000F4FEF"/>
-    <w:rPr>
-      <w:rFonts w:ascii="Courier New" w:eastAsia="Times New Roman" w:hAnsi="Courier New" w:cs="Courier New"/>
-      <w:sz w:val="20"/>
-      <w:szCs w:val="20"/>
-    </w:rPr>
-  </w:style>
-  <w:style w:type="paragraph" w:styleId="CommentSubject">
-    <w:name w:val="annotation subject"/>
-    <w:basedOn w:val="CommentText"/>
-    <w:next w:val="CommentText"/>
-    <w:link w:val="CommentSubjectChar"/>
-    <w:uiPriority w:val="99"/>
-    <w:semiHidden/>
-    <w:unhideWhenUsed/>
-    <w:rsid w:val="000F4FEF"/>
-    <w:rPr>
-      <w:b/>
-      <w:bCs/>
-    </w:rPr>
-  </w:style>
-  <w:style w:type="character" w:customStyle="1" w:styleId="CommentSubjectChar">
-    <w:name w:val="Comment Subject Char"/>
-    <w:basedOn w:val="CommentTextChar"/>
-    <w:link w:val="CommentSubject"/>
-    <w:uiPriority w:val="99"/>
-    <w:semiHidden/>
-    <w:rsid w:val="000F4FEF"/>
-    <w:rPr>
-      <w:rFonts w:ascii="Arial" w:hAnsi="Arial" w:cs="Arial"/>
-      <w:b/>
-      <w:bCs/>
-      <w:sz w:val="20"/>
-      <w:szCs w:val="20"/>
-    </w:rPr>
-  </w:style>
-  <w:style w:type="paragraph" w:styleId="BalloonText">
-    <w:name w:val="Balloon Text"/>
-    <w:basedOn w:val="Normal"/>
-    <w:link w:val="BalloonTextChar"/>
-    <w:uiPriority w:val="99"/>
-    <w:semiHidden/>
-    <w:unhideWhenUsed/>
-    <w:rsid w:val="000F4FEF"/>
-    <w:rPr>
-      <w:rFonts w:ascii="Segoe UI" w:hAnsi="Segoe UI" w:cs="Segoe UI"/>
-      <w:sz w:val="18"/>
-      <w:szCs w:val="18"/>
-    </w:rPr>
-  </w:style>
-  <w:style w:type="character" w:customStyle="1" w:styleId="BalloonTextChar">
-    <w:name w:val="Balloon Text Char"/>
-    <w:basedOn w:val="DefaultParagraphFont"/>
-    <w:link w:val="BalloonText"/>
-    <w:uiPriority w:val="99"/>
-    <w:semiHidden/>
-    <w:rsid w:val="000F4FEF"/>
-    <w:rPr>
-      <w:rFonts w:ascii="Segoe UI" w:hAnsi="Segoe UI" w:cs="Segoe UI"/>
-      <w:sz w:val="18"/>
-      <w:szCs w:val="18"/>
-    </w:rPr>
-  </w:style>
-  <w:style w:type="table" w:styleId="TableGrid">
-    <w:name w:val="Table Grid"/>
-    <w:basedOn w:val="TableNormal"/>
-    <w:uiPriority w:val="39"/>
-    <w:rsid w:val="000F4FEF"/>
-    <w:pPr>
-      <w:widowControl w:val="0"/>
-      <w:autoSpaceDE w:val="0"/>
-      <w:autoSpaceDN w:val="0"/>
-      <w:spacing w:beforeAutospacing="0" w:after="0" w:afterAutospacing="0" w:line="240" w:lineRule="auto"/>
-    </w:pPr>
-    <w:rPr>
-      <w:rFonts w:eastAsiaTheme="minorHAnsi"/>
-    </w:rPr>
-    <w:tblPr>
-      <w:tblBorders>
-        <w:top w:val="single" w:sz="4" w:space="0" w:color="auto"/>
-        <w:left w:val="single" w:sz="4" w:space="0" w:color="auto"/>
-        <w:bottom w:val="single" w:sz="4" w:space="0" w:color="auto"/>
-        <w:right w:val="single" w:sz="4" w:space="0" w:color="auto"/>
-        <w:insideH w:val="single" w:sz="4" w:space="0" w:color="auto"/>
-        <w:insideV w:val="single" w:sz="4" w:space="0" w:color="auto"/>
-      </w:tblBorders>
-    </w:tblPr>
-  </w:style>
-  <w:style w:type="paragraph" w:styleId="NoSpacing">
-    <w:name w:val="No Spacing"/>
-    <w:uiPriority w:val="1"/>
-    <w:qFormat/>
-    <w:rsid w:val="00DD3DDA"/>
-    <w:pPr>
-      <w:spacing w:beforeAutospacing="0" w:after="0" w:afterAutospacing="0"/>
-    </w:pPr>
-    <w:rPr>
-      <w:rFonts w:ascii="Helvetica" w:eastAsiaTheme="minorHAnsi" w:hAnsi="Helvetica"/>
-      <w:sz w:val="24"/>
-    </w:rPr>
-  </w:style>
-  <w:style w:type="paragraph" w:styleId="Quote">
-    <w:name w:val="Quote"/>
-    <w:basedOn w:val="Normal"/>
-    <w:next w:val="Normal"/>
-    <w:link w:val="QuoteChar"/>
-    <w:uiPriority w:val="29"/>
-    <w:rsid w:val="000F4FEF"/>
-    <w:pPr>
-      <w:spacing w:before="200" w:after="160"/>
-      <w:ind w:left="864" w:right="864"/>
-      <w:jc w:val="center"/>
-    </w:pPr>
-    <w:rPr>
-      <w:i/>
-      <w:iCs/>
-      <w:color w:val="404040" w:themeColor="text1" w:themeTint="BF"/>
-    </w:rPr>
-  </w:style>
-  <w:style w:type="character" w:customStyle="1" w:styleId="QuoteChar">
-    <w:name w:val="Quote Char"/>
-    <w:basedOn w:val="DefaultParagraphFont"/>
-    <w:link w:val="Quote"/>
-    <w:uiPriority w:val="29"/>
-    <w:rsid w:val="000F4FEF"/>
-    <w:rPr>
-      <w:rFonts w:ascii="Arial" w:hAnsi="Arial" w:cs="Arial"/>
-      <w:i/>
-      <w:iCs/>
-      <w:color w:val="404040" w:themeColor="text1" w:themeTint="BF"/>
-    </w:rPr>
-  </w:style>
-  <w:style w:type="character" w:styleId="SubtleEmphasis">
-    <w:name w:val="Subtle Emphasis"/>
-    <w:basedOn w:val="DefaultParagraphFont"/>
-    <w:uiPriority w:val="19"/>
-    <w:rsid w:val="000F4FEF"/>
-    <w:rPr>
-      <w:i/>
-      <w:iCs/>
-      <w:color w:val="404040" w:themeColor="text1" w:themeTint="BF"/>
-    </w:rPr>
-  </w:style>
-  <w:style w:type="paragraph" w:styleId="TOCHeading">
-    <w:name w:val="TOC Heading"/>
-    <w:basedOn w:val="Heading1"/>
-    <w:next w:val="Normal"/>
-    <w:uiPriority w:val="39"/>
-    <w:unhideWhenUsed/>
-    <w:qFormat/>
-    <w:rsid w:val="000F4FEF"/>
-    <w:pPr>
-      <w:spacing w:before="240" w:after="0" w:line="259" w:lineRule="auto"/>
-      <w:outlineLvl w:val="9"/>
-    </w:pPr>
-    <w:rPr>
-      <w:rFonts w:asciiTheme="majorHAnsi" w:eastAsiaTheme="majorEastAsia" w:hAnsiTheme="majorHAnsi" w:cstheme="majorBidi"/>
-      <w:color w:val="2F5496" w:themeColor="accent1" w:themeShade="BF"/>
-      <w:sz w:val="32"/>
-      <w:szCs w:val="32"/>
-    </w:rPr>
-  </w:style>
-  <w:style w:type="character" w:customStyle="1" w:styleId="BodyChar">
-    <w:name w:val="Body Char"/>
-    <w:basedOn w:val="DefaultParagraphFont"/>
-    <w:link w:val="Body"/>
-    <w:rsid w:val="000F4FEF"/>
-    <w:rPr>
-      <w:rFonts w:ascii="Helvetica" w:eastAsiaTheme="minorHAnsi" w:hAnsi="Helvetica" w:cs="Helvetica"/>
-      <w:sz w:val="24"/>
-      <w:szCs w:val="24"/>
-    </w:rPr>
-  </w:style>
-  <w:style w:type="paragraph" w:customStyle="1" w:styleId="interviewneedsediting">
-    <w:name w:val="interview needs editing"/>
-    <w:basedOn w:val="Normal"/>
-    <w:next w:val="Normal"/>
-    <w:qFormat/>
-    <w:rsid w:val="000F4FEF"/>
-    <w:pPr>
-      <w:shd w:val="clear" w:color="auto" w:fill="FFFF00"/>
-      <w:spacing w:after="60" w:line="360" w:lineRule="auto"/>
-    </w:pPr>
-    <w:rPr>
-      <w:sz w:val="21"/>
-      <w:szCs w:val="21"/>
-    </w:rPr>
-  </w:style>
-  <w:style w:type="table" w:customStyle="1" w:styleId="TableGridLight1">
-    <w:name w:val="Table Grid Light1"/>
-    <w:basedOn w:val="TableNormal"/>
-    <w:uiPriority w:val="40"/>
-    <w:rsid w:val="000F4FEF"/>
-    <w:pPr>
-      <w:spacing w:beforeAutospacing="0" w:after="0" w:afterAutospacing="0" w:line="240" w:lineRule="auto"/>
-    </w:pPr>
-    <w:rPr>
-      <w:rFonts w:eastAsiaTheme="minorHAnsi"/>
-    </w:rPr>
-    <w:tblPr>
-      <w:tblBorders>
-        <w:top w:val="single" w:sz="4" w:space="0" w:color="BFBFBF" w:themeColor="background1" w:themeShade="BF"/>
-        <w:left w:val="single" w:sz="4" w:space="0" w:color="BFBFBF" w:themeColor="background1" w:themeShade="BF"/>
-        <w:bottom w:val="single" w:sz="4" w:space="0" w:color="BFBFBF" w:themeColor="background1" w:themeShade="BF"/>
-        <w:right w:val="single" w:sz="4" w:space="0" w:color="BFBFBF" w:themeColor="background1" w:themeShade="BF"/>
-        <w:insideH w:val="single" w:sz="4" w:space="0" w:color="BFBFBF" w:themeColor="background1" w:themeShade="BF"/>
-        <w:insideV w:val="single" w:sz="4" w:space="0" w:color="BFBFBF" w:themeColor="background1" w:themeShade="BF"/>
-      </w:tblBorders>
-    </w:tblPr>
-  </w:style>
-</w:styles>
-</file>
-
-<file path=word/stylesWithEffects.xml><?xml version="1.0" encoding="utf-8"?>
-<w:styles xmlns:wpc="http://schemas.microsoft.com/office/word/2010/wordprocessingCanvas" xmlns:mc="http://schemas.openxmlformats.org/markup-compatibility/2006" xmlns:o="urn:schemas-microsoft-com:office:office" xmlns:r="http://schemas.openxmlformats.org/officeDocument/2006/relationships" xmlns:m="http://schemas.openxmlformats.org/officeDocument/2006/math" xmlns:v="urn:schemas-microsoft-com:vml" xmlns:wp14="http://schemas.microsoft.com/office/word/2010/wordprocessingDrawing" xmlns:wp="http://schemas.openxmlformats.org/drawingml/2006/wordprocessingDrawing" xmlns:w10="urn:schemas-microsoft-com:office:word" xmlns:w="http://schemas.openxmlformats.org/wordprocessingml/2006/main" xmlns:w14="http://schemas.microsoft.com/office/word/2010/wordml" xmlns:wpg="http://schemas.microsoft.com/office/word/2010/wordprocessingGroup" xmlns:wpi="http://schemas.microsoft.com/office/word/2010/wordprocessingInk" xmlns:wne="http://schemas.microsoft.com/office/word/2006/wordml" xmlns:wps="http://schemas.microsoft.com/office/word/2010/wordprocessingShape" mc:Ignorable="w14 wp14">
-  <w:docDefaults>
-    <w:rPrDefault>
-      <w:rPr>
-        <w:rFonts w:asciiTheme="minorHAnsi" w:eastAsia="Arial" w:hAnsiTheme="minorHAnsi" w:cstheme="minorBidi"/>
-        <w:sz w:val="22"/>
-        <w:szCs w:val="22"/>
-        <w:lang w:val="en-US" w:eastAsia="en-US" w:bidi="ar-SA"/>
-      </w:rPr>
-    </w:rPrDefault>
-    <w:pPrDefault>
-      <w:pPr>
-        <w:spacing w:beforeAutospacing="1" w:after="160" w:afterAutospacing="1" w:line="259" w:lineRule="auto"/>
-      </w:pPr>
-    </w:pPrDefault>
-  </w:docDefaults>
-  <w:latentStyles w:defLockedState="0" w:defUIPriority="99" w:defSemiHidden="1" w:defUnhideWhenUsed="1" w:defQFormat="0" w:count="267">
-    <w:lsdException w:name="Normal" w:semiHidden="0" w:uiPriority="0" w:unhideWhenUsed="0" w:qFormat="1"/>
-    <w:lsdException w:name="heading 1" w:semiHidden="0" w:uiPriority="9" w:unhideWhenUsed="0" w:qFormat="1"/>
-    <w:lsdException w:name="heading 2" w:uiPriority="9" w:qFormat="1"/>
-    <w:lsdException w:name="heading 3" w:uiPriority="9" w:qFormat="1"/>
-    <w:lsdException w:name="heading 4" w:uiPriority="9" w:qFormat="1"/>
-    <w:lsdException w:name="heading 5" w:uiPriority="9" w:qFormat="1"/>
-    <w:lsdException w:name="heading 6" w:uiPriority="9" w:qFormat="1"/>
-    <w:lsdException w:name="heading 7" w:uiPriority="9" w:qFormat="1"/>
-    <w:lsdException w:name="heading 8" w:uiPriority="9" w:qFormat="1"/>
-    <w:lsdException w:name="heading 9" w:uiPriority="9" w:qFormat="1"/>
-    <w:lsdException w:name="toc 1" w:uiPriority="39"/>
-    <w:lsdException w:name="toc 2" w:uiPriority="39"/>
-    <w:lsdException w:name="toc 3" w:uiPriority="39"/>
-    <w:lsdException w:name="toc 4" w:uiPriority="39"/>
-    <w:lsdException w:name="toc 5" w:uiPriority="39"/>
-    <w:lsdException w:name="toc 6" w:uiPriority="39"/>
-    <w:lsdException w:name="toc 7" w:uiPriority="39"/>
-    <w:lsdException w:name="toc 8" w:uiPriority="39"/>
-    <w:lsdException w:name="toc 9" w:uiPriority="39"/>
-    <w:lsdException w:name="annotation text" w:qFormat="1"/>
-    <w:lsdException w:name="caption" w:uiPriority="35" w:qFormat="1"/>
-    <w:lsdException w:name="annotation reference" w:qFormat="1"/>
-    <w:lsdException w:name="Title" w:semiHidden="0" w:uiPriority="10" w:unhideWhenUsed="0" w:qFormat="1"/>
-    <w:lsdException w:name="Default Paragraph Font" w:uiPriority="1"/>
-    <w:lsdException w:name="Body Text" w:uiPriority="1" w:qFormat="1"/>
-    <w:lsdException w:name="Subtitle" w:semiHidden="0" w:uiPriority="11" w:unhideWhenUsed="0" w:qFormat="1"/>
-    <w:lsdException w:name="Strong" w:semiHidden="0" w:uiPriority="22" w:unhideWhenUsed="0" w:qFormat="1"/>
-    <w:lsdException w:name="Emphasis" w:semiHidden="0" w:uiPriority="20" w:unhideWhenUsed="0" w:qFormat="1"/>
-    <w:lsdException w:name="Table Grid" w:semiHidden="0" w:uiPriority="39" w:unhideWhenUsed="0"/>
-    <w:lsdException w:name="Placeholder Text" w:unhideWhenUsed="0"/>
-    <w:lsdException w:name="No Spacing" w:semiHidden="0" w:uiPriority="1" w:unhideWhenUsed="0" w:qFormat="1"/>
-    <w:lsdException w:name="Light Shading" w:semiHidden="0" w:uiPriority="60" w:unhideWhenUsed="0"/>
-    <w:lsdException w:name="Light List" w:semiHidden="0" w:uiPriority="61" w:unhideWhenUsed="0"/>
-    <w:lsdException w:name="Light Grid" w:semiHidden="0" w:uiPriority="62" w:unhideWhenUsed="0"/>
-    <w:lsdException w:name="Medium Shading 1" w:semiHidden="0" w:uiPriority="63" w:unhideWhenUsed="0"/>
-    <w:lsdException w:name="Medium Shading 2" w:semiHidden="0" w:uiPriority="64" w:unhideWhenUsed="0"/>
-    <w:lsdException w:name="Medium List 1" w:semiHidden="0" w:uiPriority="65" w:unhideWhenUsed="0"/>
-    <w:lsdException w:name="Medium List 2" w:semiHidden="0" w:uiPriority="66" w:unhideWhenUsed="0"/>
-    <w:lsdException w:name="Medium Grid 1" w:semiHidden="0" w:uiPriority="67" w:unhideWhenUsed="0"/>
-    <w:lsdException w:name="Medium Grid 2" w:semiHidden="0" w:uiPriority="68" w:unhideWhenUsed="0"/>
-    <w:lsdException w:name="Medium Grid 3" w:semiHidden="0" w:uiPriority="69" w:unhideWhenUsed="0"/>
-    <w:lsdException w:name="Dark List" w:semiHidden="0" w:uiPriority="70" w:unhideWhenUsed="0"/>
-    <w:lsdException w:name="Colorful Shading" w:semiHidden="0" w:uiPriority="71" w:unhideWhenUsed="0"/>
-    <w:lsdException w:name="Colorful List" w:semiHidden="0" w:uiPriority="72" w:unhideWhenUsed="0"/>
-    <w:lsdException w:name="Colorful Grid" w:semiHidden="0" w:uiPriority="73" w:unhideWhenUsed="0"/>
-    <w:lsdException w:name="Light Shading Accent 1" w:semiHidden="0" w:uiPriority="60" w:unhideWhenUsed="0"/>
-    <w:lsdException w:name="Light List Accent 1" w:semiHidden="0" w:uiPriority="61" w:unhideWhenUsed="0"/>
-    <w:lsdException w:name="Light Grid Accent 1" w:semiHidden="0" w:uiPriority="62" w:unhideWhenUsed="0"/>
-    <w:lsdException w:name="Medium Shading 1 Accent 1" w:semiHidden="0" w:uiPriority="63" w:unhideWhenUsed="0"/>
-    <w:lsdException w:name="Medium Shading 2 Accent 1" w:semiHidden="0" w:uiPriority="64" w:unhideWhenUsed="0"/>
-    <w:lsdException w:name="Medium List 1 Accent 1" w:semiHidden="0" w:uiPriority="65" w:unhideWhenUsed="0"/>
-    <w:lsdException w:name="Revision" w:unhideWhenUsed="0"/>
-    <w:lsdException w:name="List Paragraph" w:semiHidden="0" w:uiPriority="34" w:unhideWhenUsed="0" w:qFormat="1"/>
-    <w:lsdException w:name="Quote" w:semiHidden="0" w:uiPriority="29" w:unhideWhenUsed="0" w:qFormat="1"/>
-    <w:lsdException w:name="Intense Quote" w:semiHidden="0" w:uiPriority="30" w:unhideWhenUsed="0" w:qFormat="1"/>
-    <w:lsdException w:name="Medium List 2 Accent 1" w:semiHidden="0" w:uiPriority="66" w:unhideWhenUsed="0"/>
-    <w:lsdException w:name="Medium Grid 1 Accent 1" w:semiHidden="0" w:uiPriority="67" w:unhideWhenUsed="0"/>
-    <w:lsdException w:name="Medium Grid 2 Accent 1" w:semiHidden="0" w:uiPriority="68" w:unhideWhenUsed="0"/>
-    <w:lsdException w:name="Medium Grid 3 Accent 1" w:semiHidden="0" w:uiPriority="69" w:unhideWhenUsed="0"/>
-    <w:lsdException w:name="Dark List Accent 1" w:semiHidden="0" w:uiPriority="70" w:unhideWhenUsed="0"/>
-    <w:lsdException w:name="Colorful Shading Accent 1" w:semiHidden="0" w:uiPriority="71" w:unhideWhenUsed="0"/>
-    <w:lsdException w:name="Colorful List Accent 1" w:semiHidden="0" w:uiPriority="72" w:unhideWhenUsed="0"/>
-    <w:lsdException w:name="Colorful Grid Accent 1" w:semiHidden="0" w:uiPriority="73" w:unhideWhenUsed="0"/>
-    <w:lsdException w:name="Light Shading Accent 2" w:semiHidden="0" w:uiPriority="60" w:unhideWhenUsed="0"/>
-    <w:lsdException w:name="Light List Accent 2" w:semiHidden="0" w:uiPriority="61" w:unhideWhenUsed="0"/>
-    <w:lsdException w:name="Light Grid Accent 2" w:semiHidden="0" w:uiPriority="62" w:unhideWhenUsed="0"/>
-    <w:lsdException w:name="Medium Shading 1 Accent 2" w:semiHidden="0" w:uiPriority="63" w:unhideWhenUsed="0"/>
-    <w:lsdException w:name="Medium Shading 2 Accent 2" w:semiHidden="0" w:uiPriority="64" w:unhideWhenUsed="0"/>
-    <w:lsdException w:name="Medium List 1 Accent 2" w:semiHidden="0" w:uiPriority="65" w:unhideWhenUsed="0"/>
-    <w:lsdException w:name="Medium List 2 Accent 2" w:semiHidden="0" w:uiPriority="66" w:unhideWhenUsed="0"/>
-    <w:lsdException w:name="Medium Grid 1 Accent 2" w:semiHidden="0" w:uiPriority="67" w:unhideWhenUsed="0"/>
-    <w:lsdException w:name="Medium Grid 2 Accent 2" w:semiHidden="0" w:uiPriority="68" w:unhideWhenUsed="0"/>
-    <w:lsdException w:name="Medium Grid 3 Accent 2" w:semiHidden="0" w:uiPriority="69" w:unhideWhenUsed="0"/>
-    <w:lsdException w:name="Dark List Accent 2" w:semiHidden="0" w:uiPriority="70" w:unhideWhenUsed="0"/>
-    <w:lsdException w:name="Colorful Shading Accent 2" w:semiHidden="0" w:uiPriority="71" w:unhideWhenUsed="0"/>
-    <w:lsdException w:name="Colorful List Accent 2" w:semiHidden="0" w:uiPriority="72" w:unhideWhenUsed="0"/>
-    <w:lsdException w:name="Colorful Grid Accent 2" w:semiHidden="0" w:uiPriority="73" w:unhideWhenUsed="0"/>
-    <w:lsdException w:name="Light Shading Accent 3" w:semiHidden="0" w:uiPriority="60" w:unhideWhenUsed="0"/>
-    <w:lsdException w:name="Light List Accent 3" w:semiHidden="0" w:uiPriority="61" w:unhideWhenUsed="0"/>
-    <w:lsdException w:name="Light Grid Accent 3" w:semiHidden="0" w:uiPriority="62" w:unhideWhenUsed="0"/>
-    <w:lsdException w:name="Medium Shading 1 Accent 3" w:semiHidden="0" w:uiPriority="63" w:unhideWhenUsed="0"/>
-    <w:lsdException w:name="Medium Shading 2 Accent 3" w:semiHidden="0" w:uiPriority="64" w:unhideWhenUsed="0"/>
-    <w:lsdException w:name="Medium List 1 Accent 3" w:semiHidden="0" w:uiPriority="65" w:unhideWhenUsed="0"/>
-    <w:lsdException w:name="Medium List 2 Accent 3" w:semiHidden="0" w:uiPriority="66" w:unhideWhenUsed="0"/>
-    <w:lsdException w:name="Medium Grid 1 Accent 3" w:semiHidden="0" w:uiPriority="67" w:unhideWhenUsed="0"/>
-    <w:lsdException w:name="Medium Grid 2 Accent 3" w:semiHidden="0" w:uiPriority="68" w:unhideWhenUsed="0"/>
-    <w:lsdException w:name="Medium Grid 3 Accent 3" w:semiHidden="0" w:uiPriority="69" w:unhideWhenUsed="0"/>
-    <w:lsdException w:name="Dark List Accent 3" w:semiHidden="0" w:uiPriority="70" w:unhideWhenUsed="0"/>
-    <w:lsdException w:name="Colorful Shading Accent 3" w:semiHidden="0" w:uiPriority="71" w:unhideWhenUsed="0"/>
-    <w:lsdException w:name="Colorful List Accent 3" w:semiHidden="0" w:uiPriority="72" w:unhideWhenUsed="0"/>
-    <w:lsdException w:name="Colorful Grid Accent 3" w:semiHidden="0" w:uiPriority="73" w:unhideWhenUsed="0"/>
-    <w:lsdException w:name="Light Shading Accent 4" w:semiHidden="0" w:uiPriority="60" w:unhideWhenUsed="0"/>
-    <w:lsdException w:name="Light List Accent 4" w:semiHidden="0" w:uiPriority="61" w:unhideWhenUsed="0"/>
-    <w:lsdException w:name="Light Grid Accent 4" w:semiHidden="0" w:uiPriority="62" w:unhideWhenUsed="0"/>
-    <w:lsdException w:name="Medium Shading 1 Accent 4" w:semiHidden="0" w:uiPriority="63" w:unhideWhenUsed="0"/>
-    <w:lsdException w:name="Medium Shading 2 Accent 4" w:semiHidden="0" w:uiPriority="64" w:unhideWhenUsed="0"/>
-    <w:lsdException w:name="Medium List 1 Accent 4" w:semiHidden="0" w:uiPriority="65" w:unhideWhenUsed="0"/>
-    <w:lsdException w:name="Medium List 2 Accent 4" w:semiHidden="0" w:uiPriority="66" w:unhideWhenUsed="0"/>
-    <w:lsdException w:name="Medium Grid 1 Accent 4" w:semiHidden="0" w:uiPriority="67" w:unhideWhenUsed="0"/>
-    <w:lsdException w:name="Medium Grid 2 Accent 4" w:semiHidden="0" w:uiPriority="68" w:unhideWhenUsed="0"/>
-    <w:lsdException w:name="Medium Grid 3 Accent 4" w:semiHidden="0" w:uiPriority="69" w:unhideWhenUsed="0"/>
-    <w:lsdException w:name="Dark List Accent 4" w:semiHidden="0" w:uiPriority="70" w:unhideWhenUsed="0"/>
-    <w:lsdException w:name="Colorful Shading Accent 4" w:semiHidden="0" w:uiPriority="71" w:unhideWhenUsed="0"/>
-    <w:lsdException w:name="Colorful List Accent 4" w:semiHidden="0" w:uiPriority="72" w:unhideWhenUsed="0"/>
-    <w:lsdException w:name="Colorful Grid Accent 4" w:semiHidden="0" w:uiPriority="73" w:unhideWhenUsed="0"/>
-    <w:lsdException w:name="Light Shading Accent 5" w:semiHidden="0" w:uiPriority="60" w:unhideWhenUsed="0"/>
-    <w:lsdException w:name="Light List Accent 5" w:semiHidden="0" w:uiPriority="61" w:unhideWhenUsed="0"/>
-    <w:lsdException w:name="Light Grid Accent 5" w:semiHidden="0" w:uiPriority="62" w:unhideWhenUsed="0"/>
-    <w:lsdException w:name="Medium Shading 1 Accent 5" w:semiHidden="0" w:uiPriority="63" w:unhideWhenUsed="0"/>
-    <w:lsdException w:name="Medium Shading 2 Accent 5" w:semiHidden="0" w:uiPriority="64" w:unhideWhenUsed="0"/>
-    <w:lsdException w:name="Medium List 1 Accent 5" w:semiHidden="0" w:uiPriority="65" w:unhideWhenUsed="0"/>
-    <w:lsdException w:name="Medium List 2 Accent 5" w:semiHidden="0" w:uiPriority="66" w:unhideWhenUsed="0"/>
-    <w:lsdException w:name="Medium Grid 1 Accent 5" w:semiHidden="0" w:uiPriority="67" w:unhideWhenUsed="0"/>
-    <w:lsdException w:name="Medium Grid 2 Accent 5" w:semiHidden="0" w:uiPriority="68" w:unhideWhenUsed="0"/>
-    <w:lsdException w:name="Medium Grid 3 Accent 5" w:semiHidden="0" w:uiPriority="69" w:unhideWhenUsed="0"/>
-    <w:lsdException w:name="Dark List Accent 5" w:semiHidden="0" w:uiPriority="70" w:unhideWhenUsed="0"/>
-    <w:lsdException w:name="Colorful Shading Accent 5" w:semiHidden="0" w:uiPriority="71" w:unhideWhenUsed="0"/>
-    <w:lsdException w:name="Colorful List Accent 5" w:semiHidden="0" w:uiPriority="72" w:unhideWhenUsed="0"/>
-    <w:lsdException w:name="Colorful Grid Accent 5" w:semiHidden="0" w:uiPriority="73" w:unhideWhenUsed="0"/>
-    <w:lsdException w:name="Light Shading Accent 6" w:semiHidden="0" w:uiPriority="60" w:unhideWhenUsed="0"/>
-    <w:lsdException w:name="Light List Accent 6" w:semiHidden="0" w:uiPriority="61" w:unhideWhenUsed="0"/>
-    <w:lsdException w:name="Light Grid Accent 6" w:semiHidden="0" w:uiPriority="62" w:unhideWhenUsed="0"/>
-    <w:lsdException w:name="Medium Shading 1 Accent 6" w:semiHidden="0" w:uiPriority="63" w:unhideWhenUsed="0"/>
-    <w:lsdException w:name="Medium Shading 2 Accent 6" w:semiHidden="0" w:uiPriority="64" w:unhideWhenUsed="0"/>
-    <w:lsdException w:name="Medium List 1 Accent 6" w:semiHidden="0" w:uiPriority="65" w:unhideWhenUsed="0"/>
-    <w:lsdException w:name="Medium List 2 Accent 6" w:semiHidden="0" w:uiPriority="66" w:unhideWhenUsed="0"/>
-    <w:lsdException w:name="Medium Grid 1 Accent 6" w:semiHidden="0" w:uiPriority="67" w:unhideWhenUsed="0"/>
-    <w:lsdException w:name="Medium Grid 2 Accent 6" w:semiHidden="0" w:uiPriority="68" w:unhideWhenUsed="0"/>
-    <w:lsdException w:name="Medium Grid 3 Accent 6" w:semiHidden="0" w:uiPriority="69" w:unhideWhenUsed="0"/>
-    <w:lsdException w:name="Dark List Accent 6" w:semiHidden="0" w:uiPriority="70" w:unhideWhenUsed="0"/>
-    <w:lsdException w:name="Colorful Shading Accent 6" w:semiHidden="0" w:uiPriority="71" w:unhideWhenUsed="0"/>
-    <w:lsdException w:name="Colorful List Accent 6" w:semiHidden="0" w:uiPriority="72" w:unhideWhenUsed="0"/>
-    <w:lsdException w:name="Colorful Grid Accent 6" w:semiHidden="0" w:uiPriority="73" w:unhideWhenUsed="0"/>
-    <w:lsdException w:name="Subtle Emphasis" w:semiHidden="0" w:uiPriority="19" w:unhideWhenUsed="0" w:qFormat="1"/>
-    <w:lsdException w:name="Intense Emphasis" w:semiHidden="0" w:uiPriority="21" w:unhideWhenUsed="0" w:qFormat="1"/>
-    <w:lsdException w:name="Subtle Reference" w:semiHidden="0" w:uiPriority="31" w:unhideWhenUsed="0" w:qFormat="1"/>
-    <w:lsdException w:name="Intense Reference" w:semiHidden="0" w:uiPriority="32" w:unhideWhenUsed="0" w:qFormat="1"/>
-    <w:lsdException w:name="Book Title" w:semiHidden="0" w:uiPriority="33" w:unhideWhenUsed="0" w:qFormat="1"/>
-    <w:lsdException w:name="Bibliography" w:uiPriority="37"/>
-    <w:lsdException w:name="TOC Heading" w:uiPriority="39" w:qFormat="1"/>
-  </w:latentStyles>
-  <w:style w:type="paragraph" w:default="1" w:styleId="Normal">
-    <w:name w:val="Normal"/>
-    <w:qFormat/>
-    <w:rsid w:val="000F4FEF"/>
-    <w:pPr>
-      <w:spacing w:before="-1" w:after="-1" w:line="240" w:lineRule="auto"/>
-    </w:pPr>
-    <w:rPr>
-      <w:rFonts w:ascii="Arial" w:hAnsi="Arial" w:cs="Arial"/>
-    </w:rPr>
-  </w:style>
-  <w:style w:type="paragraph" w:styleId="Heading1">
-    <w:name w:val="heading 1"/>
-    <w:basedOn w:val="Normal"/>
-    <w:link w:val="Heading1Char"/>
-    <w:uiPriority w:val="9"/>
-    <w:qFormat/>
-    <w:rsid w:val="000F4FEF"/>
-    <w:pPr>
-      <w:pBdr>
-        <w:bottom w:val="single" w:sz="4" w:space="1" w:color="A6A6A6" w:themeColor="background1" w:themeShade="A6"/>
-      </w:pBdr>
-      <w:spacing w:before="0" w:beforeAutospacing="0" w:after="100" w:line="276" w:lineRule="auto"/>
-      <w:outlineLvl w:val="0"/>
-    </w:pPr>
-    <w:rPr>
-      <w:rFonts w:ascii="Helvetica" w:hAnsi="Helvetica" w:cs="Helvetica"/>
-      <w:color w:val="0A2A78"/>
-      <w:spacing w:val="-4"/>
-      <w:sz w:val="40"/>
-      <w:szCs w:val="24"/>
-    </w:rPr>
-  </w:style>
-  <w:style w:type="paragraph" w:styleId="Heading2">
-    <w:name w:val="heading 2"/>
-    <w:basedOn w:val="Normal"/>
-    <w:next w:val="Normal"/>
-    <w:link w:val="Heading2Char"/>
-    <w:uiPriority w:val="9"/>
-    <w:unhideWhenUsed/>
-    <w:qFormat/>
-    <w:rsid w:val="000F4FEF"/>
-    <w:pPr>
-      <w:widowControl w:val="0"/>
-      <w:autoSpaceDE w:val="0"/>
-      <w:autoSpaceDN w:val="0"/>
-      <w:spacing w:before="0" w:beforeAutospacing="0" w:after="0" w:afterAutospacing="0" w:line="276" w:lineRule="auto"/>
-      <w:outlineLvl w:val="1"/>
-    </w:pPr>
-    <w:rPr>
-      <w:rFonts w:ascii="Helvetica" w:eastAsiaTheme="minorHAnsi" w:hAnsi="Helvetica" w:cs="Helvetica"/>
-      <w:color w:val="0A2A78"/>
-      <w:spacing w:val="-2"/>
-      <w:sz w:val="36"/>
-      <w:szCs w:val="24"/>
-    </w:rPr>
-  </w:style>
-  <w:style w:type="paragraph" w:styleId="Heading3">
-    <w:name w:val="heading 3"/>
-    <w:basedOn w:val="Heading2"/>
-    <w:next w:val="Body"/>
-    <w:link w:val="Heading3Char"/>
-    <w:uiPriority w:val="9"/>
-    <w:unhideWhenUsed/>
-    <w:qFormat/>
-    <w:rsid w:val="000F4FEF"/>
-    <w:pPr>
-      <w:outlineLvl w:val="2"/>
-    </w:pPr>
-    <w:rPr>
-      <w:sz w:val="32"/>
-    </w:rPr>
-  </w:style>
-  <w:style w:type="paragraph" w:styleId="Heading4">
-    <w:name w:val="heading 4"/>
-    <w:basedOn w:val="Normal"/>
-    <w:next w:val="Normal"/>
-    <w:link w:val="Heading4Char"/>
-    <w:uiPriority w:val="9"/>
-    <w:unhideWhenUsed/>
-    <w:qFormat/>
-    <w:rsid w:val="000F4FEF"/>
-    <w:pPr>
-      <w:widowControl w:val="0"/>
-      <w:autoSpaceDE w:val="0"/>
-      <w:autoSpaceDN w:val="0"/>
-      <w:spacing w:before="54" w:beforeAutospacing="0" w:after="120" w:afterAutospacing="0" w:line="276" w:lineRule="auto"/>
-      <w:ind w:left="360"/>
-      <w:outlineLvl w:val="3"/>
-    </w:pPr>
-    <w:rPr>
-      <w:rFonts w:ascii="Helvetica" w:eastAsiaTheme="minorHAnsi" w:hAnsi="Helvetica" w:cs="Helvetica"/>
-      <w:iCs/>
-      <w:color w:val="0A2A78"/>
-      <w:spacing w:val="-2"/>
-      <w:sz w:val="24"/>
-      <w:szCs w:val="24"/>
-    </w:rPr>
-  </w:style>
-  <w:style w:type="paragraph" w:styleId="Heading5">
-    <w:name w:val="heading 5"/>
-    <w:basedOn w:val="Normal"/>
-    <w:next w:val="Normal"/>
-    <w:link w:val="Heading5Char"/>
-    <w:uiPriority w:val="9"/>
-    <w:unhideWhenUsed/>
-    <w:qFormat/>
-    <w:rsid w:val="000F4FEF"/>
-    <w:pPr>
-      <w:keepNext/>
-      <w:keepLines/>
-      <w:spacing w:before="240" w:after="80"/>
-      <w:outlineLvl w:val="4"/>
-    </w:pPr>
-    <w:rPr>
-      <w:color w:val="666666"/>
-    </w:rPr>
-  </w:style>
-  <w:style w:type="paragraph" w:styleId="Heading6">
-    <w:name w:val="heading 6"/>
-    <w:basedOn w:val="Normal"/>
-    <w:next w:val="Normal"/>
-    <w:link w:val="Heading6Char"/>
-    <w:uiPriority w:val="9"/>
-    <w:semiHidden/>
-    <w:unhideWhenUsed/>
-    <w:qFormat/>
-    <w:rsid w:val="000F4FEF"/>
-    <w:pPr>
-      <w:keepNext/>
-      <w:keepLines/>
-      <w:spacing w:before="240" w:after="80"/>
-      <w:outlineLvl w:val="5"/>
-    </w:pPr>
-    <w:rPr>
-      <w:i/>
-      <w:color w:val="666666"/>
-    </w:rPr>
-  </w:style>
-  <w:style w:type="character" w:default="1" w:styleId="DefaultParagraphFont">
-    <w:name w:val="Default Paragraph Font"/>
-    <w:uiPriority w:val="1"/>
-    <w:unhideWhenUsed/>
-  </w:style>
-  <w:style w:type="table" w:default="1" w:styleId="TableNormal">
-    <w:name w:val="Normal Table"/>
-    <w:uiPriority w:val="99"/>
-    <w:semiHidden/>
-    <w:unhideWhenUsed/>
-    <w:tblPr>
-      <w:tblInd w:w="0" w:type="dxa"/>
-      <w:tblCellMar>
-        <w:top w:w="0" w:type="dxa"/>
-        <w:left w:w="108" w:type="dxa"/>
-        <w:bottom w:w="0" w:type="dxa"/>
-        <w:right w:w="108" w:type="dxa"/>
-      </w:tblCellMar>
-    </w:tblPr>
-  </w:style>
-  <w:style w:type="numbering" w:default="1" w:styleId="NoList">
-    <w:name w:val="No List"/>
-    <w:uiPriority w:val="99"/>
-    <w:semiHidden/>
-    <w:unhideWhenUsed/>
-  </w:style>
-  <w:style w:type="paragraph" w:customStyle="1" w:styleId="Code">
-    <w:name w:val="Code"/>
-    <w:basedOn w:val="Normal"/>
-    <w:qFormat/>
-    <w:rsid w:val="000F4FEF"/>
-    <w:rPr>
-      <w:rFonts w:ascii="Calibri" w:hAnsi="Calibri"/>
-    </w:rPr>
-  </w:style>
-  <w:style w:type="paragraph" w:customStyle="1" w:styleId="Body">
-    <w:name w:val="Body"/>
-    <w:basedOn w:val="Normal"/>
-    <w:link w:val="BodyChar"/>
-    <w:qFormat/>
-    <w:rsid w:val="000F4FEF"/>
-    <w:pPr>
-      <w:spacing w:before="0" w:beforeAutospacing="0" w:after="120" w:afterAutospacing="0" w:line="276" w:lineRule="auto"/>
-    </w:pPr>
-    <w:rPr>
-      <w:rFonts w:ascii="Helvetica" w:eastAsiaTheme="minorHAnsi" w:hAnsi="Helvetica" w:cs="Helvetica"/>
-      <w:sz w:val="24"/>
-      <w:szCs w:val="24"/>
-    </w:rPr>
-  </w:style>
-  <w:style w:type="character" w:customStyle="1" w:styleId="Heading1Char">
-    <w:name w:val="Heading 1 Char"/>
-    <w:basedOn w:val="DefaultParagraphFont"/>
-    <w:link w:val="Heading1"/>
-    <w:uiPriority w:val="9"/>
-    <w:rsid w:val="000F4FEF"/>
-    <w:rPr>
-      <w:rFonts w:ascii="Helvetica" w:hAnsi="Helvetica" w:cs="Helvetica"/>
-      <w:color w:val="0A2A78"/>
-      <w:spacing w:val="-4"/>
-      <w:sz w:val="40"/>
-      <w:szCs w:val="24"/>
-    </w:rPr>
-  </w:style>
-  <w:style w:type="paragraph" w:styleId="ListParagraph">
-    <w:name w:val="List Paragraph"/>
-    <w:basedOn w:val="BodyText"/>
-    <w:uiPriority w:val="34"/>
-    <w:qFormat/>
-    <w:rsid w:val="000F4FEF"/>
-    <w:pPr>
-      <w:widowControl w:val="0"/>
-      <w:numPr>
-        <w:numId w:val="35"/>
-      </w:numPr>
-      <w:autoSpaceDE w:val="0"/>
-      <w:autoSpaceDN w:val="0"/>
-      <w:spacing w:before="54" w:beforeAutospacing="0" w:afterAutospacing="0" w:line="276" w:lineRule="auto"/>
-    </w:pPr>
-    <w:rPr>
-      <w:rFonts w:ascii="Helvetica" w:eastAsiaTheme="minorHAnsi" w:hAnsi="Helvetica" w:cs="Helvetica"/>
-      <w:color w:val="202529"/>
-      <w:spacing w:val="-2"/>
-      <w:sz w:val="24"/>
-      <w:szCs w:val="24"/>
-    </w:rPr>
-  </w:style>
-  <w:style w:type="paragraph" w:customStyle="1" w:styleId="TFVariable">
-    <w:name w:val="TF Variable"/>
-    <w:basedOn w:val="Heading3"/>
-    <w:next w:val="Body"/>
-    <w:qFormat/>
-    <w:rsid w:val="000F4FEF"/>
-    <w:pPr>
-      <w:numPr>
-        <w:numId w:val="38"/>
-      </w:numPr>
-    </w:pPr>
-  </w:style>
-  <w:style w:type="character" w:customStyle="1" w:styleId="Heading3Char">
-    <w:name w:val="Heading 3 Char"/>
-    <w:basedOn w:val="DefaultParagraphFont"/>
-    <w:link w:val="Heading3"/>
-    <w:uiPriority w:val="9"/>
-    <w:qFormat/>
-    <w:rsid w:val="000F4FEF"/>
-    <w:rPr>
-      <w:rFonts w:ascii="Helvetica" w:eastAsiaTheme="minorHAnsi" w:hAnsi="Helvetica" w:cs="Helvetica"/>
-      <w:color w:val="0A2A78"/>
-      <w:spacing w:val="-2"/>
-      <w:sz w:val="32"/>
-      <w:szCs w:val="24"/>
-    </w:rPr>
-  </w:style>
-  <w:style w:type="paragraph" w:customStyle="1" w:styleId="interviewcondition">
-    <w:name w:val="interview condition"/>
-    <w:basedOn w:val="Normal"/>
-    <w:link w:val="interviewconditionChar"/>
-    <w:qFormat/>
-    <w:rsid w:val="00F44633"/>
-    <w:pPr>
-      <w:spacing w:after="60" w:line="360" w:lineRule="auto"/>
-    </w:pPr>
-    <w:rPr>
-      <w:rFonts w:asciiTheme="minorHAnsi" w:hAnsiTheme="minorHAnsi" w:cstheme="minorBidi"/>
-      <w:color w:val="00B050"/>
-      <w:u w:val="single"/>
-    </w:rPr>
-  </w:style>
-  <w:style w:type="character" w:customStyle="1" w:styleId="interviewconditionChar">
-    <w:name w:val="interview condition Char"/>
-    <w:basedOn w:val="DefaultParagraphFont"/>
-    <w:link w:val="interviewcondition"/>
-    <w:rsid w:val="00F44633"/>
-    <w:rPr>
-      <w:color w:val="00B050"/>
-      <w:u w:val="single"/>
-    </w:rPr>
-  </w:style>
-  <w:style w:type="paragraph" w:customStyle="1" w:styleId="interviewbutton">
-    <w:name w:val="interview button"/>
-    <w:basedOn w:val="Normal"/>
-    <w:next w:val="Normal"/>
-    <w:link w:val="interviewbuttonChar"/>
-    <w:qFormat/>
-    <w:rsid w:val="000F4FEF"/>
-    <w:pPr>
-      <w:shd w:val="clear" w:color="auto" w:fill="0070C0"/>
-      <w:spacing w:after="60" w:line="360" w:lineRule="auto"/>
-    </w:pPr>
-    <w:rPr>
-      <w:rFonts w:asciiTheme="minorHAnsi" w:hAnsiTheme="minorHAnsi" w:cstheme="minorBidi"/>
-      <w:color w:val="FFFFFF" w:themeColor="background1"/>
-      <w:szCs w:val="40"/>
-    </w:rPr>
-  </w:style>
-  <w:style w:type="character" w:customStyle="1" w:styleId="interviewbuttonChar">
-    <w:name w:val="interview button Char"/>
-    <w:basedOn w:val="DefaultParagraphFont"/>
-    <w:link w:val="interviewbutton"/>
-    <w:qFormat/>
-    <w:rsid w:val="000F4FEF"/>
-    <w:rPr>
-      <w:color w:val="FFFFFF" w:themeColor="background1"/>
-      <w:szCs w:val="40"/>
-      <w:shd w:val="clear" w:color="auto" w:fill="0070C0"/>
-    </w:rPr>
-  </w:style>
-  <w:style w:type="paragraph" w:styleId="BodyText">
-    <w:name w:val="Body Text"/>
-    <w:basedOn w:val="Normal"/>
-    <w:link w:val="BodyTextChar"/>
-    <w:uiPriority w:val="1"/>
-    <w:unhideWhenUsed/>
-    <w:qFormat/>
-    <w:rsid w:val="000F4FEF"/>
-    <w:pPr>
-      <w:spacing w:after="120"/>
-    </w:pPr>
-  </w:style>
-  <w:style w:type="character" w:customStyle="1" w:styleId="BodyTextChar">
-    <w:name w:val="Body Text Char"/>
-    <w:basedOn w:val="DefaultParagraphFont"/>
-    <w:link w:val="BodyText"/>
-    <w:uiPriority w:val="1"/>
-    <w:rsid w:val="000F4FEF"/>
-    <w:rPr>
-      <w:rFonts w:ascii="Arial" w:hAnsi="Arial" w:cs="Arial"/>
-    </w:rPr>
-  </w:style>
-  <w:style w:type="character" w:customStyle="1" w:styleId="interviewcondition2">
-    <w:name w:val="interview condition 2"/>
-    <w:basedOn w:val="Hyperlink"/>
-    <w:uiPriority w:val="1"/>
-    <w:qFormat/>
-    <w:rsid w:val="000F4FEF"/>
-    <w:rPr>
-      <w:rFonts w:ascii="Helvetica" w:eastAsia="Arial" w:hAnsi="Helvetica" w:cs="Helvetica"/>
-      <w:color w:val="009999"/>
-      <w:spacing w:val="-2"/>
-      <w:sz w:val="24"/>
-      <w:szCs w:val="24"/>
-      <w:u w:val="none"/>
-    </w:rPr>
-  </w:style>
-  <w:style w:type="character" w:styleId="Hyperlink">
-    <w:name w:val="Hyperlink"/>
-    <w:basedOn w:val="DefaultParagraphFont"/>
-    <w:uiPriority w:val="99"/>
-    <w:unhideWhenUsed/>
-    <w:rsid w:val="000F4FEF"/>
-    <w:rPr>
-      <w:rFonts w:ascii="Helvetica" w:hAnsi="Helvetica" w:cs="Helvetica"/>
-      <w:color w:val="0563C1" w:themeColor="hyperlink"/>
-      <w:spacing w:val="-2"/>
-      <w:sz w:val="24"/>
-      <w:szCs w:val="24"/>
-      <w:u w:val="none"/>
-    </w:rPr>
-  </w:style>
-  <w:style w:type="paragraph" w:customStyle="1" w:styleId="variable">
-    <w:name w:val="variable"/>
-    <w:basedOn w:val="Normal"/>
-    <w:qFormat/>
-    <w:rsid w:val="00B61CCF"/>
-    <w:pPr>
-      <w:spacing w:after="120" w:line="276" w:lineRule="auto"/>
-    </w:pPr>
-    <w:rPr>
-      <w:color w:val="FF7C80"/>
-      <w:shd w:val="clear" w:color="auto" w:fill="FFFFCC"/>
-      <w:lang w:val="en"/>
-    </w:rPr>
-  </w:style>
-  <w:style w:type="character" w:customStyle="1" w:styleId="Heading2Char">
-    <w:name w:val="Heading 2 Char"/>
-    <w:basedOn w:val="DefaultParagraphFont"/>
-    <w:link w:val="Heading2"/>
-    <w:uiPriority w:val="9"/>
-    <w:rsid w:val="000F4FEF"/>
-    <w:rPr>
-      <w:rFonts w:ascii="Helvetica" w:eastAsiaTheme="minorHAnsi" w:hAnsi="Helvetica" w:cs="Helvetica"/>
-      <w:color w:val="0A2A78"/>
-      <w:spacing w:val="-2"/>
-      <w:sz w:val="36"/>
-      <w:szCs w:val="24"/>
-    </w:rPr>
-  </w:style>
-  <w:style w:type="character" w:customStyle="1" w:styleId="Heading4Char">
-    <w:name w:val="Heading 4 Char"/>
-    <w:basedOn w:val="DefaultParagraphFont"/>
-    <w:link w:val="Heading4"/>
-    <w:uiPriority w:val="9"/>
-    <w:qFormat/>
-    <w:rsid w:val="000F4FEF"/>
-    <w:rPr>
-      <w:rFonts w:ascii="Helvetica" w:eastAsiaTheme="minorHAnsi" w:hAnsi="Helvetica" w:cs="Helvetica"/>
-      <w:iCs/>
-      <w:color w:val="0A2A78"/>
-      <w:spacing w:val="-2"/>
-      <w:sz w:val="24"/>
-      <w:szCs w:val="24"/>
-    </w:rPr>
-  </w:style>
-  <w:style w:type="paragraph" w:customStyle="1" w:styleId="Example">
-    <w:name w:val="Example"/>
-    <w:basedOn w:val="Heading4"/>
-    <w:next w:val="Normal"/>
-    <w:qFormat/>
-    <w:rsid w:val="000F4FEF"/>
-  </w:style>
-  <w:style w:type="paragraph" w:customStyle="1" w:styleId="Exampleparagraph">
-    <w:name w:val="Example paragraph"/>
-    <w:basedOn w:val="Body"/>
-    <w:next w:val="Body"/>
-    <w:qFormat/>
-    <w:rsid w:val="00CA58DD"/>
-    <w:pPr>
-      <w:ind w:left="416"/>
-    </w:pPr>
-    <w:rPr>
-      <w:color w:val="202529"/>
-      <w:spacing w:val="-2"/>
-    </w:rPr>
-  </w:style>
-  <w:style w:type="paragraph" w:customStyle="1" w:styleId="ListParagraphNumbered">
-    <w:name w:val="List Paragraph Numbered"/>
-    <w:basedOn w:val="ListParagraph"/>
-    <w:qFormat/>
-    <w:rsid w:val="000F4FEF"/>
-    <w:pPr>
-      <w:numPr>
-        <w:numId w:val="36"/>
-      </w:numPr>
-    </w:pPr>
-    <w:rPr>
-      <w:b/>
-    </w:rPr>
-  </w:style>
-  <w:style w:type="paragraph" w:customStyle="1" w:styleId="ExampleorImportantblock">
-    <w:name w:val="Example or Important block"/>
-    <w:basedOn w:val="Body"/>
-    <w:qFormat/>
-    <w:rsid w:val="000F4FEF"/>
-    <w:pPr>
-      <w:widowControl w:val="0"/>
-      <w:suppressAutoHyphens/>
-      <w:ind w:left="403"/>
-    </w:pPr>
-    <w:rPr>
-      <w:color w:val="202529"/>
-      <w:spacing w:val="-2"/>
-    </w:rPr>
-  </w:style>
-  <w:style w:type="paragraph" w:customStyle="1" w:styleId="Listnumbered">
-    <w:name w:val="List numbered"/>
-    <w:basedOn w:val="Normal"/>
-    <w:qFormat/>
-    <w:rsid w:val="000F4FEF"/>
-    <w:pPr>
-      <w:widowControl w:val="0"/>
-      <w:autoSpaceDE w:val="0"/>
-      <w:autoSpaceDN w:val="0"/>
-      <w:spacing w:before="54" w:beforeAutospacing="0" w:after="120" w:afterAutospacing="0" w:line="276" w:lineRule="auto"/>
-    </w:pPr>
-    <w:rPr>
-      <w:rFonts w:ascii="Helvetica" w:eastAsiaTheme="minorHAnsi" w:hAnsi="Helvetica" w:cs="Helvetica"/>
-      <w:color w:val="202529"/>
-      <w:spacing w:val="-2"/>
-      <w:sz w:val="24"/>
-      <w:szCs w:val="24"/>
-    </w:rPr>
-  </w:style>
-  <w:style w:type="character" w:customStyle="1" w:styleId="Helptextinquestionmark">
-    <w:name w:val="Help text in question mark"/>
-    <w:basedOn w:val="DefaultParagraphFont"/>
-    <w:uiPriority w:val="1"/>
-    <w:qFormat/>
-    <w:rsid w:val="000F4FEF"/>
-    <w:rPr>
-      <w:rFonts w:ascii="Tahoma" w:hAnsi="Tahoma" w:cs="Tahoma"/>
-      <w:color w:val="FFFFFF" w:themeColor="background1"/>
-      <w:szCs w:val="24"/>
-      <w:shd w:val="clear" w:color="auto" w:fill="33CCFF"/>
-    </w:rPr>
-  </w:style>
-  <w:style w:type="character" w:customStyle="1" w:styleId="interviewtextbox">
-    <w:name w:val="interview text box"/>
-    <w:basedOn w:val="DefaultParagraphFont"/>
-    <w:uiPriority w:val="1"/>
-    <w:qFormat/>
-    <w:rsid w:val="000F4FEF"/>
-    <w:rPr>
-      <w:shd w:val="clear" w:color="auto" w:fill="D9D9D9" w:themeFill="background1" w:themeFillShade="D9"/>
-    </w:rPr>
-  </w:style>
-  <w:style w:type="character" w:customStyle="1" w:styleId="interviewhelpquestionmark">
-    <w:name w:val="interview help question mark"/>
-    <w:basedOn w:val="DefaultParagraphFont"/>
-    <w:uiPriority w:val="1"/>
-    <w:qFormat/>
-    <w:rsid w:val="000F4FEF"/>
-    <w:rPr>
-      <w:color w:val="FFFFFF" w:themeColor="background1"/>
-      <w:shd w:val="clear" w:color="auto" w:fill="9CC2E5" w:themeFill="accent5" w:themeFillTint="99"/>
-    </w:rPr>
-  </w:style>
-  <w:style w:type="paragraph" w:customStyle="1" w:styleId="ListPlevel2">
-    <w:name w:val="List P level 2"/>
-    <w:basedOn w:val="ListParagraph"/>
-    <w:qFormat/>
-    <w:rsid w:val="000F4FEF"/>
-    <w:pPr>
-      <w:ind w:left="765"/>
-    </w:pPr>
-    <w:rPr>
-      <w:color w:val="auto"/>
-      <w:spacing w:val="0"/>
-    </w:rPr>
-  </w:style>
-  <w:style w:type="paragraph" w:customStyle="1" w:styleId="ListPlevel3">
-    <w:name w:val="List P level 3"/>
-    <w:basedOn w:val="ListPlevel2"/>
-    <w:qFormat/>
-    <w:rsid w:val="000F4FEF"/>
-    <w:pPr>
-      <w:tabs>
-        <w:tab w:val="num" w:pos="360"/>
-      </w:tabs>
-      <w:ind w:left="2160"/>
-    </w:pPr>
-  </w:style>
-  <w:style w:type="paragraph" w:customStyle="1" w:styleId="ListParagraphNumberedBold">
-    <w:name w:val="List Paragraph Numbered (Bold)"/>
-    <w:basedOn w:val="ListParagraphNumbered"/>
-    <w:qFormat/>
-    <w:rsid w:val="00AA522D"/>
-    <w:pPr>
-      <w:ind w:left="405"/>
-    </w:pPr>
-    <w:rPr>
-      <w:color w:val="auto"/>
-      <w:spacing w:val="0"/>
-    </w:rPr>
-  </w:style>
-  <w:style w:type="paragraph" w:styleId="Footer">
-    <w:name w:val="footer"/>
-    <w:basedOn w:val="Normal"/>
-    <w:link w:val="FooterChar"/>
-    <w:uiPriority w:val="99"/>
-    <w:unhideWhenUsed/>
-    <w:rsid w:val="000F4FEF"/>
-    <w:pPr>
-      <w:tabs>
-        <w:tab w:val="center" w:pos="4680"/>
-        <w:tab w:val="right" w:pos="9360"/>
-      </w:tabs>
-    </w:pPr>
-  </w:style>
-  <w:style w:type="character" w:customStyle="1" w:styleId="FooterChar">
-    <w:name w:val="Footer Char"/>
-    <w:basedOn w:val="DefaultParagraphFont"/>
-    <w:link w:val="Footer"/>
-    <w:uiPriority w:val="99"/>
-    <w:qFormat/>
-    <w:rsid w:val="000F4FEF"/>
-    <w:rPr>
-      <w:rFonts w:ascii="Arial" w:hAnsi="Arial" w:cs="Arial"/>
-    </w:rPr>
-  </w:style>
-  <w:style w:type="paragraph" w:customStyle="1" w:styleId="FooterRight">
-    <w:name w:val="Footer Right"/>
-    <w:basedOn w:val="Footer"/>
-    <w:qFormat/>
-    <w:rsid w:val="00FA6057"/>
-    <w:pPr>
-      <w:jc w:val="right"/>
-    </w:pPr>
-  </w:style>
-  <w:style w:type="paragraph" w:customStyle="1" w:styleId="interviewsituationpara">
-    <w:name w:val="interview situation para"/>
-    <w:basedOn w:val="Body"/>
-    <w:next w:val="interviewsituationcondition"/>
-    <w:link w:val="interviewsituationparaChar"/>
-    <w:qFormat/>
-    <w:rsid w:val="00DD3DDA"/>
-    <w:pPr>
-      <w:spacing w:before="120" w:after="0" w:line="240" w:lineRule="auto"/>
-      <w:contextualSpacing/>
-    </w:pPr>
-  </w:style>
-  <w:style w:type="character" w:customStyle="1" w:styleId="interviewsituationparaChar">
-    <w:name w:val="interview situation para Char"/>
-    <w:basedOn w:val="BodyChar"/>
-    <w:link w:val="interviewsituationpara"/>
-    <w:rsid w:val="00DD3DDA"/>
-    <w:rPr>
-      <w:rFonts w:ascii="Helvetica" w:eastAsiaTheme="minorHAnsi" w:hAnsi="Helvetica" w:cs="Helvetica"/>
-      <w:sz w:val="24"/>
-      <w:szCs w:val="24"/>
-    </w:rPr>
-  </w:style>
-  <w:style w:type="paragraph" w:customStyle="1" w:styleId="Done">
-    <w:name w:val="Done"/>
-    <w:basedOn w:val="ListParagraph"/>
-    <w:qFormat/>
-    <w:rsid w:val="00DD3DDA"/>
-    <w:pPr>
-      <w:numPr>
-        <w:ilvl w:val="1"/>
-        <w:numId w:val="19"/>
-      </w:numPr>
-    </w:pPr>
-  </w:style>
-  <w:style w:type="character" w:customStyle="1" w:styleId="subject">
-    <w:name w:val="subject"/>
-    <w:basedOn w:val="DefaultParagraphFont"/>
-    <w:rsid w:val="000F4FEF"/>
-  </w:style>
-  <w:style w:type="character" w:customStyle="1" w:styleId="convention">
-    <w:name w:val="convention"/>
-    <w:basedOn w:val="DefaultParagraphFont"/>
-    <w:uiPriority w:val="1"/>
-    <w:qFormat/>
-    <w:rsid w:val="000F4FEF"/>
-    <w:rPr>
-      <w:sz w:val="22"/>
-      <w:szCs w:val="22"/>
-      <w:shd w:val="clear" w:color="auto" w:fill="A6A6A6" w:themeFill="background1" w:themeFillShade="A6"/>
-    </w:rPr>
-  </w:style>
-  <w:style w:type="paragraph" w:customStyle="1" w:styleId="Default">
-    <w:name w:val="Default"/>
-    <w:rsid w:val="000F4FEF"/>
-    <w:pPr>
-      <w:autoSpaceDE w:val="0"/>
-      <w:autoSpaceDN w:val="0"/>
-      <w:adjustRightInd w:val="0"/>
-      <w:spacing w:beforeAutospacing="0" w:after="0" w:afterAutospacing="0" w:line="240" w:lineRule="auto"/>
-    </w:pPr>
-    <w:rPr>
-      <w:rFonts w:ascii="Arial" w:eastAsiaTheme="minorHAnsi" w:hAnsi="Arial" w:cs="Arial"/>
-      <w:color w:val="000000"/>
-      <w:sz w:val="24"/>
-      <w:szCs w:val="24"/>
-    </w:rPr>
-  </w:style>
-  <w:style w:type="paragraph" w:customStyle="1" w:styleId="Example-bulleted">
-    <w:name w:val="Example - bulleted"/>
-    <w:basedOn w:val="Body"/>
-    <w:qFormat/>
-    <w:rsid w:val="000F4FEF"/>
-    <w:pPr>
-      <w:widowControl w:val="0"/>
-      <w:numPr>
-        <w:numId w:val="28"/>
-      </w:numPr>
-      <w:suppressAutoHyphens/>
-      <w:autoSpaceDE w:val="0"/>
-      <w:autoSpaceDN w:val="0"/>
-      <w:spacing w:before="60"/>
-    </w:pPr>
-    <w:rPr>
-      <w:rFonts w:eastAsia="Calibri"/>
-    </w:rPr>
-  </w:style>
-  <w:style w:type="character" w:customStyle="1" w:styleId="f1-light">
-    <w:name w:val="f1-light"/>
-    <w:basedOn w:val="DefaultParagraphFont"/>
-    <w:rsid w:val="000F4FEF"/>
-  </w:style>
-  <w:style w:type="paragraph" w:customStyle="1" w:styleId="H3numberedfordirections">
-    <w:name w:val="H3 numbered for directions"/>
-    <w:basedOn w:val="Heading3"/>
-    <w:next w:val="Normal"/>
-    <w:qFormat/>
-    <w:rsid w:val="000F4FEF"/>
-    <w:pPr>
-      <w:numPr>
-        <w:numId w:val="29"/>
-      </w:numPr>
-      <w:outlineLvl w:val="9"/>
-    </w:pPr>
-  </w:style>
-  <w:style w:type="character" w:customStyle="1" w:styleId="Interviewbutton0">
-    <w:name w:val="Interview button"/>
-    <w:basedOn w:val="DefaultParagraphFont"/>
-    <w:uiPriority w:val="1"/>
-    <w:qFormat/>
-    <w:rsid w:val="000F4FEF"/>
-    <w:rPr>
-      <w:color w:val="FFFFFF" w:themeColor="background1"/>
-      <w:bdr w:val="none" w:sz="0" w:space="0" w:color="auto"/>
-      <w:shd w:val="clear" w:color="auto" w:fill="0B5ED8"/>
-    </w:rPr>
-  </w:style>
-  <w:style w:type="paragraph" w:customStyle="1" w:styleId="interviewbuttons">
-    <w:name w:val="interview buttons"/>
-    <w:basedOn w:val="Normal"/>
-    <w:qFormat/>
-    <w:rsid w:val="000F4FEF"/>
-    <w:pPr>
-      <w:pBdr>
-        <w:top w:val="single" w:sz="12" w:space="1" w:color="0070C0"/>
-        <w:left w:val="single" w:sz="12" w:space="4" w:color="0070C0"/>
-        <w:bottom w:val="single" w:sz="12" w:space="1" w:color="0070C0"/>
-        <w:right w:val="single" w:sz="12" w:space="4" w:color="0070C0"/>
-        <w:between w:val="single" w:sz="12" w:space="1" w:color="0070C0"/>
-        <w:bar w:val="single" w:sz="12" w:color="0070C0"/>
-      </w:pBdr>
-      <w:shd w:val="clear" w:color="auto" w:fill="FFFFFF"/>
-      <w:spacing w:after="0"/>
-      <w:ind w:left="-58" w:right="-216"/>
-    </w:pPr>
-    <w:rPr>
-      <w:sz w:val="21"/>
-      <w:szCs w:val="21"/>
-    </w:rPr>
-  </w:style>
-  <w:style w:type="paragraph" w:customStyle="1" w:styleId="interviewcheckboxes">
-    <w:name w:val="interview checkboxes"/>
-    <w:basedOn w:val="ListParagraph"/>
-    <w:qFormat/>
-    <w:rsid w:val="000F4FEF"/>
-    <w:pPr>
-      <w:numPr>
-        <w:numId w:val="31"/>
-      </w:numPr>
-      <w:pBdr>
-        <w:top w:val="single" w:sz="12" w:space="1" w:color="0070C0"/>
-        <w:left w:val="single" w:sz="12" w:space="4" w:color="0070C0"/>
-        <w:bottom w:val="single" w:sz="12" w:space="1" w:color="0070C0"/>
-        <w:right w:val="single" w:sz="12" w:space="4" w:color="0070C0"/>
-        <w:between w:val="single" w:sz="12" w:space="1" w:color="0070C0"/>
-        <w:bar w:val="single" w:sz="12" w:color="0070C0"/>
-      </w:pBdr>
-    </w:pPr>
-  </w:style>
-  <w:style w:type="character" w:customStyle="1" w:styleId="interviewclickformoreinfo-definition">
-    <w:name w:val="interview click for more info - definition"/>
-    <w:uiPriority w:val="1"/>
-    <w:qFormat/>
-    <w:rsid w:val="000F4FEF"/>
-    <w:rPr>
-      <w:color w:val="00B050"/>
-      <w:u w:val="dash" w:color="92D050"/>
-    </w:rPr>
-  </w:style>
-  <w:style w:type="character" w:customStyle="1" w:styleId="InterviewCommentText">
-    <w:name w:val="Interview Comment Text"/>
-    <w:basedOn w:val="BodyTextChar"/>
-    <w:uiPriority w:val="1"/>
-    <w:qFormat/>
-    <w:rsid w:val="000F4FEF"/>
-    <w:rPr>
-      <w:rFonts w:ascii="Helvetica" w:eastAsia="Arial" w:hAnsi="Helvetica" w:cs="Helvetica"/>
-      <w:color w:val="7030A0"/>
-      <w:spacing w:val="-2"/>
-      <w:sz w:val="24"/>
-      <w:szCs w:val="24"/>
-    </w:rPr>
-  </w:style>
-  <w:style w:type="character" w:customStyle="1" w:styleId="interviewconvention">
-    <w:name w:val="interview convention"/>
-    <w:basedOn w:val="DefaultParagraphFont"/>
-    <w:uiPriority w:val="1"/>
-    <w:qFormat/>
-    <w:rsid w:val="000F4FEF"/>
-    <w:rPr>
-      <w:sz w:val="22"/>
-      <w:szCs w:val="22"/>
-      <w:shd w:val="clear" w:color="auto" w:fill="A6A6A6" w:themeFill="background1" w:themeFillShade="A6"/>
-    </w:rPr>
-  </w:style>
-  <w:style w:type="paragraph" w:customStyle="1" w:styleId="interviewglossarywordintemplate">
-    <w:name w:val="interview glossary word in template"/>
-    <w:basedOn w:val="Normal"/>
-    <w:link w:val="interviewglossarywordintemplateChar"/>
-    <w:qFormat/>
-    <w:rsid w:val="000F4FEF"/>
-    <w:pPr>
-      <w:spacing w:after="60" w:line="360" w:lineRule="auto"/>
-    </w:pPr>
-    <w:rPr>
-      <w:rFonts w:asciiTheme="minorHAnsi" w:hAnsiTheme="minorHAnsi" w:cstheme="minorBidi"/>
-    </w:rPr>
-  </w:style>
-  <w:style w:type="character" w:customStyle="1" w:styleId="interviewglossarywordintemplateChar">
-    <w:name w:val="interview glossary word in template Char"/>
-    <w:basedOn w:val="DefaultParagraphFont"/>
-    <w:link w:val="interviewglossarywordintemplate"/>
-    <w:rsid w:val="000F4FEF"/>
-  </w:style>
-  <w:style w:type="character" w:customStyle="1" w:styleId="interviewsituation">
-    <w:name w:val="interview situation"/>
-    <w:basedOn w:val="interviewneedstobewritten"/>
-    <w:uiPriority w:val="1"/>
-    <w:qFormat/>
-    <w:rsid w:val="00DD3DDA"/>
-    <w:rPr>
-      <w:shd w:val="clear" w:color="auto" w:fill="FFFF00"/>
-    </w:rPr>
-  </w:style>
-  <w:style w:type="character" w:customStyle="1" w:styleId="interviewneedstobewritten">
-    <w:name w:val="interview needs to be written"/>
-    <w:basedOn w:val="DefaultParagraphFont"/>
-    <w:uiPriority w:val="1"/>
-    <w:qFormat/>
-    <w:rsid w:val="000F4FEF"/>
-    <w:rPr>
-      <w:shd w:val="clear" w:color="auto" w:fill="FFFF00"/>
-    </w:rPr>
-  </w:style>
-  <w:style w:type="character" w:customStyle="1" w:styleId="interviewPAPtexttrigger">
-    <w:name w:val="interview PAP text trigger"/>
-    <w:basedOn w:val="DefaultParagraphFont"/>
-    <w:uiPriority w:val="1"/>
-    <w:qFormat/>
-    <w:rsid w:val="000F4FEF"/>
-    <w:rPr>
-      <w:shd w:val="clear" w:color="auto" w:fill="009999"/>
-    </w:rPr>
-  </w:style>
-  <w:style w:type="character" w:customStyle="1" w:styleId="interviewpdf">
-    <w:name w:val="interview pdf"/>
-    <w:basedOn w:val="DefaultParagraphFont"/>
-    <w:uiPriority w:val="1"/>
-    <w:qFormat/>
-    <w:rsid w:val="000F4FEF"/>
-    <w:rPr>
-      <w:b/>
-      <w:szCs w:val="24"/>
-      <w:shd w:val="clear" w:color="auto" w:fill="FF00FF"/>
-    </w:rPr>
-  </w:style>
-  <w:style w:type="paragraph" w:customStyle="1" w:styleId="interviewquestionid">
-    <w:name w:val="interview question id"/>
-    <w:basedOn w:val="BodyText"/>
-    <w:qFormat/>
-    <w:rsid w:val="000F4FEF"/>
-    <w:pPr>
-      <w:spacing w:before="240" w:after="0"/>
-    </w:pPr>
-    <w:rPr>
-      <w:color w:val="FF9F9F"/>
-    </w:rPr>
-  </w:style>
-  <w:style w:type="paragraph" w:customStyle="1" w:styleId="interviewradiobuttons">
-    <w:name w:val="interview radio buttons"/>
-    <w:basedOn w:val="ListParagraph"/>
-    <w:qFormat/>
-    <w:rsid w:val="000F4FEF"/>
-    <w:pPr>
-      <w:numPr>
-        <w:numId w:val="32"/>
-      </w:numPr>
-      <w:pBdr>
-        <w:top w:val="single" w:sz="12" w:space="1" w:color="0070C0"/>
-        <w:left w:val="single" w:sz="12" w:space="4" w:color="0070C0"/>
-        <w:bottom w:val="single" w:sz="12" w:space="1" w:color="0070C0"/>
-        <w:right w:val="single" w:sz="12" w:space="4" w:color="0070C0"/>
-        <w:between w:val="single" w:sz="12" w:space="1" w:color="0070C0"/>
-        <w:bar w:val="single" w:sz="12" w:color="0070C0"/>
-      </w:pBdr>
-      <w:shd w:val="clear" w:color="auto" w:fill="FFFFFF"/>
-      <w:spacing w:after="480" w:line="360" w:lineRule="auto"/>
-      <w:ind w:right="-220"/>
-    </w:pPr>
-    <w:rPr>
-      <w:szCs w:val="21"/>
-    </w:rPr>
-  </w:style>
-  <w:style w:type="character" w:customStyle="1" w:styleId="interviewvariable">
-    <w:name w:val="interview variable"/>
-    <w:basedOn w:val="DefaultParagraphFont"/>
-    <w:uiPriority w:val="1"/>
-    <w:qFormat/>
-    <w:rsid w:val="000F4FEF"/>
-    <w:rPr>
-      <w:color w:val="FF7C80"/>
-      <w:shd w:val="clear" w:color="auto" w:fill="FFFFCC"/>
-    </w:rPr>
-  </w:style>
-  <w:style w:type="paragraph" w:customStyle="1" w:styleId="Listnumberedunderbullet">
-    <w:name w:val="List numbered under bullet"/>
-    <w:basedOn w:val="Normal"/>
-    <w:qFormat/>
-    <w:rsid w:val="000F4FEF"/>
-    <w:pPr>
-      <w:widowControl w:val="0"/>
-      <w:numPr>
-        <w:ilvl w:val="4"/>
-        <w:numId w:val="33"/>
-      </w:numPr>
-      <w:autoSpaceDE w:val="0"/>
-      <w:autoSpaceDN w:val="0"/>
-      <w:spacing w:before="54" w:beforeAutospacing="0" w:after="120" w:afterAutospacing="0" w:line="276" w:lineRule="auto"/>
-    </w:pPr>
-    <w:rPr>
-      <w:rFonts w:ascii="Helvetica" w:eastAsiaTheme="minorHAnsi" w:hAnsi="Helvetica" w:cs="Helvetica"/>
-      <w:color w:val="202529"/>
-      <w:spacing w:val="-2"/>
-      <w:sz w:val="24"/>
-      <w:szCs w:val="24"/>
-    </w:rPr>
-  </w:style>
-  <w:style w:type="paragraph" w:customStyle="1" w:styleId="MLRIAdvocacyguideforPDFPart">
-    <w:name w:val="MLRI Advocacy guide for PDF Part"/>
-    <w:basedOn w:val="Normal"/>
-    <w:qFormat/>
-    <w:rsid w:val="000F4FEF"/>
-    <w:pPr>
-      <w:spacing w:before="480" w:after="80" w:line="320" w:lineRule="exact"/>
-      <w:ind w:left="187"/>
-    </w:pPr>
-    <w:rPr>
-      <w:rFonts w:ascii="Bookman Old Style" w:hAnsi="Bookman Old Style"/>
-      <w:color w:val="808080"/>
-      <w:szCs w:val="28"/>
-    </w:rPr>
-  </w:style>
-  <w:style w:type="character" w:customStyle="1" w:styleId="NumChar">
-    <w:name w:val="NumChar"/>
-    <w:basedOn w:val="DefaultParagraphFont"/>
-    <w:uiPriority w:val="1"/>
-    <w:qFormat/>
-    <w:rsid w:val="000F4FEF"/>
-    <w:rPr>
-      <w:rFonts w:eastAsiaTheme="minorHAnsi"/>
-    </w:rPr>
-  </w:style>
-  <w:style w:type="paragraph" w:customStyle="1" w:styleId="one-indent">
-    <w:name w:val="one-indent"/>
-    <w:basedOn w:val="Normal"/>
-    <w:rsid w:val="000F4FEF"/>
-    <w:pPr>
-      <w:spacing w:before="100" w:after="100"/>
-    </w:pPr>
-    <w:rPr>
-      <w:rFonts w:ascii="Times New Roman" w:eastAsia="Times New Roman" w:hAnsi="Times New Roman" w:cs="Times New Roman"/>
-      <w:sz w:val="24"/>
-      <w:szCs w:val="24"/>
-    </w:rPr>
-  </w:style>
-  <w:style w:type="character" w:customStyle="1" w:styleId="small">
-    <w:name w:val="small"/>
-    <w:basedOn w:val="DefaultParagraphFont"/>
-    <w:rsid w:val="000F4FEF"/>
-    <w:rPr>
-      <w:rFonts w:cs="Times New Roman"/>
-    </w:rPr>
-  </w:style>
-  <w:style w:type="paragraph" w:customStyle="1" w:styleId="StyleHeading1Hanging008">
-    <w:name w:val="Style Heading 1 + Hanging:  0.08&quot;"/>
-    <w:basedOn w:val="Heading1"/>
-    <w:qFormat/>
-    <w:rsid w:val="000F4FEF"/>
-    <w:pPr>
-      <w:spacing w:before="120"/>
-      <w:ind w:hanging="115"/>
-    </w:pPr>
-    <w:rPr>
-      <w:rFonts w:eastAsia="Times New Roman" w:cs="Times New Roman"/>
-      <w:szCs w:val="20"/>
-    </w:rPr>
-  </w:style>
-  <w:style w:type="numbering" w:customStyle="1" w:styleId="Style1">
-    <w:name w:val="Style1"/>
-    <w:uiPriority w:val="99"/>
-    <w:rsid w:val="000F4FEF"/>
-    <w:pPr>
-      <w:numPr>
-        <w:numId w:val="17"/>
-      </w:numPr>
-    </w:pPr>
-  </w:style>
-  <w:style w:type="paragraph" w:customStyle="1" w:styleId="TableParagraph">
-    <w:name w:val="Table Paragraph"/>
-    <w:basedOn w:val="Normal"/>
-    <w:uiPriority w:val="1"/>
-    <w:qFormat/>
-    <w:rsid w:val="000F4FEF"/>
-  </w:style>
-  <w:style w:type="character" w:customStyle="1" w:styleId="UnresolvedMention">
-    <w:name w:val="Unresolved Mention"/>
+  <w:style w:type="character" w:customStyle="1" w:styleId="UnresolvedMention1">
+    <w:name w:val="Unresolved Mention1"/>
     <w:basedOn w:val="DefaultParagraphFont"/>
     <w:uiPriority w:val="99"/>
     <w:semiHidden/>
@@ -7736,7 +5871,7 @@
   <a:extraClrSchemeLst/>
   <a:extLst>
     <a:ext uri="{05A4C25C-085E-4340-85A3-A5531E510DB2}">
-      <thm15:themeFamily xmlns="" xmlns:thm15="http://schemas.microsoft.com/office/thememl/2012/main" name="Office Theme" id="{62F939B6-93AF-4DB8-9C6B-D6C7DFDC589F}" vid="{4A3C46E8-61CC-4603-A589-7422A47A8E4A}"/>
+      <thm15:themeFamily xmlns:thm15="http://schemas.microsoft.com/office/thememl/2012/main" name="Office Theme" id="{62F939B6-93AF-4DB8-9C6B-D6C7DFDC589F}" vid="{4A3C46E8-61CC-4603-A589-7422A47A8E4A}"/>
     </a:ext>
   </a:extLst>
 </a:theme>

--- a/docassemble/AKA2JBranding/data/templates/paternity_content.docx
+++ b/docassemble/AKA2JBranding/data/templates/paternity_content.docx
@@ -136,14 +136,7 @@
           <w:rPr>
             <w:rStyle w:val="Hyperlink"/>
           </w:rPr>
-          <w:t xml:space="preserve">Fill-In </w:t>
-        </w:r>
-        <w:r>
-          <w:rPr>
-            <w:rStyle w:val="Hyperlink"/>
-            <w:bCs/>
-          </w:rPr>
-          <w:t>PDF</w:t>
+          <w:t>Fill in PDF</w:t>
         </w:r>
       </w:hyperlink>
       <w:r>
@@ -158,7 +151,26 @@
         <w:pStyle w:val="Body"/>
       </w:pPr>
       <w:r>
-        <w:t>The court will decide where the test is done (usually CSED) and who will pay.</w:t>
+        <w:t>The court will decide where the test is done</w:t>
+      </w:r>
+      <w:r>
+        <w:t xml:space="preserve">, </w:t>
+      </w:r>
+      <w:r>
+        <w:t xml:space="preserve">usually </w:t>
+      </w:r>
+      <w:r>
+        <w:rPr>
+          <w:b/>
+          <w:bCs/>
+        </w:rPr>
+        <w:t>Child Support Enforcement Division (CSED)</w:t>
+      </w:r>
+      <w:r>
+        <w:t>,</w:t>
+      </w:r>
+      <w:r>
+        <w:t xml:space="preserve"> and who will pay.</w:t>
       </w:r>
     </w:p>
     <w:p>
@@ -186,7 +198,19 @@
         <w:ind w:left="495"/>
       </w:pPr>
       <w:r>
-        <w:t>Either the mother or the father may complete an application for CSED services (if there isn't already an open CSED case) and a paternity affidavit.</w:t>
+        <w:t>Either the mother or the father may complete an application for CSED services</w:t>
+      </w:r>
+      <w:r>
+        <w:t xml:space="preserve">, </w:t>
+      </w:r>
+      <w:r>
+        <w:t>if there isn't already an open CSED case</w:t>
+      </w:r>
+      <w:r>
+        <w:t xml:space="preserve">, </w:t>
+      </w:r>
+      <w:r>
+        <w:t xml:space="preserve"> and a paternity affidavit.</w:t>
       </w:r>
     </w:p>
     <w:p>
@@ -199,7 +223,13 @@
         <w:ind w:left="495"/>
       </w:pPr>
       <w:r>
-        <w:t>If the father is not willing to sign a voluntary affidavit, CSED may order DNA testing to prove fatherhood. If CSED orders the test, the State will pay the costs for the mother, the child and the man named as the father. If the father is identified by the tests, he will be asked to reimburse the State for the costs. If the man is not the father, he will not have to pay for the tests. If either the mother or the father challenges the original test results, they may pay for a second test.</w:t>
+        <w:t>If the father is not willing to sign a voluntary affidavit, CSED may order DNA testing to prove fatherhood. If CSED orders the test, the State will pay the costs for the mother, the child</w:t>
+      </w:r>
+      <w:r>
+        <w:t>,</w:t>
+      </w:r>
+      <w:r>
+        <w:t xml:space="preserve"> and the man named as the father. If the father is identified by the tests, he will be asked to reimburse the State for the costs. If the man is not the father, he will not have to pay for the tests. If either the mother or the father challenges the original test results, they may pay for a second test.</w:t>
       </w:r>
     </w:p>
     <w:p>
@@ -238,7 +268,14 @@
         <w:ind w:left="495"/>
       </w:pPr>
       <w:r>
-        <w:t xml:space="preserve"> CSED charges about $51 per person taking the test.</w:t>
+        <w:lastRenderedPageBreak/>
+        <w:t xml:space="preserve"> CSED charges about $</w:t>
+      </w:r>
+      <w:r>
+        <w:t>56</w:t>
+      </w:r>
+      <w:r>
+        <w:t xml:space="preserve"> per person taking the test.</w:t>
       </w:r>
     </w:p>
     <w:p>
@@ -251,7 +288,6 @@
         <w:ind w:left="495"/>
       </w:pPr>
       <w:r>
-        <w:lastRenderedPageBreak/>
         <w:t xml:space="preserve">See CSED's </w:t>
       </w:r>
       <w:hyperlink r:id="rId6" w:history="1">
@@ -486,7 +522,43 @@
         <w:pStyle w:val="Body"/>
       </w:pPr>
       <w:r>
-        <w:t>When you file your ${ 'complaint'  if user_need == 'custody' else 'Answer' }, state that paternity is an issue in ${ 'section 3D of the Complaint' if user_need == 'custody' else '4 of the Counterclaims section of the Answer' }.</w:t>
+        <w:t xml:space="preserve">When you file your </w:t>
+      </w:r>
+      <w:r>
+        <w:t>{</w:t>
+      </w:r>
+      <w:r>
+        <w:t>{ '</w:t>
+      </w:r>
+      <w:r>
+        <w:t>C</w:t>
+      </w:r>
+      <w:r>
+        <w:t xml:space="preserve">omplaint'  if user_need == 'custody' else 'Answer' </w:t>
+      </w:r>
+      <w:r>
+        <w:t>}</w:t>
+      </w:r>
+      <w:r>
+        <w:t xml:space="preserve">}, state that paternity is an issue in </w:t>
+      </w:r>
+      <w:r>
+        <w:t>{</w:t>
+      </w:r>
+      <w:r>
+        <w:t>{ '</w:t>
+      </w:r>
+      <w:r>
+        <w:t>S</w:t>
+      </w:r>
+      <w:r>
+        <w:t>ection 3D of the Complaint' if user_need == 'custody' else '4 of the Counterclaims section of the Answer' }</w:t>
+      </w:r>
+      <w:r>
+        <w:t>}</w:t>
+      </w:r>
+      <w:r>
+        <w:t>.</w:t>
       </w:r>
     </w:p>
     <w:p>
@@ -559,7 +631,7 @@
             <w:rStyle w:val="Hyperlink"/>
             <w:spacing w:val="0"/>
           </w:rPr>
-          <w:t>Fill-in PDF</w:t>
+          <w:t>Fill in PDF</w:t>
         </w:r>
       </w:hyperlink>
       <w:r>
@@ -595,6 +667,7 @@
         <w:ind w:left="360"/>
       </w:pPr>
       <w:r>
+        <w:lastRenderedPageBreak/>
         <w:t>the mother, the husband and the man who is the father say the husband is not the father and that the man is the biological father.</w:t>
       </w:r>
     </w:p>
@@ -604,7 +677,6 @@
         <w:ind w:left="360"/>
       </w:pPr>
       <w:r>
-        <w:lastRenderedPageBreak/>
         <w:t>the mother and the husband say the husband is not the father to disestablish the husband as the biological father.</w:t>
       </w:r>
     </w:p>
@@ -648,8 +720,7 @@
     </w:p>
     <w:p>
       <w:pPr>
-        <w:pStyle w:val="ListParagraph"/>
-        <w:ind w:left="360"/>
+        <w:pStyle w:val="Body"/>
       </w:pPr>
       <w:r>
         <w:t>The mother, child, and person who may be the father take a DNA test using a painless swab inside the cheek. The whole process takes about 15 minutes and the result is ready within about 3 weeks</w:t>
@@ -669,7 +740,13 @@
         <w:t>{</w:t>
       </w:r>
       <w:r>
-        <w:t>{ 'complaint' if user_need == 'custody' else 'Answer' }</w:t>
+        <w:t>{ '</w:t>
+      </w:r>
+      <w:r>
+        <w:t>C</w:t>
+      </w:r>
+      <w:r>
+        <w:t>omplaint' if user_need == 'custody' else 'Answer' }</w:t>
       </w:r>
       <w:r>
         <w:t>}</w:t>
@@ -714,7 +791,7 @@
             <w:rStyle w:val="Hyperlink"/>
             <w:spacing w:val="0"/>
           </w:rPr>
-          <w:t>Fill-In PDF</w:t>
+          <w:t>Fill in PDF</w:t>
         </w:r>
       </w:hyperlink>
       <w:r>
@@ -732,7 +809,13 @@
         <w:t>You can attach any DNA test results that have already be</w:t>
       </w:r>
       <w:r>
-        <w:t xml:space="preserve">en done to your {{ 'complaint' </w:t>
+        <w:t>en done to your {{ '</w:t>
+      </w:r>
+      <w:r>
+        <w:t>C</w:t>
+      </w:r>
+      <w:r>
+        <w:t xml:space="preserve">omplaint' </w:t>
       </w:r>
       <w:r>
         <w:t xml:space="preserve">if user_need == 'custody' else 'Answer' </w:t>
@@ -772,19 +855,44 @@
         <w:spacing w:before="280" w:after="280"/>
       </w:pPr>
       <w:r>
-        <w:t>If the court decides that the biological father is someone not listed on the birth certificate, you must send a copy of the court order to the Health Analytics &amp; Vital Records to change the birth certificate. After the birth certificate is changed, the child is considered "legitimated" and the heir of that father. This means that if the child should be eligible for any medical or financial benefits connected to the father such as health insurance, or benefits based on military service or being Alaska Native or American Indian. Also, if the father dies, the child will be able to inherit and collect financial or medical benefits that the child may be eligible for such as Social Security Children's Insurance Benefits or military benefits. If you do not notify Health Analytics &amp; Vital Records to change the birth certificate, the child may miss out on these benefits.</w:t>
+        <w:t xml:space="preserve">If the court decides the biological father is someone not listed on the birth certificate, you must send a copy of the court order to the </w:t>
+      </w:r>
+      <w:hyperlink r:id="rId10" w:history="1">
+        <w:r>
+          <w:rPr>
+            <w:rStyle w:val="Hyperlink"/>
+            <w:spacing w:val="0"/>
+          </w:rPr>
+          <w:t>Health Analytics &amp; Vital Records</w:t>
+        </w:r>
+      </w:hyperlink>
+      <w:r>
+        <w:t xml:space="preserve"> to change the birth certificate. </w:t>
       </w:r>
     </w:p>
     <w:p>
       <w:pPr>
-        <w:pStyle w:val="Heading3"/>
-      </w:pPr>
-      <w:r>
-        <w:t>Links in this step</w:t>
+        <w:pStyle w:val="Body"/>
+        <w:spacing w:before="280" w:after="280"/>
+      </w:pPr>
+      <w:r>
+        <w:t xml:space="preserve">After the birth certificate is changed, the child is considered "legitimated" and the heir of that father. This means that if the child should be eligible for any medical or financial benefits connected to the father such as health insurance, or benefits based on military service or being Alaska Native or American Indian. Also, if the father dies, the child will be able to inherit and collect financial or medical benefits that the child may be eligible for such as Social Security Children's Insurance Benefits or military benefits. If you do </w:t>
+      </w:r>
+      <w:r>
+        <w:lastRenderedPageBreak/>
+        <w:t>not notify Health Analytics &amp; Vital Records to change the birth certificate, the child may miss out on these benefits.</w:t>
       </w:r>
     </w:p>
     <w:p>
       <w:pPr>
+        <w:pStyle w:val="Heading3"/>
+      </w:pPr>
+      <w:r>
+        <w:t>Links in this step</w:t>
+      </w:r>
+    </w:p>
+    <w:p>
+      <w:pPr>
         <w:pStyle w:val="Body"/>
         <w:spacing w:before="280" w:after="280"/>
         <w:rPr>
@@ -795,7 +903,6 @@
         <w:rPr>
           <w:color w:val="FF0000"/>
         </w:rPr>
-        <w:lastRenderedPageBreak/>
         <w:t>{%</w:t>
       </w:r>
       <w:r>
@@ -808,7 +915,25 @@
         <w:rPr>
           <w:color w:val="FF0000"/>
         </w:rPr>
-        <w:t xml:space="preserve"> if user_need != 'divorce' %}</w:t>
+        <w:t xml:space="preserve"> if user_need </w:t>
+      </w:r>
+      <w:r>
+        <w:rPr>
+          <w:color w:val="FF0000"/>
+        </w:rPr>
+        <w:t>in('custody', 'answer custody', 'answer divorce')</w:t>
+      </w:r>
+      <w:r>
+        <w:rPr>
+          <w:color w:val="FF0000"/>
+        </w:rPr>
+        <w:t xml:space="preserve"> </w:t>
+      </w:r>
+      <w:r>
+        <w:rPr>
+          <w:color w:val="FF0000"/>
+        </w:rPr>
+        <w:t>%}</w:t>
       </w:r>
     </w:p>
     <w:p>
@@ -829,18 +954,12 @@
       <w:r>
         <w:t xml:space="preserve"> [</w:t>
       </w:r>
-      <w:hyperlink r:id="rId10">
+      <w:hyperlink r:id="rId11">
         <w:r>
           <w:rPr>
             <w:rStyle w:val="Hyperlink"/>
           </w:rPr>
-          <w:t xml:space="preserve">Fill-In </w:t>
-        </w:r>
-        <w:r>
-          <w:rPr>
-            <w:rStyle w:val="Hyperlink"/>
-          </w:rPr>
-          <w:t>PDF</w:t>
+          <w:t>Fill in PDF</w:t>
         </w:r>
       </w:hyperlink>
       <w:r>
@@ -855,7 +974,7 @@
         </w:rPr>
         <w:br/>
       </w:r>
-      <w:hyperlink r:id="rId11" w:history="1">
+      <w:hyperlink r:id="rId12" w:history="1">
         <w:r>
           <w:rPr>
             <w:rStyle w:val="Hyperlink"/>
@@ -923,19 +1042,12 @@
       <w:r>
         <w:t xml:space="preserve"> [</w:t>
       </w:r>
-      <w:hyperlink r:id="rId12" w:history="1">
+      <w:hyperlink r:id="rId13" w:history="1">
         <w:r>
           <w:rPr>
             <w:rStyle w:val="Hyperlink"/>
           </w:rPr>
-          <w:t xml:space="preserve">Fill-In </w:t>
-        </w:r>
-        <w:r>
-          <w:rPr>
-            <w:rStyle w:val="Hyperlink"/>
-            <w:bCs/>
-          </w:rPr>
-          <w:t>PDF</w:t>
+          <w:t>Fill in PDF</w:t>
         </w:r>
       </w:hyperlink>
       <w:r>
@@ -944,7 +1056,7 @@
       <w:r>
         <w:br/>
       </w:r>
-      <w:hyperlink r:id="rId13" w:history="1">
+      <w:hyperlink r:id="rId14" w:history="1">
         <w:r>
           <w:rPr>
             <w:rStyle w:val="Hyperlink"/>
@@ -980,7 +1092,19 @@
         <w:rPr>
           <w:color w:val="FF0000"/>
         </w:rPr>
-        <w:t>== 'custody'</w:t>
+        <w:t>== '</w:t>
+      </w:r>
+      <w:r>
+        <w:rPr>
+          <w:color w:val="FF0000"/>
+        </w:rPr>
+        <w:t>divorce</w:t>
+      </w:r>
+      <w:r>
+        <w:rPr>
+          <w:color w:val="FF0000"/>
+        </w:rPr>
+        <w:t>'</w:t>
       </w:r>
       <w:r>
         <w:rPr>
@@ -994,7 +1118,7 @@
         <w:pStyle w:val="Body"/>
         <w:spacing w:before="280" w:after="0"/>
       </w:pPr>
-      <w:hyperlink r:id="rId14" w:history="1">
+      <w:hyperlink r:id="rId15" w:history="1">
         <w:r>
           <w:rPr>
             <w:rStyle w:val="Hyperlink"/>
@@ -1005,7 +1129,7 @@
       <w:r>
         <w:br/>
       </w:r>
-      <w:hyperlink r:id="rId15" w:history="1">
+      <w:hyperlink r:id="rId16" w:history="1">
         <w:r>
           <w:rPr>
             <w:rStyle w:val="Hyperlink"/>
@@ -1016,7 +1140,7 @@
       </w:hyperlink>
     </w:p>
     <w:p>
-      <w:hyperlink r:id="rId16" w:history="1">
+      <w:hyperlink r:id="rId17" w:history="1">
         <w:r>
           <w:rPr>
             <w:rStyle w:val="Hyperlink"/>
@@ -1027,7 +1151,7 @@
       <w:r>
         <w:br/>
       </w:r>
-      <w:hyperlink r:id="rId17" w:history="1">
+      <w:hyperlink r:id="rId18" w:history="1">
         <w:r>
           <w:rPr>
             <w:rStyle w:val="Hyperlink"/>
@@ -3780,7 +3904,7 @@
     <w:lsdException w:name="Table Web 2" w:semiHidden="1" w:unhideWhenUsed="1"/>
     <w:lsdException w:name="Table Web 3" w:semiHidden="1" w:unhideWhenUsed="1"/>
     <w:lsdException w:name="Balloon Text" w:semiHidden="1" w:unhideWhenUsed="1"/>
-    <w:lsdException w:name="Table Grid" w:semiHidden="1" w:uiPriority="39" w:unhideWhenUsed="1"/>
+    <w:lsdException w:name="Table Grid" w:uiPriority="39"/>
     <w:lsdException w:name="Table Theme" w:semiHidden="1" w:unhideWhenUsed="1"/>
     <w:lsdException w:name="Placeholder Text" w:semiHidden="1"/>
     <w:lsdException w:name="No Spacing" w:uiPriority="1" w:qFormat="1"/>
@@ -5578,6 +5702,18 @@
         <w:insideV w:val="single" w:sz="4" w:space="0" w:color="BFBFBF" w:themeColor="background1" w:themeShade="BF"/>
       </w:tblBorders>
     </w:tblPr>
+  </w:style>
+  <w:style w:type="character" w:styleId="UnresolvedMention">
+    <w:name w:val="Unresolved Mention"/>
+    <w:basedOn w:val="DefaultParagraphFont"/>
+    <w:uiPriority w:val="99"/>
+    <w:semiHidden/>
+    <w:unhideWhenUsed/>
+    <w:rsid w:val="00894003"/>
+    <w:rPr>
+      <w:color w:val="605E5C"/>
+      <w:shd w:val="clear" w:color="auto" w:fill="E1DFDD"/>
+    </w:rPr>
   </w:style>
 </w:styles>
 </file>
